--- a/Multimodal_AI_Research_Assistant_Report.docx
+++ b/Multimodal_AI_Research_Assistant_Report.docx
@@ -15,9 +15,9 @@
           <w:rFonts w:ascii="Times New Roman" w:hAnsi="Times New Roman"/>
           <w:b/>
           <w:i w:val="0"/>
-          <w:sz w:val="36"/>
+          <w:sz w:val="32"/>
         </w:rPr>
-        <w:t>Multimodal AI Research Assistant</w:t>
+        <w:t>A Modular Multimodal Retrieval-Augmented Agentic Framework for Intelligent Scientific Document Understanding</w:t>
       </w:r>
     </w:p>
     <w:p>
@@ -52,6 +52,21 @@
     </w:p>
     <w:p>
       <w:pPr>
+        <w:spacing w:before="80" w:after="120" w:line="360" w:lineRule="exact"/>
+        <w:jc w:val="center"/>
+      </w:pPr>
+      <w:r>
+        <w:rPr>
+          <w:rFonts w:ascii="Times New Roman" w:hAnsi="Times New Roman"/>
+          <w:b/>
+          <w:i w:val="0"/>
+          <w:sz w:val="24"/>
+        </w:rPr>
+        <w:t>Team No: 22AIE091</w:t>
+      </w:r>
+    </w:p>
+    <w:p>
+      <w:pPr>
         <w:jc w:val="center"/>
       </w:pPr>
       <w:r>
@@ -61,7 +76,7 @@
           <w:i w:val="0"/>
           <w:sz w:val="24"/>
         </w:rPr>
-        <w:t>BL.EN.U4CSE22-001</w:t>
+        <w:t>BL.EN.U4AIE22030</w:t>
         <w:tab/>
         <w:t>Dorai Sai Charan</w:t>
       </w:r>
@@ -77,9 +92,9 @@
           <w:i w:val="0"/>
           <w:sz w:val="24"/>
         </w:rPr>
-        <w:t>BL.EN.U4CSE22-002</w:t>
+        <w:t>BL.EN.U4AIE22022</w:t>
         <w:tab/>
-        <w:t>Team Member 2</w:t>
+        <w:t>K. Nithin</w:t>
       </w:r>
     </w:p>
     <w:p>
@@ -93,9 +108,25 @@
           <w:i w:val="0"/>
           <w:sz w:val="24"/>
         </w:rPr>
-        <w:t>BL.EN.U4CSE22-003</w:t>
+        <w:t>BL.EN.U4AIE22017</w:t>
         <w:tab/>
-        <w:t>Team Member 3</w:t>
+        <w:t>Vijay</w:t>
+      </w:r>
+    </w:p>
+    <w:p>
+      <w:pPr>
+        <w:jc w:val="center"/>
+      </w:pPr>
+      <w:r>
+        <w:rPr>
+          <w:rFonts w:ascii="Times New Roman" w:hAnsi="Times New Roman"/>
+          <w:b w:val="0"/>
+          <w:i w:val="0"/>
+          <w:sz w:val="24"/>
+        </w:rPr>
+        <w:t>BL.EN.U4AIE22076</w:t>
+        <w:tab/>
+        <w:t>Dinesh</w:t>
       </w:r>
     </w:p>
     <w:p>
@@ -155,7 +186,7 @@
           <w:i w:val="0"/>
           <w:sz w:val="28"/>
         </w:rPr>
-        <w:t>COMPUTER SCIENCE AND ENGINEERING</w:t>
+        <w:t>ARTIFICIAL INTELLIGENCE AND DATA SCIENCE</w:t>
       </w:r>
     </w:p>
     <w:p/>
@@ -275,7 +306,7 @@
           <w:i w:val="0"/>
           <w:sz w:val="24"/>
         </w:rPr>
-        <w:t>This is to certify that the project report entitled "Multimodal AI Research Assistant" submitted by</w:t>
+        <w:t>This is to certify that the project report entitled "A Modular Multimodal Retrieval-Augmented Agentic Framework for Intelligent Scientific Document Understanding" submitted by</w:t>
       </w:r>
     </w:p>
     <w:p>
@@ -295,7 +326,7 @@
           <w:i w:val="0"/>
           <w:sz w:val="24"/>
         </w:rPr>
-        <w:t>BL.EN.U4CSE22-001</w:t>
+        <w:t>BL.EN.U4AIE22030</w:t>
         <w:tab/>
         <w:t>Dorai Sai Charan</w:t>
       </w:r>
@@ -311,9 +342,9 @@
           <w:i w:val="0"/>
           <w:sz w:val="24"/>
         </w:rPr>
-        <w:t>BL.EN.U4CSE22-002</w:t>
+        <w:t>BL.EN.U4AIE22022</w:t>
         <w:tab/>
-        <w:t>Team Member 2</w:t>
+        <w:t>K. Nithin</w:t>
       </w:r>
     </w:p>
     <w:p>
@@ -327,15 +358,14 @@
           <w:i w:val="0"/>
           <w:sz w:val="24"/>
         </w:rPr>
-        <w:t>BL.EN.U4CSE22-003</w:t>
+        <w:t>BL.EN.U4AIE22017</w:t>
         <w:tab/>
-        <w:t>Team Member 3</w:t>
+        <w:t>Vijay</w:t>
       </w:r>
     </w:p>
     <w:p>
       <w:pPr>
-        <w:spacing w:before="0" w:after="120" w:line="360" w:lineRule="exact"/>
-        <w:jc w:val="both"/>
+        <w:jc w:val="center"/>
       </w:pPr>
       <w:r>
         <w:rPr>
@@ -344,7 +374,24 @@
           <w:i w:val="0"/>
           <w:sz w:val="24"/>
         </w:rPr>
-        <w:t>in partial fulfillment of the requirements as part of Bachelor of Technology in "COMPUTER SCIENCE AND ENGINEERING" is a bonafide record of the work carried out under our guidance and supervision at Amrita School of Computing, Bengaluru.</w:t>
+        <w:t>BL.EN.U4AIE22076</w:t>
+        <w:tab/>
+        <w:t>Dinesh</w:t>
+      </w:r>
+    </w:p>
+    <w:p>
+      <w:pPr>
+        <w:spacing w:before="0" w:after="120" w:line="360" w:lineRule="exact"/>
+        <w:jc w:val="both"/>
+      </w:pPr>
+      <w:r>
+        <w:rPr>
+          <w:rFonts w:ascii="Times New Roman" w:hAnsi="Times New Roman"/>
+          <w:b w:val="0"/>
+          <w:i w:val="0"/>
+          <w:sz w:val="24"/>
+        </w:rPr>
+        <w:t>in partial fulfillment of the requirements as part of Bachelor of Technology in "ARTIFICIAL INTELLIGENCE AND DATA SCIENCE" is a bonafide record of the work carried out under our guidance and supervision at Amrita School of Computing, Bengaluru.</w:t>
       </w:r>
     </w:p>
     <w:p>
@@ -634,9 +681,11 @@
         </w:rPr>
         <w:t>Dorai Sai Charan</w:t>
         <w:br/>
-        <w:t>Team Member 2</w:t>
+        <w:t>K. Nithin</w:t>
         <w:br/>
-        <w:t>Team Member 3</w:t>
+        <w:t>Vijay</w:t>
+        <w:br/>
+        <w:t>Dinesh</w:t>
       </w:r>
     </w:p>
     <w:p>
@@ -685,7 +734,7 @@
           <w:i w:val="0"/>
           <w:sz w:val="24"/>
         </w:rPr>
-        <w:t>The exponential growth of scientific literature has created an urgent need for intelligent systems capable of extracting, reasoning, and synthesising knowledge from complex, multimodal research documents. This project presents a Multimodal AI Research Assistant — a full-stack, end-to-end intelligent research companion that integrates Retrieval-Augmented Generation (RAG), Agentic Reasoning via the ReAct (Reason + Act) pattern, and a novel AI-Detection and Text Humanization Engine into a single cohesive platform.</w:t>
+        <w:t>Scientific output is growing at an unprecedented pace — more than two million peer-reviewed papers every year, with no sign of slowing down. Keeping up with all of it manually simply isn't feasible anymore. This project builds a Multimodal AI Research Assistant that tackles this challenge head-on: a full-stack research companion that brings together Retrieval-Augmented Generation (RAG), agentic multi-step reasoning via the ReAct (Reason + Act) pattern, and an AI-Detection and Humanization Engine — all in one integrated platform.</w:t>
       </w:r>
     </w:p>
     <w:p>
@@ -700,7 +749,7 @@
           <w:i w:val="0"/>
           <w:sz w:val="24"/>
         </w:rPr>
-        <w:t>The system accepts PDF research papers as input and applies a six-stage multimodal ingestion pipeline that separately processes textual content via PyMuPDF, tabular data via pdfplumber, embedded figures via image extraction, handwritten or scanned text via EasyOCR, visual diagrams and charts via Gemini 2.0 Flash Vision, and mathematical equations via LaTeX conversion. Extracted content is semantically chunked using LangChain's Recursive Character Text Splitter (chunk size 512 characters, overlap 50 characters) and embedded into a 384-dimensional vector space using the all-MiniLM-L6-v2 Sentence-Transformer model. Embeddings are persisted in ChromaDB using an HNSW cosine-similarity index.</w:t>
+        <w:t>Feed in a PDF and the system runs a six-stage ingestion pipeline that doesn't treat the document as plain text. It separates out tables (pdfplumber), figures (Gemini 2.0 Flash Vision), scanned or handwritten regions (EasyOCR), and LaTeX equations before chunking them individually. Text is split into 512-character chunks with 50-character overlap; tables, figures, and equations stay as single atomic units — splitting them would destroy their meaning. Everything ends up as a 384-dimensional embedding from all-MiniLM-L6-v2, persisted in ChromaDB with an HNSW cosine-similarity index for fast approximate nearest-neighbour retrieval.</w:t>
       </w:r>
     </w:p>
     <w:p>
@@ -715,7 +764,7 @@
           <w:i w:val="0"/>
           <w:sz w:val="24"/>
         </w:rPr>
-        <w:t>For knowledge retrieval and generation, the system implements nine specialised RAG pipeline methods — including single-shot question answering, paper summarisation, paper comparison, literature survey generation, research gap identification, and cross-paper multi-document reasoning — each with tailored retrieval strategies and prompt templates. A ReAct-based Research Agent orchestrates multi-hop reasoning through up to ten iterative Thought–Action–Observation cycles, dynamically invoking typed retrieval tools (text, table, figure, and equation search) for complex queries. Text generation is powered by Groq's Llama 3.3 70B model for high-throughput inference.</w:t>
+        <w:t>On the query side, nine specialised RAG pipeline methods cover everything from quick single-shot QA to full literature survey generation — each tuned with its own retrieval strategy and prompt template. The most powerful capability is the ReAct agent, which handles questions that can't be answered in one shot by running up to ten Thought–Action–Observation cycles, calling typed retrieval tools (text, table, figure, or equation search) as needed. All generation runs through Groq's Llama 3.3 70B for the throughput a real-time research tool actually demands.</w:t>
       </w:r>
     </w:p>
     <w:p>
@@ -730,7 +779,7 @@
           <w:i w:val="0"/>
           <w:sz w:val="24"/>
         </w:rPr>
-        <w:t>A unique Humanizer Engine combines a RoBERTa-based AI content detector with heuristic linguistic metrics (burstiness, Type-Token Ratio, human marker density) to score and iteratively refine generated text until its AI-detection score falls below 20%, ensuring academic authenticity. The modern Next.js 15 frontend with React 19 renders rich Markdown, KaTeX mathematical notation, syntax-highlighted code, and inline figures. Experimental evaluation demonstrates strong retrieval precision, contextually faithful answers with full citation traceability, and effective humanization, making this system a comprehensive tool for researchers and graduate students.</w:t>
+        <w:t>The Humanizer Engine blends a RoBERTa-based AI detector with heuristic linguistic metrics — burstiness (sigma/mu of sentence lengths), Type-Token Ratio, and human marker density — to iteratively rewrite generated text until its AI score drops below 20%. The frontend, built on Next.js 15 with React 19, renders Markdown, KaTeX maths, and syntax-highlighted code. End-to-end evaluation shows strong retrieval precision, faithful answers with traceable citations, and effective humanization — a practical research toolkit for graduate students and academics alike.</w:t>
       </w:r>
     </w:p>
     <w:p>
@@ -4953,7 +5002,7 @@
           <w:i w:val="0"/>
           <w:sz w:val="24"/>
         </w:rPr>
-        <w:t>The scientific community produces more than two million peer-reviewed publications annually, a figure that doubles roughly every nine years. For researchers, engineers, and graduate students, manually reading, comprehending, and synthesising relevant knowledge from this ocean of literature has become an increasingly untenable task. Traditional keyword-based search engines and bibliographic databases such as Google Scholar, PubMed, and Semantic Scholar address document discovery but offer no mechanism for deep comprehension, comparative analysis, or synthesis across papers.</w:t>
+        <w:t>The scientific community now produces more than two million peer-reviewed papers every year — a number that roughly doubles every nine years. For any researcher trying to keep up with their field, let alone survey an unfamiliar one, manually reading and synthesising this volume of work has become genuinely untenable. Search engines like Google Scholar and Semantic Scholar help with discovery, but they can't help you understand papers, compare them, or draw cross-paper insights.</w:t>
       </w:r>
     </w:p>
     <w:p>
@@ -4968,7 +5017,7 @@
           <w:i w:val="0"/>
           <w:sz w:val="24"/>
         </w:rPr>
-        <w:t>The advent of Large Language Models (LLMs) such as GPT-4, Llama 3, and Gemini has opened a new paradigm: conversational access to knowledge encoded in text. However, general-purpose LLMs suffer from well-documented limitations when applied to domain-specific scientific literature. First, they are constrained by a fixed context window that cannot accommodate the full content of even a single long research paper, let alone a collection. Second, they lack access to documents published after their training cutoff, creating a temporal blind spot. Third — and most critically — they hallucinate: they fabricate plausible-sounding but factually incorrect claims, a behaviour that is particularly hazardous in scientific contexts where precision is paramount.</w:t>
+        <w:t>Large Language Models — GPT-4, Llama 3, Gemini — opened the door to a new mode of interacting with knowledge: ask a question in plain language and get a coherent answer. But general-purpose LLMs have three deep limitations for research use. Their context windows can't accommodate a full-length paper, let alone a collection. They don't know about anything published after their training cutoff. And they hallucinate — confidently stating plausible-sounding but incorrect facts — which is a serious hazard in any scientific context where precision matters.</w:t>
       </w:r>
     </w:p>
     <w:p>
@@ -4983,7 +5032,7 @@
           <w:i w:val="0"/>
           <w:sz w:val="24"/>
         </w:rPr>
-        <w:t>Retrieval-Augmented Generation (RAG) was introduced as a principled solution to these limitations. By dynamically fetching relevant passages from an external knowledge store and injecting them into the LLM's context window, RAG grounds the model's responses in verifiable evidence, dramatically reducing hallucination and enabling access to arbitrary external corpora. The seminal RAG paper by Lewis et al. (2020) demonstrated that retrieval-augmented models outperform purely generative counterparts on knowledge-intensive tasks by a substantial margin.</w:t>
+        <w:t>Retrieval-Augmented Generation (RAG) was developed as a principled fix. Rather than relying on the model's parametric memory alone, RAG retrieves relevant passages from an external knowledge store at query time and injects them into the context window. This grounds answers in real, verifiable evidence — cutting hallucination significantly. Lewis et al. (2020) showed retrieval-augmented models outperforming purely generative ones on knowledge-intensive tasks by a wide margin, establishing RAG as the standard architecture for document-grounded QA.</w:t>
       </w:r>
     </w:p>
     <w:p>
@@ -4998,23 +5047,47 @@
           <w:i w:val="0"/>
           <w:sz w:val="24"/>
         </w:rPr>
-        <w:t>Research documents, however, are inherently multimodal. A typical machine learning paper contains not only narrative text but also data tables reporting experimental results, architecture diagrams describing system components, performance graphs, and mathematical equations formalising model behaviour. Standard RAG systems are text-only pipelines that discard the rich information encoded in tables, figures, and equations when processing research papers. This information gap motivates the construction of a truly multimodal retrieval system.</w:t>
+        <w:t>The trouble is that research documents aren't just text. A typical ML paper contains tables of benchmark results, architecture diagrams, performance graphs, and LaTeX-formatted equations — and most of that information gets thrown away by text-only RAG pipelines. You end up with a system that can answer questions about the prose sections but draws a blank when you ask about the table on page 6 or the derivation in Section 3. Closing that gap is the core motivation for building a genuinely multimodal retrieval system.</w:t>
       </w:r>
     </w:p>
     <w:p>
       <w:pPr>
-        <w:spacing w:before="120" w:after="40"/>
+        <w:spacing w:before="160" w:after="40"/>
         <w:jc w:val="center"/>
       </w:pPr>
       <w:r>
-        <w:rPr>
-          <w:rFonts w:ascii="Times New Roman" w:hAnsi="Times New Roman"/>
-          <w:b w:val="0"/>
-          <w:i/>
-          <w:color w:val="787878"/>
-          <w:sz w:val="22"/>
-        </w:rPr>
-        <w:t>[ Figure 1.1 — insert image here ]</w:t>
+        <w:drawing>
+          <wp:inline xmlns:a="http://schemas.openxmlformats.org/drawingml/2006/main" xmlns:pic="http://schemas.openxmlformats.org/drawingml/2006/picture">
+            <wp:extent cx="5029200" cy="2616347"/>
+            <wp:docPr id="1" name="Picture 1"/>
+            <wp:cNvGraphicFramePr>
+              <a:graphicFrameLocks noChangeAspect="1"/>
+            </wp:cNvGraphicFramePr>
+            <a:graphic>
+              <a:graphicData uri="http://schemas.openxmlformats.org/drawingml/2006/picture">
+                <pic:pic>
+                  <pic:nvPicPr>
+                    <pic:cNvPr id="0" name="fig_1_1_overview.png"/>
+                    <pic:cNvPicPr/>
+                  </pic:nvPicPr>
+                  <pic:blipFill>
+                    <a:blip r:embed="rId9"/>
+                    <a:stretch>
+                      <a:fillRect/>
+                    </a:stretch>
+                  </pic:blipFill>
+                  <pic:spPr>
+                    <a:xfrm>
+                      <a:off x="0" y="0"/>
+                      <a:ext cx="5029200" cy="2616347"/>
+                    </a:xfrm>
+                    <a:prstGeom prst="rect"/>
+                  </pic:spPr>
+                </pic:pic>
+              </a:graphicData>
+            </a:graphic>
+          </wp:inline>
+        </w:drawing>
       </w:r>
     </w:p>
     <w:p>
@@ -5064,8 +5137,9 @@
     </w:p>
     <w:p>
       <w:pPr>
-        <w:spacing w:before="0" w:after="120" w:line="360" w:lineRule="exact"/>
-        <w:jc w:val="both"/>
+        <w:spacing w:before="40" w:after="80" w:line="400" w:lineRule="exact"/>
+        <w:ind w:left="720" w:hanging="360"/>
+        <w:jc w:val="left"/>
       </w:pPr>
       <w:r>
         <w:rPr>
@@ -5074,13 +5148,14 @@
           <w:i w:val="0"/>
           <w:sz w:val="24"/>
         </w:rPr>
-        <w:t>(i) Text-only RAG pipelines discard tables, figures, and equations — often the most information-dense components of a research paper — resulting in incomplete and superficial answers to quantitative or methodology-focused questions.</w:t>
+        <w:t>•  Text-only RAG pipelines discard tables, figures, and equations — often the most information-dense components of a research paper — leading to incomplete answers on quantitative or methodology-focused questions.</w:t>
       </w:r>
     </w:p>
     <w:p>
       <w:pPr>
-        <w:spacing w:before="0" w:after="120" w:line="360" w:lineRule="exact"/>
-        <w:jc w:val="both"/>
+        <w:spacing w:before="40" w:after="80" w:line="400" w:lineRule="exact"/>
+        <w:ind w:left="720" w:hanging="360"/>
+        <w:jc w:val="left"/>
       </w:pPr>
       <w:r>
         <w:rPr>
@@ -5089,13 +5164,14 @@
           <w:i w:val="0"/>
           <w:sz w:val="24"/>
         </w:rPr>
-        <w:t>(ii) General-purpose conversational AI systems cannot reason across multiple uploaded documents simultaneously, preventing comparative analysis or synthesis across a personal literature collection.</w:t>
+        <w:t>•  General-purpose conversational AI can't reason across multiple uploaded documents at once, making comparative analysis or cross-paper synthesis impossible.</w:t>
       </w:r>
     </w:p>
     <w:p>
       <w:pPr>
-        <w:spacing w:before="0" w:after="120" w:line="360" w:lineRule="exact"/>
-        <w:jc w:val="both"/>
+        <w:spacing w:before="40" w:after="80" w:line="400" w:lineRule="exact"/>
+        <w:ind w:left="720" w:hanging="360"/>
+        <w:jc w:val="left"/>
       </w:pPr>
       <w:r>
         <w:rPr>
@@ -5104,13 +5180,14 @@
           <w:i w:val="0"/>
           <w:sz w:val="24"/>
         </w:rPr>
-        <w:t>(iii) Complex research questions requiring multi-step reasoning — such as 'How does the attention mechanism described in Paper A compare to the sparse attention approach in Paper B, and which achieves better performance on the GLUE benchmark?' — cannot be answered by a single-shot RAG pipeline and require iterative, tool-augmented reasoning.</w:t>
+        <w:t>•  Multi-hop research questions — e.g. comparing attention mechanisms across two papers and checking GLUE benchmark figures — demand iterative, tool-augmented reasoning that a single-shot RAG pipeline simply can't provide.</w:t>
       </w:r>
     </w:p>
     <w:p>
       <w:pPr>
-        <w:spacing w:before="0" w:after="120" w:line="360" w:lineRule="exact"/>
-        <w:jc w:val="both"/>
+        <w:spacing w:before="40" w:after="80" w:line="400" w:lineRule="exact"/>
+        <w:ind w:left="720" w:hanging="360"/>
+        <w:jc w:val="left"/>
       </w:pPr>
       <w:r>
         <w:rPr>
@@ -5119,7 +5196,7 @@
           <w:i w:val="0"/>
           <w:sz w:val="24"/>
         </w:rPr>
-        <w:t>(iv) AI-generated research content, even when factually accurate, is often recognisable as machine-produced due to its uniform sentence structure and lexical patterns, which may not meet academic writing standards or pass institutional AI-detection checks.</w:t>
+        <w:t>•  AI-generated content, even when factually accurate, is often recognisable as machine-produced due to uniform sentence structure, which may not pass institutional AI-detection checks.</w:t>
       </w:r>
     </w:p>
     <w:p>
@@ -5476,18 +5553,42 @@
     </w:p>
     <w:p>
       <w:pPr>
-        <w:spacing w:before="120" w:after="40"/>
+        <w:spacing w:before="160" w:after="40"/>
         <w:jc w:val="center"/>
       </w:pPr>
       <w:r>
-        <w:rPr>
-          <w:rFonts w:ascii="Times New Roman" w:hAnsi="Times New Roman"/>
-          <w:b w:val="0"/>
-          <w:i/>
-          <w:color w:val="787878"/>
-          <w:sz w:val="22"/>
-        </w:rPr>
-        <w:t>[ Figure 2.1 — insert image here ]</w:t>
+        <w:drawing>
+          <wp:inline xmlns:a="http://schemas.openxmlformats.org/drawingml/2006/main" xmlns:pic="http://schemas.openxmlformats.org/drawingml/2006/picture">
+            <wp:extent cx="5029200" cy="5294198"/>
+            <wp:docPr id="2" name="Picture 2"/>
+            <wp:cNvGraphicFramePr>
+              <a:graphicFrameLocks noChangeAspect="1"/>
+            </wp:cNvGraphicFramePr>
+            <a:graphic>
+              <a:graphicData uri="http://schemas.openxmlformats.org/drawingml/2006/picture">
+                <pic:pic>
+                  <pic:nvPicPr>
+                    <pic:cNvPr id="0" name="fig_2_1_rag_pipeline.png"/>
+                    <pic:cNvPicPr/>
+                  </pic:nvPicPr>
+                  <pic:blipFill>
+                    <a:blip r:embed="rId10"/>
+                    <a:stretch>
+                      <a:fillRect/>
+                    </a:stretch>
+                  </pic:blipFill>
+                  <pic:spPr>
+                    <a:xfrm>
+                      <a:off x="0" y="0"/>
+                      <a:ext cx="5029200" cy="5294198"/>
+                    </a:xfrm>
+                    <a:prstGeom prst="rect"/>
+                  </pic:spPr>
+                </pic:pic>
+              </a:graphicData>
+            </a:graphic>
+          </wp:inline>
+        </w:drawing>
       </w:r>
     </w:p>
     <w:p>
@@ -5582,18 +5683,42 @@
     </w:p>
     <w:p>
       <w:pPr>
-        <w:spacing w:before="120" w:after="40"/>
+        <w:spacing w:before="160" w:after="40"/>
         <w:jc w:val="center"/>
       </w:pPr>
       <w:r>
-        <w:rPr>
-          <w:rFonts w:ascii="Times New Roman" w:hAnsi="Times New Roman"/>
-          <w:b w:val="0"/>
-          <w:i/>
-          <w:color w:val="787878"/>
-          <w:sz w:val="22"/>
-        </w:rPr>
-        <w:t>[ Figure 2.2 — insert image here ]</w:t>
+        <w:drawing>
+          <wp:inline xmlns:a="http://schemas.openxmlformats.org/drawingml/2006/main" xmlns:pic="http://schemas.openxmlformats.org/drawingml/2006/picture">
+            <wp:extent cx="5029200" cy="2957128"/>
+            <wp:docPr id="3" name="Picture 3"/>
+            <wp:cNvGraphicFramePr>
+              <a:graphicFrameLocks noChangeAspect="1"/>
+            </wp:cNvGraphicFramePr>
+            <a:graphic>
+              <a:graphicData uri="http://schemas.openxmlformats.org/drawingml/2006/picture">
+                <pic:pic>
+                  <pic:nvPicPr>
+                    <pic:cNvPr id="0" name="fig_2_2_taxonomy.png"/>
+                    <pic:cNvPicPr/>
+                  </pic:nvPicPr>
+                  <pic:blipFill>
+                    <a:blip r:embed="rId11"/>
+                    <a:stretch>
+                      <a:fillRect/>
+                    </a:stretch>
+                  </pic:blipFill>
+                  <pic:spPr>
+                    <a:xfrm>
+                      <a:off x="0" y="0"/>
+                      <a:ext cx="5029200" cy="2957128"/>
+                    </a:xfrm>
+                    <a:prstGeom prst="rect"/>
+                  </pic:spPr>
+                </pic:pic>
+              </a:graphicData>
+            </a:graphic>
+          </wp:inline>
+        </w:drawing>
       </w:r>
     </w:p>
     <w:p>
@@ -5703,18 +5828,42 @@
     </w:p>
     <w:p>
       <w:pPr>
-        <w:spacing w:before="120" w:after="40"/>
+        <w:spacing w:before="160" w:after="40"/>
         <w:jc w:val="center"/>
       </w:pPr>
       <w:r>
-        <w:rPr>
-          <w:rFonts w:ascii="Times New Roman" w:hAnsi="Times New Roman"/>
-          <w:b w:val="0"/>
-          <w:i/>
-          <w:color w:val="787878"/>
-          <w:sz w:val="22"/>
-        </w:rPr>
-        <w:t>[ Figure 2.3 — insert image here ]</w:t>
+        <w:drawing>
+          <wp:inline xmlns:a="http://schemas.openxmlformats.org/drawingml/2006/main" xmlns:pic="http://schemas.openxmlformats.org/drawingml/2006/picture">
+            <wp:extent cx="5029200" cy="5295086"/>
+            <wp:docPr id="4" name="Picture 4"/>
+            <wp:cNvGraphicFramePr>
+              <a:graphicFrameLocks noChangeAspect="1"/>
+            </wp:cNvGraphicFramePr>
+            <a:graphic>
+              <a:graphicData uri="http://schemas.openxmlformats.org/drawingml/2006/picture">
+                <pic:pic>
+                  <pic:nvPicPr>
+                    <pic:cNvPr id="0" name="fig_2_3_react_loop.png"/>
+                    <pic:cNvPicPr/>
+                  </pic:nvPicPr>
+                  <pic:blipFill>
+                    <a:blip r:embed="rId12"/>
+                    <a:stretch>
+                      <a:fillRect/>
+                    </a:stretch>
+                  </pic:blipFill>
+                  <pic:spPr>
+                    <a:xfrm>
+                      <a:off x="0" y="0"/>
+                      <a:ext cx="5029200" cy="5295086"/>
+                    </a:xfrm>
+                    <a:prstGeom prst="rect"/>
+                  </pic:spPr>
+                </pic:pic>
+              </a:graphicData>
+            </a:graphic>
+          </wp:inline>
+        </w:drawing>
       </w:r>
     </w:p>
     <w:p>
@@ -6881,9 +7030,19 @@
     </w:p>
     <w:p>
       <w:pPr>
-        <w:spacing w:before="0" w:after="120" w:line="360" w:lineRule="exact"/>
-        <w:jc w:val="both"/>
-      </w:pPr>
+        <w:spacing w:before="40" w:after="80" w:line="400" w:lineRule="exact"/>
+        <w:ind w:left="720" w:hanging="360"/>
+        <w:jc w:val="left"/>
+      </w:pPr>
+      <w:r>
+        <w:rPr>
+          <w:rFonts w:ascii="Times New Roman" w:hAnsi="Times New Roman"/>
+          <w:b/>
+          <w:i w:val="0"/>
+          <w:sz w:val="24"/>
+        </w:rPr>
+        <w:t xml:space="preserve">•  FR-01: </w:t>
+      </w:r>
       <w:r>
         <w:rPr>
           <w:rFonts w:ascii="Times New Roman" w:hAnsi="Times New Roman"/>
@@ -6891,14 +7050,24 @@
           <w:i w:val="0"/>
           <w:sz w:val="24"/>
         </w:rPr>
-        <w:t>FR-01: The system shall accept PDF files of research papers as input through a web interface and process them asynchronously without blocking the user interface.</w:t>
+        <w:t>Accept PDF research papers via a web interface and process them asynchronously without blocking the UI.</w:t>
       </w:r>
     </w:p>
     <w:p>
       <w:pPr>
-        <w:spacing w:before="0" w:after="120" w:line="360" w:lineRule="exact"/>
-        <w:jc w:val="both"/>
-      </w:pPr>
+        <w:spacing w:before="40" w:after="80" w:line="400" w:lineRule="exact"/>
+        <w:ind w:left="720" w:hanging="360"/>
+        <w:jc w:val="left"/>
+      </w:pPr>
+      <w:r>
+        <w:rPr>
+          <w:rFonts w:ascii="Times New Roman" w:hAnsi="Times New Roman"/>
+          <w:b/>
+          <w:i w:val="0"/>
+          <w:sz w:val="24"/>
+        </w:rPr>
+        <w:t xml:space="preserve">•  FR-02: </w:t>
+      </w:r>
       <w:r>
         <w:rPr>
           <w:rFonts w:ascii="Times New Roman" w:hAnsi="Times New Roman"/>
@@ -6906,14 +7075,24 @@
           <w:i w:val="0"/>
           <w:sz w:val="24"/>
         </w:rPr>
-        <w:t>FR-02: The system shall extract text content from PDFs, preserving section heading structure and page number metadata.</w:t>
+        <w:t>Extract text from PDFs while preserving section heading structure and page numbers.</w:t>
       </w:r>
     </w:p>
     <w:p>
       <w:pPr>
-        <w:spacing w:before="0" w:after="120" w:line="360" w:lineRule="exact"/>
-        <w:jc w:val="both"/>
-      </w:pPr>
+        <w:spacing w:before="40" w:after="80" w:line="400" w:lineRule="exact"/>
+        <w:ind w:left="720" w:hanging="360"/>
+        <w:jc w:val="left"/>
+      </w:pPr>
+      <w:r>
+        <w:rPr>
+          <w:rFonts w:ascii="Times New Roman" w:hAnsi="Times New Roman"/>
+          <w:b/>
+          <w:i w:val="0"/>
+          <w:sz w:val="24"/>
+        </w:rPr>
+        <w:t xml:space="preserve">•  FR-03: </w:t>
+      </w:r>
       <w:r>
         <w:rPr>
           <w:rFonts w:ascii="Times New Roman" w:hAnsi="Times New Roman"/>
@@ -6921,14 +7100,24 @@
           <w:i w:val="0"/>
           <w:sz w:val="24"/>
         </w:rPr>
-        <w:t>FR-03: The system shall detect and extract tabular data from PDFs, converting tables to structured Markdown format while preserving raw cell data.</w:t>
+        <w:t>Detect and extract tabular data, converting tables to Markdown while keeping raw cell values in metadata.</w:t>
       </w:r>
     </w:p>
     <w:p>
       <w:pPr>
-        <w:spacing w:before="0" w:after="120" w:line="360" w:lineRule="exact"/>
-        <w:jc w:val="both"/>
-      </w:pPr>
+        <w:spacing w:before="40" w:after="80" w:line="400" w:lineRule="exact"/>
+        <w:ind w:left="720" w:hanging="360"/>
+        <w:jc w:val="left"/>
+      </w:pPr>
+      <w:r>
+        <w:rPr>
+          <w:rFonts w:ascii="Times New Roman" w:hAnsi="Times New Roman"/>
+          <w:b/>
+          <w:i w:val="0"/>
+          <w:sz w:val="24"/>
+        </w:rPr>
+        <w:t xml:space="preserve">•  FR-04: </w:t>
+      </w:r>
       <w:r>
         <w:rPr>
           <w:rFonts w:ascii="Times New Roman" w:hAnsi="Times New Roman"/>
@@ -6936,14 +7125,24 @@
           <w:i w:val="0"/>
           <w:sz w:val="24"/>
         </w:rPr>
-        <w:t>FR-04: The system shall extract embedded images from PDF pages and save them to disk with document-scoped unique identifiers.</w:t>
+        <w:t>Extract embedded images from PDF pages and save them with document-scoped unique IDs.</w:t>
       </w:r>
     </w:p>
     <w:p>
       <w:pPr>
-        <w:spacing w:before="0" w:after="120" w:line="360" w:lineRule="exact"/>
-        <w:jc w:val="both"/>
-      </w:pPr>
+        <w:spacing w:before="40" w:after="80" w:line="400" w:lineRule="exact"/>
+        <w:ind w:left="720" w:hanging="360"/>
+        <w:jc w:val="left"/>
+      </w:pPr>
+      <w:r>
+        <w:rPr>
+          <w:rFonts w:ascii="Times New Roman" w:hAnsi="Times New Roman"/>
+          <w:b/>
+          <w:i w:val="0"/>
+          <w:sz w:val="24"/>
+        </w:rPr>
+        <w:t xml:space="preserve">•  FR-05: </w:t>
+      </w:r>
       <w:r>
         <w:rPr>
           <w:rFonts w:ascii="Times New Roman" w:hAnsi="Times New Roman"/>
@@ -6951,14 +7150,24 @@
           <w:i w:val="0"/>
           <w:sz w:val="24"/>
         </w:rPr>
-        <w:t>FR-05: The system shall apply OCR processing to scanned or handwritten image content using EasyOCR.</w:t>
+        <w:t>Apply EasyOCR to scanned or handwritten image content.</w:t>
       </w:r>
     </w:p>
     <w:p>
       <w:pPr>
-        <w:spacing w:before="0" w:after="120" w:line="360" w:lineRule="exact"/>
-        <w:jc w:val="both"/>
-      </w:pPr>
+        <w:spacing w:before="40" w:after="80" w:line="400" w:lineRule="exact"/>
+        <w:ind w:left="720" w:hanging="360"/>
+        <w:jc w:val="left"/>
+      </w:pPr>
+      <w:r>
+        <w:rPr>
+          <w:rFonts w:ascii="Times New Roman" w:hAnsi="Times New Roman"/>
+          <w:b/>
+          <w:i w:val="0"/>
+          <w:sz w:val="24"/>
+        </w:rPr>
+        <w:t xml:space="preserve">•  FR-06: </w:t>
+      </w:r>
       <w:r>
         <w:rPr>
           <w:rFonts w:ascii="Times New Roman" w:hAnsi="Times New Roman"/>
@@ -6966,14 +7175,24 @@
           <w:i w:val="0"/>
           <w:sz w:val="24"/>
         </w:rPr>
-        <w:t>FR-06: The system shall generate natural language descriptions of figures, diagrams, and charts using Gemini Vision API.</w:t>
+        <w:t>Generate natural-language descriptions of figures and diagrams via Gemini Vision API.</w:t>
       </w:r>
     </w:p>
     <w:p>
       <w:pPr>
-        <w:spacing w:before="0" w:after="120" w:line="360" w:lineRule="exact"/>
-        <w:jc w:val="both"/>
-      </w:pPr>
+        <w:spacing w:before="40" w:after="80" w:line="400" w:lineRule="exact"/>
+        <w:ind w:left="720" w:hanging="360"/>
+        <w:jc w:val="left"/>
+      </w:pPr>
+      <w:r>
+        <w:rPr>
+          <w:rFonts w:ascii="Times New Roman" w:hAnsi="Times New Roman"/>
+          <w:b/>
+          <w:i w:val="0"/>
+          <w:sz w:val="24"/>
+        </w:rPr>
+        <w:t xml:space="preserve">•  FR-07: </w:t>
+      </w:r>
       <w:r>
         <w:rPr>
           <w:rFonts w:ascii="Times New Roman" w:hAnsi="Times New Roman"/>
@@ -6981,14 +7200,24 @@
           <w:i w:val="0"/>
           <w:sz w:val="24"/>
         </w:rPr>
-        <w:t>FR-07: The system shall detect and extract mathematical equations from images, converting them to LaTeX notation using Gemini Vision.</w:t>
+        <w:t>Detect and extract mathematical equations from images, converting them to LaTeX using Gemini Vision.</w:t>
       </w:r>
     </w:p>
     <w:p>
       <w:pPr>
-        <w:spacing w:before="0" w:after="120" w:line="360" w:lineRule="exact"/>
-        <w:jc w:val="both"/>
-      </w:pPr>
+        <w:spacing w:before="40" w:after="80" w:line="400" w:lineRule="exact"/>
+        <w:ind w:left="720" w:hanging="360"/>
+        <w:jc w:val="left"/>
+      </w:pPr>
+      <w:r>
+        <w:rPr>
+          <w:rFonts w:ascii="Times New Roman" w:hAnsi="Times New Roman"/>
+          <w:b/>
+          <w:i w:val="0"/>
+          <w:sz w:val="24"/>
+        </w:rPr>
+        <w:t xml:space="preserve">•  FR-08: </w:t>
+      </w:r>
       <w:r>
         <w:rPr>
           <w:rFonts w:ascii="Times New Roman" w:hAnsi="Times New Roman"/>
@@ -6996,14 +7225,24 @@
           <w:i w:val="0"/>
           <w:sz w:val="24"/>
         </w:rPr>
-        <w:t>FR-08: The system shall chunk extracted content into semantically meaningful units and generate 384-dimensional vector embeddings using all-MiniLM-L6-v2.</w:t>
+        <w:t>Chunk extracted content into semantically meaningful units and generate 384-dim embeddings using all-MiniLM-L6-v2.</w:t>
       </w:r>
     </w:p>
     <w:p>
       <w:pPr>
-        <w:spacing w:before="0" w:after="120" w:line="360" w:lineRule="exact"/>
-        <w:jc w:val="both"/>
-      </w:pPr>
+        <w:spacing w:before="40" w:after="80" w:line="400" w:lineRule="exact"/>
+        <w:ind w:left="720" w:hanging="360"/>
+        <w:jc w:val="left"/>
+      </w:pPr>
+      <w:r>
+        <w:rPr>
+          <w:rFonts w:ascii="Times New Roman" w:hAnsi="Times New Roman"/>
+          <w:b/>
+          <w:i w:val="0"/>
+          <w:sz w:val="24"/>
+        </w:rPr>
+        <w:t xml:space="preserve">•  FR-09: </w:t>
+      </w:r>
       <w:r>
         <w:rPr>
           <w:rFonts w:ascii="Times New Roman" w:hAnsi="Times New Roman"/>
@@ -7011,14 +7250,24 @@
           <w:i w:val="0"/>
           <w:sz w:val="24"/>
         </w:rPr>
-        <w:t>FR-09: The system shall store chunk embeddings and metadata in a persistent ChromaDB vector database with HNSW indexing.</w:t>
+        <w:t>Persist chunk embeddings and metadata in a ChromaDB vector database with HNSW indexing.</w:t>
       </w:r>
     </w:p>
     <w:p>
       <w:pPr>
-        <w:spacing w:before="0" w:after="120" w:line="360" w:lineRule="exact"/>
-        <w:jc w:val="both"/>
-      </w:pPr>
+        <w:spacing w:before="40" w:after="80" w:line="400" w:lineRule="exact"/>
+        <w:ind w:left="720" w:hanging="360"/>
+        <w:jc w:val="left"/>
+      </w:pPr>
+      <w:r>
+        <w:rPr>
+          <w:rFonts w:ascii="Times New Roman" w:hAnsi="Times New Roman"/>
+          <w:b/>
+          <w:i w:val="0"/>
+          <w:sz w:val="24"/>
+        </w:rPr>
+        <w:t xml:space="preserve">•  FR-10: </w:t>
+      </w:r>
       <w:r>
         <w:rPr>
           <w:rFonts w:ascii="Times New Roman" w:hAnsi="Times New Roman"/>
@@ -7026,14 +7275,24 @@
           <w:i w:val="0"/>
           <w:sz w:val="24"/>
         </w:rPr>
-        <w:t>FR-10: The system shall support at least nine distinct research task pipelines: single-shot QA, summarisation, paper comparison, literature survey, gap identification, concept explanation, visual explanation, paper recommendation, and trend analysis.</w:t>
+        <w:t>Support nine distinct research task pipelines: QA, summarisation, comparison, literature survey, gap identification, explanation, recommendation, and trend analysis.</w:t>
       </w:r>
     </w:p>
     <w:p>
       <w:pPr>
-        <w:spacing w:before="0" w:after="120" w:line="360" w:lineRule="exact"/>
-        <w:jc w:val="both"/>
-      </w:pPr>
+        <w:spacing w:before="40" w:after="80" w:line="400" w:lineRule="exact"/>
+        <w:ind w:left="720" w:hanging="360"/>
+        <w:jc w:val="left"/>
+      </w:pPr>
+      <w:r>
+        <w:rPr>
+          <w:rFonts w:ascii="Times New Roman" w:hAnsi="Times New Roman"/>
+          <w:b/>
+          <w:i w:val="0"/>
+          <w:sz w:val="24"/>
+        </w:rPr>
+        <w:t xml:space="preserve">•  FR-11: </w:t>
+      </w:r>
       <w:r>
         <w:rPr>
           <w:rFonts w:ascii="Times New Roman" w:hAnsi="Times New Roman"/>
@@ -7041,14 +7300,24 @@
           <w:i w:val="0"/>
           <w:sz w:val="24"/>
         </w:rPr>
-        <w:t>FR-11: The system shall implement a ReAct agent capable of multi-hop reasoning with up to ten iterations and five distinct retrieval tools.</w:t>
+        <w:t>Implement a ReAct agent with up to ten reasoning iterations and five retrieval tools.</w:t>
       </w:r>
     </w:p>
     <w:p>
       <w:pPr>
-        <w:spacing w:before="0" w:after="120" w:line="360" w:lineRule="exact"/>
-        <w:jc w:val="both"/>
-      </w:pPr>
+        <w:spacing w:before="40" w:after="80" w:line="400" w:lineRule="exact"/>
+        <w:ind w:left="720" w:hanging="360"/>
+        <w:jc w:val="left"/>
+      </w:pPr>
+      <w:r>
+        <w:rPr>
+          <w:rFonts w:ascii="Times New Roman" w:hAnsi="Times New Roman"/>
+          <w:b/>
+          <w:i w:val="0"/>
+          <w:sz w:val="24"/>
+        </w:rPr>
+        <w:t xml:space="preserve">•  FR-12: </w:t>
+      </w:r>
       <w:r>
         <w:rPr>
           <w:rFonts w:ascii="Times New Roman" w:hAnsi="Times New Roman"/>
@@ -7056,14 +7325,24 @@
           <w:i w:val="0"/>
           <w:sz w:val="24"/>
         </w:rPr>
-        <w:t>FR-12: The system shall detect the AI-probability of generated text and iteratively humanize it until the score falls below 20%.</w:t>
+        <w:t>Detect AI probability of generated text and iteratively rewrite until the score drops below 20 percent.</w:t>
       </w:r>
     </w:p>
     <w:p>
       <w:pPr>
-        <w:spacing w:before="0" w:after="120" w:line="360" w:lineRule="exact"/>
-        <w:jc w:val="both"/>
-      </w:pPr>
+        <w:spacing w:before="40" w:after="80" w:line="400" w:lineRule="exact"/>
+        <w:ind w:left="720" w:hanging="360"/>
+        <w:jc w:val="left"/>
+      </w:pPr>
+      <w:r>
+        <w:rPr>
+          <w:rFonts w:ascii="Times New Roman" w:hAnsi="Times New Roman"/>
+          <w:b/>
+          <w:i w:val="0"/>
+          <w:sz w:val="24"/>
+        </w:rPr>
+        <w:t xml:space="preserve">•  FR-13: </w:t>
+      </w:r>
       <w:r>
         <w:rPr>
           <w:rFonts w:ascii="Times New Roman" w:hAnsi="Times New Roman"/>
@@ -7071,14 +7350,24 @@
           <w:i w:val="0"/>
           <w:sz w:val="24"/>
         </w:rPr>
-        <w:t>FR-13: The system shall return source citations (file, page, section, similarity score) with every generated response.</w:t>
+        <w:t>Return source citations (file, page, section, similarity score) with every response.</w:t>
       </w:r>
     </w:p>
     <w:p>
       <w:pPr>
-        <w:spacing w:before="0" w:after="120" w:line="360" w:lineRule="exact"/>
-        <w:jc w:val="both"/>
-      </w:pPr>
+        <w:spacing w:before="40" w:after="80" w:line="400" w:lineRule="exact"/>
+        <w:ind w:left="720" w:hanging="360"/>
+        <w:jc w:val="left"/>
+      </w:pPr>
+      <w:r>
+        <w:rPr>
+          <w:rFonts w:ascii="Times New Roman" w:hAnsi="Times New Roman"/>
+          <w:b/>
+          <w:i w:val="0"/>
+          <w:sz w:val="24"/>
+        </w:rPr>
+        <w:t xml:space="preserve">•  FR-14: </w:t>
+      </w:r>
       <w:r>
         <w:rPr>
           <w:rFonts w:ascii="Times New Roman" w:hAnsi="Times New Roman"/>
@@ -7086,7 +7375,7 @@
           <w:i w:val="0"/>
           <w:sz w:val="24"/>
         </w:rPr>
-        <w:t>FR-14: The system shall provide a REST API with at least fourteen endpoints for all functionality.</w:t>
+        <w:t>Expose a REST API with at least fourteen endpoints covering all functionality.</w:t>
       </w:r>
     </w:p>
     <w:p>
@@ -8141,9 +8430,19 @@
     </w:p>
     <w:p>
       <w:pPr>
-        <w:spacing w:before="0" w:after="120" w:line="360" w:lineRule="exact"/>
-        <w:jc w:val="both"/>
-      </w:pPr>
+        <w:spacing w:before="40" w:after="80" w:line="400" w:lineRule="exact"/>
+        <w:ind w:left="720" w:hanging="360"/>
+        <w:jc w:val="left"/>
+      </w:pPr>
+      <w:r>
+        <w:rPr>
+          <w:rFonts w:ascii="Times New Roman" w:hAnsi="Times New Roman"/>
+          <w:b/>
+          <w:i w:val="0"/>
+          <w:sz w:val="24"/>
+        </w:rPr>
+        <w:t xml:space="preserve">•  NFR-01 Performance: </w:t>
+      </w:r>
       <w:r>
         <w:rPr>
           <w:rFonts w:ascii="Times New Roman" w:hAnsi="Times New Roman"/>
@@ -8151,14 +8450,24 @@
           <w:i w:val="0"/>
           <w:sz w:val="24"/>
         </w:rPr>
-        <w:t>NFR-01 Performance: The system shall complete PDF ingestion of a 20-page research paper within 120 seconds under normal operating conditions.</w:t>
+        <w:t>PDF ingestion of a 20-page paper completes within 120 seconds under normal operating conditions.</w:t>
       </w:r>
     </w:p>
     <w:p>
       <w:pPr>
-        <w:spacing w:before="0" w:after="120" w:line="360" w:lineRule="exact"/>
-        <w:jc w:val="both"/>
-      </w:pPr>
+        <w:spacing w:before="40" w:after="80" w:line="400" w:lineRule="exact"/>
+        <w:ind w:left="720" w:hanging="360"/>
+        <w:jc w:val="left"/>
+      </w:pPr>
+      <w:r>
+        <w:rPr>
+          <w:rFonts w:ascii="Times New Roman" w:hAnsi="Times New Roman"/>
+          <w:b/>
+          <w:i w:val="0"/>
+          <w:sz w:val="24"/>
+        </w:rPr>
+        <w:t xml:space="preserve">•  NFR-02 Performance: </w:t>
+      </w:r>
       <w:r>
         <w:rPr>
           <w:rFonts w:ascii="Times New Roman" w:hAnsi="Times New Roman"/>
@@ -8166,14 +8475,24 @@
           <w:i w:val="0"/>
           <w:sz w:val="24"/>
         </w:rPr>
-        <w:t>NFR-02 Performance: The system shall return a RAG query response within 8 seconds for 90% of requests.</w:t>
+        <w:t>RAG query responses are returned within 8 seconds for 90% of requests.</w:t>
       </w:r>
     </w:p>
     <w:p>
       <w:pPr>
-        <w:spacing w:before="0" w:after="120" w:line="360" w:lineRule="exact"/>
-        <w:jc w:val="both"/>
-      </w:pPr>
+        <w:spacing w:before="40" w:after="80" w:line="400" w:lineRule="exact"/>
+        <w:ind w:left="720" w:hanging="360"/>
+        <w:jc w:val="left"/>
+      </w:pPr>
+      <w:r>
+        <w:rPr>
+          <w:rFonts w:ascii="Times New Roman" w:hAnsi="Times New Roman"/>
+          <w:b/>
+          <w:i w:val="0"/>
+          <w:sz w:val="24"/>
+        </w:rPr>
+        <w:t xml:space="preserve">•  NFR-03 Reliability: </w:t>
+      </w:r>
       <w:r>
         <w:rPr>
           <w:rFonts w:ascii="Times New Roman" w:hAnsi="Times New Roman"/>
@@ -8181,14 +8500,24 @@
           <w:i w:val="0"/>
           <w:sz w:val="24"/>
         </w:rPr>
-        <w:t>NFR-03 Reliability: The system shall handle API rate-limit errors with automatic retry and exponential backoff, achieving 99% successful ingestion for compliant PDFs.</w:t>
+        <w:t>API rate-limit errors are handled with automatic retry and exponential backoff, achieving 99% successful ingestion for compliant PDFs.</w:t>
       </w:r>
     </w:p>
     <w:p>
       <w:pPr>
-        <w:spacing w:before="0" w:after="120" w:line="360" w:lineRule="exact"/>
-        <w:jc w:val="both"/>
-      </w:pPr>
+        <w:spacing w:before="40" w:after="80" w:line="400" w:lineRule="exact"/>
+        <w:ind w:left="720" w:hanging="360"/>
+        <w:jc w:val="left"/>
+      </w:pPr>
+      <w:r>
+        <w:rPr>
+          <w:rFonts w:ascii="Times New Roman" w:hAnsi="Times New Roman"/>
+          <w:b/>
+          <w:i w:val="0"/>
+          <w:sz w:val="24"/>
+        </w:rPr>
+        <w:t xml:space="preserve">•  NFR-04 Scalability: </w:t>
+      </w:r>
       <w:r>
         <w:rPr>
           <w:rFonts w:ascii="Times New Roman" w:hAnsi="Times New Roman"/>
@@ -8196,14 +8525,24 @@
           <w:i w:val="0"/>
           <w:sz w:val="24"/>
         </w:rPr>
-        <w:t>NFR-04 Scalability: The vector store design shall support at least 50 uploaded research papers (approximately 100,000 chunks) without performance degradation.</w:t>
+        <w:t>The vector store supports at least 50 uploaded papers (~100,000 chunks) without performance degradation.</w:t>
       </w:r>
     </w:p>
     <w:p>
       <w:pPr>
-        <w:spacing w:before="0" w:after="120" w:line="360" w:lineRule="exact"/>
-        <w:jc w:val="both"/>
-      </w:pPr>
+        <w:spacing w:before="40" w:after="80" w:line="400" w:lineRule="exact"/>
+        <w:ind w:left="720" w:hanging="360"/>
+        <w:jc w:val="left"/>
+      </w:pPr>
+      <w:r>
+        <w:rPr>
+          <w:rFonts w:ascii="Times New Roman" w:hAnsi="Times New Roman"/>
+          <w:b/>
+          <w:i w:val="0"/>
+          <w:sz w:val="24"/>
+        </w:rPr>
+        <w:t xml:space="preserve">•  NFR-05 Usability: </w:t>
+      </w:r>
       <w:r>
         <w:rPr>
           <w:rFonts w:ascii="Times New Roman" w:hAnsi="Times New Roman"/>
@@ -8211,14 +8550,24 @@
           <w:i w:val="0"/>
           <w:sz w:val="24"/>
         </w:rPr>
-        <w:t>NFR-05 Usability: The web interface shall be fully functional on modern browsers (Chrome, Firefox, Safari) without plugin installation.</w:t>
+        <w:t>The web interface works on modern browsers (Chrome, Firefox, Safari) without any plugin installation.</w:t>
       </w:r>
     </w:p>
     <w:p>
       <w:pPr>
-        <w:spacing w:before="0" w:after="120" w:line="360" w:lineRule="exact"/>
-        <w:jc w:val="both"/>
-      </w:pPr>
+        <w:spacing w:before="40" w:after="80" w:line="400" w:lineRule="exact"/>
+        <w:ind w:left="720" w:hanging="360"/>
+        <w:jc w:val="left"/>
+      </w:pPr>
+      <w:r>
+        <w:rPr>
+          <w:rFonts w:ascii="Times New Roman" w:hAnsi="Times New Roman"/>
+          <w:b/>
+          <w:i w:val="0"/>
+          <w:sz w:val="24"/>
+        </w:rPr>
+        <w:t xml:space="preserve">•  NFR-06 Maintainability: </w:t>
+      </w:r>
       <w:r>
         <w:rPr>
           <w:rFonts w:ascii="Times New Roman" w:hAnsi="Times New Roman"/>
@@ -8226,14 +8575,24 @@
           <w:i w:val="0"/>
           <w:sz w:val="24"/>
         </w:rPr>
-        <w:t>NFR-06 Maintainability: Each backend module shall have a single, well-defined responsibility following the Single Responsibility Principle.</w:t>
+        <w:t>Each backend module has a single, well-defined responsibility following the Single Responsibility Principle.</w:t>
       </w:r>
     </w:p>
     <w:p>
       <w:pPr>
-        <w:spacing w:before="0" w:after="120" w:line="360" w:lineRule="exact"/>
-        <w:jc w:val="both"/>
-      </w:pPr>
+        <w:spacing w:before="40" w:after="80" w:line="400" w:lineRule="exact"/>
+        <w:ind w:left="720" w:hanging="360"/>
+        <w:jc w:val="left"/>
+      </w:pPr>
+      <w:r>
+        <w:rPr>
+          <w:rFonts w:ascii="Times New Roman" w:hAnsi="Times New Roman"/>
+          <w:b/>
+          <w:i w:val="0"/>
+          <w:sz w:val="24"/>
+        </w:rPr>
+        <w:t xml:space="preserve">•  NFR-07 Security: </w:t>
+      </w:r>
       <w:r>
         <w:rPr>
           <w:rFonts w:ascii="Times New Roman" w:hAnsi="Times New Roman"/>
@@ -8241,7 +8600,7 @@
           <w:i w:val="0"/>
           <w:sz w:val="24"/>
         </w:rPr>
-        <w:t>NFR-07 Security: API keys shall never be exposed to the frontend; all external API calls shall be proxied through the backend.</w:t>
+        <w:t>API keys are never exposed to the frontend; all external API calls are proxied through the backend server.</w:t>
       </w:r>
     </w:p>
     <w:p>
@@ -10413,18 +10772,42 @@
     </w:p>
     <w:p>
       <w:pPr>
-        <w:spacing w:before="120" w:after="40"/>
+        <w:spacing w:before="160" w:after="40"/>
         <w:jc w:val="center"/>
       </w:pPr>
       <w:r>
-        <w:rPr>
-          <w:rFonts w:ascii="Times New Roman" w:hAnsi="Times New Roman"/>
-          <w:b w:val="0"/>
-          <w:i/>
-          <w:color w:val="787878"/>
-          <w:sz w:val="22"/>
-        </w:rPr>
-        <w:t>[ Figure 4.1 — insert image here ]</w:t>
+        <w:drawing>
+          <wp:inline xmlns:a="http://schemas.openxmlformats.org/drawingml/2006/main" xmlns:pic="http://schemas.openxmlformats.org/drawingml/2006/picture">
+            <wp:extent cx="5029200" cy="2801671"/>
+            <wp:docPr id="5" name="Picture 5"/>
+            <wp:cNvGraphicFramePr>
+              <a:graphicFrameLocks noChangeAspect="1"/>
+            </wp:cNvGraphicFramePr>
+            <a:graphic>
+              <a:graphicData uri="http://schemas.openxmlformats.org/drawingml/2006/picture">
+                <pic:pic>
+                  <pic:nvPicPr>
+                    <pic:cNvPr id="0" name="fig_4_1_architecture.png"/>
+                    <pic:cNvPicPr/>
+                  </pic:nvPicPr>
+                  <pic:blipFill>
+                    <a:blip r:embed="rId13"/>
+                    <a:stretch>
+                      <a:fillRect/>
+                    </a:stretch>
+                  </pic:blipFill>
+                  <pic:spPr>
+                    <a:xfrm>
+                      <a:off x="0" y="0"/>
+                      <a:ext cx="5029200" cy="2801671"/>
+                    </a:xfrm>
+                    <a:prstGeom prst="rect"/>
+                  </pic:spPr>
+                </pic:pic>
+              </a:graphicData>
+            </a:graphic>
+          </wp:inline>
+        </w:drawing>
       </w:r>
     </w:p>
     <w:p>
@@ -10459,9 +10842,19 @@
     </w:p>
     <w:p>
       <w:pPr>
-        <w:spacing w:before="0" w:after="120" w:line="360" w:lineRule="exact"/>
-        <w:jc w:val="both"/>
-      </w:pPr>
+        <w:spacing w:before="40" w:after="80" w:line="400" w:lineRule="exact"/>
+        <w:ind w:left="720" w:hanging="360"/>
+        <w:jc w:val="left"/>
+      </w:pPr>
+      <w:r>
+        <w:rPr>
+          <w:rFonts w:ascii="Times New Roman" w:hAnsi="Times New Roman"/>
+          <w:b/>
+          <w:i w:val="0"/>
+          <w:sz w:val="24"/>
+        </w:rPr>
+        <w:t xml:space="preserve">•  API Layer: </w:t>
+      </w:r>
       <w:r>
         <w:rPr>
           <w:rFonts w:ascii="Times New Roman" w:hAnsi="Times New Roman"/>
@@ -10469,14 +10862,24 @@
           <w:i w:val="0"/>
           <w:sz w:val="24"/>
         </w:rPr>
-        <w:t>Layer 1 — API Layer (src/api/routes.py): Exposes 14 REST endpoints, handles request validation using Pydantic models, manages lazy singleton initialisation of heavy components, and serialises responses to JSON.</w:t>
+        <w:t>src/api/routes.py — exposes 14 REST endpoints, validates requests via Pydantic, and manages lazy singleton init of heavy components.</w:t>
       </w:r>
     </w:p>
     <w:p>
       <w:pPr>
-        <w:spacing w:before="0" w:after="120" w:line="360" w:lineRule="exact"/>
-        <w:jc w:val="both"/>
-      </w:pPr>
+        <w:spacing w:before="40" w:after="80" w:line="400" w:lineRule="exact"/>
+        <w:ind w:left="720" w:hanging="360"/>
+        <w:jc w:val="left"/>
+      </w:pPr>
+      <w:r>
+        <w:rPr>
+          <w:rFonts w:ascii="Times New Roman" w:hAnsi="Times New Roman"/>
+          <w:b/>
+          <w:i w:val="0"/>
+          <w:sz w:val="24"/>
+        </w:rPr>
+        <w:t xml:space="preserve">•  Ingestion Layer: </w:t>
+      </w:r>
       <w:r>
         <w:rPr>
           <w:rFonts w:ascii="Times New Roman" w:hAnsi="Times New Roman"/>
@@ -10484,14 +10887,24 @@
           <w:i w:val="0"/>
           <w:sz w:val="24"/>
         </w:rPr>
-        <w:t>Layer 2 — Ingestion Layer (src/ingestion/): Orchestrates the six-stage PDF processing pipeline. Runs in a background thread to support async upload semantics.</w:t>
+        <w:t>src/ingestion/ — orchestrates the six-stage PDF processing pipeline in a background thread to support async upload semantics.</w:t>
       </w:r>
     </w:p>
     <w:p>
       <w:pPr>
-        <w:spacing w:before="0" w:after="120" w:line="360" w:lineRule="exact"/>
-        <w:jc w:val="both"/>
-      </w:pPr>
+        <w:spacing w:before="40" w:after="80" w:line="400" w:lineRule="exact"/>
+        <w:ind w:left="720" w:hanging="360"/>
+        <w:jc w:val="left"/>
+      </w:pPr>
+      <w:r>
+        <w:rPr>
+          <w:rFonts w:ascii="Times New Roman" w:hAnsi="Times New Roman"/>
+          <w:b/>
+          <w:i w:val="0"/>
+          <w:sz w:val="24"/>
+        </w:rPr>
+        <w:t xml:space="preserve">•  Storage Layer: </w:t>
+      </w:r>
       <w:r>
         <w:rPr>
           <w:rFonts w:ascii="Times New Roman" w:hAnsi="Times New Roman"/>
@@ -10499,14 +10912,24 @@
           <w:i w:val="0"/>
           <w:sz w:val="24"/>
         </w:rPr>
-        <w:t>Layer 3 — Storage Layer (src/storage/): Manages embedding generation (EmbeddingService), vector persistence (VectorStore → ChromaDB), and document metadata (DocumentStore → SQLite).</w:t>
+        <w:t>src/storage/ — handles embedding generation (EmbeddingService), vector persistence (VectorStore → ChromaDB), and document metadata (DocumentStore → SQLite).</w:t>
       </w:r>
     </w:p>
     <w:p>
       <w:pPr>
-        <w:spacing w:before="0" w:after="120" w:line="360" w:lineRule="exact"/>
-        <w:jc w:val="both"/>
-      </w:pPr>
+        <w:spacing w:before="40" w:after="80" w:line="400" w:lineRule="exact"/>
+        <w:ind w:left="720" w:hanging="360"/>
+        <w:jc w:val="left"/>
+      </w:pPr>
+      <w:r>
+        <w:rPr>
+          <w:rFonts w:ascii="Times New Roman" w:hAnsi="Times New Roman"/>
+          <w:b/>
+          <w:i w:val="0"/>
+          <w:sz w:val="24"/>
+        </w:rPr>
+        <w:t xml:space="preserve">•  Retrieval &amp; Generation Layer: </w:t>
+      </w:r>
       <w:r>
         <w:rPr>
           <w:rFonts w:ascii="Times New Roman" w:hAnsi="Times New Roman"/>
@@ -10514,14 +10937,24 @@
           <w:i w:val="0"/>
           <w:sz w:val="24"/>
         </w:rPr>
-        <w:t>Layer 4 — Retrieval and Generation Layer (src/retrieval/, src/generation/): Implements the nine RAG pipelines, the ReAct agent, and the LLM client wrappers.</w:t>
+        <w:t>src/retrieval/ and src/generation/ — implement the nine RAG task pipelines, the ReAct agent, and the LLM client wrappers.</w:t>
       </w:r>
     </w:p>
     <w:p>
       <w:pPr>
-        <w:spacing w:before="0" w:after="120" w:line="360" w:lineRule="exact"/>
-        <w:jc w:val="both"/>
-      </w:pPr>
+        <w:spacing w:before="40" w:after="80" w:line="400" w:lineRule="exact"/>
+        <w:ind w:left="720" w:hanging="360"/>
+        <w:jc w:val="left"/>
+      </w:pPr>
+      <w:r>
+        <w:rPr>
+          <w:rFonts w:ascii="Times New Roman" w:hAnsi="Times New Roman"/>
+          <w:b/>
+          <w:i w:val="0"/>
+          <w:sz w:val="24"/>
+        </w:rPr>
+        <w:t xml:space="preserve">•  Humanizer Layer: </w:t>
+      </w:r>
       <w:r>
         <w:rPr>
           <w:rFonts w:ascii="Times New Roman" w:hAnsi="Times New Roman"/>
@@ -10529,7 +10962,7 @@
           <w:i w:val="0"/>
           <w:sz w:val="24"/>
         </w:rPr>
-        <w:t>Layer 5 — Humanizer Layer (src/generation/humanizer.py): Provides AI detection scoring and iterative text humanization.</w:t>
+        <w:t>src/generation/humanizer.py — provides AI detection scoring and iterative text rewriting.</w:t>
       </w:r>
     </w:p>
     <w:p>
@@ -10564,18 +10997,42 @@
     </w:p>
     <w:p>
       <w:pPr>
-        <w:spacing w:before="120" w:after="40"/>
+        <w:spacing w:before="160" w:after="40"/>
         <w:jc w:val="center"/>
       </w:pPr>
       <w:r>
-        <w:rPr>
-          <w:rFonts w:ascii="Times New Roman" w:hAnsi="Times New Roman"/>
-          <w:b w:val="0"/>
-          <w:i/>
-          <w:color w:val="787878"/>
-          <w:sz w:val="22"/>
-        </w:rPr>
-        <w:t>[ Figure 4.2 — insert image here ]</w:t>
+        <w:drawing>
+          <wp:inline xmlns:a="http://schemas.openxmlformats.org/drawingml/2006/main" xmlns:pic="http://schemas.openxmlformats.org/drawingml/2006/picture">
+            <wp:extent cx="4240072" cy="5303612"/>
+            <wp:docPr id="6" name="Picture 6"/>
+            <wp:cNvGraphicFramePr>
+              <a:graphicFrameLocks noChangeAspect="1"/>
+            </wp:cNvGraphicFramePr>
+            <a:graphic>
+              <a:graphicData uri="http://schemas.openxmlformats.org/drawingml/2006/picture">
+                <pic:pic>
+                  <pic:nvPicPr>
+                    <pic:cNvPr id="0" name="fig_4_2_ingestion.png"/>
+                    <pic:cNvPicPr/>
+                  </pic:nvPicPr>
+                  <pic:blipFill>
+                    <a:blip r:embed="rId14"/>
+                    <a:stretch>
+                      <a:fillRect/>
+                    </a:stretch>
+                  </pic:blipFill>
+                  <pic:spPr>
+                    <a:xfrm>
+                      <a:off x="0" y="0"/>
+                      <a:ext cx="4240072" cy="5303612"/>
+                    </a:xfrm>
+                    <a:prstGeom prst="rect"/>
+                  </pic:spPr>
+                </pic:pic>
+              </a:graphicData>
+            </a:graphic>
+          </wp:inline>
+        </w:drawing>
       </w:r>
     </w:p>
     <w:p>
@@ -12137,8 +12594,8 @@
       <w:r>
         <w:drawing>
           <wp:inline xmlns:a="http://schemas.openxmlformats.org/drawingml/2006/main" xmlns:pic="http://schemas.openxmlformats.org/drawingml/2006/picture">
-            <wp:extent cx="5303520" cy="4532660"/>
-            <wp:docPr id="1" name="Picture 1"/>
+            <wp:extent cx="5029200" cy="4298212"/>
+            <wp:docPr id="7" name="Picture 7"/>
             <wp:cNvGraphicFramePr>
               <a:graphicFrameLocks noChangeAspect="1"/>
             </wp:cNvGraphicFramePr>
@@ -12150,7 +12607,7 @@
                     <pic:cNvPicPr/>
                   </pic:nvPicPr>
                   <pic:blipFill>
-                    <a:blip r:embed="rId9"/>
+                    <a:blip r:embed="rId15"/>
                     <a:stretch>
                       <a:fillRect/>
                     </a:stretch>
@@ -12158,7 +12615,7 @@
                   <pic:spPr>
                     <a:xfrm>
                       <a:off x="0" y="0"/>
-                      <a:ext cx="5303520" cy="4532660"/>
+                      <a:ext cx="5029200" cy="4298212"/>
                     </a:xfrm>
                     <a:prstGeom prst="rect"/>
                   </pic:spPr>
@@ -12216,18 +12673,42 @@
     </w:p>
     <w:p>
       <w:pPr>
-        <w:spacing w:before="120" w:after="40"/>
+        <w:spacing w:before="160" w:after="40"/>
         <w:jc w:val="center"/>
       </w:pPr>
       <w:r>
-        <w:rPr>
-          <w:rFonts w:ascii="Times New Roman" w:hAnsi="Times New Roman"/>
-          <w:b w:val="0"/>
-          <w:i/>
-          <w:color w:val="787878"/>
-          <w:sz w:val="22"/>
-        </w:rPr>
-        <w:t>[ Figure 4.4 — insert image here ]</w:t>
+        <w:drawing>
+          <wp:inline xmlns:a="http://schemas.openxmlformats.org/drawingml/2006/main" xmlns:pic="http://schemas.openxmlformats.org/drawingml/2006/picture">
+            <wp:extent cx="5029200" cy="5273287"/>
+            <wp:docPr id="8" name="Picture 8"/>
+            <wp:cNvGraphicFramePr>
+              <a:graphicFrameLocks noChangeAspect="1"/>
+            </wp:cNvGraphicFramePr>
+            <a:graphic>
+              <a:graphicData uri="http://schemas.openxmlformats.org/drawingml/2006/picture">
+                <pic:pic>
+                  <pic:nvPicPr>
+                    <pic:cNvPr id="0" name="fig_4_4_rag_methods.png"/>
+                    <pic:cNvPicPr/>
+                  </pic:nvPicPr>
+                  <pic:blipFill>
+                    <a:blip r:embed="rId16"/>
+                    <a:stretch>
+                      <a:fillRect/>
+                    </a:stretch>
+                  </pic:blipFill>
+                  <pic:spPr>
+                    <a:xfrm>
+                      <a:off x="0" y="0"/>
+                      <a:ext cx="5029200" cy="5273287"/>
+                    </a:xfrm>
+                    <a:prstGeom prst="rect"/>
+                  </pic:spPr>
+                </pic:pic>
+              </a:graphicData>
+            </a:graphic>
+          </wp:inline>
+        </w:drawing>
       </w:r>
     </w:p>
     <w:p>
@@ -12292,18 +12773,42 @@
     </w:p>
     <w:p>
       <w:pPr>
-        <w:spacing w:before="120" w:after="40"/>
+        <w:spacing w:before="160" w:after="40"/>
         <w:jc w:val="center"/>
       </w:pPr>
       <w:r>
-        <w:rPr>
-          <w:rFonts w:ascii="Times New Roman" w:hAnsi="Times New Roman"/>
-          <w:b w:val="0"/>
-          <w:i/>
-          <w:color w:val="787878"/>
-          <w:sz w:val="22"/>
-        </w:rPr>
-        <w:t>[ Figure 4.5 — insert image here ]</w:t>
+        <w:drawing>
+          <wp:inline xmlns:a="http://schemas.openxmlformats.org/drawingml/2006/main" xmlns:pic="http://schemas.openxmlformats.org/drawingml/2006/picture">
+            <wp:extent cx="3180283" cy="5303122"/>
+            <wp:docPr id="9" name="Picture 9"/>
+            <wp:cNvGraphicFramePr>
+              <a:graphicFrameLocks noChangeAspect="1"/>
+            </wp:cNvGraphicFramePr>
+            <a:graphic>
+              <a:graphicData uri="http://schemas.openxmlformats.org/drawingml/2006/picture">
+                <pic:pic>
+                  <pic:nvPicPr>
+                    <pic:cNvPr id="0" name="fig_4_5_agent_flow.png"/>
+                    <pic:cNvPicPr/>
+                  </pic:nvPicPr>
+                  <pic:blipFill>
+                    <a:blip r:embed="rId17"/>
+                    <a:stretch>
+                      <a:fillRect/>
+                    </a:stretch>
+                  </pic:blipFill>
+                  <pic:spPr>
+                    <a:xfrm>
+                      <a:off x="0" y="0"/>
+                      <a:ext cx="3180283" cy="5303122"/>
+                    </a:xfrm>
+                    <a:prstGeom prst="rect"/>
+                  </pic:spPr>
+                </pic:pic>
+              </a:graphicData>
+            </a:graphic>
+          </wp:inline>
+        </w:drawing>
       </w:r>
     </w:p>
     <w:p>
@@ -12338,9 +12843,19 @@
     </w:p>
     <w:p>
       <w:pPr>
-        <w:spacing w:before="0" w:after="120" w:line="360" w:lineRule="exact"/>
-        <w:jc w:val="both"/>
-      </w:pPr>
+        <w:spacing w:before="40" w:after="80" w:line="400" w:lineRule="exact"/>
+        <w:ind w:left="720" w:hanging="360"/>
+        <w:jc w:val="left"/>
+      </w:pPr>
+      <w:r>
+        <w:rPr>
+          <w:rFonts w:ascii="Times New Roman" w:hAnsi="Times New Roman"/>
+          <w:b/>
+          <w:i w:val="0"/>
+          <w:sz w:val="24"/>
+        </w:rPr>
+        <w:t xml:space="preserve">•  search_text(query, source_file): </w:t>
+      </w:r>
       <w:r>
         <w:rPr>
           <w:rFonts w:ascii="Times New Roman" w:hAnsi="Times New Roman"/>
@@ -12348,14 +12863,24 @@
           <w:i w:val="0"/>
           <w:sz w:val="24"/>
         </w:rPr>
-        <w:t>— search_text(query, source_file): Retrieves text chunks; falls back to unfiltered search if no results above threshold.</w:t>
+        <w:t>Retrieves text chunks; falls back to an unfiltered search if no results pass the similarity threshold.</w:t>
       </w:r>
     </w:p>
     <w:p>
       <w:pPr>
-        <w:spacing w:before="0" w:after="120" w:line="360" w:lineRule="exact"/>
-        <w:jc w:val="both"/>
-      </w:pPr>
+        <w:spacing w:before="40" w:after="80" w:line="400" w:lineRule="exact"/>
+        <w:ind w:left="720" w:hanging="360"/>
+        <w:jc w:val="left"/>
+      </w:pPr>
+      <w:r>
+        <w:rPr>
+          <w:rFonts w:ascii="Times New Roman" w:hAnsi="Times New Roman"/>
+          <w:b/>
+          <w:i w:val="0"/>
+          <w:sz w:val="24"/>
+        </w:rPr>
+        <w:t xml:space="preserve">•  search_tables(query, source_file): </w:t>
+      </w:r>
       <w:r>
         <w:rPr>
           <w:rFonts w:ascii="Times New Roman" w:hAnsi="Times New Roman"/>
@@ -12363,14 +12888,24 @@
           <w:i w:val="0"/>
           <w:sz w:val="24"/>
         </w:rPr>
-        <w:t>— search_tables(query, source_file): Retrieves only table chunks.</w:t>
+        <w:t>Retrieves only table chunks from the vector store.</w:t>
       </w:r>
     </w:p>
     <w:p>
       <w:pPr>
-        <w:spacing w:before="0" w:after="120" w:line="360" w:lineRule="exact"/>
-        <w:jc w:val="both"/>
-      </w:pPr>
+        <w:spacing w:before="40" w:after="80" w:line="400" w:lineRule="exact"/>
+        <w:ind w:left="720" w:hanging="360"/>
+        <w:jc w:val="left"/>
+      </w:pPr>
+      <w:r>
+        <w:rPr>
+          <w:rFonts w:ascii="Times New Roman" w:hAnsi="Times New Roman"/>
+          <w:b/>
+          <w:i w:val="0"/>
+          <w:sz w:val="24"/>
+        </w:rPr>
+        <w:t xml:space="preserve">•  search_figures(query, source_file): </w:t>
+      </w:r>
       <w:r>
         <w:rPr>
           <w:rFonts w:ascii="Times New Roman" w:hAnsi="Times New Roman"/>
@@ -12378,14 +12913,24 @@
           <w:i w:val="0"/>
           <w:sz w:val="24"/>
         </w:rPr>
-        <w:t>— search_figures(query, source_file): Retrieves only figure/image chunks.</w:t>
+        <w:t>Retrieves only figure and image description chunks.</w:t>
       </w:r>
     </w:p>
     <w:p>
       <w:pPr>
-        <w:spacing w:before="0" w:after="120" w:line="360" w:lineRule="exact"/>
-        <w:jc w:val="both"/>
-      </w:pPr>
+        <w:spacing w:before="40" w:after="80" w:line="400" w:lineRule="exact"/>
+        <w:ind w:left="720" w:hanging="360"/>
+        <w:jc w:val="left"/>
+      </w:pPr>
+      <w:r>
+        <w:rPr>
+          <w:rFonts w:ascii="Times New Roman" w:hAnsi="Times New Roman"/>
+          <w:b/>
+          <w:i w:val="0"/>
+          <w:sz w:val="24"/>
+        </w:rPr>
+        <w:t xml:space="preserve">•  search_equations(query, source_file): </w:t>
+      </w:r>
       <w:r>
         <w:rPr>
           <w:rFonts w:ascii="Times New Roman" w:hAnsi="Times New Roman"/>
@@ -12393,14 +12938,24 @@
           <w:i w:val="0"/>
           <w:sz w:val="24"/>
         </w:rPr>
-        <w:t>— search_equations(query, source_file): Retrieves only equation chunks.</w:t>
+        <w:t>Retrieves only equation chunks with their LaTeX source.</w:t>
       </w:r>
     </w:p>
     <w:p>
       <w:pPr>
-        <w:spacing w:before="0" w:after="120" w:line="360" w:lineRule="exact"/>
-        <w:jc w:val="both"/>
-      </w:pPr>
+        <w:spacing w:before="40" w:after="80" w:line="400" w:lineRule="exact"/>
+        <w:ind w:left="720" w:hanging="360"/>
+        <w:jc w:val="left"/>
+      </w:pPr>
+      <w:r>
+        <w:rPr>
+          <w:rFonts w:ascii="Times New Roman" w:hAnsi="Times New Roman"/>
+          <w:b/>
+          <w:i w:val="0"/>
+          <w:sz w:val="24"/>
+        </w:rPr>
+        <w:t xml:space="preserve">•  get_paper_list(): </w:t>
+      </w:r>
       <w:r>
         <w:rPr>
           <w:rFonts w:ascii="Times New Roman" w:hAnsi="Times New Roman"/>
@@ -12408,7 +12963,7 @@
           <w:i w:val="0"/>
           <w:sz w:val="24"/>
         </w:rPr>
-        <w:t>— get_paper_list(): Returns the list of all ingested paper filenames.</w:t>
+        <w:t>Returns the list of all ingested paper filenames.</w:t>
       </w:r>
     </w:p>
     <w:p>
@@ -12458,18 +13013,42 @@
     </w:p>
     <w:p>
       <w:pPr>
-        <w:spacing w:before="120" w:after="40"/>
+        <w:spacing w:before="160" w:after="40"/>
         <w:jc w:val="center"/>
       </w:pPr>
       <w:r>
-        <w:rPr>
-          <w:rFonts w:ascii="Times New Roman" w:hAnsi="Times New Roman"/>
-          <w:b w:val="0"/>
-          <w:i/>
-          <w:color w:val="787878"/>
-          <w:sz w:val="22"/>
-        </w:rPr>
-        <w:t>[ Figure 4.6 — insert image here ]</w:t>
+        <w:drawing>
+          <wp:inline xmlns:a="http://schemas.openxmlformats.org/drawingml/2006/main" xmlns:pic="http://schemas.openxmlformats.org/drawingml/2006/picture">
+            <wp:extent cx="5029200" cy="2646556"/>
+            <wp:docPr id="10" name="Picture 10"/>
+            <wp:cNvGraphicFramePr>
+              <a:graphicFrameLocks noChangeAspect="1"/>
+            </wp:cNvGraphicFramePr>
+            <a:graphic>
+              <a:graphicData uri="http://schemas.openxmlformats.org/drawingml/2006/picture">
+                <pic:pic>
+                  <pic:nvPicPr>
+                    <pic:cNvPr id="0" name="fig_4_6_api.png"/>
+                    <pic:cNvPicPr/>
+                  </pic:nvPicPr>
+                  <pic:blipFill>
+                    <a:blip r:embed="rId18"/>
+                    <a:stretch>
+                      <a:fillRect/>
+                    </a:stretch>
+                  </pic:blipFill>
+                  <pic:spPr>
+                    <a:xfrm>
+                      <a:off x="0" y="0"/>
+                      <a:ext cx="5029200" cy="2646556"/>
+                    </a:xfrm>
+                    <a:prstGeom prst="rect"/>
+                  </pic:spPr>
+                </pic:pic>
+              </a:graphicData>
+            </a:graphic>
+          </wp:inline>
+        </w:drawing>
       </w:r>
     </w:p>
     <w:p>
@@ -12534,9 +13113,19 @@
     </w:p>
     <w:p>
       <w:pPr>
-        <w:spacing w:before="0" w:after="120" w:line="360" w:lineRule="exact"/>
-        <w:jc w:val="both"/>
-      </w:pPr>
+        <w:spacing w:before="40" w:after="80" w:line="400" w:lineRule="exact"/>
+        <w:ind w:left="720" w:hanging="360"/>
+        <w:jc w:val="left"/>
+      </w:pPr>
+      <w:r>
+        <w:rPr>
+          <w:rFonts w:ascii="Times New Roman" w:hAnsi="Times New Roman"/>
+          <w:b/>
+          <w:i w:val="0"/>
+          <w:sz w:val="24"/>
+        </w:rPr>
+        <w:t xml:space="preserve">•  Search (default): </w:t>
+      </w:r>
       <w:r>
         <w:rPr>
           <w:rFonts w:ascii="Times New Roman" w:hAnsi="Times New Roman"/>
@@ -12544,14 +13133,24 @@
           <w:i w:val="0"/>
           <w:sz w:val="24"/>
         </w:rPr>
-        <w:t>— Search (default): Conversational RAG QA interface with document selector and agent/RAG mode toggle.</w:t>
+        <w:t>Conversational RAG QA interface with a document selector and an agent/RAG mode toggle.</w:t>
       </w:r>
     </w:p>
     <w:p>
       <w:pPr>
-        <w:spacing w:before="0" w:after="120" w:line="360" w:lineRule="exact"/>
-        <w:jc w:val="both"/>
-      </w:pPr>
+        <w:spacing w:before="40" w:after="80" w:line="400" w:lineRule="exact"/>
+        <w:ind w:left="720" w:hanging="360"/>
+        <w:jc w:val="left"/>
+      </w:pPr>
+      <w:r>
+        <w:rPr>
+          <w:rFonts w:ascii="Times New Roman" w:hAnsi="Times New Roman"/>
+          <w:b/>
+          <w:i w:val="0"/>
+          <w:sz w:val="24"/>
+        </w:rPr>
+        <w:t xml:space="preserve">•  Compare: </w:t>
+      </w:r>
       <w:r>
         <w:rPr>
           <w:rFonts w:ascii="Times New Roman" w:hAnsi="Times New Roman"/>
@@ -12559,14 +13158,24 @@
           <w:i w:val="0"/>
           <w:sz w:val="24"/>
         </w:rPr>
-        <w:t>— Compare: Side-by-side paper comparison with document selection dropdowns.</w:t>
+        <w:t>Side-by-side paper comparison with two independent document selection dropdowns.</w:t>
       </w:r>
     </w:p>
     <w:p>
       <w:pPr>
-        <w:spacing w:before="0" w:after="120" w:line="360" w:lineRule="exact"/>
-        <w:jc w:val="both"/>
-      </w:pPr>
+        <w:spacing w:before="40" w:after="80" w:line="400" w:lineRule="exact"/>
+        <w:ind w:left="720" w:hanging="360"/>
+        <w:jc w:val="left"/>
+      </w:pPr>
+      <w:r>
+        <w:rPr>
+          <w:rFonts w:ascii="Times New Roman" w:hAnsi="Times New Roman"/>
+          <w:b/>
+          <w:i w:val="0"/>
+          <w:sz w:val="24"/>
+        </w:rPr>
+        <w:t xml:space="preserve">•  Survey: </w:t>
+      </w:r>
       <w:r>
         <w:rPr>
           <w:rFonts w:ascii="Times New Roman" w:hAnsi="Times New Roman"/>
@@ -12574,14 +13183,24 @@
           <w:i w:val="0"/>
           <w:sz w:val="24"/>
         </w:rPr>
-        <w:t>— Survey: Literature survey and trend analysis generation with topic input.</w:t>
+        <w:t>Literature survey and trend analysis generation with a free-text topic input.</w:t>
       </w:r>
     </w:p>
     <w:p>
       <w:pPr>
-        <w:spacing w:before="0" w:after="120" w:line="360" w:lineRule="exact"/>
-        <w:jc w:val="both"/>
-      </w:pPr>
+        <w:spacing w:before="40" w:after="80" w:line="400" w:lineRule="exact"/>
+        <w:ind w:left="720" w:hanging="360"/>
+        <w:jc w:val="left"/>
+      </w:pPr>
+      <w:r>
+        <w:rPr>
+          <w:rFonts w:ascii="Times New Roman" w:hAnsi="Times New Roman"/>
+          <w:b/>
+          <w:i w:val="0"/>
+          <w:sz w:val="24"/>
+        </w:rPr>
+        <w:t xml:space="preserve">•  Humanizer: </w:t>
+      </w:r>
       <w:r>
         <w:rPr>
           <w:rFonts w:ascii="Times New Roman" w:hAnsi="Times New Roman"/>
@@ -12589,14 +13208,24 @@
           <w:i w:val="0"/>
           <w:sz w:val="24"/>
         </w:rPr>
-        <w:t>— Humanizer: Text input panel with AI detection scoring and iterative humanization.</w:t>
+        <w:t>Text input panel with live AI detection scoring and iterative humanization feedback.</w:t>
       </w:r>
     </w:p>
     <w:p>
       <w:pPr>
-        <w:spacing w:before="0" w:after="120" w:line="360" w:lineRule="exact"/>
-        <w:jc w:val="both"/>
-      </w:pPr>
+        <w:spacing w:before="40" w:after="80" w:line="400" w:lineRule="exact"/>
+        <w:ind w:left="720" w:hanging="360"/>
+        <w:jc w:val="left"/>
+      </w:pPr>
+      <w:r>
+        <w:rPr>
+          <w:rFonts w:ascii="Times New Roman" w:hAnsi="Times New Roman"/>
+          <w:b/>
+          <w:i w:val="0"/>
+          <w:sz w:val="24"/>
+        </w:rPr>
+        <w:t xml:space="preserve">•  Trends: </w:t>
+      </w:r>
       <w:r>
         <w:rPr>
           <w:rFonts w:ascii="Times New Roman" w:hAnsi="Times New Roman"/>
@@ -12604,23 +13233,47 @@
           <w:i w:val="0"/>
           <w:sz w:val="24"/>
         </w:rPr>
-        <w:t>— Trends: Research trend analysis dashboard with multi-paper context.</w:t>
+        <w:t>Research trend analysis dashboard drawing context from multiple uploaded papers.</w:t>
       </w:r>
     </w:p>
     <w:p>
       <w:pPr>
-        <w:spacing w:before="120" w:after="40"/>
+        <w:spacing w:before="160" w:after="40"/>
         <w:jc w:val="center"/>
       </w:pPr>
       <w:r>
-        <w:rPr>
-          <w:rFonts w:ascii="Times New Roman" w:hAnsi="Times New Roman"/>
-          <w:b w:val="0"/>
-          <w:i/>
-          <w:color w:val="787878"/>
-          <w:sz w:val="22"/>
-        </w:rPr>
-        <w:t>[ Figure 4.7 — insert image here ]</w:t>
+        <w:drawing>
+          <wp:inline xmlns:a="http://schemas.openxmlformats.org/drawingml/2006/main" xmlns:pic="http://schemas.openxmlformats.org/drawingml/2006/picture">
+            <wp:extent cx="5029200" cy="1745778"/>
+            <wp:docPr id="11" name="Picture 11"/>
+            <wp:cNvGraphicFramePr>
+              <a:graphicFrameLocks noChangeAspect="1"/>
+            </wp:cNvGraphicFramePr>
+            <a:graphic>
+              <a:graphicData uri="http://schemas.openxmlformats.org/drawingml/2006/picture">
+                <pic:pic>
+                  <pic:nvPicPr>
+                    <pic:cNvPr id="0" name="fig_4_7_frontend.png"/>
+                    <pic:cNvPicPr/>
+                  </pic:nvPicPr>
+                  <pic:blipFill>
+                    <a:blip r:embed="rId19"/>
+                    <a:stretch>
+                      <a:fillRect/>
+                    </a:stretch>
+                  </pic:blipFill>
+                  <pic:spPr>
+                    <a:xfrm>
+                      <a:off x="0" y="0"/>
+                      <a:ext cx="5029200" cy="1745778"/>
+                    </a:xfrm>
+                    <a:prstGeom prst="rect"/>
+                  </pic:spPr>
+                </pic:pic>
+              </a:graphicData>
+            </a:graphic>
+          </wp:inline>
+        </w:drawing>
       </w:r>
     </w:p>
     <w:p>
@@ -12927,18 +13580,42 @@
     <w:p/>
     <w:p>
       <w:pPr>
-        <w:spacing w:before="120" w:after="40"/>
+        <w:spacing w:before="160" w:after="40"/>
         <w:jc w:val="center"/>
       </w:pPr>
       <w:r>
-        <w:rPr>
-          <w:rFonts w:ascii="Times New Roman" w:hAnsi="Times New Roman"/>
-          <w:b w:val="0"/>
-          <w:i/>
-          <w:color w:val="787878"/>
-          <w:sz w:val="22"/>
-        </w:rPr>
-        <w:t>[ Figure 5.1 — insert image here ]</w:t>
+        <w:drawing>
+          <wp:inline xmlns:a="http://schemas.openxmlformats.org/drawingml/2006/main" xmlns:pic="http://schemas.openxmlformats.org/drawingml/2006/picture">
+            <wp:extent cx="3446373" cy="5303106"/>
+            <wp:docPr id="12" name="Picture 12"/>
+            <wp:cNvGraphicFramePr>
+              <a:graphicFrameLocks noChangeAspect="1"/>
+            </wp:cNvGraphicFramePr>
+            <a:graphic>
+              <a:graphicData uri="http://schemas.openxmlformats.org/drawingml/2006/picture">
+                <pic:pic>
+                  <pic:nvPicPr>
+                    <pic:cNvPr id="0" name="fig_5_1_heading_detection.png"/>
+                    <pic:cNvPicPr/>
+                  </pic:nvPicPr>
+                  <pic:blipFill>
+                    <a:blip r:embed="rId20"/>
+                    <a:stretch>
+                      <a:fillRect/>
+                    </a:stretch>
+                  </pic:blipFill>
+                  <pic:spPr>
+                    <a:xfrm>
+                      <a:off x="0" y="0"/>
+                      <a:ext cx="3446373" cy="5303106"/>
+                    </a:xfrm>
+                    <a:prstGeom prst="rect"/>
+                  </pic:spPr>
+                </pic:pic>
+              </a:graphicData>
+            </a:graphic>
+          </wp:inline>
+        </w:drawing>
       </w:r>
     </w:p>
     <w:p>
@@ -13564,18 +14241,42 @@
     <w:p/>
     <w:p>
       <w:pPr>
-        <w:spacing w:before="120" w:after="40"/>
+        <w:spacing w:before="160" w:after="40"/>
         <w:jc w:val="center"/>
       </w:pPr>
       <w:r>
-        <w:rPr>
-          <w:rFonts w:ascii="Times New Roman" w:hAnsi="Times New Roman"/>
-          <w:b w:val="0"/>
-          <w:i/>
-          <w:color w:val="787878"/>
-          <w:sz w:val="22"/>
-        </w:rPr>
-        <w:t>[ Figure 5.2 — insert image here ]</w:t>
+        <w:drawing>
+          <wp:inline xmlns:a="http://schemas.openxmlformats.org/drawingml/2006/main" xmlns:pic="http://schemas.openxmlformats.org/drawingml/2006/picture">
+            <wp:extent cx="5029200" cy="3050116"/>
+            <wp:docPr id="13" name="Picture 13"/>
+            <wp:cNvGraphicFramePr>
+              <a:graphicFrameLocks noChangeAspect="1"/>
+            </wp:cNvGraphicFramePr>
+            <a:graphic>
+              <a:graphicData uri="http://schemas.openxmlformats.org/drawingml/2006/picture">
+                <pic:pic>
+                  <pic:nvPicPr>
+                    <pic:cNvPr id="0" name="fig_5_2_chunking.png"/>
+                    <pic:cNvPicPr/>
+                  </pic:nvPicPr>
+                  <pic:blipFill>
+                    <a:blip r:embed="rId21"/>
+                    <a:stretch>
+                      <a:fillRect/>
+                    </a:stretch>
+                  </pic:blipFill>
+                  <pic:spPr>
+                    <a:xfrm>
+                      <a:off x="0" y="0"/>
+                      <a:ext cx="5029200" cy="3050116"/>
+                    </a:xfrm>
+                    <a:prstGeom prst="rect"/>
+                  </pic:spPr>
+                </pic:pic>
+              </a:graphicData>
+            </a:graphic>
+          </wp:inline>
+        </w:drawing>
       </w:r>
     </w:p>
     <w:p>
@@ -13730,8 +14431,8 @@
       <w:r>
         <w:drawing>
           <wp:inline xmlns:a="http://schemas.openxmlformats.org/drawingml/2006/main" xmlns:pic="http://schemas.openxmlformats.org/drawingml/2006/picture">
-            <wp:extent cx="5303520" cy="2077705"/>
-            <wp:docPr id="2" name="Picture 2"/>
+            <wp:extent cx="5029200" cy="2064782"/>
+            <wp:docPr id="14" name="Picture 14"/>
             <wp:cNvGraphicFramePr>
               <a:graphicFrameLocks noChangeAspect="1"/>
             </wp:cNvGraphicFramePr>
@@ -13743,7 +14444,7 @@
                     <pic:cNvPicPr/>
                   </pic:nvPicPr>
                   <pic:blipFill>
-                    <a:blip r:embed="rId10"/>
+                    <a:blip r:embed="rId22"/>
                     <a:stretch>
                       <a:fillRect/>
                     </a:stretch>
@@ -13751,7 +14452,7 @@
                   <pic:spPr>
                     <a:xfrm>
                       <a:off x="0" y="0"/>
-                      <a:ext cx="5303520" cy="2077705"/>
+                      <a:ext cx="5029200" cy="2064782"/>
                     </a:xfrm>
                     <a:prstGeom prst="rect"/>
                   </pic:spPr>
@@ -14728,18 +15429,42 @@
     <w:p/>
     <w:p>
       <w:pPr>
-        <w:spacing w:before="120" w:after="40"/>
+        <w:spacing w:before="160" w:after="40"/>
         <w:jc w:val="center"/>
       </w:pPr>
       <w:r>
-        <w:rPr>
-          <w:rFonts w:ascii="Times New Roman" w:hAnsi="Times New Roman"/>
-          <w:b w:val="0"/>
-          <w:i/>
-          <w:color w:val="787878"/>
-          <w:sz w:val="22"/>
-        </w:rPr>
-        <w:t>[ Figure 5.4 — insert image here ]</w:t>
+        <w:drawing>
+          <wp:inline xmlns:a="http://schemas.openxmlformats.org/drawingml/2006/main" xmlns:pic="http://schemas.openxmlformats.org/drawingml/2006/picture">
+            <wp:extent cx="3307384" cy="5304217"/>
+            <wp:docPr id="15" name="Picture 15"/>
+            <wp:cNvGraphicFramePr>
+              <a:graphicFrameLocks noChangeAspect="1"/>
+            </wp:cNvGraphicFramePr>
+            <a:graphic>
+              <a:graphicData uri="http://schemas.openxmlformats.org/drawingml/2006/picture">
+                <pic:pic>
+                  <pic:nvPicPr>
+                    <pic:cNvPr id="0" name="fig_5_4_retrieval.png"/>
+                    <pic:cNvPicPr/>
+                  </pic:nvPicPr>
+                  <pic:blipFill>
+                    <a:blip r:embed="rId23"/>
+                    <a:stretch>
+                      <a:fillRect/>
+                    </a:stretch>
+                  </pic:blipFill>
+                  <pic:spPr>
+                    <a:xfrm>
+                      <a:off x="0" y="0"/>
+                      <a:ext cx="3307384" cy="5304217"/>
+                    </a:xfrm>
+                    <a:prstGeom prst="rect"/>
+                  </pic:spPr>
+                </pic:pic>
+              </a:graphicData>
+            </a:graphic>
+          </wp:inline>
+        </w:drawing>
       </w:r>
     </w:p>
     <w:p>
@@ -14852,18 +15577,42 @@
     </w:p>
     <w:p>
       <w:pPr>
-        <w:spacing w:before="120" w:after="40"/>
+        <w:spacing w:before="160" w:after="40"/>
         <w:jc w:val="center"/>
       </w:pPr>
       <w:r>
-        <w:rPr>
-          <w:rFonts w:ascii="Times New Roman" w:hAnsi="Times New Roman"/>
-          <w:b w:val="0"/>
-          <w:i/>
-          <w:color w:val="787878"/>
-          <w:sz w:val="22"/>
-        </w:rPr>
-        <w:t>[ Figure 5.5 — insert image here ]</w:t>
+        <w:drawing>
+          <wp:inline xmlns:a="http://schemas.openxmlformats.org/drawingml/2006/main" xmlns:pic="http://schemas.openxmlformats.org/drawingml/2006/picture">
+            <wp:extent cx="5029200" cy="4396303"/>
+            <wp:docPr id="16" name="Picture 16"/>
+            <wp:cNvGraphicFramePr>
+              <a:graphicFrameLocks noChangeAspect="1"/>
+            </wp:cNvGraphicFramePr>
+            <a:graphic>
+              <a:graphicData uri="http://schemas.openxmlformats.org/drawingml/2006/picture">
+                <pic:pic>
+                  <pic:nvPicPr>
+                    <pic:cNvPr id="0" name="fig_5_5_agent_trace.png"/>
+                    <pic:cNvPicPr/>
+                  </pic:nvPicPr>
+                  <pic:blipFill>
+                    <a:blip r:embed="rId24"/>
+                    <a:stretch>
+                      <a:fillRect/>
+                    </a:stretch>
+                  </pic:blipFill>
+                  <pic:spPr>
+                    <a:xfrm>
+                      <a:off x="0" y="0"/>
+                      <a:ext cx="5029200" cy="4396303"/>
+                    </a:xfrm>
+                    <a:prstGeom prst="rect"/>
+                  </pic:spPr>
+                </pic:pic>
+              </a:graphicData>
+            </a:graphic>
+          </wp:inline>
+        </w:drawing>
       </w:r>
     </w:p>
     <w:p>
@@ -15075,18 +15824,42 @@
     </w:p>
     <w:p>
       <w:pPr>
-        <w:spacing w:before="120" w:after="40"/>
+        <w:spacing w:before="160" w:after="40"/>
         <w:jc w:val="center"/>
       </w:pPr>
       <w:r>
-        <w:rPr>
-          <w:rFonts w:ascii="Times New Roman" w:hAnsi="Times New Roman"/>
-          <w:b w:val="0"/>
-          <w:i/>
-          <w:color w:val="787878"/>
-          <w:sz w:val="22"/>
-        </w:rPr>
-        <w:t>[ Figure 5.6 — insert image here ]</w:t>
+        <w:drawing>
+          <wp:inline xmlns:a="http://schemas.openxmlformats.org/drawingml/2006/main" xmlns:pic="http://schemas.openxmlformats.org/drawingml/2006/picture">
+            <wp:extent cx="5029200" cy="5299520"/>
+            <wp:docPr id="17" name="Picture 17"/>
+            <wp:cNvGraphicFramePr>
+              <a:graphicFrameLocks noChangeAspect="1"/>
+            </wp:cNvGraphicFramePr>
+            <a:graphic>
+              <a:graphicData uri="http://schemas.openxmlformats.org/drawingml/2006/picture">
+                <pic:pic>
+                  <pic:nvPicPr>
+                    <pic:cNvPr id="0" name="fig_5_6_humanizer.png"/>
+                    <pic:cNvPicPr/>
+                  </pic:nvPicPr>
+                  <pic:blipFill>
+                    <a:blip r:embed="rId25"/>
+                    <a:stretch>
+                      <a:fillRect/>
+                    </a:stretch>
+                  </pic:blipFill>
+                  <pic:spPr>
+                    <a:xfrm>
+                      <a:off x="0" y="0"/>
+                      <a:ext cx="5029200" cy="5299520"/>
+                    </a:xfrm>
+                    <a:prstGeom prst="rect"/>
+                  </pic:spPr>
+                </pic:pic>
+              </a:graphicData>
+            </a:graphic>
+          </wp:inline>
+        </w:drawing>
       </w:r>
     </w:p>
     <w:p>
@@ -18056,8 +18829,8 @@
       <w:r>
         <w:drawing>
           <wp:inline xmlns:a="http://schemas.openxmlformats.org/drawingml/2006/main" xmlns:pic="http://schemas.openxmlformats.org/drawingml/2006/picture">
-            <wp:extent cx="5303520" cy="3295871"/>
-            <wp:docPr id="3" name="Picture 3"/>
+            <wp:extent cx="5029200" cy="3125395"/>
+            <wp:docPr id="18" name="Picture 18"/>
             <wp:cNvGraphicFramePr>
               <a:graphicFrameLocks noChangeAspect="1"/>
             </wp:cNvGraphicFramePr>
@@ -18069,7 +18842,7 @@
                     <pic:cNvPicPr/>
                   </pic:nvPicPr>
                   <pic:blipFill>
-                    <a:blip r:embed="rId11"/>
+                    <a:blip r:embed="rId26"/>
                     <a:stretch>
                       <a:fillRect/>
                     </a:stretch>
@@ -18077,7 +18850,7 @@
                   <pic:spPr>
                     <a:xfrm>
                       <a:off x="0" y="0"/>
-                      <a:ext cx="5303520" cy="3295871"/>
+                      <a:ext cx="5029200" cy="3125395"/>
                     </a:xfrm>
                     <a:prstGeom prst="rect"/>
                   </pic:spPr>
@@ -18806,8 +19579,8 @@
       <w:r>
         <w:drawing>
           <wp:inline xmlns:a="http://schemas.openxmlformats.org/drawingml/2006/main" xmlns:pic="http://schemas.openxmlformats.org/drawingml/2006/picture">
-            <wp:extent cx="5303520" cy="2296109"/>
-            <wp:docPr id="4" name="Picture 4"/>
+            <wp:extent cx="5029200" cy="2177344"/>
+            <wp:docPr id="19" name="Picture 19"/>
             <wp:cNvGraphicFramePr>
               <a:graphicFrameLocks noChangeAspect="1"/>
             </wp:cNvGraphicFramePr>
@@ -18819,7 +19592,7 @@
                     <pic:cNvPicPr/>
                   </pic:nvPicPr>
                   <pic:blipFill>
-                    <a:blip r:embed="rId12"/>
+                    <a:blip r:embed="rId27"/>
                     <a:stretch>
                       <a:fillRect/>
                     </a:stretch>
@@ -18827,7 +19600,7 @@
                   <pic:spPr>
                     <a:xfrm>
                       <a:off x="0" y="0"/>
-                      <a:ext cx="5303520" cy="2296109"/>
+                      <a:ext cx="5029200" cy="2177344"/>
                     </a:xfrm>
                     <a:prstGeom prst="rect"/>
                   </pic:spPr>
@@ -19796,8 +20569,8 @@
       <w:r>
         <w:drawing>
           <wp:inline xmlns:a="http://schemas.openxmlformats.org/drawingml/2006/main" xmlns:pic="http://schemas.openxmlformats.org/drawingml/2006/picture">
-            <wp:extent cx="5303520" cy="2301219"/>
-            <wp:docPr id="5" name="Picture 5"/>
+            <wp:extent cx="5029200" cy="2182190"/>
+            <wp:docPr id="20" name="Picture 20"/>
             <wp:cNvGraphicFramePr>
               <a:graphicFrameLocks noChangeAspect="1"/>
             </wp:cNvGraphicFramePr>
@@ -19809,7 +20582,7 @@
                     <pic:cNvPicPr/>
                   </pic:nvPicPr>
                   <pic:blipFill>
-                    <a:blip r:embed="rId13"/>
+                    <a:blip r:embed="rId28"/>
                     <a:stretch>
                       <a:fillRect/>
                     </a:stretch>
@@ -19817,7 +20590,7 @@
                   <pic:spPr>
                     <a:xfrm>
                       <a:off x="0" y="0"/>
-                      <a:ext cx="5303520" cy="2301219"/>
+                      <a:ext cx="5029200" cy="2182190"/>
                     </a:xfrm>
                     <a:prstGeom prst="rect"/>
                   </pic:spPr>
@@ -20833,8 +21606,8 @@
       <w:r>
         <w:drawing>
           <wp:inline xmlns:a="http://schemas.openxmlformats.org/drawingml/2006/main" xmlns:pic="http://schemas.openxmlformats.org/drawingml/2006/picture">
-            <wp:extent cx="5303520" cy="2119212"/>
-            <wp:docPr id="6" name="Picture 6"/>
+            <wp:extent cx="5029200" cy="2009598"/>
+            <wp:docPr id="21" name="Picture 21"/>
             <wp:cNvGraphicFramePr>
               <a:graphicFrameLocks noChangeAspect="1"/>
             </wp:cNvGraphicFramePr>
@@ -20846,7 +21619,7 @@
                     <pic:cNvPicPr/>
                   </pic:nvPicPr>
                   <pic:blipFill>
-                    <a:blip r:embed="rId14"/>
+                    <a:blip r:embed="rId29"/>
                     <a:stretch>
                       <a:fillRect/>
                     </a:stretch>
@@ -20854,7 +21627,7 @@
                   <pic:spPr>
                     <a:xfrm>
                       <a:off x="0" y="0"/>
-                      <a:ext cx="5303520" cy="2119212"/>
+                      <a:ext cx="5029200" cy="2009598"/>
                     </a:xfrm>
                     <a:prstGeom prst="rect"/>
                   </pic:spPr>
@@ -20929,7 +21702,7 @@
           <w:i w:val="0"/>
           <w:sz w:val="24"/>
         </w:rPr>
-        <w:t>This project successfully designed and implemented a comprehensive Multimodal AI Research Assistant that addresses the key limitations of existing research assistance tools: text-only processing, absence of persistent knowledge bases, lack of multi-hop reasoning capability, and the challenge of academic acceptability of AI-generated content.</w:t>
+        <w:t>Building a genuinely useful research assistant turns out to require solving four separate hard problems at once: processing documents beyond plain text, maintaining a persistent knowledge base, reasoning across multiple retrieval steps, and ensuring generated content reads as academically authentic rather than machine-produced. This project addressed all four in an integrated system that holds up in practice.</w:t>
       </w:r>
     </w:p>
     <w:p>
@@ -20959,7 +21732,7 @@
           <w:i w:val="0"/>
           <w:sz w:val="24"/>
         </w:rPr>
-        <w:t>The nine specialised RAG pipeline methods provide a complete research workflow covering question answering, summarisation, comparative analysis, literature survey generation, research gap identification, and trend analysis. The RAGAS evaluation demonstrated strong faithfulness (0.81) and low hallucination rate (7%), attributable to the context-grounded prompt design and the retrieval-augmented architecture.</w:t>
+        <w:t>The nine RAG pipeline methods together cover a full research workflow — from one-line questions all the way to multi-paper literature surveys and gap identification. RAGAS evaluation returned a faithfulness score of 0.81 with a hallucination rate of just 7%, which we attribute to the context-grounded prompt design keeping the model anchored to retrieved evidence rather than its own parametric memory.</w:t>
       </w:r>
     </w:p>
     <w:p>
@@ -21004,7 +21777,7 @@
           <w:i w:val="0"/>
           <w:sz w:val="24"/>
         </w:rPr>
-        <w:t>In summary, this project demonstrates that a production-quality multimodal research assistant combining RAG, agentic reasoning, and AI humanization is achievable using publicly available APIs and open-source libraries, and provides a meaningful advancement over existing general-purpose AI assistants for research workflows.</w:t>
+        <w:t>Taken together, these results show that a production-quality multimodal research assistant — combining RAG, agentic reasoning, and AI humanization — is achievable with publicly available APIs and open-source libraries. It's not a toy demo; it's a system that handles real papers and returns answers with traceable citations. That's a meaningful step forward from what existing general-purpose AI assistants can offer research workflows today.</w:t>
       </w:r>
     </w:p>
     <w:p>
@@ -21039,9 +21812,19 @@
     </w:p>
     <w:p>
       <w:pPr>
-        <w:spacing w:before="0" w:after="120" w:line="360" w:lineRule="exact"/>
-        <w:jc w:val="both"/>
-      </w:pPr>
+        <w:spacing w:before="40" w:after="80" w:line="400" w:lineRule="exact"/>
+        <w:ind w:left="720" w:hanging="360"/>
+        <w:jc w:val="left"/>
+      </w:pPr>
+      <w:r>
+        <w:rPr>
+          <w:rFonts w:ascii="Times New Roman" w:hAnsi="Times New Roman"/>
+          <w:b/>
+          <w:i w:val="0"/>
+          <w:sz w:val="24"/>
+        </w:rPr>
+        <w:t xml:space="preserve">•  Knowledge Graph Integration: </w:t>
+      </w:r>
       <w:r>
         <w:rPr>
           <w:rFonts w:ascii="Times New Roman" w:hAnsi="Times New Roman"/>
@@ -21049,14 +21832,24 @@
           <w:i w:val="0"/>
           <w:sz w:val="24"/>
         </w:rPr>
-        <w:t>1. Knowledge Graph Integration: Constructing a paper-level knowledge graph capturing entity relationships (citations, shared datasets, competing methodologies) would enable graph-traversal-based retrieval alongside vector search, improving multi-hop reasoning accuracy for relationship-intensive queries, as demonstrated by KA-RAG.</w:t>
+        <w:t>Build a paper-level knowledge graph capturing citations, shared datasets, and competing methodologies — adding graph-traversal retrieval alongside vector search to improve multi-hop accuracy on relationship-intensive queries (per KA-RAG).</w:t>
       </w:r>
     </w:p>
     <w:p>
       <w:pPr>
-        <w:spacing w:before="0" w:after="120" w:line="360" w:lineRule="exact"/>
-        <w:jc w:val="both"/>
-      </w:pPr>
+        <w:spacing w:before="40" w:after="80" w:line="400" w:lineRule="exact"/>
+        <w:ind w:left="720" w:hanging="360"/>
+        <w:jc w:val="left"/>
+      </w:pPr>
+      <w:r>
+        <w:rPr>
+          <w:rFonts w:ascii="Times New Roman" w:hAnsi="Times New Roman"/>
+          <w:b/>
+          <w:i w:val="0"/>
+          <w:sz w:val="24"/>
+        </w:rPr>
+        <w:t xml:space="preserve">•  Multi-Agent Architecture: </w:t>
+      </w:r>
       <w:r>
         <w:rPr>
           <w:rFonts w:ascii="Times New Roman" w:hAnsi="Times New Roman"/>
@@ -21064,14 +21857,24 @@
           <w:i w:val="0"/>
           <w:sz w:val="24"/>
         </w:rPr>
-        <w:t>2. Multi-Agent Architecture: Decomposing the single ReAct agent into specialised agents — a planner, a retriever agent, a critique agent, and a synthesis agent — following the MA-RAG framework would likely improve performance on complex 4+-hop questions where a single agent's reasoning chain becomes unwieldy.</w:t>
+        <w:t>Decompose the single ReAct agent into a planner, retriever, critique agent, and synthesis agent following the MA-RAG framework — particularly helpful for complex 4+-hop questions where a single reasoning chain becomes unwieldy.</w:t>
       </w:r>
     </w:p>
     <w:p>
       <w:pPr>
-        <w:spacing w:before="0" w:after="120" w:line="360" w:lineRule="exact"/>
-        <w:jc w:val="both"/>
-      </w:pPr>
+        <w:spacing w:before="40" w:after="80" w:line="400" w:lineRule="exact"/>
+        <w:ind w:left="720" w:hanging="360"/>
+        <w:jc w:val="left"/>
+      </w:pPr>
+      <w:r>
+        <w:rPr>
+          <w:rFonts w:ascii="Times New Roman" w:hAnsi="Times New Roman"/>
+          <w:b/>
+          <w:i w:val="0"/>
+          <w:sz w:val="24"/>
+        </w:rPr>
+        <w:t xml:space="preserve">•  Fine-Tuned Embedding Model: </w:t>
+      </w:r>
       <w:r>
         <w:rPr>
           <w:rFonts w:ascii="Times New Roman" w:hAnsi="Times New Roman"/>
@@ -21079,14 +21882,24 @@
           <w:i w:val="0"/>
           <w:sz w:val="24"/>
         </w:rPr>
-        <w:t>3. Fine-Tuned Embedding Model: Fine-tuning the all-MiniLM-L6-v2 model on a domain-specific scientific corpus (e.g., arXiv papers) using contrastive learning with hard negatives would improve retrieval precision for highly technical scientific vocabulary.</w:t>
+        <w:t>Fine-tune all-MiniLM-L6-v2 on a domain-specific scientific corpus (e.g., arXiv) using contrastive learning with hard negatives to sharpen retrieval precision for highly technical vocabulary.</w:t>
       </w:r>
     </w:p>
     <w:p>
       <w:pPr>
-        <w:spacing w:before="0" w:after="120" w:line="360" w:lineRule="exact"/>
-        <w:jc w:val="both"/>
-      </w:pPr>
+        <w:spacing w:before="40" w:after="80" w:line="400" w:lineRule="exact"/>
+        <w:ind w:left="720" w:hanging="360"/>
+        <w:jc w:val="left"/>
+      </w:pPr>
+      <w:r>
+        <w:rPr>
+          <w:rFonts w:ascii="Times New Roman" w:hAnsi="Times New Roman"/>
+          <w:b/>
+          <w:i w:val="0"/>
+          <w:sz w:val="24"/>
+        </w:rPr>
+        <w:t xml:space="preserve">•  Streaming Generation: </w:t>
+      </w:r>
       <w:r>
         <w:rPr>
           <w:rFonts w:ascii="Times New Roman" w:hAnsi="Times New Roman"/>
@@ -21094,14 +21907,24 @@
           <w:i w:val="0"/>
           <w:sz w:val="24"/>
         </w:rPr>
-        <w:t>4. Streaming Generation: Implementing server-sent events (SSE) or WebSocket streaming for LLM generation would improve the perceived responsiveness of the interface, especially for long-form outputs such as literature surveys and trend analyses.</w:t>
+        <w:t>Add server-sent events (SSE) or WebSocket streaming for LLM generation to make long-form outputs like literature surveys feel responsive rather than frozen while generating.</w:t>
       </w:r>
     </w:p>
     <w:p>
       <w:pPr>
-        <w:spacing w:before="0" w:after="120" w:line="360" w:lineRule="exact"/>
-        <w:jc w:val="both"/>
-      </w:pPr>
+        <w:spacing w:before="40" w:after="80" w:line="400" w:lineRule="exact"/>
+        <w:ind w:left="720" w:hanging="360"/>
+        <w:jc w:val="left"/>
+      </w:pPr>
+      <w:r>
+        <w:rPr>
+          <w:rFonts w:ascii="Times New Roman" w:hAnsi="Times New Roman"/>
+          <w:b/>
+          <w:i w:val="0"/>
+          <w:sz w:val="24"/>
+        </w:rPr>
+        <w:t xml:space="preserve">•  Long-Document Support: </w:t>
+      </w:r>
       <w:r>
         <w:rPr>
           <w:rFonts w:ascii="Times New Roman" w:hAnsi="Times New Roman"/>
@@ -21109,14 +21932,24 @@
           <w:i w:val="0"/>
           <w:sz w:val="24"/>
         </w:rPr>
-        <w:t>5. Long-Document Support: Integrating a hierarchical summarisation pipeline to handle very long documents (100+ pages) that exceed even the extended context strategies currently in place. This could use a map-reduce approach: summarise each section independently, then synthesise across section summaries.</w:t>
+        <w:t>Integrate a hierarchical map-reduce summarisation pipeline for papers exceeding 100 pages, summarising each section independently then synthesising across them.</w:t>
       </w:r>
     </w:p>
     <w:p>
       <w:pPr>
-        <w:spacing w:before="0" w:after="120" w:line="360" w:lineRule="exact"/>
-        <w:jc w:val="both"/>
-      </w:pPr>
+        <w:spacing w:before="40" w:after="80" w:line="400" w:lineRule="exact"/>
+        <w:ind w:left="720" w:hanging="360"/>
+        <w:jc w:val="left"/>
+      </w:pPr>
+      <w:r>
+        <w:rPr>
+          <w:rFonts w:ascii="Times New Roman" w:hAnsi="Times New Roman"/>
+          <w:b/>
+          <w:i w:val="0"/>
+          <w:sz w:val="24"/>
+        </w:rPr>
+        <w:t xml:space="preserve">•  Multi-User Support: </w:t>
+      </w:r>
       <w:r>
         <w:rPr>
           <w:rFonts w:ascii="Times New Roman" w:hAnsi="Times New Roman"/>
@@ -21124,14 +21957,24 @@
           <w:i w:val="0"/>
           <w:sz w:val="24"/>
         </w:rPr>
-        <w:t>6. Multi-User Support: Adding JWT-based authentication and per-user isolated knowledge bases would enable the system to serve multiple concurrent users with separate document collections, extending its applicability from individual researchers to research teams and academic institutions.</w:t>
+        <w:t>Add JWT-based authentication with per-user isolated knowledge bases, extending the system from single researchers to whole research teams.</w:t>
       </w:r>
     </w:p>
     <w:p>
       <w:pPr>
-        <w:spacing w:before="0" w:after="120" w:line="360" w:lineRule="exact"/>
-        <w:jc w:val="both"/>
-      </w:pPr>
+        <w:spacing w:before="40" w:after="80" w:line="400" w:lineRule="exact"/>
+        <w:ind w:left="720" w:hanging="360"/>
+        <w:jc w:val="left"/>
+      </w:pPr>
+      <w:r>
+        <w:rPr>
+          <w:rFonts w:ascii="Times New Roman" w:hAnsi="Times New Roman"/>
+          <w:b/>
+          <w:i w:val="0"/>
+          <w:sz w:val="24"/>
+        </w:rPr>
+        <w:t xml:space="preserve">•  Automatic Web Ingestion: </w:t>
+      </w:r>
       <w:r>
         <w:rPr>
           <w:rFonts w:ascii="Times New Roman" w:hAnsi="Times New Roman"/>
@@ -21139,14 +21982,24 @@
           <w:i w:val="0"/>
           <w:sz w:val="24"/>
         </w:rPr>
-        <w:t>7. Automatic Web Ingestion: Integrating a Semantic Scholar or arXiv API connector would allow users to add papers to their knowledge base by providing a DOI or arXiv identifier, without needing to manually download and upload PDFs.</w:t>
+        <w:t>Connect to Semantic Scholar or arXiv APIs so users can add papers by DOI or identifier rather than manually downloading and re-uploading PDFs.</w:t>
       </w:r>
     </w:p>
     <w:p>
       <w:pPr>
-        <w:spacing w:before="0" w:after="120" w:line="360" w:lineRule="exact"/>
-        <w:jc w:val="both"/>
-      </w:pPr>
+        <w:spacing w:before="40" w:after="80" w:line="400" w:lineRule="exact"/>
+        <w:ind w:left="720" w:hanging="360"/>
+        <w:jc w:val="left"/>
+      </w:pPr>
+      <w:r>
+        <w:rPr>
+          <w:rFonts w:ascii="Times New Roman" w:hAnsi="Times New Roman"/>
+          <w:b/>
+          <w:i w:val="0"/>
+          <w:sz w:val="24"/>
+        </w:rPr>
+        <w:t xml:space="preserve">•  Evaluation Dashboard: </w:t>
+      </w:r>
       <w:r>
         <w:rPr>
           <w:rFonts w:ascii="Times New Roman" w:hAnsi="Times New Roman"/>
@@ -21154,7 +22007,7 @@
           <w:i w:val="0"/>
           <w:sz w:val="24"/>
         </w:rPr>
-        <w:t>8. Evaluation Dashboard: A built-in evaluation dashboard that continuously runs RAGAS metrics on a maintained benchmark test set would provide ongoing quality monitoring as underlying models and retrieval strategies are updated.</w:t>
+        <w:t>Build an in-product evaluation dashboard running RAGAS metrics continuously on a maintained benchmark set, giving ongoing quality monitoring as models update.</w:t>
       </w:r>
     </w:p>
     <w:p>

--- a/Multimodal_AI_Research_Assistant_Report.docx
+++ b/Multimodal_AI_Research_Assistant_Report.docx
@@ -5689,7 +5689,7 @@
       <w:r>
         <w:drawing>
           <wp:inline xmlns:a="http://schemas.openxmlformats.org/drawingml/2006/main" xmlns:pic="http://schemas.openxmlformats.org/drawingml/2006/picture">
-            <wp:extent cx="5029200" cy="2957128"/>
+            <wp:extent cx="5029200" cy="3042693"/>
             <wp:docPr id="3" name="Picture 3"/>
             <wp:cNvGraphicFramePr>
               <a:graphicFrameLocks noChangeAspect="1"/>
@@ -5710,7 +5710,7 @@
                   <pic:spPr>
                     <a:xfrm>
                       <a:off x="0" y="0"/>
-                      <a:ext cx="5029200" cy="2957128"/>
+                      <a:ext cx="5029200" cy="3042693"/>
                     </a:xfrm>
                     <a:prstGeom prst="rect"/>
                   </pic:spPr>
@@ -5834,7 +5834,7 @@
       <w:r>
         <w:drawing>
           <wp:inline xmlns:a="http://schemas.openxmlformats.org/drawingml/2006/main" xmlns:pic="http://schemas.openxmlformats.org/drawingml/2006/picture">
-            <wp:extent cx="5029200" cy="5295086"/>
+            <wp:extent cx="2286000" cy="7844945"/>
             <wp:docPr id="4" name="Picture 4"/>
             <wp:cNvGraphicFramePr>
               <a:graphicFrameLocks noChangeAspect="1"/>
@@ -5855,7 +5855,7 @@
                   <pic:spPr>
                     <a:xfrm>
                       <a:off x="0" y="0"/>
-                      <a:ext cx="5029200" cy="5295086"/>
+                      <a:ext cx="2286000" cy="7844945"/>
                     </a:xfrm>
                     <a:prstGeom prst="rect"/>
                   </pic:spPr>
@@ -10778,7 +10778,7 @@
       <w:r>
         <w:drawing>
           <wp:inline xmlns:a="http://schemas.openxmlformats.org/drawingml/2006/main" xmlns:pic="http://schemas.openxmlformats.org/drawingml/2006/picture">
-            <wp:extent cx="5029200" cy="2801671"/>
+            <wp:extent cx="5029200" cy="4244296"/>
             <wp:docPr id="5" name="Picture 5"/>
             <wp:cNvGraphicFramePr>
               <a:graphicFrameLocks noChangeAspect="1"/>
@@ -10799,7 +10799,7 @@
                   <pic:spPr>
                     <a:xfrm>
                       <a:off x="0" y="0"/>
-                      <a:ext cx="5029200" cy="2801671"/>
+                      <a:ext cx="5029200" cy="4244296"/>
                     </a:xfrm>
                     <a:prstGeom prst="rect"/>
                   </pic:spPr>
@@ -12779,7 +12779,7 @@
       <w:r>
         <w:drawing>
           <wp:inline xmlns:a="http://schemas.openxmlformats.org/drawingml/2006/main" xmlns:pic="http://schemas.openxmlformats.org/drawingml/2006/picture">
-            <wp:extent cx="3180283" cy="5303122"/>
+            <wp:extent cx="2286000" cy="6803335"/>
             <wp:docPr id="9" name="Picture 9"/>
             <wp:cNvGraphicFramePr>
               <a:graphicFrameLocks noChangeAspect="1"/>
@@ -12800,7 +12800,7 @@
                   <pic:spPr>
                     <a:xfrm>
                       <a:off x="0" y="0"/>
-                      <a:ext cx="3180283" cy="5303122"/>
+                      <a:ext cx="2286000" cy="6803335"/>
                     </a:xfrm>
                     <a:prstGeom prst="rect"/>
                   </pic:spPr>
@@ -13586,7 +13586,7 @@
       <w:r>
         <w:drawing>
           <wp:inline xmlns:a="http://schemas.openxmlformats.org/drawingml/2006/main" xmlns:pic="http://schemas.openxmlformats.org/drawingml/2006/picture">
-            <wp:extent cx="3446373" cy="5303106"/>
+            <wp:extent cx="2596896" cy="5304298"/>
             <wp:docPr id="12" name="Picture 12"/>
             <wp:cNvGraphicFramePr>
               <a:graphicFrameLocks noChangeAspect="1"/>
@@ -13607,7 +13607,7 @@
                   <pic:spPr>
                     <a:xfrm>
                       <a:off x="0" y="0"/>
-                      <a:ext cx="3446373" cy="5303106"/>
+                      <a:ext cx="2596896" cy="5304298"/>
                     </a:xfrm>
                     <a:prstGeom prst="rect"/>
                   </pic:spPr>
@@ -15435,7 +15435,7 @@
       <w:r>
         <w:drawing>
           <wp:inline xmlns:a="http://schemas.openxmlformats.org/drawingml/2006/main" xmlns:pic="http://schemas.openxmlformats.org/drawingml/2006/picture">
-            <wp:extent cx="3307384" cy="5304217"/>
+            <wp:extent cx="5029200" cy="639551"/>
             <wp:docPr id="15" name="Picture 15"/>
             <wp:cNvGraphicFramePr>
               <a:graphicFrameLocks noChangeAspect="1"/>
@@ -15456,7 +15456,7 @@
                   <pic:spPr>
                     <a:xfrm>
                       <a:off x="0" y="0"/>
-                      <a:ext cx="3307384" cy="5304217"/>
+                      <a:ext cx="5029200" cy="639551"/>
                     </a:xfrm>
                     <a:prstGeom prst="rect"/>
                   </pic:spPr>
@@ -15830,7 +15830,7 @@
       <w:r>
         <w:drawing>
           <wp:inline xmlns:a="http://schemas.openxmlformats.org/drawingml/2006/main" xmlns:pic="http://schemas.openxmlformats.org/drawingml/2006/picture">
-            <wp:extent cx="5029200" cy="5299520"/>
+            <wp:extent cx="3738981" cy="5303121"/>
             <wp:docPr id="17" name="Picture 17"/>
             <wp:cNvGraphicFramePr>
               <a:graphicFrameLocks noChangeAspect="1"/>
@@ -15851,7 +15851,7 @@
                   <pic:spPr>
                     <a:xfrm>
                       <a:off x="0" y="0"/>
-                      <a:ext cx="5029200" cy="5299520"/>
+                      <a:ext cx="3738981" cy="5303121"/>
                     </a:xfrm>
                     <a:prstGeom prst="rect"/>
                   </pic:spPr>

--- a/Multimodal_AI_Research_Assistant_Report.docx
+++ b/Multimodal_AI_Research_Assistant_Report.docx
@@ -44,7 +44,7 @@
         <w:rPr>
           <w:rFonts w:ascii="Times New Roman" w:hAnsi="Times New Roman"/>
           <w:b w:val="0"/>
-          <w:i w:val="0"/>
+          <w:i/>
           <w:sz w:val="24"/>
         </w:rPr>
         <w:t>Submitted by</w:t>
@@ -137,8 +137,8 @@
       <w:r>
         <w:rPr>
           <w:rFonts w:ascii="Times New Roman" w:hAnsi="Times New Roman"/>
-          <w:b w:val="0"/>
-          <w:i w:val="0"/>
+          <w:b/>
+          <w:i/>
           <w:sz w:val="24"/>
         </w:rPr>
         <w:t>in partial fulfillment for the award of the degree of</w:t>
@@ -186,14 +186,67 @@
           <w:i w:val="0"/>
           <w:sz w:val="28"/>
         </w:rPr>
-        <w:t>ARTIFICIAL INTELLIGENCE AND DATA SCIENCE</w:t>
+        <w:t>COMPUTER SCIENCE AND ENGINEERING</w:t>
       </w:r>
     </w:p>
-    <w:p/>
-    <w:p/>
     <w:p>
       <w:pPr>
         <w:spacing w:before="0" w:after="120" w:line="360" w:lineRule="exact"/>
+        <w:jc w:val="center"/>
+      </w:pPr>
+      <w:r>
+        <w:rPr>
+          <w:rFonts w:ascii="Times New Roman" w:hAnsi="Times New Roman"/>
+          <w:b/>
+          <w:i w:val="0"/>
+          <w:sz w:val="28"/>
+        </w:rPr>
+        <w:t>(ARTIFICIAL INTELLIGENCE)</w:t>
+      </w:r>
+    </w:p>
+    <w:p>
+      <w:pPr>
+        <w:spacing w:before="360" w:after="360"/>
+        <w:jc w:val="center"/>
+      </w:pPr>
+      <w:r>
+        <w:drawing>
+          <wp:inline xmlns:a="http://schemas.openxmlformats.org/drawingml/2006/main" xmlns:pic="http://schemas.openxmlformats.org/drawingml/2006/picture">
+            <wp:extent cx="2286000" cy="636165"/>
+            <wp:docPr id="1" name="Picture 1"/>
+            <wp:cNvGraphicFramePr>
+              <a:graphicFrameLocks noChangeAspect="1"/>
+            </wp:cNvGraphicFramePr>
+            <a:graphic>
+              <a:graphicData uri="http://schemas.openxmlformats.org/drawingml/2006/picture">
+                <pic:pic>
+                  <pic:nvPicPr>
+                    <pic:cNvPr id="0" name="amrita_logo.png"/>
+                    <pic:cNvPicPr/>
+                  </pic:nvPicPr>
+                  <pic:blipFill>
+                    <a:blip r:embed="rId9"/>
+                    <a:stretch>
+                      <a:fillRect/>
+                    </a:stretch>
+                  </pic:blipFill>
+                  <pic:spPr>
+                    <a:xfrm>
+                      <a:off x="0" y="0"/>
+                      <a:ext cx="2286000" cy="636165"/>
+                    </a:xfrm>
+                    <a:prstGeom prst="rect"/>
+                  </pic:spPr>
+                </pic:pic>
+              </a:graphicData>
+            </a:graphic>
+          </wp:inline>
+        </w:drawing>
+      </w:r>
+    </w:p>
+    <w:p>
+      <w:pPr>
+        <w:spacing w:before="0" w:after="40" w:line="360" w:lineRule="exact"/>
         <w:jc w:val="center"/>
       </w:pPr>
       <w:r>
@@ -208,7 +261,7 @@
     </w:p>
     <w:p>
       <w:pPr>
-        <w:spacing w:before="0" w:after="120" w:line="360" w:lineRule="exact"/>
+        <w:spacing w:before="0" w:after="40" w:line="360" w:lineRule="exact"/>
         <w:jc w:val="center"/>
       </w:pPr>
       <w:r>
@@ -223,28 +276,28 @@
     </w:p>
     <w:p>
       <w:pPr>
-        <w:spacing w:before="0" w:after="120" w:line="360" w:lineRule="exact"/>
+        <w:spacing w:before="0" w:after="40" w:line="360" w:lineRule="exact"/>
         <w:jc w:val="center"/>
       </w:pPr>
       <w:r>
         <w:rPr>
           <w:rFonts w:ascii="Times New Roman" w:hAnsi="Times New Roman"/>
-          <w:b w:val="0"/>
+          <w:b/>
           <w:i w:val="0"/>
-          <w:sz w:val="24"/>
+          <w:sz w:val="26"/>
         </w:rPr>
         <w:t>BENGALURU 560 035</w:t>
       </w:r>
     </w:p>
     <w:p>
       <w:pPr>
-        <w:spacing w:before="0" w:after="120" w:line="360" w:lineRule="exact"/>
+        <w:spacing w:before="80" w:after="120" w:line="360" w:lineRule="exact"/>
         <w:jc w:val="center"/>
       </w:pPr>
       <w:r>
         <w:rPr>
           <w:rFonts w:ascii="Times New Roman" w:hAnsi="Times New Roman"/>
-          <w:b/>
+          <w:b w:val="0"/>
           <w:i w:val="0"/>
           <w:sz w:val="24"/>
         </w:rPr>
@@ -258,7 +311,7 @@
     </w:p>
     <w:p>
       <w:pPr>
-        <w:spacing w:before="240" w:after="120"/>
+        <w:spacing w:before="240" w:after="40"/>
         <w:jc w:val="center"/>
       </w:pPr>
       <w:r>
@@ -266,22 +319,69 @@
           <w:rFonts w:ascii="Times New Roman" w:hAnsi="Times New Roman"/>
           <w:b/>
           <w:i w:val="0"/>
-          <w:sz w:val="32"/>
+          <w:sz w:val="28"/>
         </w:rPr>
         <w:t>AMRITA VISHWA VIDYAPEETHAM</w:t>
-        <w:br/>
+      </w:r>
+    </w:p>
+    <w:p>
+      <w:pPr>
+        <w:spacing w:before="40" w:after="160"/>
+        <w:jc w:val="center"/>
+      </w:pPr>
+      <w:r>
+        <w:rPr>
+          <w:rFonts w:ascii="Times New Roman" w:hAnsi="Times New Roman"/>
+          <w:b/>
+          <w:i w:val="0"/>
+          <w:sz w:val="28"/>
+        </w:rPr>
         <w:t>AMRITA SCHOOL OF COMPUTING, BENGALURU, 560035</w:t>
       </w:r>
     </w:p>
     <w:p>
       <w:pPr>
-        <w:spacing w:before="0" w:after="240" w:line="360" w:lineRule="exact"/>
-        <w:jc w:val="both"/>
-      </w:pPr>
+        <w:spacing w:before="120" w:after="280"/>
+        <w:jc w:val="center"/>
+      </w:pPr>
+      <w:r>
+        <w:drawing>
+          <wp:inline xmlns:a="http://schemas.openxmlformats.org/drawingml/2006/main" xmlns:pic="http://schemas.openxmlformats.org/drawingml/2006/picture">
+            <wp:extent cx="1828800" cy="508932"/>
+            <wp:docPr id="2" name="Picture 2"/>
+            <wp:cNvGraphicFramePr>
+              <a:graphicFrameLocks noChangeAspect="1"/>
+            </wp:cNvGraphicFramePr>
+            <a:graphic>
+              <a:graphicData uri="http://schemas.openxmlformats.org/drawingml/2006/picture">
+                <pic:pic>
+                  <pic:nvPicPr>
+                    <pic:cNvPr id="0" name="amrita_logo.png"/>
+                    <pic:cNvPicPr/>
+                  </pic:nvPicPr>
+                  <pic:blipFill>
+                    <a:blip r:embed="rId9"/>
+                    <a:stretch>
+                      <a:fillRect/>
+                    </a:stretch>
+                  </pic:blipFill>
+                  <pic:spPr>
+                    <a:xfrm>
+                      <a:off x="0" y="0"/>
+                      <a:ext cx="1828800" cy="508932"/>
+                    </a:xfrm>
+                    <a:prstGeom prst="rect"/>
+                  </pic:spPr>
+                </pic:pic>
+              </a:graphicData>
+            </a:graphic>
+          </wp:inline>
+        </w:drawing>
+      </w:r>
     </w:p>
     <w:p>
       <w:pPr>
-        <w:spacing w:before="240" w:after="120"/>
+        <w:spacing w:before="200" w:after="280"/>
         <w:jc w:val="center"/>
       </w:pPr>
       <w:r>
@@ -296,7 +396,7 @@
     </w:p>
     <w:p>
       <w:pPr>
-        <w:spacing w:before="0" w:after="120" w:line="360" w:lineRule="exact"/>
+        <w:spacing w:before="120" w:after="120"/>
         <w:jc w:val="both"/>
       </w:pPr>
       <w:r>
@@ -306,7 +406,26 @@
           <w:i w:val="0"/>
           <w:sz w:val="24"/>
         </w:rPr>
-        <w:t>This is to certify that the project report entitled "A Modular Multimodal Retrieval-Augmented Agentic Framework for Intelligent Scientific Document Understanding" submitted by</w:t>
+        <w:t xml:space="preserve">This is to certify that the project report entitled </w:t>
+      </w:r>
+      <w:r>
+        <w:rPr>
+          <w:rFonts w:ascii="Times New Roman" w:hAnsi="Times New Roman"/>
+          <w:b/>
+          <w:i w:val="0"/>
+          <w:color w:val="B40000"/>
+          <w:sz w:val="24"/>
+        </w:rPr>
+        <w:t>"A Modular Multimodal Retrieval-Augmented Agentic Framework for Intelligent Scientific Document Understanding"</w:t>
+      </w:r>
+      <w:r>
+        <w:rPr>
+          <w:rFonts w:ascii="Times New Roman" w:hAnsi="Times New Roman"/>
+          <w:b w:val="0"/>
+          <w:i w:val="0"/>
+          <w:sz w:val="24"/>
+        </w:rPr>
+        <w:t xml:space="preserve"> submitted by</w:t>
       </w:r>
     </w:p>
     <w:p>
@@ -381,7 +500,7 @@
     </w:p>
     <w:p>
       <w:pPr>
-        <w:spacing w:before="0" w:after="120" w:line="360" w:lineRule="exact"/>
+        <w:spacing w:before="200" w:after="120"/>
         <w:jc w:val="both"/>
       </w:pPr>
       <w:r>
@@ -391,111 +510,17 @@
           <w:i w:val="0"/>
           <w:sz w:val="24"/>
         </w:rPr>
-        <w:t>in partial fulfillment of the requirements as part of Bachelor of Technology in "ARTIFICIAL INTELLIGENCE AND DATA SCIENCE" is a bonafide record of the work carried out under our guidance and supervision at Amrita School of Computing, Bengaluru.</w:t>
+        <w:t xml:space="preserve">in partial fulfillment of the requirements as part of </w:t>
       </w:r>
-    </w:p>
-    <w:p>
-      <w:pPr>
-        <w:spacing w:before="0" w:after="480" w:line="360" w:lineRule="exact"/>
-        <w:jc w:val="both"/>
-      </w:pPr>
-    </w:p>
-    <w:tbl>
-      <w:tblPr>
-        <w:tblStyle w:val="TableGrid"/>
-        <w:tblW w:type="auto" w:w="0"/>
-        <w:tblLook w:firstColumn="1" w:firstRow="1" w:lastColumn="0" w:lastRow="0" w:noHBand="0" w:noVBand="1" w:val="04A0"/>
-      </w:tblPr>
-      <w:tblGrid>
-        <w:gridCol w:w="4500"/>
-        <w:gridCol w:w="4500"/>
-      </w:tblGrid>
-      <w:tr>
-        <w:tc>
-          <w:tcPr>
-            <w:tcW w:type="dxa" w:w="4500"/>
-          </w:tcPr>
-          <w:p>
-            <w:r>
-              <w:rPr>
-                <w:rFonts w:ascii="Times New Roman" w:hAnsi="Times New Roman"/>
-                <w:b w:val="0"/>
-                <w:i w:val="0"/>
-                <w:sz w:val="22"/>
-              </w:rPr>
-              <w:t>____________________</w:t>
-            </w:r>
-          </w:p>
-        </w:tc>
-        <w:tc>
-          <w:tcPr>
-            <w:tcW w:type="dxa" w:w="4500"/>
-          </w:tcPr>
-          <w:p>
-            <w:r>
-              <w:rPr>
-                <w:rFonts w:ascii="Times New Roman" w:hAnsi="Times New Roman"/>
-                <w:b w:val="0"/>
-                <w:i w:val="0"/>
-                <w:sz w:val="22"/>
-              </w:rPr>
-              <w:t>____________________</w:t>
-            </w:r>
-          </w:p>
-        </w:tc>
-      </w:tr>
-      <w:tr>
-        <w:tc>
-          <w:tcPr>
-            <w:tcW w:type="dxa" w:w="4500"/>
-          </w:tcPr>
-          <w:p>
-            <w:r>
-              <w:rPr>
-                <w:rFonts w:ascii="Times New Roman" w:hAnsi="Times New Roman"/>
-                <w:b w:val="0"/>
-                <w:i w:val="0"/>
-                <w:sz w:val="22"/>
-              </w:rPr>
-              <w:t>Project Guide</w:t>
-              <w:br/>
-              <w:t>Department of CSE</w:t>
-              <w:br/>
-              <w:t>Amrita School of Computing</w:t>
-            </w:r>
-          </w:p>
-        </w:tc>
-        <w:tc>
-          <w:tcPr>
-            <w:tcW w:type="dxa" w:w="4500"/>
-          </w:tcPr>
-          <w:p>
-            <w:r>
-              <w:rPr>
-                <w:rFonts w:ascii="Times New Roman" w:hAnsi="Times New Roman"/>
-                <w:b w:val="0"/>
-                <w:i w:val="0"/>
-                <w:sz w:val="22"/>
-              </w:rPr>
-              <w:t>Chair</w:t>
-              <w:br/>
-              <w:t>School of Computing</w:t>
-            </w:r>
-          </w:p>
-        </w:tc>
-      </w:tr>
-    </w:tbl>
-    <w:p>
-      <w:pPr>
-        <w:spacing w:before="0" w:after="320" w:line="360" w:lineRule="exact"/>
-        <w:jc w:val="both"/>
-      </w:pPr>
-    </w:p>
-    <w:p>
-      <w:pPr>
-        <w:spacing w:before="0" w:after="120" w:line="360" w:lineRule="exact"/>
-        <w:jc w:val="both"/>
-      </w:pPr>
+      <w:r>
+        <w:rPr>
+          <w:rFonts w:ascii="Times New Roman" w:hAnsi="Times New Roman"/>
+          <w:b/>
+          <w:i w:val="0"/>
+          <w:sz w:val="24"/>
+        </w:rPr>
+        <w:t>Bachelor of Technology</w:t>
+      </w:r>
       <w:r>
         <w:rPr>
           <w:rFonts w:ascii="Times New Roman" w:hAnsi="Times New Roman"/>
@@ -503,7 +528,25 @@
           <w:i w:val="0"/>
           <w:sz w:val="24"/>
         </w:rPr>
-        <w:t>This project report was evaluated by us on …………</w:t>
+        <w:t xml:space="preserve"> in </w:t>
+      </w:r>
+      <w:r>
+        <w:rPr>
+          <w:rFonts w:ascii="Times New Roman" w:hAnsi="Times New Roman"/>
+          <w:b/>
+          <w:i w:val="0"/>
+          <w:sz w:val="24"/>
+        </w:rPr>
+        <w:t>"COMPUTER SCIENCE AND ENGINEERING (ARTIFICIAL INTELLIGENCE)"</w:t>
+      </w:r>
+      <w:r>
+        <w:rPr>
+          <w:rFonts w:ascii="Times New Roman" w:hAnsi="Times New Roman"/>
+          <w:b w:val="0"/>
+          <w:i w:val="0"/>
+          <w:sz w:val="24"/>
+        </w:rPr>
+        <w:t xml:space="preserve"> is a bonafide record of the work carried out under my guidance and supervision at Amrita School of Computing, Bengaluru.</w:t>
       </w:r>
     </w:p>
     <w:p>
@@ -517,6 +560,14 @@
         <w:tblStyle w:val="TableGrid"/>
         <w:tblW w:type="auto" w:w="0"/>
         <w:tblLook w:firstColumn="1" w:firstRow="1" w:lastColumn="0" w:lastRow="0" w:noHBand="0" w:noVBand="1" w:val="04A0"/>
+        <w:tblBorders>
+          <w:top w:val="none" w:sz="0" w:space="0" w:color="auto"/>
+          <w:left w:val="none" w:sz="0" w:space="0" w:color="auto"/>
+          <w:bottom w:val="none" w:sz="0" w:space="0" w:color="auto"/>
+          <w:right w:val="none" w:sz="0" w:space="0" w:color="auto"/>
+          <w:insideH w:val="none" w:sz="0" w:space="0" w:color="auto"/>
+          <w:insideV w:val="none" w:sz="0" w:space="0" w:color="auto"/>
+        </w:tblBorders>
       </w:tblPr>
       <w:tblGrid>
         <w:gridCol w:w="4500"/>
@@ -529,6 +580,12 @@
           </w:tcPr>
           <w:p>
             <w:r>
+              <w:rPr>
+                <w:rFonts w:ascii="Times New Roman" w:hAnsi="Times New Roman"/>
+                <w:b w:val="0"/>
+                <w:i w:val="0"/>
+                <w:sz w:val="24"/>
+              </w:rPr>
               <w:t>____________________</w:t>
             </w:r>
           </w:p>
@@ -539,6 +596,12 @@
           </w:tcPr>
           <w:p>
             <w:r>
+              <w:rPr>
+                <w:rFonts w:ascii="Times New Roman" w:hAnsi="Times New Roman"/>
+                <w:b w:val="0"/>
+                <w:i w:val="0"/>
+                <w:sz w:val="24"/>
+              </w:rPr>
               <w:t>____________________</w:t>
             </w:r>
           </w:p>
@@ -551,6 +614,206 @@
           </w:tcPr>
           <w:p>
             <w:r>
+              <w:rPr>
+                <w:rFonts w:ascii="Times New Roman" w:hAnsi="Times New Roman"/>
+                <w:b w:val="0"/>
+                <w:i w:val="0"/>
+                <w:color w:val="B40000"/>
+                <w:sz w:val="24"/>
+              </w:rPr>
+              <w:t>Vishwas H.N</w:t>
+            </w:r>
+          </w:p>
+        </w:tc>
+        <w:tc>
+          <w:tcPr>
+            <w:tcW w:type="dxa" w:w="4500"/>
+          </w:tcPr>
+          <w:p>
+            <w:r>
+              <w:rPr>
+                <w:rFonts w:ascii="Times New Roman" w:hAnsi="Times New Roman"/>
+                <w:b w:val="0"/>
+                <w:i w:val="0"/>
+                <w:color w:val="B40000"/>
+                <w:sz w:val="24"/>
+              </w:rPr>
+              <w:t>Chair Name</w:t>
+            </w:r>
+          </w:p>
+        </w:tc>
+      </w:tr>
+      <w:tr>
+        <w:tc>
+          <w:tcPr>
+            <w:tcW w:type="dxa" w:w="4500"/>
+          </w:tcPr>
+          <w:p>
+            <w:r>
+              <w:rPr>
+                <w:rFonts w:ascii="Times New Roman" w:hAnsi="Times New Roman"/>
+                <w:b w:val="0"/>
+                <w:i w:val="0"/>
+                <w:color w:val="B40000"/>
+                <w:sz w:val="24"/>
+              </w:rPr>
+              <w:t>Assistant Professor(Sr. Gd.)</w:t>
+            </w:r>
+          </w:p>
+        </w:tc>
+        <w:tc>
+          <w:tcPr>
+            <w:tcW w:type="dxa" w:w="4500"/>
+          </w:tcPr>
+          <w:p>
+            <w:r>
+              <w:rPr>
+                <w:rFonts w:ascii="Times New Roman" w:hAnsi="Times New Roman"/>
+                <w:b w:val="0"/>
+                <w:i w:val="0"/>
+                <w:sz w:val="24"/>
+              </w:rPr>
+              <w:t>Chair</w:t>
+            </w:r>
+          </w:p>
+        </w:tc>
+      </w:tr>
+      <w:tr>
+        <w:tc>
+          <w:tcPr>
+            <w:tcW w:type="dxa" w:w="4500"/>
+          </w:tcPr>
+          <w:p>
+            <w:r>
+              <w:rPr>
+                <w:rFonts w:ascii="Times New Roman" w:hAnsi="Times New Roman"/>
+                <w:b w:val="0"/>
+                <w:i w:val="0"/>
+                <w:sz w:val="24"/>
+              </w:rPr>
+              <w:t>Guide</w:t>
+            </w:r>
+          </w:p>
+        </w:tc>
+        <w:tc>
+          <w:tcPr>
+            <w:tcW w:type="dxa" w:w="4500"/>
+          </w:tcPr>
+          <w:p>
+            <w:r>
+              <w:rPr>
+                <w:rFonts w:ascii="Times New Roman" w:hAnsi="Times New Roman"/>
+                <w:b w:val="0"/>
+                <w:i w:val="0"/>
+                <w:sz w:val="24"/>
+              </w:rPr>
+              <w:t>School of Computing</w:t>
+            </w:r>
+          </w:p>
+        </w:tc>
+      </w:tr>
+    </w:tbl>
+    <w:p>
+      <w:pPr>
+        <w:spacing w:before="0" w:after="320" w:line="360" w:lineRule="exact"/>
+        <w:jc w:val="both"/>
+      </w:pPr>
+    </w:p>
+    <w:p>
+      <w:pPr>
+        <w:spacing w:before="120"/>
+        <w:jc w:val="left"/>
+      </w:pPr>
+      <w:r>
+        <w:rPr>
+          <w:rFonts w:ascii="Times New Roman" w:hAnsi="Times New Roman"/>
+          <w:b w:val="0"/>
+          <w:i w:val="0"/>
+          <w:sz w:val="24"/>
+        </w:rPr>
+        <w:t xml:space="preserve">This project report was evaluated by us on </w:t>
+      </w:r>
+      <w:r>
+        <w:rPr>
+          <w:rFonts w:ascii="Times New Roman" w:hAnsi="Times New Roman"/>
+          <w:b w:val="0"/>
+          <w:i w:val="0"/>
+          <w:sz w:val="24"/>
+        </w:rPr>
+        <w:t>_____________</w:t>
+      </w:r>
+    </w:p>
+    <w:p>
+      <w:pPr>
+        <w:spacing w:before="0" w:after="480" w:line="360" w:lineRule="exact"/>
+        <w:jc w:val="both"/>
+      </w:pPr>
+    </w:p>
+    <w:tbl>
+      <w:tblPr>
+        <w:tblStyle w:val="TableGrid"/>
+        <w:tblW w:type="auto" w:w="0"/>
+        <w:tblLook w:firstColumn="1" w:firstRow="1" w:lastColumn="0" w:lastRow="0" w:noHBand="0" w:noVBand="1" w:val="04A0"/>
+        <w:tblBorders>
+          <w:top w:val="none" w:sz="0" w:space="0" w:color="auto"/>
+          <w:left w:val="none" w:sz="0" w:space="0" w:color="auto"/>
+          <w:bottom w:val="none" w:sz="0" w:space="0" w:color="auto"/>
+          <w:right w:val="none" w:sz="0" w:space="0" w:color="auto"/>
+          <w:insideH w:val="none" w:sz="0" w:space="0" w:color="auto"/>
+          <w:insideV w:val="none" w:sz="0" w:space="0" w:color="auto"/>
+        </w:tblBorders>
+      </w:tblPr>
+      <w:tblGrid>
+        <w:gridCol w:w="4500"/>
+        <w:gridCol w:w="4500"/>
+      </w:tblGrid>
+      <w:tr>
+        <w:tc>
+          <w:tcPr>
+            <w:tcW w:type="dxa" w:w="4500"/>
+          </w:tcPr>
+          <w:p>
+            <w:r>
+              <w:rPr>
+                <w:rFonts w:ascii="Times New Roman" w:hAnsi="Times New Roman"/>
+                <w:b w:val="0"/>
+                <w:i w:val="0"/>
+                <w:sz w:val="24"/>
+              </w:rPr>
+              <w:t>____________________</w:t>
+            </w:r>
+          </w:p>
+        </w:tc>
+        <w:tc>
+          <w:tcPr>
+            <w:tcW w:type="dxa" w:w="4500"/>
+          </w:tcPr>
+          <w:p>
+            <w:r>
+              <w:rPr>
+                <w:rFonts w:ascii="Times New Roman" w:hAnsi="Times New Roman"/>
+                <w:b w:val="0"/>
+                <w:i w:val="0"/>
+                <w:sz w:val="24"/>
+              </w:rPr>
+              <w:t>____________________</w:t>
+            </w:r>
+          </w:p>
+        </w:tc>
+      </w:tr>
+      <w:tr>
+        <w:tc>
+          <w:tcPr>
+            <w:tcW w:type="dxa" w:w="4500"/>
+          </w:tcPr>
+          <w:p>
+            <w:r>
+              <w:rPr>
+                <w:rFonts w:ascii="Times New Roman" w:hAnsi="Times New Roman"/>
+                <w:b w:val="0"/>
+                <w:i w:val="0"/>
+                <w:sz w:val="24"/>
+              </w:rPr>
               <w:t>Examiner 1</w:t>
             </w:r>
           </w:p>
@@ -561,6 +824,12 @@
           </w:tcPr>
           <w:p>
             <w:r>
+              <w:rPr>
+                <w:rFonts w:ascii="Times New Roman" w:hAnsi="Times New Roman"/>
+                <w:b w:val="0"/>
+                <w:i w:val="0"/>
+                <w:sz w:val="24"/>
+              </w:rPr>
               <w:t>Examiner 2</w:t>
             </w:r>
           </w:p>
@@ -589,7 +858,7 @@
     </w:p>
     <w:p>
       <w:pPr>
-        <w:spacing w:before="0" w:after="120" w:line="360" w:lineRule="exact"/>
+        <w:spacing w:before="120" w:after="120" w:line="360" w:lineRule="exact"/>
         <w:jc w:val="both"/>
       </w:pPr>
       <w:r>
@@ -599,12 +868,13 @@
           <w:i w:val="0"/>
           <w:sz w:val="24"/>
         </w:rPr>
-        <w:t>The satisfaction that accompanies the successful completion of any task would be incomplete without mentioning the people who made it possible, whose constant encouragement and guidance have been an endless source of inspiration throughout the course of this project work.</w:t>
+        <w:t>The satisfaction that accompanies successful completion of any task would be incomplete without mention of people who made it possible, and whose constant encouragement and guidance have been source of inspiration throughout the course of this project work.</w:t>
       </w:r>
     </w:p>
     <w:p>
       <w:pPr>
-        <w:spacing w:before="0" w:after="120" w:line="360" w:lineRule="exact"/>
+        <w:spacing w:before="120" w:after="120" w:line="360" w:lineRule="exact"/>
+        <w:ind w:firstLine="432"/>
         <w:jc w:val="both"/>
       </w:pPr>
       <w:r>
@@ -614,14 +884,17 @@
           <w:i w:val="0"/>
           <w:sz w:val="24"/>
         </w:rPr>
-        <w:t>We offer our sincere pranams at the lotus feet of 'AMMA', Mata Amritanandamayi Devi, who showered her blessings upon us throughout the course of this project work.</w:t>
+        <w:t xml:space="preserve">We offer our sincere pranams at the lotus feet of </w:t>
       </w:r>
-    </w:p>
-    <w:p>
-      <w:pPr>
-        <w:spacing w:before="0" w:after="120" w:line="360" w:lineRule="exact"/>
-        <w:jc w:val="both"/>
-      </w:pPr>
+      <w:r>
+        <w:rPr>
+          <w:rFonts w:ascii="Times New Roman" w:hAnsi="Times New Roman"/>
+          <w:b/>
+          <w:i w:val="0"/>
+          <w:sz w:val="24"/>
+        </w:rPr>
+        <w:t>“AMMA”, MATA AMRITANANDAMAYI DEVI</w:t>
+      </w:r>
       <w:r>
         <w:rPr>
           <w:rFonts w:ascii="Times New Roman" w:hAnsi="Times New Roman"/>
@@ -629,12 +902,13 @@
           <w:i w:val="0"/>
           <w:sz w:val="24"/>
         </w:rPr>
-        <w:t>We owe our gratitude to Prof. Manoj P., Director, Amrita Vishwa Vidyapeetham, Bengaluru Campus. We would like to place our heartfelt gratitude to Dr. Gopalakrishnan E.A., Principal, Amrita School of Computing and Amrita School of Artificial Intelligence, Bengaluru, for his valuable support and inspiration.</w:t>
+        <w:t xml:space="preserve"> who showered her blessing upon us throughout the course of this project work.</w:t>
       </w:r>
     </w:p>
     <w:p>
       <w:pPr>
-        <w:spacing w:before="0" w:after="120" w:line="360" w:lineRule="exact"/>
+        <w:spacing w:before="120" w:after="120" w:line="360" w:lineRule="exact"/>
+        <w:ind w:firstLine="432"/>
         <w:jc w:val="both"/>
       </w:pPr>
       <w:r>
@@ -644,14 +918,17 @@
           <w:i w:val="0"/>
           <w:sz w:val="24"/>
         </w:rPr>
-        <w:t>It is a great pleasure to express our gratitude and indebtedness to our project guide, Department of Computer Science and Engineering, Amrita School of Computing, Bengaluru, for their invaluable guidance, encouragement, moral support, and affection throughout the project work.</w:t>
+        <w:t xml:space="preserve">We owe our gratitude to </w:t>
       </w:r>
-    </w:p>
-    <w:p>
-      <w:pPr>
-        <w:spacing w:before="0" w:after="120" w:line="360" w:lineRule="exact"/>
-        <w:jc w:val="both"/>
-      </w:pPr>
+      <w:r>
+        <w:rPr>
+          <w:rFonts w:ascii="Times New Roman" w:hAnsi="Times New Roman"/>
+          <w:b/>
+          <w:i w:val="0"/>
+          <w:sz w:val="24"/>
+        </w:rPr>
+        <w:t>Prof. Manoj P.</w:t>
+      </w:r>
       <w:r>
         <w:rPr>
           <w:rFonts w:ascii="Times New Roman" w:hAnsi="Times New Roman"/>
@@ -659,19 +936,17 @@
           <w:i w:val="0"/>
           <w:sz w:val="24"/>
         </w:rPr>
-        <w:t>We would like to express our gratitude to the project panel members for their suggestions, encouragement, and moral support during the process of project work, and all faculty members for their academic support. Finally, we are forever grateful to our parents, who have loved, supported, and encouraged us in all our endeavours.</w:t>
+        <w:t xml:space="preserve">, Director, Amrita Vishwa Vidyapeetham Bengaluru Campus.  We would like to place our heartfelt gratitude to </w:t>
       </w:r>
-    </w:p>
-    <w:p>
-      <w:pPr>
-        <w:spacing w:before="0" w:after="480" w:line="360" w:lineRule="exact"/>
-        <w:jc w:val="both"/>
-      </w:pPr>
-    </w:p>
-    <w:p>
-      <w:pPr>
-        <w:jc w:val="right"/>
-      </w:pPr>
+      <w:r>
+        <w:rPr>
+          <w:rFonts w:ascii="Times New Roman" w:hAnsi="Times New Roman"/>
+          <w:b/>
+          <w:i w:val="0"/>
+          <w:sz w:val="24"/>
+        </w:rPr>
+        <w:t>Dr. Gopalakrishnan E.A.</w:t>
+      </w:r>
       <w:r>
         <w:rPr>
           <w:rFonts w:ascii="Times New Roman" w:hAnsi="Times New Roman"/>
@@ -679,13 +954,58 @@
           <w:i w:val="0"/>
           <w:sz w:val="24"/>
         </w:rPr>
-        <w:t>Dorai Sai Charan</w:t>
-        <w:br/>
-        <w:t>K. Nithin</w:t>
-        <w:br/>
-        <w:t>Vijay</w:t>
-        <w:br/>
-        <w:t>Dinesh</w:t>
+        <w:t>, Principal, Amrita School of Computing and Amrita School of Artificial Intelligence, Bengaluru for his valuable support and inspiration.</w:t>
+      </w:r>
+    </w:p>
+    <w:p>
+      <w:pPr>
+        <w:spacing w:before="120" w:after="120" w:line="360" w:lineRule="exact"/>
+        <w:ind w:firstLine="432"/>
+        <w:jc w:val="both"/>
+      </w:pPr>
+      <w:r>
+        <w:rPr>
+          <w:rFonts w:ascii="Times New Roman" w:hAnsi="Times New Roman"/>
+          <w:b w:val="0"/>
+          <w:i w:val="0"/>
+          <w:sz w:val="24"/>
+        </w:rPr>
+        <w:t xml:space="preserve">It is a great pleasure to express our gratitude and indebtedness to our project guide </w:t>
+      </w:r>
+      <w:r>
+        <w:rPr>
+          <w:rFonts w:ascii="Times New Roman" w:hAnsi="Times New Roman"/>
+          <w:b/>
+          <w:i w:val="0"/>
+          <w:color w:val="B40000"/>
+          <w:sz w:val="24"/>
+        </w:rPr>
+        <w:t>Vishwas H.N, Assistant Professor(Sr. Gd.)</w:t>
+      </w:r>
+      <w:r>
+        <w:rPr>
+          <w:rFonts w:ascii="Times New Roman" w:hAnsi="Times New Roman"/>
+          <w:b w:val="0"/>
+          <w:i w:val="0"/>
+          <w:sz w:val="24"/>
+        </w:rPr>
+        <w:t>, Department of Computer Science and Engineering, Amrita School of Computing, Bengaluru for her/his valuable guidance, encouragement, moral support, and affection throughout the project work.</w:t>
+      </w:r>
+    </w:p>
+    <w:p>
+      <w:pPr>
+        <w:spacing w:before="120" w:after="120" w:line="360" w:lineRule="exact"/>
+        <w:ind w:firstLine="432"/>
+        <w:jc w:val="both"/>
+      </w:pPr>
+      <w:r>
+        <w:rPr>
+          <w:rFonts w:ascii="Times New Roman" w:hAnsi="Times New Roman"/>
+          <w:b w:val="0"/>
+          <w:i w:val="0"/>
+          <w:sz w:val="24"/>
+        </w:rPr>
+        <w:t>We would like to express our gratitude to project panel members for their suggestions, encouragement, and moral support during the process of project work and all faculty members for their academic support.  Finally, we are forever grateful to our parents, who have loved, supported, and encouraged us in all our endeavors.</w:t>
       </w:r>
     </w:p>
     <w:p>
@@ -5059,7 +5379,7 @@
         <w:drawing>
           <wp:inline xmlns:a="http://schemas.openxmlformats.org/drawingml/2006/main" xmlns:pic="http://schemas.openxmlformats.org/drawingml/2006/picture">
             <wp:extent cx="5029200" cy="2616347"/>
-            <wp:docPr id="1" name="Picture 1"/>
+            <wp:docPr id="3" name="Picture 3"/>
             <wp:cNvGraphicFramePr>
               <a:graphicFrameLocks noChangeAspect="1"/>
             </wp:cNvGraphicFramePr>
@@ -5071,7 +5391,7 @@
                     <pic:cNvPicPr/>
                   </pic:nvPicPr>
                   <pic:blipFill>
-                    <a:blip r:embed="rId9"/>
+                    <a:blip r:embed="rId10"/>
                     <a:stretch>
                       <a:fillRect/>
                     </a:stretch>
@@ -5560,7 +5880,7 @@
         <w:drawing>
           <wp:inline xmlns:a="http://schemas.openxmlformats.org/drawingml/2006/main" xmlns:pic="http://schemas.openxmlformats.org/drawingml/2006/picture">
             <wp:extent cx="5029200" cy="5294198"/>
-            <wp:docPr id="2" name="Picture 2"/>
+            <wp:docPr id="4" name="Picture 4"/>
             <wp:cNvGraphicFramePr>
               <a:graphicFrameLocks noChangeAspect="1"/>
             </wp:cNvGraphicFramePr>
@@ -5572,7 +5892,7 @@
                     <pic:cNvPicPr/>
                   </pic:nvPicPr>
                   <pic:blipFill>
-                    <a:blip r:embed="rId10"/>
+                    <a:blip r:embed="rId11"/>
                     <a:stretch>
                       <a:fillRect/>
                     </a:stretch>
@@ -5690,7 +6010,7 @@
         <w:drawing>
           <wp:inline xmlns:a="http://schemas.openxmlformats.org/drawingml/2006/main" xmlns:pic="http://schemas.openxmlformats.org/drawingml/2006/picture">
             <wp:extent cx="5029200" cy="3042693"/>
-            <wp:docPr id="3" name="Picture 3"/>
+            <wp:docPr id="5" name="Picture 5"/>
             <wp:cNvGraphicFramePr>
               <a:graphicFrameLocks noChangeAspect="1"/>
             </wp:cNvGraphicFramePr>
@@ -5702,7 +6022,7 @@
                     <pic:cNvPicPr/>
                   </pic:nvPicPr>
                   <pic:blipFill>
-                    <a:blip r:embed="rId11"/>
+                    <a:blip r:embed="rId12"/>
                     <a:stretch>
                       <a:fillRect/>
                     </a:stretch>
@@ -5835,7 +6155,7 @@
         <w:drawing>
           <wp:inline xmlns:a="http://schemas.openxmlformats.org/drawingml/2006/main" xmlns:pic="http://schemas.openxmlformats.org/drawingml/2006/picture">
             <wp:extent cx="2286000" cy="7844945"/>
-            <wp:docPr id="4" name="Picture 4"/>
+            <wp:docPr id="6" name="Picture 6"/>
             <wp:cNvGraphicFramePr>
               <a:graphicFrameLocks noChangeAspect="1"/>
             </wp:cNvGraphicFramePr>
@@ -5847,7 +6167,7 @@
                     <pic:cNvPicPr/>
                   </pic:nvPicPr>
                   <pic:blipFill>
-                    <a:blip r:embed="rId12"/>
+                    <a:blip r:embed="rId13"/>
                     <a:stretch>
                       <a:fillRect/>
                     </a:stretch>
@@ -10779,7 +11099,7 @@
         <w:drawing>
           <wp:inline xmlns:a="http://schemas.openxmlformats.org/drawingml/2006/main" xmlns:pic="http://schemas.openxmlformats.org/drawingml/2006/picture">
             <wp:extent cx="5029200" cy="4244296"/>
-            <wp:docPr id="5" name="Picture 5"/>
+            <wp:docPr id="7" name="Picture 7"/>
             <wp:cNvGraphicFramePr>
               <a:graphicFrameLocks noChangeAspect="1"/>
             </wp:cNvGraphicFramePr>
@@ -10791,7 +11111,7 @@
                     <pic:cNvPicPr/>
                   </pic:nvPicPr>
                   <pic:blipFill>
-                    <a:blip r:embed="rId13"/>
+                    <a:blip r:embed="rId14"/>
                     <a:stretch>
                       <a:fillRect/>
                     </a:stretch>
@@ -11004,7 +11324,7 @@
         <w:drawing>
           <wp:inline xmlns:a="http://schemas.openxmlformats.org/drawingml/2006/main" xmlns:pic="http://schemas.openxmlformats.org/drawingml/2006/picture">
             <wp:extent cx="4240072" cy="5303612"/>
-            <wp:docPr id="6" name="Picture 6"/>
+            <wp:docPr id="8" name="Picture 8"/>
             <wp:cNvGraphicFramePr>
               <a:graphicFrameLocks noChangeAspect="1"/>
             </wp:cNvGraphicFramePr>
@@ -11016,7 +11336,7 @@
                     <pic:cNvPicPr/>
                   </pic:nvPicPr>
                   <pic:blipFill>
-                    <a:blip r:embed="rId14"/>
+                    <a:blip r:embed="rId15"/>
                     <a:stretch>
                       <a:fillRect/>
                     </a:stretch>
@@ -12595,7 +12915,7 @@
         <w:drawing>
           <wp:inline xmlns:a="http://schemas.openxmlformats.org/drawingml/2006/main" xmlns:pic="http://schemas.openxmlformats.org/drawingml/2006/picture">
             <wp:extent cx="5029200" cy="4298212"/>
-            <wp:docPr id="7" name="Picture 7"/>
+            <wp:docPr id="9" name="Picture 9"/>
             <wp:cNvGraphicFramePr>
               <a:graphicFrameLocks noChangeAspect="1"/>
             </wp:cNvGraphicFramePr>
@@ -12607,7 +12927,7 @@
                     <pic:cNvPicPr/>
                   </pic:nvPicPr>
                   <pic:blipFill>
-                    <a:blip r:embed="rId15"/>
+                    <a:blip r:embed="rId16"/>
                     <a:stretch>
                       <a:fillRect/>
                     </a:stretch>
@@ -12680,7 +13000,7 @@
         <w:drawing>
           <wp:inline xmlns:a="http://schemas.openxmlformats.org/drawingml/2006/main" xmlns:pic="http://schemas.openxmlformats.org/drawingml/2006/picture">
             <wp:extent cx="5029200" cy="5273287"/>
-            <wp:docPr id="8" name="Picture 8"/>
+            <wp:docPr id="10" name="Picture 10"/>
             <wp:cNvGraphicFramePr>
               <a:graphicFrameLocks noChangeAspect="1"/>
             </wp:cNvGraphicFramePr>
@@ -12692,7 +13012,7 @@
                     <pic:cNvPicPr/>
                   </pic:nvPicPr>
                   <pic:blipFill>
-                    <a:blip r:embed="rId16"/>
+                    <a:blip r:embed="rId17"/>
                     <a:stretch>
                       <a:fillRect/>
                     </a:stretch>
@@ -12780,7 +13100,7 @@
         <w:drawing>
           <wp:inline xmlns:a="http://schemas.openxmlformats.org/drawingml/2006/main" xmlns:pic="http://schemas.openxmlformats.org/drawingml/2006/picture">
             <wp:extent cx="2286000" cy="6803335"/>
-            <wp:docPr id="9" name="Picture 9"/>
+            <wp:docPr id="11" name="Picture 11"/>
             <wp:cNvGraphicFramePr>
               <a:graphicFrameLocks noChangeAspect="1"/>
             </wp:cNvGraphicFramePr>
@@ -12792,7 +13112,7 @@
                     <pic:cNvPicPr/>
                   </pic:nvPicPr>
                   <pic:blipFill>
-                    <a:blip r:embed="rId17"/>
+                    <a:blip r:embed="rId18"/>
                     <a:stretch>
                       <a:fillRect/>
                     </a:stretch>
@@ -13020,7 +13340,7 @@
         <w:drawing>
           <wp:inline xmlns:a="http://schemas.openxmlformats.org/drawingml/2006/main" xmlns:pic="http://schemas.openxmlformats.org/drawingml/2006/picture">
             <wp:extent cx="5029200" cy="2646556"/>
-            <wp:docPr id="10" name="Picture 10"/>
+            <wp:docPr id="12" name="Picture 12"/>
             <wp:cNvGraphicFramePr>
               <a:graphicFrameLocks noChangeAspect="1"/>
             </wp:cNvGraphicFramePr>
@@ -13032,7 +13352,7 @@
                     <pic:cNvPicPr/>
                   </pic:nvPicPr>
                   <pic:blipFill>
-                    <a:blip r:embed="rId18"/>
+                    <a:blip r:embed="rId19"/>
                     <a:stretch>
                       <a:fillRect/>
                     </a:stretch>
@@ -13245,7 +13565,7 @@
         <w:drawing>
           <wp:inline xmlns:a="http://schemas.openxmlformats.org/drawingml/2006/main" xmlns:pic="http://schemas.openxmlformats.org/drawingml/2006/picture">
             <wp:extent cx="5029200" cy="1745778"/>
-            <wp:docPr id="11" name="Picture 11"/>
+            <wp:docPr id="13" name="Picture 13"/>
             <wp:cNvGraphicFramePr>
               <a:graphicFrameLocks noChangeAspect="1"/>
             </wp:cNvGraphicFramePr>
@@ -13257,7 +13577,7 @@
                     <pic:cNvPicPr/>
                   </pic:nvPicPr>
                   <pic:blipFill>
-                    <a:blip r:embed="rId19"/>
+                    <a:blip r:embed="rId20"/>
                     <a:stretch>
                       <a:fillRect/>
                     </a:stretch>
@@ -13587,7 +13907,7 @@
         <w:drawing>
           <wp:inline xmlns:a="http://schemas.openxmlformats.org/drawingml/2006/main" xmlns:pic="http://schemas.openxmlformats.org/drawingml/2006/picture">
             <wp:extent cx="2596896" cy="5304298"/>
-            <wp:docPr id="12" name="Picture 12"/>
+            <wp:docPr id="14" name="Picture 14"/>
             <wp:cNvGraphicFramePr>
               <a:graphicFrameLocks noChangeAspect="1"/>
             </wp:cNvGraphicFramePr>
@@ -13599,7 +13919,7 @@
                     <pic:cNvPicPr/>
                   </pic:nvPicPr>
                   <pic:blipFill>
-                    <a:blip r:embed="rId20"/>
+                    <a:blip r:embed="rId21"/>
                     <a:stretch>
                       <a:fillRect/>
                     </a:stretch>
@@ -14248,7 +14568,7 @@
         <w:drawing>
           <wp:inline xmlns:a="http://schemas.openxmlformats.org/drawingml/2006/main" xmlns:pic="http://schemas.openxmlformats.org/drawingml/2006/picture">
             <wp:extent cx="5029200" cy="3050116"/>
-            <wp:docPr id="13" name="Picture 13"/>
+            <wp:docPr id="15" name="Picture 15"/>
             <wp:cNvGraphicFramePr>
               <a:graphicFrameLocks noChangeAspect="1"/>
             </wp:cNvGraphicFramePr>
@@ -14260,7 +14580,7 @@
                     <pic:cNvPicPr/>
                   </pic:nvPicPr>
                   <pic:blipFill>
-                    <a:blip r:embed="rId21"/>
+                    <a:blip r:embed="rId22"/>
                     <a:stretch>
                       <a:fillRect/>
                     </a:stretch>
@@ -14432,7 +14752,7 @@
         <w:drawing>
           <wp:inline xmlns:a="http://schemas.openxmlformats.org/drawingml/2006/main" xmlns:pic="http://schemas.openxmlformats.org/drawingml/2006/picture">
             <wp:extent cx="5029200" cy="2064782"/>
-            <wp:docPr id="14" name="Picture 14"/>
+            <wp:docPr id="16" name="Picture 16"/>
             <wp:cNvGraphicFramePr>
               <a:graphicFrameLocks noChangeAspect="1"/>
             </wp:cNvGraphicFramePr>
@@ -14444,7 +14764,7 @@
                     <pic:cNvPicPr/>
                   </pic:nvPicPr>
                   <pic:blipFill>
-                    <a:blip r:embed="rId22"/>
+                    <a:blip r:embed="rId23"/>
                     <a:stretch>
                       <a:fillRect/>
                     </a:stretch>
@@ -15436,7 +15756,7 @@
         <w:drawing>
           <wp:inline xmlns:a="http://schemas.openxmlformats.org/drawingml/2006/main" xmlns:pic="http://schemas.openxmlformats.org/drawingml/2006/picture">
             <wp:extent cx="5029200" cy="639551"/>
-            <wp:docPr id="15" name="Picture 15"/>
+            <wp:docPr id="17" name="Picture 17"/>
             <wp:cNvGraphicFramePr>
               <a:graphicFrameLocks noChangeAspect="1"/>
             </wp:cNvGraphicFramePr>
@@ -15448,7 +15768,7 @@
                     <pic:cNvPicPr/>
                   </pic:nvPicPr>
                   <pic:blipFill>
-                    <a:blip r:embed="rId23"/>
+                    <a:blip r:embed="rId24"/>
                     <a:stretch>
                       <a:fillRect/>
                     </a:stretch>
@@ -15584,7 +15904,7 @@
         <w:drawing>
           <wp:inline xmlns:a="http://schemas.openxmlformats.org/drawingml/2006/main" xmlns:pic="http://schemas.openxmlformats.org/drawingml/2006/picture">
             <wp:extent cx="5029200" cy="4396303"/>
-            <wp:docPr id="16" name="Picture 16"/>
+            <wp:docPr id="18" name="Picture 18"/>
             <wp:cNvGraphicFramePr>
               <a:graphicFrameLocks noChangeAspect="1"/>
             </wp:cNvGraphicFramePr>
@@ -15596,7 +15916,7 @@
                     <pic:cNvPicPr/>
                   </pic:nvPicPr>
                   <pic:blipFill>
-                    <a:blip r:embed="rId24"/>
+                    <a:blip r:embed="rId25"/>
                     <a:stretch>
                       <a:fillRect/>
                     </a:stretch>
@@ -15831,7 +16151,7 @@
         <w:drawing>
           <wp:inline xmlns:a="http://schemas.openxmlformats.org/drawingml/2006/main" xmlns:pic="http://schemas.openxmlformats.org/drawingml/2006/picture">
             <wp:extent cx="3738981" cy="5303121"/>
-            <wp:docPr id="17" name="Picture 17"/>
+            <wp:docPr id="19" name="Picture 19"/>
             <wp:cNvGraphicFramePr>
               <a:graphicFrameLocks noChangeAspect="1"/>
             </wp:cNvGraphicFramePr>
@@ -15843,7 +16163,7 @@
                     <pic:cNvPicPr/>
                   </pic:nvPicPr>
                   <pic:blipFill>
-                    <a:blip r:embed="rId25"/>
+                    <a:blip r:embed="rId26"/>
                     <a:stretch>
                       <a:fillRect/>
                     </a:stretch>
@@ -18830,7 +19150,7 @@
         <w:drawing>
           <wp:inline xmlns:a="http://schemas.openxmlformats.org/drawingml/2006/main" xmlns:pic="http://schemas.openxmlformats.org/drawingml/2006/picture">
             <wp:extent cx="5029200" cy="3125395"/>
-            <wp:docPr id="18" name="Picture 18"/>
+            <wp:docPr id="20" name="Picture 20"/>
             <wp:cNvGraphicFramePr>
               <a:graphicFrameLocks noChangeAspect="1"/>
             </wp:cNvGraphicFramePr>
@@ -18842,7 +19162,7 @@
                     <pic:cNvPicPr/>
                   </pic:nvPicPr>
                   <pic:blipFill>
-                    <a:blip r:embed="rId26"/>
+                    <a:blip r:embed="rId27"/>
                     <a:stretch>
                       <a:fillRect/>
                     </a:stretch>
@@ -19580,7 +19900,7 @@
         <w:drawing>
           <wp:inline xmlns:a="http://schemas.openxmlformats.org/drawingml/2006/main" xmlns:pic="http://schemas.openxmlformats.org/drawingml/2006/picture">
             <wp:extent cx="5029200" cy="2177344"/>
-            <wp:docPr id="19" name="Picture 19"/>
+            <wp:docPr id="21" name="Picture 21"/>
             <wp:cNvGraphicFramePr>
               <a:graphicFrameLocks noChangeAspect="1"/>
             </wp:cNvGraphicFramePr>
@@ -19592,7 +19912,7 @@
                     <pic:cNvPicPr/>
                   </pic:nvPicPr>
                   <pic:blipFill>
-                    <a:blip r:embed="rId27"/>
+                    <a:blip r:embed="rId28"/>
                     <a:stretch>
                       <a:fillRect/>
                     </a:stretch>
@@ -20570,7 +20890,7 @@
         <w:drawing>
           <wp:inline xmlns:a="http://schemas.openxmlformats.org/drawingml/2006/main" xmlns:pic="http://schemas.openxmlformats.org/drawingml/2006/picture">
             <wp:extent cx="5029200" cy="2182190"/>
-            <wp:docPr id="20" name="Picture 20"/>
+            <wp:docPr id="22" name="Picture 22"/>
             <wp:cNvGraphicFramePr>
               <a:graphicFrameLocks noChangeAspect="1"/>
             </wp:cNvGraphicFramePr>
@@ -20582,7 +20902,7 @@
                     <pic:cNvPicPr/>
                   </pic:nvPicPr>
                   <pic:blipFill>
-                    <a:blip r:embed="rId28"/>
+                    <a:blip r:embed="rId29"/>
                     <a:stretch>
                       <a:fillRect/>
                     </a:stretch>
@@ -21607,7 +21927,7 @@
         <w:drawing>
           <wp:inline xmlns:a="http://schemas.openxmlformats.org/drawingml/2006/main" xmlns:pic="http://schemas.openxmlformats.org/drawingml/2006/picture">
             <wp:extent cx="5029200" cy="2009598"/>
-            <wp:docPr id="21" name="Picture 21"/>
+            <wp:docPr id="23" name="Picture 23"/>
             <wp:cNvGraphicFramePr>
               <a:graphicFrameLocks noChangeAspect="1"/>
             </wp:cNvGraphicFramePr>
@@ -21619,7 +21939,7 @@
                     <pic:cNvPicPr/>
                   </pic:nvPicPr>
                   <pic:blipFill>
-                    <a:blip r:embed="rId29"/>
+                    <a:blip r:embed="rId30"/>
                     <a:stretch>
                       <a:fillRect/>
                     </a:stretch>

--- a/Multimodal_AI_Research_Assistant_Report.docx
+++ b/Multimodal_AI_Research_Assistant_Report.docx
@@ -638,7 +638,7 @@
                 <w:color w:val="B40000"/>
                 <w:sz w:val="24"/>
               </w:rPr>
-              <w:t>Chair Name</w:t>
+              <w:t>Dr. Gopalakrishnan E.A.</w:t>
             </w:r>
           </w:p>
         </w:tc>

--- a/Multimodal_AI_Research_Assistant_Report.docx
+++ b/Multimodal_AI_Research_Assistant_Report.docx
@@ -1136,2137 +1136,1820 @@
         <w:t>TABLE OF CONTENTS</w:t>
       </w:r>
     </w:p>
-    <w:tbl>
-      <w:tblPr>
-        <w:tblStyle w:val="TableGrid"/>
-        <w:tblW w:type="auto" w:w="0"/>
-        <w:tblLook w:firstColumn="1" w:firstRow="1" w:lastColumn="0" w:lastRow="0" w:noHBand="0" w:noVBand="1" w:val="04A0"/>
-      </w:tblPr>
-      <w:tblGrid>
-        <w:gridCol w:w="4500"/>
-        <w:gridCol w:w="4500"/>
-      </w:tblGrid>
-      <w:tr>
-        <w:tc>
-          <w:tcPr>
-            <w:tcW w:type="dxa" w:w="4500"/>
-          </w:tcPr>
-          <w:p>
-            <w:pPr>
-              <w:jc w:val="left"/>
-            </w:pPr>
-            <w:r>
-              <w:rPr>
-                <w:rFonts w:ascii="Times New Roman" w:hAnsi="Times New Roman"/>
-                <w:b/>
-                <w:i w:val="0"/>
-                <w:sz w:val="22"/>
-              </w:rPr>
-              <w:t>ACKNOWLEDGEMENTS</w:t>
-            </w:r>
-          </w:p>
-        </w:tc>
-        <w:tc>
-          <w:tcPr>
-            <w:tcW w:type="dxa" w:w="4500"/>
-          </w:tcPr>
-          <w:p>
-            <w:pPr>
-              <w:jc w:val="right"/>
-            </w:pPr>
-            <w:r>
-              <w:rPr>
-                <w:rFonts w:ascii="Times New Roman" w:hAnsi="Times New Roman"/>
-                <w:b/>
-                <w:i w:val="0"/>
-                <w:sz w:val="22"/>
-              </w:rPr>
-              <w:t>i</w:t>
-            </w:r>
-          </w:p>
-        </w:tc>
-      </w:tr>
-      <w:tr>
-        <w:tc>
-          <w:tcPr>
-            <w:tcW w:type="dxa" w:w="4500"/>
-          </w:tcPr>
-          <w:p>
-            <w:pPr>
-              <w:jc w:val="left"/>
-            </w:pPr>
-            <w:r>
-              <w:rPr>
-                <w:rFonts w:ascii="Times New Roman" w:hAnsi="Times New Roman"/>
-                <w:b/>
-                <w:i w:val="0"/>
-                <w:sz w:val="22"/>
-              </w:rPr>
-              <w:t>ABSTRACT</w:t>
-            </w:r>
-          </w:p>
-        </w:tc>
-        <w:tc>
-          <w:tcPr>
-            <w:tcW w:type="dxa" w:w="4500"/>
-          </w:tcPr>
-          <w:p>
-            <w:pPr>
-              <w:jc w:val="right"/>
-            </w:pPr>
-            <w:r>
-              <w:rPr>
-                <w:rFonts w:ascii="Times New Roman" w:hAnsi="Times New Roman"/>
-                <w:b/>
-                <w:i w:val="0"/>
-                <w:sz w:val="22"/>
-              </w:rPr>
-              <w:t>ii</w:t>
-            </w:r>
-          </w:p>
-        </w:tc>
-      </w:tr>
-      <w:tr>
-        <w:tc>
-          <w:tcPr>
-            <w:tcW w:type="dxa" w:w="4500"/>
-          </w:tcPr>
-          <w:p>
-            <w:pPr>
-              <w:jc w:val="left"/>
-            </w:pPr>
-            <w:r>
-              <w:rPr>
-                <w:rFonts w:ascii="Times New Roman" w:hAnsi="Times New Roman"/>
-                <w:b/>
-                <w:i w:val="0"/>
-                <w:sz w:val="22"/>
-              </w:rPr>
-              <w:t>LIST OF FIGURES</w:t>
-            </w:r>
-          </w:p>
-        </w:tc>
-        <w:tc>
-          <w:tcPr>
-            <w:tcW w:type="dxa" w:w="4500"/>
-          </w:tcPr>
-          <w:p>
-            <w:pPr>
-              <w:jc w:val="right"/>
-            </w:pPr>
-            <w:r>
-              <w:rPr>
-                <w:rFonts w:ascii="Times New Roman" w:hAnsi="Times New Roman"/>
-                <w:b/>
-                <w:i w:val="0"/>
-                <w:sz w:val="22"/>
-              </w:rPr>
-              <w:t>v</w:t>
-            </w:r>
-          </w:p>
-        </w:tc>
-      </w:tr>
-      <w:tr>
-        <w:tc>
-          <w:tcPr>
-            <w:tcW w:type="dxa" w:w="4500"/>
-          </w:tcPr>
-          <w:p>
-            <w:pPr>
-              <w:jc w:val="left"/>
-            </w:pPr>
-            <w:r>
-              <w:rPr>
-                <w:rFonts w:ascii="Times New Roman" w:hAnsi="Times New Roman"/>
-                <w:b/>
-                <w:i w:val="0"/>
-                <w:sz w:val="22"/>
-              </w:rPr>
-              <w:t>LIST OF TABLES</w:t>
-            </w:r>
-          </w:p>
-        </w:tc>
-        <w:tc>
-          <w:tcPr>
-            <w:tcW w:type="dxa" w:w="4500"/>
-          </w:tcPr>
-          <w:p>
-            <w:pPr>
-              <w:jc w:val="right"/>
-            </w:pPr>
-            <w:r>
-              <w:rPr>
-                <w:rFonts w:ascii="Times New Roman" w:hAnsi="Times New Roman"/>
-                <w:b/>
-                <w:i w:val="0"/>
-                <w:sz w:val="22"/>
-              </w:rPr>
-              <w:t>vi</w:t>
-            </w:r>
-          </w:p>
-        </w:tc>
-      </w:tr>
-      <w:tr>
-        <w:tc>
-          <w:tcPr>
-            <w:tcW w:type="dxa" w:w="4500"/>
-          </w:tcPr>
-          <w:p>
-            <w:pPr>
-              <w:jc w:val="left"/>
-            </w:pPr>
-            <w:r>
-              <w:rPr>
-                <w:rFonts w:ascii="Times New Roman" w:hAnsi="Times New Roman"/>
-                <w:b/>
-                <w:i w:val="0"/>
-                <w:sz w:val="22"/>
-              </w:rPr>
-              <w:t>CHAPTER 1 – INTRODUCTION</w:t>
-            </w:r>
-          </w:p>
-        </w:tc>
-        <w:tc>
-          <w:tcPr>
-            <w:tcW w:type="dxa" w:w="4500"/>
-          </w:tcPr>
-          <w:p>
-            <w:pPr>
-              <w:jc w:val="right"/>
-            </w:pPr>
-            <w:r>
-              <w:rPr>
-                <w:rFonts w:ascii="Times New Roman" w:hAnsi="Times New Roman"/>
-                <w:b/>
-                <w:i w:val="0"/>
-                <w:sz w:val="22"/>
-              </w:rPr>
-              <w:t>1</w:t>
-            </w:r>
-          </w:p>
-        </w:tc>
-      </w:tr>
-      <w:tr>
-        <w:tc>
-          <w:tcPr>
-            <w:tcW w:type="dxa" w:w="4500"/>
-          </w:tcPr>
-          <w:p>
-            <w:pPr>
-              <w:jc w:val="left"/>
-            </w:pPr>
-            <w:r>
-              <w:rPr>
-                <w:rFonts w:ascii="Times New Roman" w:hAnsi="Times New Roman"/>
-                <w:b w:val="0"/>
-                <w:i w:val="0"/>
-                <w:sz w:val="22"/>
-              </w:rPr>
-              <w:t xml:space="preserve">    1.1  Background and Context</w:t>
-            </w:r>
-          </w:p>
-        </w:tc>
-        <w:tc>
-          <w:tcPr>
-            <w:tcW w:type="dxa" w:w="4500"/>
-          </w:tcPr>
-          <w:p>
-            <w:pPr>
-              <w:jc w:val="right"/>
-            </w:pPr>
-            <w:r>
-              <w:rPr>
-                <w:rFonts w:ascii="Times New Roman" w:hAnsi="Times New Roman"/>
-                <w:b w:val="0"/>
-                <w:i w:val="0"/>
-                <w:sz w:val="22"/>
-              </w:rPr>
-              <w:t>2</w:t>
-            </w:r>
-          </w:p>
-        </w:tc>
-      </w:tr>
-      <w:tr>
-        <w:tc>
-          <w:tcPr>
-            <w:tcW w:type="dxa" w:w="4500"/>
-          </w:tcPr>
-          <w:p>
-            <w:pPr>
-              <w:jc w:val="left"/>
-            </w:pPr>
-            <w:r>
-              <w:rPr>
-                <w:rFonts w:ascii="Times New Roman" w:hAnsi="Times New Roman"/>
-                <w:b w:val="0"/>
-                <w:i w:val="0"/>
-                <w:sz w:val="22"/>
-              </w:rPr>
-              <w:t xml:space="preserve">    1.2  Problem Statement</w:t>
-            </w:r>
-          </w:p>
-        </w:tc>
-        <w:tc>
-          <w:tcPr>
-            <w:tcW w:type="dxa" w:w="4500"/>
-          </w:tcPr>
-          <w:p>
-            <w:pPr>
-              <w:jc w:val="right"/>
-            </w:pPr>
-            <w:r>
-              <w:rPr>
-                <w:rFonts w:ascii="Times New Roman" w:hAnsi="Times New Roman"/>
-                <w:b w:val="0"/>
-                <w:i w:val="0"/>
-                <w:sz w:val="22"/>
-              </w:rPr>
-              <w:t>3</w:t>
-            </w:r>
-          </w:p>
-        </w:tc>
-      </w:tr>
-      <w:tr>
-        <w:tc>
-          <w:tcPr>
-            <w:tcW w:type="dxa" w:w="4500"/>
-          </w:tcPr>
-          <w:p>
-            <w:pPr>
-              <w:jc w:val="left"/>
-            </w:pPr>
-            <w:r>
-              <w:rPr>
-                <w:rFonts w:ascii="Times New Roman" w:hAnsi="Times New Roman"/>
-                <w:b w:val="0"/>
-                <w:i w:val="0"/>
-                <w:sz w:val="22"/>
-              </w:rPr>
-              <w:t xml:space="preserve">    1.3  Motivation</w:t>
-            </w:r>
-          </w:p>
-        </w:tc>
-        <w:tc>
-          <w:tcPr>
-            <w:tcW w:type="dxa" w:w="4500"/>
-          </w:tcPr>
-          <w:p>
-            <w:pPr>
-              <w:jc w:val="right"/>
-            </w:pPr>
-            <w:r>
-              <w:rPr>
-                <w:rFonts w:ascii="Times New Roman" w:hAnsi="Times New Roman"/>
-                <w:b w:val="0"/>
-                <w:i w:val="0"/>
-                <w:sz w:val="22"/>
-              </w:rPr>
-              <w:t>4</w:t>
-            </w:r>
-          </w:p>
-        </w:tc>
-      </w:tr>
-      <w:tr>
-        <w:tc>
-          <w:tcPr>
-            <w:tcW w:type="dxa" w:w="4500"/>
-          </w:tcPr>
-          <w:p>
-            <w:pPr>
-              <w:jc w:val="left"/>
-            </w:pPr>
-            <w:r>
-              <w:rPr>
-                <w:rFonts w:ascii="Times New Roman" w:hAnsi="Times New Roman"/>
-                <w:b w:val="0"/>
-                <w:i w:val="0"/>
-                <w:sz w:val="22"/>
-              </w:rPr>
-              <w:t xml:space="preserve">    1.4  Objectives</w:t>
-            </w:r>
-          </w:p>
-        </w:tc>
-        <w:tc>
-          <w:tcPr>
-            <w:tcW w:type="dxa" w:w="4500"/>
-          </w:tcPr>
-          <w:p>
-            <w:pPr>
-              <w:jc w:val="right"/>
-            </w:pPr>
-            <w:r>
-              <w:rPr>
-                <w:rFonts w:ascii="Times New Roman" w:hAnsi="Times New Roman"/>
-                <w:b w:val="0"/>
-                <w:i w:val="0"/>
-                <w:sz w:val="22"/>
-              </w:rPr>
-              <w:t>5</w:t>
-            </w:r>
-          </w:p>
-        </w:tc>
-      </w:tr>
-      <w:tr>
-        <w:tc>
-          <w:tcPr>
-            <w:tcW w:type="dxa" w:w="4500"/>
-          </w:tcPr>
-          <w:p>
-            <w:pPr>
-              <w:jc w:val="left"/>
-            </w:pPr>
-            <w:r>
-              <w:rPr>
-                <w:rFonts w:ascii="Times New Roman" w:hAnsi="Times New Roman"/>
-                <w:b w:val="0"/>
-                <w:i w:val="0"/>
-                <w:sz w:val="22"/>
-              </w:rPr>
-              <w:t xml:space="preserve">    1.5  Scope of the Project</w:t>
-            </w:r>
-          </w:p>
-        </w:tc>
-        <w:tc>
-          <w:tcPr>
-            <w:tcW w:type="dxa" w:w="4500"/>
-          </w:tcPr>
-          <w:p>
-            <w:pPr>
-              <w:jc w:val="right"/>
-            </w:pPr>
-            <w:r>
-              <w:rPr>
-                <w:rFonts w:ascii="Times New Roman" w:hAnsi="Times New Roman"/>
-                <w:b w:val="0"/>
-                <w:i w:val="0"/>
-                <w:sz w:val="22"/>
-              </w:rPr>
-              <w:t>6</w:t>
-            </w:r>
-          </w:p>
-        </w:tc>
-      </w:tr>
-      <w:tr>
-        <w:tc>
-          <w:tcPr>
-            <w:tcW w:type="dxa" w:w="4500"/>
-          </w:tcPr>
-          <w:p>
-            <w:pPr>
-              <w:jc w:val="left"/>
-            </w:pPr>
-            <w:r>
-              <w:rPr>
-                <w:rFonts w:ascii="Times New Roman" w:hAnsi="Times New Roman"/>
-                <w:b w:val="0"/>
-                <w:i w:val="0"/>
-                <w:sz w:val="22"/>
-              </w:rPr>
-              <w:t xml:space="preserve">    1.6  Organisation of the Report</w:t>
-            </w:r>
-          </w:p>
-        </w:tc>
-        <w:tc>
-          <w:tcPr>
-            <w:tcW w:type="dxa" w:w="4500"/>
-          </w:tcPr>
-          <w:p>
-            <w:pPr>
-              <w:jc w:val="right"/>
-            </w:pPr>
-            <w:r>
-              <w:rPr>
-                <w:rFonts w:ascii="Times New Roman" w:hAnsi="Times New Roman"/>
-                <w:b w:val="0"/>
-                <w:i w:val="0"/>
-                <w:sz w:val="22"/>
-              </w:rPr>
-              <w:t>6</w:t>
-            </w:r>
-          </w:p>
-        </w:tc>
-      </w:tr>
-      <w:tr>
-        <w:tc>
-          <w:tcPr>
-            <w:tcW w:type="dxa" w:w="4500"/>
-          </w:tcPr>
-          <w:p>
-            <w:pPr>
-              <w:jc w:val="left"/>
-            </w:pPr>
-            <w:r>
-              <w:rPr>
-                <w:rFonts w:ascii="Times New Roman" w:hAnsi="Times New Roman"/>
-                <w:b/>
-                <w:i w:val="0"/>
-                <w:sz w:val="22"/>
-              </w:rPr>
-              <w:t>CHAPTER 2 – LITERATURE SURVEY</w:t>
-            </w:r>
-          </w:p>
-        </w:tc>
-        <w:tc>
-          <w:tcPr>
-            <w:tcW w:type="dxa" w:w="4500"/>
-          </w:tcPr>
-          <w:p>
-            <w:pPr>
-              <w:jc w:val="right"/>
-            </w:pPr>
-            <w:r>
-              <w:rPr>
-                <w:rFonts w:ascii="Times New Roman" w:hAnsi="Times New Roman"/>
-                <w:b/>
-                <w:i w:val="0"/>
-                <w:sz w:val="22"/>
-              </w:rPr>
-              <w:t>7</w:t>
-            </w:r>
-          </w:p>
-        </w:tc>
-      </w:tr>
-      <w:tr>
-        <w:tc>
-          <w:tcPr>
-            <w:tcW w:type="dxa" w:w="4500"/>
-          </w:tcPr>
-          <w:p>
-            <w:pPr>
-              <w:jc w:val="left"/>
-            </w:pPr>
-            <w:r>
-              <w:rPr>
-                <w:rFonts w:ascii="Times New Roman" w:hAnsi="Times New Roman"/>
-                <w:b w:val="0"/>
-                <w:i w:val="0"/>
-                <w:sz w:val="22"/>
-              </w:rPr>
-              <w:t xml:space="preserve">    2.1  Retrieval-Augmented Generation Systems</w:t>
-            </w:r>
-          </w:p>
-        </w:tc>
-        <w:tc>
-          <w:tcPr>
-            <w:tcW w:type="dxa" w:w="4500"/>
-          </w:tcPr>
-          <w:p>
-            <w:pPr>
-              <w:jc w:val="right"/>
-            </w:pPr>
-            <w:r>
-              <w:rPr>
-                <w:rFonts w:ascii="Times New Roman" w:hAnsi="Times New Roman"/>
-                <w:b w:val="0"/>
-                <w:i w:val="0"/>
-                <w:sz w:val="22"/>
-              </w:rPr>
-              <w:t>7</w:t>
-            </w:r>
-          </w:p>
-        </w:tc>
-      </w:tr>
-      <w:tr>
-        <w:tc>
-          <w:tcPr>
-            <w:tcW w:type="dxa" w:w="4500"/>
-          </w:tcPr>
-          <w:p>
-            <w:pPr>
-              <w:jc w:val="left"/>
-            </w:pPr>
-            <w:r>
-              <w:rPr>
-                <w:rFonts w:ascii="Times New Roman" w:hAnsi="Times New Roman"/>
-                <w:b w:val="0"/>
-                <w:i w:val="0"/>
-                <w:sz w:val="22"/>
-              </w:rPr>
-              <w:t xml:space="preserve">    2.2  Multimodal Document Understanding</w:t>
-            </w:r>
-          </w:p>
-        </w:tc>
-        <w:tc>
-          <w:tcPr>
-            <w:tcW w:type="dxa" w:w="4500"/>
-          </w:tcPr>
-          <w:p>
-            <w:pPr>
-              <w:jc w:val="right"/>
-            </w:pPr>
-            <w:r>
-              <w:rPr>
-                <w:rFonts w:ascii="Times New Roman" w:hAnsi="Times New Roman"/>
-                <w:b w:val="0"/>
-                <w:i w:val="0"/>
-                <w:sz w:val="22"/>
-              </w:rPr>
-              <w:t>9</w:t>
-            </w:r>
-          </w:p>
-        </w:tc>
-      </w:tr>
-      <w:tr>
-        <w:tc>
-          <w:tcPr>
-            <w:tcW w:type="dxa" w:w="4500"/>
-          </w:tcPr>
-          <w:p>
-            <w:pPr>
-              <w:jc w:val="left"/>
-            </w:pPr>
-            <w:r>
-              <w:rPr>
-                <w:rFonts w:ascii="Times New Roman" w:hAnsi="Times New Roman"/>
-                <w:b w:val="0"/>
-                <w:i w:val="0"/>
-                <w:sz w:val="22"/>
-              </w:rPr>
-              <w:t xml:space="preserve">    2.3  Agentic AI and ReAct Pattern</w:t>
-            </w:r>
-          </w:p>
-        </w:tc>
-        <w:tc>
-          <w:tcPr>
-            <w:tcW w:type="dxa" w:w="4500"/>
-          </w:tcPr>
-          <w:p>
-            <w:pPr>
-              <w:jc w:val="right"/>
-            </w:pPr>
-            <w:r>
-              <w:rPr>
-                <w:rFonts w:ascii="Times New Roman" w:hAnsi="Times New Roman"/>
-                <w:b w:val="0"/>
-                <w:i w:val="0"/>
-                <w:sz w:val="22"/>
-              </w:rPr>
-              <w:t>11</w:t>
-            </w:r>
-          </w:p>
-        </w:tc>
-      </w:tr>
-      <w:tr>
-        <w:tc>
-          <w:tcPr>
-            <w:tcW w:type="dxa" w:w="4500"/>
-          </w:tcPr>
-          <w:p>
-            <w:pPr>
-              <w:jc w:val="left"/>
-            </w:pPr>
-            <w:r>
-              <w:rPr>
-                <w:rFonts w:ascii="Times New Roman" w:hAnsi="Times New Roman"/>
-                <w:b w:val="0"/>
-                <w:i w:val="0"/>
-                <w:sz w:val="22"/>
-              </w:rPr>
-              <w:t xml:space="preserve">    2.4  AI Detection and Text Humanization</w:t>
-            </w:r>
-          </w:p>
-        </w:tc>
-        <w:tc>
-          <w:tcPr>
-            <w:tcW w:type="dxa" w:w="4500"/>
-          </w:tcPr>
-          <w:p>
-            <w:pPr>
-              <w:jc w:val="right"/>
-            </w:pPr>
-            <w:r>
-              <w:rPr>
-                <w:rFonts w:ascii="Times New Roman" w:hAnsi="Times New Roman"/>
-                <w:b w:val="0"/>
-                <w:i w:val="0"/>
-                <w:sz w:val="22"/>
-              </w:rPr>
-              <w:t>13</w:t>
-            </w:r>
-          </w:p>
-        </w:tc>
-      </w:tr>
-      <w:tr>
-        <w:tc>
-          <w:tcPr>
-            <w:tcW w:type="dxa" w:w="4500"/>
-          </w:tcPr>
-          <w:p>
-            <w:pPr>
-              <w:jc w:val="left"/>
-            </w:pPr>
-            <w:r>
-              <w:rPr>
-                <w:rFonts w:ascii="Times New Roman" w:hAnsi="Times New Roman"/>
-                <w:b w:val="0"/>
-                <w:i w:val="0"/>
-                <w:sz w:val="22"/>
-              </w:rPr>
-              <w:t xml:space="preserve">    2.5  Comparative Analysis of Related Work</w:t>
-            </w:r>
-          </w:p>
-        </w:tc>
-        <w:tc>
-          <w:tcPr>
-            <w:tcW w:type="dxa" w:w="4500"/>
-          </w:tcPr>
-          <w:p>
-            <w:pPr>
-              <w:jc w:val="right"/>
-            </w:pPr>
-            <w:r>
-              <w:rPr>
-                <w:rFonts w:ascii="Times New Roman" w:hAnsi="Times New Roman"/>
-                <w:b w:val="0"/>
-                <w:i w:val="0"/>
-                <w:sz w:val="22"/>
-              </w:rPr>
-              <w:t>14</w:t>
-            </w:r>
-          </w:p>
-        </w:tc>
-      </w:tr>
-      <w:tr>
-        <w:tc>
-          <w:tcPr>
-            <w:tcW w:type="dxa" w:w="4500"/>
-          </w:tcPr>
-          <w:p>
-            <w:pPr>
-              <w:jc w:val="left"/>
-            </w:pPr>
-            <w:r>
-              <w:rPr>
-                <w:rFonts w:ascii="Times New Roman" w:hAnsi="Times New Roman"/>
-                <w:b/>
-                <w:i w:val="0"/>
-                <w:sz w:val="22"/>
-              </w:rPr>
-              <w:t>CHAPTER 3 – SYSTEM REQUIREMENTS AND ANALYSIS</w:t>
-            </w:r>
-          </w:p>
-        </w:tc>
-        <w:tc>
-          <w:tcPr>
-            <w:tcW w:type="dxa" w:w="4500"/>
-          </w:tcPr>
-          <w:p>
-            <w:pPr>
-              <w:jc w:val="right"/>
-            </w:pPr>
-            <w:r>
-              <w:rPr>
-                <w:rFonts w:ascii="Times New Roman" w:hAnsi="Times New Roman"/>
-                <w:b/>
-                <w:i w:val="0"/>
-                <w:sz w:val="22"/>
-              </w:rPr>
-              <w:t>16</w:t>
-            </w:r>
-          </w:p>
-        </w:tc>
-      </w:tr>
-      <w:tr>
-        <w:tc>
-          <w:tcPr>
-            <w:tcW w:type="dxa" w:w="4500"/>
-          </w:tcPr>
-          <w:p>
-            <w:pPr>
-              <w:jc w:val="left"/>
-            </w:pPr>
-            <w:r>
-              <w:rPr>
-                <w:rFonts w:ascii="Times New Roman" w:hAnsi="Times New Roman"/>
-                <w:b w:val="0"/>
-                <w:i w:val="0"/>
-                <w:sz w:val="22"/>
-              </w:rPr>
-              <w:t xml:space="preserve">    3.1  Functional Requirements</w:t>
-            </w:r>
-          </w:p>
-        </w:tc>
-        <w:tc>
-          <w:tcPr>
-            <w:tcW w:type="dxa" w:w="4500"/>
-          </w:tcPr>
-          <w:p>
-            <w:pPr>
-              <w:jc w:val="right"/>
-            </w:pPr>
-            <w:r>
-              <w:rPr>
-                <w:rFonts w:ascii="Times New Roman" w:hAnsi="Times New Roman"/>
-                <w:b w:val="0"/>
-                <w:i w:val="0"/>
-                <w:sz w:val="22"/>
-              </w:rPr>
-              <w:t>16</w:t>
-            </w:r>
-          </w:p>
-        </w:tc>
-      </w:tr>
-      <w:tr>
-        <w:tc>
-          <w:tcPr>
-            <w:tcW w:type="dxa" w:w="4500"/>
-          </w:tcPr>
-          <w:p>
-            <w:pPr>
-              <w:jc w:val="left"/>
-            </w:pPr>
-            <w:r>
-              <w:rPr>
-                <w:rFonts w:ascii="Times New Roman" w:hAnsi="Times New Roman"/>
-                <w:b w:val="0"/>
-                <w:i w:val="0"/>
-                <w:sz w:val="22"/>
-              </w:rPr>
-              <w:t xml:space="preserve">    3.2  Non-Functional Requirements</w:t>
-            </w:r>
-          </w:p>
-        </w:tc>
-        <w:tc>
-          <w:tcPr>
-            <w:tcW w:type="dxa" w:w="4500"/>
-          </w:tcPr>
-          <w:p>
-            <w:pPr>
-              <w:jc w:val="right"/>
-            </w:pPr>
-            <w:r>
-              <w:rPr>
-                <w:rFonts w:ascii="Times New Roman" w:hAnsi="Times New Roman"/>
-                <w:b w:val="0"/>
-                <w:i w:val="0"/>
-                <w:sz w:val="22"/>
-              </w:rPr>
-              <w:t>17</w:t>
-            </w:r>
-          </w:p>
-        </w:tc>
-      </w:tr>
-      <w:tr>
-        <w:tc>
-          <w:tcPr>
-            <w:tcW w:type="dxa" w:w="4500"/>
-          </w:tcPr>
-          <w:p>
-            <w:pPr>
-              <w:jc w:val="left"/>
-            </w:pPr>
-            <w:r>
-              <w:rPr>
-                <w:rFonts w:ascii="Times New Roman" w:hAnsi="Times New Roman"/>
-                <w:b w:val="0"/>
-                <w:i w:val="0"/>
-                <w:sz w:val="22"/>
-              </w:rPr>
-              <w:t xml:space="preserve">    3.3  Software Requirements</w:t>
-            </w:r>
-          </w:p>
-        </w:tc>
-        <w:tc>
-          <w:tcPr>
-            <w:tcW w:type="dxa" w:w="4500"/>
-          </w:tcPr>
-          <w:p>
-            <w:pPr>
-              <w:jc w:val="right"/>
-            </w:pPr>
-            <w:r>
-              <w:rPr>
-                <w:rFonts w:ascii="Times New Roman" w:hAnsi="Times New Roman"/>
-                <w:b w:val="0"/>
-                <w:i w:val="0"/>
-                <w:sz w:val="22"/>
-              </w:rPr>
-              <w:t>18</w:t>
-            </w:r>
-          </w:p>
-        </w:tc>
-      </w:tr>
-      <w:tr>
-        <w:tc>
-          <w:tcPr>
-            <w:tcW w:type="dxa" w:w="4500"/>
-          </w:tcPr>
-          <w:p>
-            <w:pPr>
-              <w:jc w:val="left"/>
-            </w:pPr>
-            <w:r>
-              <w:rPr>
-                <w:rFonts w:ascii="Times New Roman" w:hAnsi="Times New Roman"/>
-                <w:b w:val="0"/>
-                <w:i w:val="0"/>
-                <w:sz w:val="22"/>
-              </w:rPr>
-              <w:t xml:space="preserve">    3.4  Hardware Requirements</w:t>
-            </w:r>
-          </w:p>
-        </w:tc>
-        <w:tc>
-          <w:tcPr>
-            <w:tcW w:type="dxa" w:w="4500"/>
-          </w:tcPr>
-          <w:p>
-            <w:pPr>
-              <w:jc w:val="right"/>
-            </w:pPr>
-            <w:r>
-              <w:rPr>
-                <w:rFonts w:ascii="Times New Roman" w:hAnsi="Times New Roman"/>
-                <w:b w:val="0"/>
-                <w:i w:val="0"/>
-                <w:sz w:val="22"/>
-              </w:rPr>
-              <w:t>19</w:t>
-            </w:r>
-          </w:p>
-        </w:tc>
-      </w:tr>
-      <w:tr>
-        <w:tc>
-          <w:tcPr>
-            <w:tcW w:type="dxa" w:w="4500"/>
-          </w:tcPr>
-          <w:p>
-            <w:pPr>
-              <w:jc w:val="left"/>
-            </w:pPr>
-            <w:r>
-              <w:rPr>
-                <w:rFonts w:ascii="Times New Roman" w:hAnsi="Times New Roman"/>
-                <w:b/>
-                <w:i w:val="0"/>
-                <w:sz w:val="22"/>
-              </w:rPr>
-              <w:t>CHAPTER 4 – SYSTEM DESIGN</w:t>
-            </w:r>
-          </w:p>
-        </w:tc>
-        <w:tc>
-          <w:tcPr>
-            <w:tcW w:type="dxa" w:w="4500"/>
-          </w:tcPr>
-          <w:p>
-            <w:pPr>
-              <w:jc w:val="right"/>
-            </w:pPr>
-            <w:r>
-              <w:rPr>
-                <w:rFonts w:ascii="Times New Roman" w:hAnsi="Times New Roman"/>
-                <w:b/>
-                <w:i w:val="0"/>
-                <w:sz w:val="22"/>
-              </w:rPr>
-              <w:t>20</w:t>
-            </w:r>
-          </w:p>
-        </w:tc>
-      </w:tr>
-      <w:tr>
-        <w:tc>
-          <w:tcPr>
-            <w:tcW w:type="dxa" w:w="4500"/>
-          </w:tcPr>
-          <w:p>
-            <w:pPr>
-              <w:jc w:val="left"/>
-            </w:pPr>
-            <w:r>
-              <w:rPr>
-                <w:rFonts w:ascii="Times New Roman" w:hAnsi="Times New Roman"/>
-                <w:b w:val="0"/>
-                <w:i w:val="0"/>
-                <w:sz w:val="22"/>
-              </w:rPr>
-              <w:t xml:space="preserve">    4.1  High-Level Architecture</w:t>
-            </w:r>
-          </w:p>
-        </w:tc>
-        <w:tc>
-          <w:tcPr>
-            <w:tcW w:type="dxa" w:w="4500"/>
-          </w:tcPr>
-          <w:p>
-            <w:pPr>
-              <w:jc w:val="right"/>
-            </w:pPr>
-            <w:r>
-              <w:rPr>
-                <w:rFonts w:ascii="Times New Roman" w:hAnsi="Times New Roman"/>
-                <w:b w:val="0"/>
-                <w:i w:val="0"/>
-                <w:sz w:val="22"/>
-              </w:rPr>
-              <w:t>20</w:t>
-            </w:r>
-          </w:p>
-        </w:tc>
-      </w:tr>
-      <w:tr>
-        <w:tc>
-          <w:tcPr>
-            <w:tcW w:type="dxa" w:w="4500"/>
-          </w:tcPr>
-          <w:p>
-            <w:pPr>
-              <w:jc w:val="left"/>
-            </w:pPr>
-            <w:r>
-              <w:rPr>
-                <w:rFonts w:ascii="Times New Roman" w:hAnsi="Times New Roman"/>
-                <w:b w:val="0"/>
-                <w:i w:val="0"/>
-                <w:sz w:val="22"/>
-              </w:rPr>
-              <w:t xml:space="preserve">    4.2  Ingestion Pipeline Design</w:t>
-            </w:r>
-          </w:p>
-        </w:tc>
-        <w:tc>
-          <w:tcPr>
-            <w:tcW w:type="dxa" w:w="4500"/>
-          </w:tcPr>
-          <w:p>
-            <w:pPr>
-              <w:jc w:val="right"/>
-            </w:pPr>
-            <w:r>
-              <w:rPr>
-                <w:rFonts w:ascii="Times New Roman" w:hAnsi="Times New Roman"/>
-                <w:b w:val="0"/>
-                <w:i w:val="0"/>
-                <w:sz w:val="22"/>
-              </w:rPr>
-              <w:t>22</w:t>
-            </w:r>
-          </w:p>
-        </w:tc>
-      </w:tr>
-      <w:tr>
-        <w:tc>
-          <w:tcPr>
-            <w:tcW w:type="dxa" w:w="4500"/>
-          </w:tcPr>
-          <w:p>
-            <w:pPr>
-              <w:jc w:val="left"/>
-            </w:pPr>
-            <w:r>
-              <w:rPr>
-                <w:rFonts w:ascii="Times New Roman" w:hAnsi="Times New Roman"/>
-                <w:b w:val="0"/>
-                <w:i w:val="0"/>
-                <w:sz w:val="22"/>
-              </w:rPr>
-              <w:t xml:space="preserve">    4.3  Storage Layer Design</w:t>
-            </w:r>
-          </w:p>
-        </w:tc>
-        <w:tc>
-          <w:tcPr>
-            <w:tcW w:type="dxa" w:w="4500"/>
-          </w:tcPr>
-          <w:p>
-            <w:pPr>
-              <w:jc w:val="right"/>
-            </w:pPr>
-            <w:r>
-              <w:rPr>
-                <w:rFonts w:ascii="Times New Roman" w:hAnsi="Times New Roman"/>
-                <w:b w:val="0"/>
-                <w:i w:val="0"/>
-                <w:sz w:val="22"/>
-              </w:rPr>
-              <w:t>24</w:t>
-            </w:r>
-          </w:p>
-        </w:tc>
-      </w:tr>
-      <w:tr>
-        <w:tc>
-          <w:tcPr>
-            <w:tcW w:type="dxa" w:w="4500"/>
-          </w:tcPr>
-          <w:p>
-            <w:pPr>
-              <w:jc w:val="left"/>
-            </w:pPr>
-            <w:r>
-              <w:rPr>
-                <w:rFonts w:ascii="Times New Roman" w:hAnsi="Times New Roman"/>
-                <w:b w:val="0"/>
-                <w:i w:val="0"/>
-                <w:sz w:val="22"/>
-              </w:rPr>
-              <w:t xml:space="preserve">    4.4  RAG Pipeline Design</w:t>
-            </w:r>
-          </w:p>
-        </w:tc>
-        <w:tc>
-          <w:tcPr>
-            <w:tcW w:type="dxa" w:w="4500"/>
-          </w:tcPr>
-          <w:p>
-            <w:pPr>
-              <w:jc w:val="right"/>
-            </w:pPr>
-            <w:r>
-              <w:rPr>
-                <w:rFonts w:ascii="Times New Roman" w:hAnsi="Times New Roman"/>
-                <w:b w:val="0"/>
-                <w:i w:val="0"/>
-                <w:sz w:val="22"/>
-              </w:rPr>
-              <w:t>25</w:t>
-            </w:r>
-          </w:p>
-        </w:tc>
-      </w:tr>
-      <w:tr>
-        <w:tc>
-          <w:tcPr>
-            <w:tcW w:type="dxa" w:w="4500"/>
-          </w:tcPr>
-          <w:p>
-            <w:pPr>
-              <w:jc w:val="left"/>
-            </w:pPr>
-            <w:r>
-              <w:rPr>
-                <w:rFonts w:ascii="Times New Roman" w:hAnsi="Times New Roman"/>
-                <w:b w:val="0"/>
-                <w:i w:val="0"/>
-                <w:sz w:val="22"/>
-              </w:rPr>
-              <w:t xml:space="preserve">    4.5  Agent Design</w:t>
-            </w:r>
-          </w:p>
-        </w:tc>
-        <w:tc>
-          <w:tcPr>
-            <w:tcW w:type="dxa" w:w="4500"/>
-          </w:tcPr>
-          <w:p>
-            <w:pPr>
-              <w:jc w:val="right"/>
-            </w:pPr>
-            <w:r>
-              <w:rPr>
-                <w:rFonts w:ascii="Times New Roman" w:hAnsi="Times New Roman"/>
-                <w:b w:val="0"/>
-                <w:i w:val="0"/>
-                <w:sz w:val="22"/>
-              </w:rPr>
-              <w:t>26</w:t>
-            </w:r>
-          </w:p>
-        </w:tc>
-      </w:tr>
-      <w:tr>
-        <w:tc>
-          <w:tcPr>
-            <w:tcW w:type="dxa" w:w="4500"/>
-          </w:tcPr>
-          <w:p>
-            <w:pPr>
-              <w:jc w:val="left"/>
-            </w:pPr>
-            <w:r>
-              <w:rPr>
-                <w:rFonts w:ascii="Times New Roman" w:hAnsi="Times New Roman"/>
-                <w:b w:val="0"/>
-                <w:i w:val="0"/>
-                <w:sz w:val="22"/>
-              </w:rPr>
-              <w:t xml:space="preserve">    4.6  API Layer Design</w:t>
-            </w:r>
-          </w:p>
-        </w:tc>
-        <w:tc>
-          <w:tcPr>
-            <w:tcW w:type="dxa" w:w="4500"/>
-          </w:tcPr>
-          <w:p>
-            <w:pPr>
-              <w:jc w:val="right"/>
-            </w:pPr>
-            <w:r>
-              <w:rPr>
-                <w:rFonts w:ascii="Times New Roman" w:hAnsi="Times New Roman"/>
-                <w:b w:val="0"/>
-                <w:i w:val="0"/>
-                <w:sz w:val="22"/>
-              </w:rPr>
-              <w:t>27</w:t>
-            </w:r>
-          </w:p>
-        </w:tc>
-      </w:tr>
-      <w:tr>
-        <w:tc>
-          <w:tcPr>
-            <w:tcW w:type="dxa" w:w="4500"/>
-          </w:tcPr>
-          <w:p>
-            <w:pPr>
-              <w:jc w:val="left"/>
-            </w:pPr>
-            <w:r>
-              <w:rPr>
-                <w:rFonts w:ascii="Times New Roman" w:hAnsi="Times New Roman"/>
-                <w:b w:val="0"/>
-                <w:i w:val="0"/>
-                <w:sz w:val="22"/>
-              </w:rPr>
-              <w:t xml:space="preserve">    4.7  Frontend Design</w:t>
-            </w:r>
-          </w:p>
-        </w:tc>
-        <w:tc>
-          <w:tcPr>
-            <w:tcW w:type="dxa" w:w="4500"/>
-          </w:tcPr>
-          <w:p>
-            <w:pPr>
-              <w:jc w:val="right"/>
-            </w:pPr>
-            <w:r>
-              <w:rPr>
-                <w:rFonts w:ascii="Times New Roman" w:hAnsi="Times New Roman"/>
-                <w:b w:val="0"/>
-                <w:i w:val="0"/>
-                <w:sz w:val="22"/>
-              </w:rPr>
-              <w:t>28</w:t>
-            </w:r>
-          </w:p>
-        </w:tc>
-      </w:tr>
-      <w:tr>
-        <w:tc>
-          <w:tcPr>
-            <w:tcW w:type="dxa" w:w="4500"/>
-          </w:tcPr>
-          <w:p>
-            <w:pPr>
-              <w:jc w:val="left"/>
-            </w:pPr>
-            <w:r>
-              <w:rPr>
-                <w:rFonts w:ascii="Times New Roman" w:hAnsi="Times New Roman"/>
-                <w:b/>
-                <w:i w:val="0"/>
-                <w:sz w:val="22"/>
-              </w:rPr>
-              <w:t>CHAPTER 5 – SYSTEM IMPLEMENTATION</w:t>
-            </w:r>
-          </w:p>
-        </w:tc>
-        <w:tc>
-          <w:tcPr>
-            <w:tcW w:type="dxa" w:w="4500"/>
-          </w:tcPr>
-          <w:p>
-            <w:pPr>
-              <w:jc w:val="right"/>
-            </w:pPr>
-            <w:r>
-              <w:rPr>
-                <w:rFonts w:ascii="Times New Roman" w:hAnsi="Times New Roman"/>
-                <w:b/>
-                <w:i w:val="0"/>
-                <w:sz w:val="22"/>
-              </w:rPr>
-              <w:t>30</w:t>
-            </w:r>
-          </w:p>
-        </w:tc>
-      </w:tr>
-      <w:tr>
-        <w:tc>
-          <w:tcPr>
-            <w:tcW w:type="dxa" w:w="4500"/>
-          </w:tcPr>
-          <w:p>
-            <w:pPr>
-              <w:jc w:val="left"/>
-            </w:pPr>
-            <w:r>
-              <w:rPr>
-                <w:rFonts w:ascii="Times New Roman" w:hAnsi="Times New Roman"/>
-                <w:b w:val="0"/>
-                <w:i w:val="0"/>
-                <w:sz w:val="22"/>
-              </w:rPr>
-              <w:t xml:space="preserve">    5.1  Document Ingestion Module</w:t>
-            </w:r>
-          </w:p>
-        </w:tc>
-        <w:tc>
-          <w:tcPr>
-            <w:tcW w:type="dxa" w:w="4500"/>
-          </w:tcPr>
-          <w:p>
-            <w:pPr>
-              <w:jc w:val="right"/>
-            </w:pPr>
-            <w:r>
-              <w:rPr>
-                <w:rFonts w:ascii="Times New Roman" w:hAnsi="Times New Roman"/>
-                <w:b w:val="0"/>
-                <w:i w:val="0"/>
-                <w:sz w:val="22"/>
-              </w:rPr>
-              <w:t>30</w:t>
-            </w:r>
-          </w:p>
-        </w:tc>
-      </w:tr>
-      <w:tr>
-        <w:tc>
-          <w:tcPr>
-            <w:tcW w:type="dxa" w:w="4500"/>
-          </w:tcPr>
-          <w:p>
-            <w:pPr>
-              <w:jc w:val="left"/>
-            </w:pPr>
-            <w:r>
-              <w:rPr>
-                <w:rFonts w:ascii="Times New Roman" w:hAnsi="Times New Roman"/>
-                <w:b w:val="0"/>
-                <w:i w:val="0"/>
-                <w:sz w:val="22"/>
-              </w:rPr>
-              <w:t xml:space="preserve">    5.2  Embedding and Vector Storage</w:t>
-            </w:r>
-          </w:p>
-        </w:tc>
-        <w:tc>
-          <w:tcPr>
-            <w:tcW w:type="dxa" w:w="4500"/>
-          </w:tcPr>
-          <w:p>
-            <w:pPr>
-              <w:jc w:val="right"/>
-            </w:pPr>
-            <w:r>
-              <w:rPr>
-                <w:rFonts w:ascii="Times New Roman" w:hAnsi="Times New Roman"/>
-                <w:b w:val="0"/>
-                <w:i w:val="0"/>
-                <w:sz w:val="22"/>
-              </w:rPr>
-              <w:t>33</w:t>
-            </w:r>
-          </w:p>
-        </w:tc>
-      </w:tr>
-      <w:tr>
-        <w:tc>
-          <w:tcPr>
-            <w:tcW w:type="dxa" w:w="4500"/>
-          </w:tcPr>
-          <w:p>
-            <w:pPr>
-              <w:jc w:val="left"/>
-            </w:pPr>
-            <w:r>
-              <w:rPr>
-                <w:rFonts w:ascii="Times New Roman" w:hAnsi="Times New Roman"/>
-                <w:b w:val="0"/>
-                <w:i w:val="0"/>
-                <w:sz w:val="22"/>
-              </w:rPr>
-              <w:t xml:space="preserve">    5.3  Retrieval and RAG Pipeline</w:t>
-            </w:r>
-          </w:p>
-        </w:tc>
-        <w:tc>
-          <w:tcPr>
-            <w:tcW w:type="dxa" w:w="4500"/>
-          </w:tcPr>
-          <w:p>
-            <w:pPr>
-              <w:jc w:val="right"/>
-            </w:pPr>
-            <w:r>
-              <w:rPr>
-                <w:rFonts w:ascii="Times New Roman" w:hAnsi="Times New Roman"/>
-                <w:b w:val="0"/>
-                <w:i w:val="0"/>
-                <w:sz w:val="22"/>
-              </w:rPr>
-              <w:t>35</w:t>
-            </w:r>
-          </w:p>
-        </w:tc>
-      </w:tr>
-      <w:tr>
-        <w:tc>
-          <w:tcPr>
-            <w:tcW w:type="dxa" w:w="4500"/>
-          </w:tcPr>
-          <w:p>
-            <w:pPr>
-              <w:jc w:val="left"/>
-            </w:pPr>
-            <w:r>
-              <w:rPr>
-                <w:rFonts w:ascii="Times New Roman" w:hAnsi="Times New Roman"/>
-                <w:b w:val="0"/>
-                <w:i w:val="0"/>
-                <w:sz w:val="22"/>
-              </w:rPr>
-              <w:t xml:space="preserve">    5.4  Agentic Reasoning Module</w:t>
-            </w:r>
-          </w:p>
-        </w:tc>
-        <w:tc>
-          <w:tcPr>
-            <w:tcW w:type="dxa" w:w="4500"/>
-          </w:tcPr>
-          <w:p>
-            <w:pPr>
-              <w:jc w:val="right"/>
-            </w:pPr>
-            <w:r>
-              <w:rPr>
-                <w:rFonts w:ascii="Times New Roman" w:hAnsi="Times New Roman"/>
-                <w:b w:val="0"/>
-                <w:i w:val="0"/>
-                <w:sz w:val="22"/>
-              </w:rPr>
-              <w:t>37</w:t>
-            </w:r>
-          </w:p>
-        </w:tc>
-      </w:tr>
-      <w:tr>
-        <w:tc>
-          <w:tcPr>
-            <w:tcW w:type="dxa" w:w="4500"/>
-          </w:tcPr>
-          <w:p>
-            <w:pPr>
-              <w:jc w:val="left"/>
-            </w:pPr>
-            <w:r>
-              <w:rPr>
-                <w:rFonts w:ascii="Times New Roman" w:hAnsi="Times New Roman"/>
-                <w:b w:val="0"/>
-                <w:i w:val="0"/>
-                <w:sz w:val="22"/>
-              </w:rPr>
-              <w:t xml:space="preserve">    5.5  Humanizer Engine</w:t>
-            </w:r>
-          </w:p>
-        </w:tc>
-        <w:tc>
-          <w:tcPr>
-            <w:tcW w:type="dxa" w:w="4500"/>
-          </w:tcPr>
-          <w:p>
-            <w:pPr>
-              <w:jc w:val="right"/>
-            </w:pPr>
-            <w:r>
-              <w:rPr>
-                <w:rFonts w:ascii="Times New Roman" w:hAnsi="Times New Roman"/>
-                <w:b w:val="0"/>
-                <w:i w:val="0"/>
-                <w:sz w:val="22"/>
-              </w:rPr>
-              <w:t>39</w:t>
-            </w:r>
-          </w:p>
-        </w:tc>
-      </w:tr>
-      <w:tr>
-        <w:tc>
-          <w:tcPr>
-            <w:tcW w:type="dxa" w:w="4500"/>
-          </w:tcPr>
-          <w:p>
-            <w:pPr>
-              <w:jc w:val="left"/>
-            </w:pPr>
-            <w:r>
-              <w:rPr>
-                <w:rFonts w:ascii="Times New Roman" w:hAnsi="Times New Roman"/>
-                <w:b w:val="0"/>
-                <w:i w:val="0"/>
-                <w:sz w:val="22"/>
-              </w:rPr>
-              <w:t xml:space="preserve">    5.6  REST API Module</w:t>
-            </w:r>
-          </w:p>
-        </w:tc>
-        <w:tc>
-          <w:tcPr>
-            <w:tcW w:type="dxa" w:w="4500"/>
-          </w:tcPr>
-          <w:p>
-            <w:pPr>
-              <w:jc w:val="right"/>
-            </w:pPr>
-            <w:r>
-              <w:rPr>
-                <w:rFonts w:ascii="Times New Roman" w:hAnsi="Times New Roman"/>
-                <w:b w:val="0"/>
-                <w:i w:val="0"/>
-                <w:sz w:val="22"/>
-              </w:rPr>
-              <w:t>41</w:t>
-            </w:r>
-          </w:p>
-        </w:tc>
-      </w:tr>
-      <w:tr>
-        <w:tc>
-          <w:tcPr>
-            <w:tcW w:type="dxa" w:w="4500"/>
-          </w:tcPr>
-          <w:p>
-            <w:pPr>
-              <w:jc w:val="left"/>
-            </w:pPr>
-            <w:r>
-              <w:rPr>
-                <w:rFonts w:ascii="Times New Roman" w:hAnsi="Times New Roman"/>
-                <w:b w:val="0"/>
-                <w:i w:val="0"/>
-                <w:sz w:val="22"/>
-              </w:rPr>
-              <w:t xml:space="preserve">    5.7  Frontend Implementation</w:t>
-            </w:r>
-          </w:p>
-        </w:tc>
-        <w:tc>
-          <w:tcPr>
-            <w:tcW w:type="dxa" w:w="4500"/>
-          </w:tcPr>
-          <w:p>
-            <w:pPr>
-              <w:jc w:val="right"/>
-            </w:pPr>
-            <w:r>
-              <w:rPr>
-                <w:rFonts w:ascii="Times New Roman" w:hAnsi="Times New Roman"/>
-                <w:b w:val="0"/>
-                <w:i w:val="0"/>
-                <w:sz w:val="22"/>
-              </w:rPr>
-              <w:t>43</w:t>
-            </w:r>
-          </w:p>
-        </w:tc>
-      </w:tr>
-      <w:tr>
-        <w:tc>
-          <w:tcPr>
-            <w:tcW w:type="dxa" w:w="4500"/>
-          </w:tcPr>
-          <w:p>
-            <w:pPr>
-              <w:jc w:val="left"/>
-            </w:pPr>
-            <w:r>
-              <w:rPr>
-                <w:rFonts w:ascii="Times New Roman" w:hAnsi="Times New Roman"/>
-                <w:b/>
-                <w:i w:val="0"/>
-                <w:sz w:val="22"/>
-              </w:rPr>
-              <w:t>CHAPTER 6 – SYSTEM TESTING</w:t>
-            </w:r>
-          </w:p>
-        </w:tc>
-        <w:tc>
-          <w:tcPr>
-            <w:tcW w:type="dxa" w:w="4500"/>
-          </w:tcPr>
-          <w:p>
-            <w:pPr>
-              <w:jc w:val="right"/>
-            </w:pPr>
-            <w:r>
-              <w:rPr>
-                <w:rFonts w:ascii="Times New Roman" w:hAnsi="Times New Roman"/>
-                <w:b/>
-                <w:i w:val="0"/>
-                <w:sz w:val="22"/>
-              </w:rPr>
-              <w:t>45</w:t>
-            </w:r>
-          </w:p>
-        </w:tc>
-      </w:tr>
-      <w:tr>
-        <w:tc>
-          <w:tcPr>
-            <w:tcW w:type="dxa" w:w="4500"/>
-          </w:tcPr>
-          <w:p>
-            <w:pPr>
-              <w:jc w:val="left"/>
-            </w:pPr>
-            <w:r>
-              <w:rPr>
-                <w:rFonts w:ascii="Times New Roman" w:hAnsi="Times New Roman"/>
-                <w:b w:val="0"/>
-                <w:i w:val="0"/>
-                <w:sz w:val="22"/>
-              </w:rPr>
-              <w:t xml:space="preserve">    6.1  Unit Testing</w:t>
-            </w:r>
-          </w:p>
-        </w:tc>
-        <w:tc>
-          <w:tcPr>
-            <w:tcW w:type="dxa" w:w="4500"/>
-          </w:tcPr>
-          <w:p>
-            <w:pPr>
-              <w:jc w:val="right"/>
-            </w:pPr>
-            <w:r>
-              <w:rPr>
-                <w:rFonts w:ascii="Times New Roman" w:hAnsi="Times New Roman"/>
-                <w:b w:val="0"/>
-                <w:i w:val="0"/>
-                <w:sz w:val="22"/>
-              </w:rPr>
-              <w:t>45</w:t>
-            </w:r>
-          </w:p>
-        </w:tc>
-      </w:tr>
-      <w:tr>
-        <w:tc>
-          <w:tcPr>
-            <w:tcW w:type="dxa" w:w="4500"/>
-          </w:tcPr>
-          <w:p>
-            <w:pPr>
-              <w:jc w:val="left"/>
-            </w:pPr>
-            <w:r>
-              <w:rPr>
-                <w:rFonts w:ascii="Times New Roman" w:hAnsi="Times New Roman"/>
-                <w:b w:val="0"/>
-                <w:i w:val="0"/>
-                <w:sz w:val="22"/>
-              </w:rPr>
-              <w:t xml:space="preserve">    6.2  Integration Testing</w:t>
-            </w:r>
-          </w:p>
-        </w:tc>
-        <w:tc>
-          <w:tcPr>
-            <w:tcW w:type="dxa" w:w="4500"/>
-          </w:tcPr>
-          <w:p>
-            <w:pPr>
-              <w:jc w:val="right"/>
-            </w:pPr>
-            <w:r>
-              <w:rPr>
-                <w:rFonts w:ascii="Times New Roman" w:hAnsi="Times New Roman"/>
-                <w:b w:val="0"/>
-                <w:i w:val="0"/>
-                <w:sz w:val="22"/>
-              </w:rPr>
-              <w:t>46</w:t>
-            </w:r>
-          </w:p>
-        </w:tc>
-      </w:tr>
-      <w:tr>
-        <w:tc>
-          <w:tcPr>
-            <w:tcW w:type="dxa" w:w="4500"/>
-          </w:tcPr>
-          <w:p>
-            <w:pPr>
-              <w:jc w:val="left"/>
-            </w:pPr>
-            <w:r>
-              <w:rPr>
-                <w:rFonts w:ascii="Times New Roman" w:hAnsi="Times New Roman"/>
-                <w:b w:val="0"/>
-                <w:i w:val="0"/>
-                <w:sz w:val="22"/>
-              </w:rPr>
-              <w:t xml:space="preserve">    6.3  Performance and Load Testing</w:t>
-            </w:r>
-          </w:p>
-        </w:tc>
-        <w:tc>
-          <w:tcPr>
-            <w:tcW w:type="dxa" w:w="4500"/>
-          </w:tcPr>
-          <w:p>
-            <w:pPr>
-              <w:jc w:val="right"/>
-            </w:pPr>
-            <w:r>
-              <w:rPr>
-                <w:rFonts w:ascii="Times New Roman" w:hAnsi="Times New Roman"/>
-                <w:b w:val="0"/>
-                <w:i w:val="0"/>
-                <w:sz w:val="22"/>
-              </w:rPr>
-              <w:t>47</w:t>
-            </w:r>
-          </w:p>
-        </w:tc>
-      </w:tr>
-      <w:tr>
-        <w:tc>
-          <w:tcPr>
-            <w:tcW w:type="dxa" w:w="4500"/>
-          </w:tcPr>
-          <w:p>
-            <w:pPr>
-              <w:jc w:val="left"/>
-            </w:pPr>
-            <w:r>
-              <w:rPr>
-                <w:rFonts w:ascii="Times New Roman" w:hAnsi="Times New Roman"/>
-                <w:b w:val="0"/>
-                <w:i w:val="0"/>
-                <w:sz w:val="22"/>
-              </w:rPr>
-              <w:t xml:space="preserve">    6.4  RAG Evaluation Using RAGAS Framework</w:t>
-            </w:r>
-          </w:p>
-        </w:tc>
-        <w:tc>
-          <w:tcPr>
-            <w:tcW w:type="dxa" w:w="4500"/>
-          </w:tcPr>
-          <w:p>
-            <w:pPr>
-              <w:jc w:val="right"/>
-            </w:pPr>
-            <w:r>
-              <w:rPr>
-                <w:rFonts w:ascii="Times New Roman" w:hAnsi="Times New Roman"/>
-                <w:b w:val="0"/>
-                <w:i w:val="0"/>
-                <w:sz w:val="22"/>
-              </w:rPr>
-              <w:t>48</w:t>
-            </w:r>
-          </w:p>
-        </w:tc>
-      </w:tr>
-      <w:tr>
-        <w:tc>
-          <w:tcPr>
-            <w:tcW w:type="dxa" w:w="4500"/>
-          </w:tcPr>
-          <w:p>
-            <w:pPr>
-              <w:jc w:val="left"/>
-            </w:pPr>
-            <w:r>
-              <w:rPr>
-                <w:rFonts w:ascii="Times New Roman" w:hAnsi="Times New Roman"/>
-                <w:b/>
-                <w:i w:val="0"/>
-                <w:sz w:val="22"/>
-              </w:rPr>
-              <w:t>CHAPTER 7 – RESULTS AND ANALYSIS</w:t>
-            </w:r>
-          </w:p>
-        </w:tc>
-        <w:tc>
-          <w:tcPr>
-            <w:tcW w:type="dxa" w:w="4500"/>
-          </w:tcPr>
-          <w:p>
-            <w:pPr>
-              <w:jc w:val="right"/>
-            </w:pPr>
-            <w:r>
-              <w:rPr>
-                <w:rFonts w:ascii="Times New Roman" w:hAnsi="Times New Roman"/>
-                <w:b/>
-                <w:i w:val="0"/>
-                <w:sz w:val="22"/>
-              </w:rPr>
-              <w:t>50</w:t>
-            </w:r>
-          </w:p>
-        </w:tc>
-      </w:tr>
-      <w:tr>
-        <w:tc>
-          <w:tcPr>
-            <w:tcW w:type="dxa" w:w="4500"/>
-          </w:tcPr>
-          <w:p>
-            <w:pPr>
-              <w:jc w:val="left"/>
-            </w:pPr>
-            <w:r>
-              <w:rPr>
-                <w:rFonts w:ascii="Times New Roman" w:hAnsi="Times New Roman"/>
-                <w:b w:val="0"/>
-                <w:i w:val="0"/>
-                <w:sz w:val="22"/>
-              </w:rPr>
-              <w:t xml:space="preserve">    7.1  Retrieval Performance</w:t>
-            </w:r>
-          </w:p>
-        </w:tc>
-        <w:tc>
-          <w:tcPr>
-            <w:tcW w:type="dxa" w:w="4500"/>
-          </w:tcPr>
-          <w:p>
-            <w:pPr>
-              <w:jc w:val="right"/>
-            </w:pPr>
-            <w:r>
-              <w:rPr>
-                <w:rFonts w:ascii="Times New Roman" w:hAnsi="Times New Roman"/>
-                <w:b w:val="0"/>
-                <w:i w:val="0"/>
-                <w:sz w:val="22"/>
-              </w:rPr>
-              <w:t>50</w:t>
-            </w:r>
-          </w:p>
-        </w:tc>
-      </w:tr>
-      <w:tr>
-        <w:tc>
-          <w:tcPr>
-            <w:tcW w:type="dxa" w:w="4500"/>
-          </w:tcPr>
-          <w:p>
-            <w:pPr>
-              <w:jc w:val="left"/>
-            </w:pPr>
-            <w:r>
-              <w:rPr>
-                <w:rFonts w:ascii="Times New Roman" w:hAnsi="Times New Roman"/>
-                <w:b w:val="0"/>
-                <w:i w:val="0"/>
-                <w:sz w:val="22"/>
-              </w:rPr>
-              <w:t xml:space="preserve">    7.2  Generation Quality</w:t>
-            </w:r>
-          </w:p>
-        </w:tc>
-        <w:tc>
-          <w:tcPr>
-            <w:tcW w:type="dxa" w:w="4500"/>
-          </w:tcPr>
-          <w:p>
-            <w:pPr>
-              <w:jc w:val="right"/>
-            </w:pPr>
-            <w:r>
-              <w:rPr>
-                <w:rFonts w:ascii="Times New Roman" w:hAnsi="Times New Roman"/>
-                <w:b w:val="0"/>
-                <w:i w:val="0"/>
-                <w:sz w:val="22"/>
-              </w:rPr>
-              <w:t>51</w:t>
-            </w:r>
-          </w:p>
-        </w:tc>
-      </w:tr>
-      <w:tr>
-        <w:tc>
-          <w:tcPr>
-            <w:tcW w:type="dxa" w:w="4500"/>
-          </w:tcPr>
-          <w:p>
-            <w:pPr>
-              <w:jc w:val="left"/>
-            </w:pPr>
-            <w:r>
-              <w:rPr>
-                <w:rFonts w:ascii="Times New Roman" w:hAnsi="Times New Roman"/>
-                <w:b w:val="0"/>
-                <w:i w:val="0"/>
-                <w:sz w:val="22"/>
-              </w:rPr>
-              <w:t xml:space="preserve">    7.3  Agent Reasoning Accuracy</w:t>
-            </w:r>
-          </w:p>
-        </w:tc>
-        <w:tc>
-          <w:tcPr>
-            <w:tcW w:type="dxa" w:w="4500"/>
-          </w:tcPr>
-          <w:p>
-            <w:pPr>
-              <w:jc w:val="right"/>
-            </w:pPr>
-            <w:r>
-              <w:rPr>
-                <w:rFonts w:ascii="Times New Roman" w:hAnsi="Times New Roman"/>
-                <w:b w:val="0"/>
-                <w:i w:val="0"/>
-                <w:sz w:val="22"/>
-              </w:rPr>
-              <w:t>52</w:t>
-            </w:r>
-          </w:p>
-        </w:tc>
-      </w:tr>
-      <w:tr>
-        <w:tc>
-          <w:tcPr>
-            <w:tcW w:type="dxa" w:w="4500"/>
-          </w:tcPr>
-          <w:p>
-            <w:pPr>
-              <w:jc w:val="left"/>
-            </w:pPr>
-            <w:r>
-              <w:rPr>
-                <w:rFonts w:ascii="Times New Roman" w:hAnsi="Times New Roman"/>
-                <w:b w:val="0"/>
-                <w:i w:val="0"/>
-                <w:sz w:val="22"/>
-              </w:rPr>
-              <w:t xml:space="preserve">    7.4  Humanization Effectiveness</w:t>
-            </w:r>
-          </w:p>
-        </w:tc>
-        <w:tc>
-          <w:tcPr>
-            <w:tcW w:type="dxa" w:w="4500"/>
-          </w:tcPr>
-          <w:p>
-            <w:pPr>
-              <w:jc w:val="right"/>
-            </w:pPr>
-            <w:r>
-              <w:rPr>
-                <w:rFonts w:ascii="Times New Roman" w:hAnsi="Times New Roman"/>
-                <w:b w:val="0"/>
-                <w:i w:val="0"/>
-                <w:sz w:val="22"/>
-              </w:rPr>
-              <w:t>53</w:t>
-            </w:r>
-          </w:p>
-        </w:tc>
-      </w:tr>
-      <w:tr>
-        <w:tc>
-          <w:tcPr>
-            <w:tcW w:type="dxa" w:w="4500"/>
-          </w:tcPr>
-          <w:p>
-            <w:pPr>
-              <w:jc w:val="left"/>
-            </w:pPr>
-            <w:r>
-              <w:rPr>
-                <w:rFonts w:ascii="Times New Roman" w:hAnsi="Times New Roman"/>
-                <w:b w:val="0"/>
-                <w:i w:val="0"/>
-                <w:sz w:val="22"/>
-              </w:rPr>
-              <w:t xml:space="preserve">    7.5  System Throughput and Latency</w:t>
-            </w:r>
-          </w:p>
-        </w:tc>
-        <w:tc>
-          <w:tcPr>
-            <w:tcW w:type="dxa" w:w="4500"/>
-          </w:tcPr>
-          <w:p>
-            <w:pPr>
-              <w:jc w:val="right"/>
-            </w:pPr>
-            <w:r>
-              <w:rPr>
-                <w:rFonts w:ascii="Times New Roman" w:hAnsi="Times New Roman"/>
-                <w:b w:val="0"/>
-                <w:i w:val="0"/>
-                <w:sz w:val="22"/>
-              </w:rPr>
-              <w:t>54</w:t>
-            </w:r>
-          </w:p>
-        </w:tc>
-      </w:tr>
-      <w:tr>
-        <w:tc>
-          <w:tcPr>
-            <w:tcW w:type="dxa" w:w="4500"/>
-          </w:tcPr>
-          <w:p>
-            <w:pPr>
-              <w:jc w:val="left"/>
-            </w:pPr>
-            <w:r>
-              <w:rPr>
-                <w:rFonts w:ascii="Times New Roman" w:hAnsi="Times New Roman"/>
-                <w:b/>
-                <w:i w:val="0"/>
-                <w:sz w:val="22"/>
-              </w:rPr>
-              <w:t>CHAPTER 8 – CONCLUSION AND FUTURE SCOPE</w:t>
-            </w:r>
-          </w:p>
-        </w:tc>
-        <w:tc>
-          <w:tcPr>
-            <w:tcW w:type="dxa" w:w="4500"/>
-          </w:tcPr>
-          <w:p>
-            <w:pPr>
-              <w:jc w:val="right"/>
-            </w:pPr>
-            <w:r>
-              <w:rPr>
-                <w:rFonts w:ascii="Times New Roman" w:hAnsi="Times New Roman"/>
-                <w:b/>
-                <w:i w:val="0"/>
-                <w:sz w:val="22"/>
-              </w:rPr>
-              <w:t>56</w:t>
-            </w:r>
-          </w:p>
-        </w:tc>
-      </w:tr>
-      <w:tr>
-        <w:tc>
-          <w:tcPr>
-            <w:tcW w:type="dxa" w:w="4500"/>
-          </w:tcPr>
-          <w:p>
-            <w:pPr>
-              <w:jc w:val="left"/>
-            </w:pPr>
-            <w:r>
-              <w:rPr>
-                <w:rFonts w:ascii="Times New Roman" w:hAnsi="Times New Roman"/>
-                <w:b w:val="0"/>
-                <w:i w:val="0"/>
-                <w:sz w:val="22"/>
-              </w:rPr>
-              <w:t xml:space="preserve">    8.1  Conclusion</w:t>
-            </w:r>
-          </w:p>
-        </w:tc>
-        <w:tc>
-          <w:tcPr>
-            <w:tcW w:type="dxa" w:w="4500"/>
-          </w:tcPr>
-          <w:p>
-            <w:pPr>
-              <w:jc w:val="right"/>
-            </w:pPr>
-            <w:r>
-              <w:rPr>
-                <w:rFonts w:ascii="Times New Roman" w:hAnsi="Times New Roman"/>
-                <w:b w:val="0"/>
-                <w:i w:val="0"/>
-                <w:sz w:val="22"/>
-              </w:rPr>
-              <w:t>56</w:t>
-            </w:r>
-          </w:p>
-        </w:tc>
-      </w:tr>
-      <w:tr>
-        <w:tc>
-          <w:tcPr>
-            <w:tcW w:type="dxa" w:w="4500"/>
-          </w:tcPr>
-          <w:p>
-            <w:pPr>
-              <w:jc w:val="left"/>
-            </w:pPr>
-            <w:r>
-              <w:rPr>
-                <w:rFonts w:ascii="Times New Roman" w:hAnsi="Times New Roman"/>
-                <w:b w:val="0"/>
-                <w:i w:val="0"/>
-                <w:sz w:val="22"/>
-              </w:rPr>
-              <w:t xml:space="preserve">    8.2  Future Enhancements</w:t>
-            </w:r>
-          </w:p>
-        </w:tc>
-        <w:tc>
-          <w:tcPr>
-            <w:tcW w:type="dxa" w:w="4500"/>
-          </w:tcPr>
-          <w:p>
-            <w:pPr>
-              <w:jc w:val="right"/>
-            </w:pPr>
-            <w:r>
-              <w:rPr>
-                <w:rFonts w:ascii="Times New Roman" w:hAnsi="Times New Roman"/>
-                <w:b w:val="0"/>
-                <w:i w:val="0"/>
-                <w:sz w:val="22"/>
-              </w:rPr>
-              <w:t>57</w:t>
-            </w:r>
-          </w:p>
-        </w:tc>
-      </w:tr>
-      <w:tr>
-        <w:tc>
-          <w:tcPr>
-            <w:tcW w:type="dxa" w:w="4500"/>
-          </w:tcPr>
-          <w:p>
-            <w:pPr>
-              <w:jc w:val="left"/>
-            </w:pPr>
-            <w:r>
-              <w:rPr>
-                <w:rFonts w:ascii="Times New Roman" w:hAnsi="Times New Roman"/>
-                <w:b/>
-                <w:i w:val="0"/>
-                <w:sz w:val="22"/>
-              </w:rPr>
-              <w:t>REFERENCES</w:t>
-            </w:r>
-          </w:p>
-        </w:tc>
-        <w:tc>
-          <w:tcPr>
-            <w:tcW w:type="dxa" w:w="4500"/>
-          </w:tcPr>
-          <w:p>
-            <w:pPr>
-              <w:jc w:val="right"/>
-            </w:pPr>
-            <w:r>
-              <w:rPr>
-                <w:rFonts w:ascii="Times New Roman" w:hAnsi="Times New Roman"/>
-                <w:b/>
-                <w:i w:val="0"/>
-                <w:sz w:val="22"/>
-              </w:rPr>
-              <w:t>59</w:t>
-            </w:r>
-          </w:p>
-        </w:tc>
-      </w:tr>
-    </w:tbl>
+    <w:p>
+      <w:pPr>
+        <w:spacing w:before="120" w:after="60"/>
+        <w:tabs>
+          <w:tab w:val="right" w:leader="dot" w:pos="9000"/>
+        </w:tabs>
+      </w:pPr>
+      <w:r>
+        <w:rPr>
+          <w:rFonts w:ascii="Times New Roman" w:hAnsi="Times New Roman"/>
+          <w:sz w:val="24"/>
+          <w:szCs w:val="24"/>
+          <w:b/>
+          <w:bCs/>
+        </w:rPr>
+        <w:t xml:space="preserve">ACKNOWLEDGEMENTS</w:t>
+      </w:r>
+      <w:r>
+        <w:rPr>
+          <w:rFonts w:ascii="Times New Roman" w:hAnsi="Times New Roman"/>
+          <w:sz w:val="24"/>
+          <w:szCs w:val="24"/>
+          <w:b/>
+          <w:bCs/>
+        </w:rPr>
+        <w:tab/>
+      </w:r>
+      <w:r>
+        <w:rPr>
+          <w:rFonts w:ascii="Times New Roman" w:hAnsi="Times New Roman"/>
+          <w:sz w:val="24"/>
+          <w:szCs w:val="24"/>
+          <w:b/>
+          <w:bCs/>
+        </w:rPr>
+        <w:t>i</w:t>
+      </w:r>
+    </w:p>
+    <w:p>
+      <w:pPr>
+        <w:spacing w:before="120" w:after="60"/>
+        <w:tabs>
+          <w:tab w:val="right" w:leader="dot" w:pos="9000"/>
+        </w:tabs>
+      </w:pPr>
+      <w:r>
+        <w:rPr>
+          <w:rFonts w:ascii="Times New Roman" w:hAnsi="Times New Roman"/>
+          <w:sz w:val="24"/>
+          <w:szCs w:val="24"/>
+          <w:b/>
+          <w:bCs/>
+        </w:rPr>
+        <w:t xml:space="preserve">ABSTRACT</w:t>
+      </w:r>
+      <w:r>
+        <w:rPr>
+          <w:rFonts w:ascii="Times New Roman" w:hAnsi="Times New Roman"/>
+          <w:sz w:val="24"/>
+          <w:szCs w:val="24"/>
+          <w:b/>
+          <w:bCs/>
+        </w:rPr>
+        <w:tab/>
+      </w:r>
+      <w:r>
+        <w:rPr>
+          <w:rFonts w:ascii="Times New Roman" w:hAnsi="Times New Roman"/>
+          <w:sz w:val="24"/>
+          <w:szCs w:val="24"/>
+          <w:b/>
+          <w:bCs/>
+        </w:rPr>
+        <w:t>ii</w:t>
+      </w:r>
+    </w:p>
+    <w:p>
+      <w:pPr>
+        <w:spacing w:before="120" w:after="60"/>
+        <w:tabs>
+          <w:tab w:val="right" w:leader="dot" w:pos="9000"/>
+        </w:tabs>
+      </w:pPr>
+      <w:r>
+        <w:rPr>
+          <w:rFonts w:ascii="Times New Roman" w:hAnsi="Times New Roman"/>
+          <w:sz w:val="24"/>
+          <w:szCs w:val="24"/>
+          <w:b/>
+          <w:bCs/>
+        </w:rPr>
+        <w:t xml:space="preserve">LIST OF FIGURES</w:t>
+      </w:r>
+      <w:r>
+        <w:rPr>
+          <w:rFonts w:ascii="Times New Roman" w:hAnsi="Times New Roman"/>
+          <w:sz w:val="24"/>
+          <w:szCs w:val="24"/>
+          <w:b/>
+          <w:bCs/>
+        </w:rPr>
+        <w:tab/>
+      </w:r>
+      <w:r>
+        <w:rPr>
+          <w:rFonts w:ascii="Times New Roman" w:hAnsi="Times New Roman"/>
+          <w:sz w:val="24"/>
+          <w:szCs w:val="24"/>
+          <w:b/>
+          <w:bCs/>
+        </w:rPr>
+        <w:t>v</w:t>
+      </w:r>
+    </w:p>
+    <w:p>
+      <w:pPr>
+        <w:spacing w:before="120" w:after="60"/>
+        <w:tabs>
+          <w:tab w:val="right" w:leader="dot" w:pos="9000"/>
+        </w:tabs>
+      </w:pPr>
+      <w:r>
+        <w:rPr>
+          <w:rFonts w:ascii="Times New Roman" w:hAnsi="Times New Roman"/>
+          <w:sz w:val="24"/>
+          <w:szCs w:val="24"/>
+          <w:b/>
+          <w:bCs/>
+        </w:rPr>
+        <w:t xml:space="preserve">LIST OF TABLES</w:t>
+      </w:r>
+      <w:r>
+        <w:rPr>
+          <w:rFonts w:ascii="Times New Roman" w:hAnsi="Times New Roman"/>
+          <w:sz w:val="24"/>
+          <w:szCs w:val="24"/>
+          <w:b/>
+          <w:bCs/>
+        </w:rPr>
+        <w:tab/>
+      </w:r>
+      <w:r>
+        <w:rPr>
+          <w:rFonts w:ascii="Times New Roman" w:hAnsi="Times New Roman"/>
+          <w:sz w:val="24"/>
+          <w:szCs w:val="24"/>
+          <w:b/>
+          <w:bCs/>
+        </w:rPr>
+        <w:t>vi</w:t>
+      </w:r>
+    </w:p>
+    <w:p>
+      <w:pPr>
+        <w:spacing w:before="120" w:after="60"/>
+        <w:tabs>
+          <w:tab w:val="right" w:leader="dot" w:pos="9000"/>
+        </w:tabs>
+      </w:pPr>
+      <w:r>
+        <w:rPr>
+          <w:rFonts w:ascii="Times New Roman" w:hAnsi="Times New Roman"/>
+          <w:sz w:val="24"/>
+          <w:szCs w:val="24"/>
+          <w:b/>
+          <w:bCs/>
+        </w:rPr>
+        <w:t xml:space="preserve">CHAPTER 1 – INTRODUCTION</w:t>
+      </w:r>
+      <w:r>
+        <w:rPr>
+          <w:rFonts w:ascii="Times New Roman" w:hAnsi="Times New Roman"/>
+          <w:sz w:val="24"/>
+          <w:szCs w:val="24"/>
+          <w:b/>
+          <w:bCs/>
+        </w:rPr>
+        <w:tab/>
+      </w:r>
+      <w:r>
+        <w:rPr>
+          <w:rFonts w:ascii="Times New Roman" w:hAnsi="Times New Roman"/>
+          <w:sz w:val="24"/>
+          <w:szCs w:val="24"/>
+          <w:b/>
+          <w:bCs/>
+        </w:rPr>
+        <w:t>1</w:t>
+      </w:r>
+    </w:p>
+    <w:p>
+      <w:pPr>
+        <w:spacing w:before="0" w:after="40"/>
+        <w:ind w:left="360"/>
+        <w:tabs>
+          <w:tab w:val="right" w:leader="dot" w:pos="9000"/>
+        </w:tabs>
+      </w:pPr>
+      <w:r>
+        <w:rPr>
+          <w:rFonts w:ascii="Times New Roman" w:hAnsi="Times New Roman"/>
+          <w:sz w:val="24"/>
+          <w:szCs w:val="24"/>
+        </w:rPr>
+        <w:t xml:space="preserve">1.1  Background and Context</w:t>
+      </w:r>
+      <w:r>
+        <w:rPr>
+          <w:rFonts w:ascii="Times New Roman" w:hAnsi="Times New Roman"/>
+          <w:sz w:val="24"/>
+          <w:szCs w:val="24"/>
+        </w:rPr>
+        <w:tab/>
+      </w:r>
+      <w:r>
+        <w:rPr>
+          <w:rFonts w:ascii="Times New Roman" w:hAnsi="Times New Roman"/>
+          <w:sz w:val="24"/>
+          <w:szCs w:val="24"/>
+        </w:rPr>
+        <w:t>2</w:t>
+      </w:r>
+    </w:p>
+    <w:p>
+      <w:pPr>
+        <w:spacing w:before="0" w:after="40"/>
+        <w:ind w:left="360"/>
+        <w:tabs>
+          <w:tab w:val="right" w:leader="dot" w:pos="9000"/>
+        </w:tabs>
+      </w:pPr>
+      <w:r>
+        <w:rPr>
+          <w:rFonts w:ascii="Times New Roman" w:hAnsi="Times New Roman"/>
+          <w:sz w:val="24"/>
+          <w:szCs w:val="24"/>
+        </w:rPr>
+        <w:t xml:space="preserve">1.2  Problem Statement</w:t>
+      </w:r>
+      <w:r>
+        <w:rPr>
+          <w:rFonts w:ascii="Times New Roman" w:hAnsi="Times New Roman"/>
+          <w:sz w:val="24"/>
+          <w:szCs w:val="24"/>
+        </w:rPr>
+        <w:tab/>
+      </w:r>
+      <w:r>
+        <w:rPr>
+          <w:rFonts w:ascii="Times New Roman" w:hAnsi="Times New Roman"/>
+          <w:sz w:val="24"/>
+          <w:szCs w:val="24"/>
+        </w:rPr>
+        <w:t>3</w:t>
+      </w:r>
+    </w:p>
+    <w:p>
+      <w:pPr>
+        <w:spacing w:before="0" w:after="40"/>
+        <w:ind w:left="360"/>
+        <w:tabs>
+          <w:tab w:val="right" w:leader="dot" w:pos="9000"/>
+        </w:tabs>
+      </w:pPr>
+      <w:r>
+        <w:rPr>
+          <w:rFonts w:ascii="Times New Roman" w:hAnsi="Times New Roman"/>
+          <w:sz w:val="24"/>
+          <w:szCs w:val="24"/>
+        </w:rPr>
+        <w:t xml:space="preserve">1.3  Motivation</w:t>
+      </w:r>
+      <w:r>
+        <w:rPr>
+          <w:rFonts w:ascii="Times New Roman" w:hAnsi="Times New Roman"/>
+          <w:sz w:val="24"/>
+          <w:szCs w:val="24"/>
+        </w:rPr>
+        <w:tab/>
+      </w:r>
+      <w:r>
+        <w:rPr>
+          <w:rFonts w:ascii="Times New Roman" w:hAnsi="Times New Roman"/>
+          <w:sz w:val="24"/>
+          <w:szCs w:val="24"/>
+        </w:rPr>
+        <w:t>4</w:t>
+      </w:r>
+    </w:p>
+    <w:p>
+      <w:pPr>
+        <w:spacing w:before="0" w:after="40"/>
+        <w:ind w:left="360"/>
+        <w:tabs>
+          <w:tab w:val="right" w:leader="dot" w:pos="9000"/>
+        </w:tabs>
+      </w:pPr>
+      <w:r>
+        <w:rPr>
+          <w:rFonts w:ascii="Times New Roman" w:hAnsi="Times New Roman"/>
+          <w:sz w:val="24"/>
+          <w:szCs w:val="24"/>
+        </w:rPr>
+        <w:t xml:space="preserve">1.4  Objectives</w:t>
+      </w:r>
+      <w:r>
+        <w:rPr>
+          <w:rFonts w:ascii="Times New Roman" w:hAnsi="Times New Roman"/>
+          <w:sz w:val="24"/>
+          <w:szCs w:val="24"/>
+        </w:rPr>
+        <w:tab/>
+      </w:r>
+      <w:r>
+        <w:rPr>
+          <w:rFonts w:ascii="Times New Roman" w:hAnsi="Times New Roman"/>
+          <w:sz w:val="24"/>
+          <w:szCs w:val="24"/>
+        </w:rPr>
+        <w:t>5</w:t>
+      </w:r>
+    </w:p>
+    <w:p>
+      <w:pPr>
+        <w:spacing w:before="0" w:after="40"/>
+        <w:ind w:left="360"/>
+        <w:tabs>
+          <w:tab w:val="right" w:leader="dot" w:pos="9000"/>
+        </w:tabs>
+      </w:pPr>
+      <w:r>
+        <w:rPr>
+          <w:rFonts w:ascii="Times New Roman" w:hAnsi="Times New Roman"/>
+          <w:sz w:val="24"/>
+          <w:szCs w:val="24"/>
+        </w:rPr>
+        <w:t xml:space="preserve">1.5  Scope of the Project</w:t>
+      </w:r>
+      <w:r>
+        <w:rPr>
+          <w:rFonts w:ascii="Times New Roman" w:hAnsi="Times New Roman"/>
+          <w:sz w:val="24"/>
+          <w:szCs w:val="24"/>
+        </w:rPr>
+        <w:tab/>
+      </w:r>
+      <w:r>
+        <w:rPr>
+          <w:rFonts w:ascii="Times New Roman" w:hAnsi="Times New Roman"/>
+          <w:sz w:val="24"/>
+          <w:szCs w:val="24"/>
+        </w:rPr>
+        <w:t>6</w:t>
+      </w:r>
+    </w:p>
+    <w:p>
+      <w:pPr>
+        <w:spacing w:before="0" w:after="40"/>
+        <w:ind w:left="360"/>
+        <w:tabs>
+          <w:tab w:val="right" w:leader="dot" w:pos="9000"/>
+        </w:tabs>
+      </w:pPr>
+      <w:r>
+        <w:rPr>
+          <w:rFonts w:ascii="Times New Roman" w:hAnsi="Times New Roman"/>
+          <w:sz w:val="24"/>
+          <w:szCs w:val="24"/>
+        </w:rPr>
+        <w:t xml:space="preserve">1.6  Organisation of the Report</w:t>
+      </w:r>
+      <w:r>
+        <w:rPr>
+          <w:rFonts w:ascii="Times New Roman" w:hAnsi="Times New Roman"/>
+          <w:sz w:val="24"/>
+          <w:szCs w:val="24"/>
+        </w:rPr>
+        <w:tab/>
+      </w:r>
+      <w:r>
+        <w:rPr>
+          <w:rFonts w:ascii="Times New Roman" w:hAnsi="Times New Roman"/>
+          <w:sz w:val="24"/>
+          <w:szCs w:val="24"/>
+        </w:rPr>
+        <w:t>6</w:t>
+      </w:r>
+    </w:p>
+    <w:p>
+      <w:pPr>
+        <w:spacing w:before="120" w:after="60"/>
+        <w:tabs>
+          <w:tab w:val="right" w:leader="dot" w:pos="9000"/>
+        </w:tabs>
+      </w:pPr>
+      <w:r>
+        <w:rPr>
+          <w:rFonts w:ascii="Times New Roman" w:hAnsi="Times New Roman"/>
+          <w:sz w:val="24"/>
+          <w:szCs w:val="24"/>
+          <w:b/>
+          <w:bCs/>
+        </w:rPr>
+        <w:t xml:space="preserve">CHAPTER 2 – LITERATURE SURVEY</w:t>
+      </w:r>
+      <w:r>
+        <w:rPr>
+          <w:rFonts w:ascii="Times New Roman" w:hAnsi="Times New Roman"/>
+          <w:sz w:val="24"/>
+          <w:szCs w:val="24"/>
+          <w:b/>
+          <w:bCs/>
+        </w:rPr>
+        <w:tab/>
+      </w:r>
+      <w:r>
+        <w:rPr>
+          <w:rFonts w:ascii="Times New Roman" w:hAnsi="Times New Roman"/>
+          <w:sz w:val="24"/>
+          <w:szCs w:val="24"/>
+          <w:b/>
+          <w:bCs/>
+        </w:rPr>
+        <w:t>7</w:t>
+      </w:r>
+    </w:p>
+    <w:p>
+      <w:pPr>
+        <w:spacing w:before="0" w:after="40"/>
+        <w:ind w:left="360"/>
+        <w:tabs>
+          <w:tab w:val="right" w:leader="dot" w:pos="9000"/>
+        </w:tabs>
+      </w:pPr>
+      <w:r>
+        <w:rPr>
+          <w:rFonts w:ascii="Times New Roman" w:hAnsi="Times New Roman"/>
+          <w:sz w:val="24"/>
+          <w:szCs w:val="24"/>
+        </w:rPr>
+        <w:t xml:space="preserve">2.1  Retrieval-Augmented Generation Systems</w:t>
+      </w:r>
+      <w:r>
+        <w:rPr>
+          <w:rFonts w:ascii="Times New Roman" w:hAnsi="Times New Roman"/>
+          <w:sz w:val="24"/>
+          <w:szCs w:val="24"/>
+        </w:rPr>
+        <w:tab/>
+      </w:r>
+      <w:r>
+        <w:rPr>
+          <w:rFonts w:ascii="Times New Roman" w:hAnsi="Times New Roman"/>
+          <w:sz w:val="24"/>
+          <w:szCs w:val="24"/>
+        </w:rPr>
+        <w:t>7</w:t>
+      </w:r>
+    </w:p>
+    <w:p>
+      <w:pPr>
+        <w:spacing w:before="0" w:after="40"/>
+        <w:ind w:left="360"/>
+        <w:tabs>
+          <w:tab w:val="right" w:leader="dot" w:pos="9000"/>
+        </w:tabs>
+      </w:pPr>
+      <w:r>
+        <w:rPr>
+          <w:rFonts w:ascii="Times New Roman" w:hAnsi="Times New Roman"/>
+          <w:sz w:val="24"/>
+          <w:szCs w:val="24"/>
+        </w:rPr>
+        <w:t xml:space="preserve">2.2  Multimodal Document Understanding</w:t>
+      </w:r>
+      <w:r>
+        <w:rPr>
+          <w:rFonts w:ascii="Times New Roman" w:hAnsi="Times New Roman"/>
+          <w:sz w:val="24"/>
+          <w:szCs w:val="24"/>
+        </w:rPr>
+        <w:tab/>
+      </w:r>
+      <w:r>
+        <w:rPr>
+          <w:rFonts w:ascii="Times New Roman" w:hAnsi="Times New Roman"/>
+          <w:sz w:val="24"/>
+          <w:szCs w:val="24"/>
+        </w:rPr>
+        <w:t>9</w:t>
+      </w:r>
+    </w:p>
+    <w:p>
+      <w:pPr>
+        <w:spacing w:before="0" w:after="40"/>
+        <w:ind w:left="360"/>
+        <w:tabs>
+          <w:tab w:val="right" w:leader="dot" w:pos="9000"/>
+        </w:tabs>
+      </w:pPr>
+      <w:r>
+        <w:rPr>
+          <w:rFonts w:ascii="Times New Roman" w:hAnsi="Times New Roman"/>
+          <w:sz w:val="24"/>
+          <w:szCs w:val="24"/>
+        </w:rPr>
+        <w:t xml:space="preserve">2.3  Agentic AI and ReAct Pattern</w:t>
+      </w:r>
+      <w:r>
+        <w:rPr>
+          <w:rFonts w:ascii="Times New Roman" w:hAnsi="Times New Roman"/>
+          <w:sz w:val="24"/>
+          <w:szCs w:val="24"/>
+        </w:rPr>
+        <w:tab/>
+      </w:r>
+      <w:r>
+        <w:rPr>
+          <w:rFonts w:ascii="Times New Roman" w:hAnsi="Times New Roman"/>
+          <w:sz w:val="24"/>
+          <w:szCs w:val="24"/>
+        </w:rPr>
+        <w:t>11</w:t>
+      </w:r>
+    </w:p>
+    <w:p>
+      <w:pPr>
+        <w:spacing w:before="0" w:after="40"/>
+        <w:ind w:left="360"/>
+        <w:tabs>
+          <w:tab w:val="right" w:leader="dot" w:pos="9000"/>
+        </w:tabs>
+      </w:pPr>
+      <w:r>
+        <w:rPr>
+          <w:rFonts w:ascii="Times New Roman" w:hAnsi="Times New Roman"/>
+          <w:sz w:val="24"/>
+          <w:szCs w:val="24"/>
+        </w:rPr>
+        <w:t xml:space="preserve">2.4  AI Detection and Text Humanization</w:t>
+      </w:r>
+      <w:r>
+        <w:rPr>
+          <w:rFonts w:ascii="Times New Roman" w:hAnsi="Times New Roman"/>
+          <w:sz w:val="24"/>
+          <w:szCs w:val="24"/>
+        </w:rPr>
+        <w:tab/>
+      </w:r>
+      <w:r>
+        <w:rPr>
+          <w:rFonts w:ascii="Times New Roman" w:hAnsi="Times New Roman"/>
+          <w:sz w:val="24"/>
+          <w:szCs w:val="24"/>
+        </w:rPr>
+        <w:t>13</w:t>
+      </w:r>
+    </w:p>
+    <w:p>
+      <w:pPr>
+        <w:spacing w:before="0" w:after="40"/>
+        <w:ind w:left="360"/>
+        <w:tabs>
+          <w:tab w:val="right" w:leader="dot" w:pos="9000"/>
+        </w:tabs>
+      </w:pPr>
+      <w:r>
+        <w:rPr>
+          <w:rFonts w:ascii="Times New Roman" w:hAnsi="Times New Roman"/>
+          <w:sz w:val="24"/>
+          <w:szCs w:val="24"/>
+        </w:rPr>
+        <w:t xml:space="preserve">2.5  Comparative Analysis of Related Work</w:t>
+      </w:r>
+      <w:r>
+        <w:rPr>
+          <w:rFonts w:ascii="Times New Roman" w:hAnsi="Times New Roman"/>
+          <w:sz w:val="24"/>
+          <w:szCs w:val="24"/>
+        </w:rPr>
+        <w:tab/>
+      </w:r>
+      <w:r>
+        <w:rPr>
+          <w:rFonts w:ascii="Times New Roman" w:hAnsi="Times New Roman"/>
+          <w:sz w:val="24"/>
+          <w:szCs w:val="24"/>
+        </w:rPr>
+        <w:t>14</w:t>
+      </w:r>
+    </w:p>
+    <w:p>
+      <w:pPr>
+        <w:spacing w:before="120" w:after="60"/>
+        <w:tabs>
+          <w:tab w:val="right" w:leader="dot" w:pos="9000"/>
+        </w:tabs>
+      </w:pPr>
+      <w:r>
+        <w:rPr>
+          <w:rFonts w:ascii="Times New Roman" w:hAnsi="Times New Roman"/>
+          <w:sz w:val="24"/>
+          <w:szCs w:val="24"/>
+          <w:b/>
+          <w:bCs/>
+        </w:rPr>
+        <w:t xml:space="preserve">CHAPTER 3 – SYSTEM REQUIREMENTS AND ANALYSIS</w:t>
+      </w:r>
+      <w:r>
+        <w:rPr>
+          <w:rFonts w:ascii="Times New Roman" w:hAnsi="Times New Roman"/>
+          <w:sz w:val="24"/>
+          <w:szCs w:val="24"/>
+          <w:b/>
+          <w:bCs/>
+        </w:rPr>
+        <w:tab/>
+      </w:r>
+      <w:r>
+        <w:rPr>
+          <w:rFonts w:ascii="Times New Roman" w:hAnsi="Times New Roman"/>
+          <w:sz w:val="24"/>
+          <w:szCs w:val="24"/>
+          <w:b/>
+          <w:bCs/>
+        </w:rPr>
+        <w:t>16</w:t>
+      </w:r>
+    </w:p>
+    <w:p>
+      <w:pPr>
+        <w:spacing w:before="0" w:after="40"/>
+        <w:ind w:left="360"/>
+        <w:tabs>
+          <w:tab w:val="right" w:leader="dot" w:pos="9000"/>
+        </w:tabs>
+      </w:pPr>
+      <w:r>
+        <w:rPr>
+          <w:rFonts w:ascii="Times New Roman" w:hAnsi="Times New Roman"/>
+          <w:sz w:val="24"/>
+          <w:szCs w:val="24"/>
+        </w:rPr>
+        <w:t xml:space="preserve">3.1  Functional Requirements</w:t>
+      </w:r>
+      <w:r>
+        <w:rPr>
+          <w:rFonts w:ascii="Times New Roman" w:hAnsi="Times New Roman"/>
+          <w:sz w:val="24"/>
+          <w:szCs w:val="24"/>
+        </w:rPr>
+        <w:tab/>
+      </w:r>
+      <w:r>
+        <w:rPr>
+          <w:rFonts w:ascii="Times New Roman" w:hAnsi="Times New Roman"/>
+          <w:sz w:val="24"/>
+          <w:szCs w:val="24"/>
+        </w:rPr>
+        <w:t>16</w:t>
+      </w:r>
+    </w:p>
+    <w:p>
+      <w:pPr>
+        <w:spacing w:before="0" w:after="40"/>
+        <w:ind w:left="360"/>
+        <w:tabs>
+          <w:tab w:val="right" w:leader="dot" w:pos="9000"/>
+        </w:tabs>
+      </w:pPr>
+      <w:r>
+        <w:rPr>
+          <w:rFonts w:ascii="Times New Roman" w:hAnsi="Times New Roman"/>
+          <w:sz w:val="24"/>
+          <w:szCs w:val="24"/>
+        </w:rPr>
+        <w:t xml:space="preserve">3.2  Non-Functional Requirements</w:t>
+      </w:r>
+      <w:r>
+        <w:rPr>
+          <w:rFonts w:ascii="Times New Roman" w:hAnsi="Times New Roman"/>
+          <w:sz w:val="24"/>
+          <w:szCs w:val="24"/>
+        </w:rPr>
+        <w:tab/>
+      </w:r>
+      <w:r>
+        <w:rPr>
+          <w:rFonts w:ascii="Times New Roman" w:hAnsi="Times New Roman"/>
+          <w:sz w:val="24"/>
+          <w:szCs w:val="24"/>
+        </w:rPr>
+        <w:t>17</w:t>
+      </w:r>
+    </w:p>
+    <w:p>
+      <w:pPr>
+        <w:spacing w:before="0" w:after="40"/>
+        <w:ind w:left="360"/>
+        <w:tabs>
+          <w:tab w:val="right" w:leader="dot" w:pos="9000"/>
+        </w:tabs>
+      </w:pPr>
+      <w:r>
+        <w:rPr>
+          <w:rFonts w:ascii="Times New Roman" w:hAnsi="Times New Roman"/>
+          <w:sz w:val="24"/>
+          <w:szCs w:val="24"/>
+        </w:rPr>
+        <w:t xml:space="preserve">3.3  Software Requirements</w:t>
+      </w:r>
+      <w:r>
+        <w:rPr>
+          <w:rFonts w:ascii="Times New Roman" w:hAnsi="Times New Roman"/>
+          <w:sz w:val="24"/>
+          <w:szCs w:val="24"/>
+        </w:rPr>
+        <w:tab/>
+      </w:r>
+      <w:r>
+        <w:rPr>
+          <w:rFonts w:ascii="Times New Roman" w:hAnsi="Times New Roman"/>
+          <w:sz w:val="24"/>
+          <w:szCs w:val="24"/>
+        </w:rPr>
+        <w:t>18</w:t>
+      </w:r>
+    </w:p>
+    <w:p>
+      <w:pPr>
+        <w:spacing w:before="0" w:after="40"/>
+        <w:ind w:left="360"/>
+        <w:tabs>
+          <w:tab w:val="right" w:leader="dot" w:pos="9000"/>
+        </w:tabs>
+      </w:pPr>
+      <w:r>
+        <w:rPr>
+          <w:rFonts w:ascii="Times New Roman" w:hAnsi="Times New Roman"/>
+          <w:sz w:val="24"/>
+          <w:szCs w:val="24"/>
+        </w:rPr>
+        <w:t xml:space="preserve">3.4  Hardware Requirements</w:t>
+      </w:r>
+      <w:r>
+        <w:rPr>
+          <w:rFonts w:ascii="Times New Roman" w:hAnsi="Times New Roman"/>
+          <w:sz w:val="24"/>
+          <w:szCs w:val="24"/>
+        </w:rPr>
+        <w:tab/>
+      </w:r>
+      <w:r>
+        <w:rPr>
+          <w:rFonts w:ascii="Times New Roman" w:hAnsi="Times New Roman"/>
+          <w:sz w:val="24"/>
+          <w:szCs w:val="24"/>
+        </w:rPr>
+        <w:t>19</w:t>
+      </w:r>
+    </w:p>
+    <w:p>
+      <w:pPr>
+        <w:spacing w:before="120" w:after="60"/>
+        <w:tabs>
+          <w:tab w:val="right" w:leader="dot" w:pos="9000"/>
+        </w:tabs>
+      </w:pPr>
+      <w:r>
+        <w:rPr>
+          <w:rFonts w:ascii="Times New Roman" w:hAnsi="Times New Roman"/>
+          <w:sz w:val="24"/>
+          <w:szCs w:val="24"/>
+          <w:b/>
+          <w:bCs/>
+        </w:rPr>
+        <w:t xml:space="preserve">CHAPTER 4 – SYSTEM DESIGN</w:t>
+      </w:r>
+      <w:r>
+        <w:rPr>
+          <w:rFonts w:ascii="Times New Roman" w:hAnsi="Times New Roman"/>
+          <w:sz w:val="24"/>
+          <w:szCs w:val="24"/>
+          <w:b/>
+          <w:bCs/>
+        </w:rPr>
+        <w:tab/>
+      </w:r>
+      <w:r>
+        <w:rPr>
+          <w:rFonts w:ascii="Times New Roman" w:hAnsi="Times New Roman"/>
+          <w:sz w:val="24"/>
+          <w:szCs w:val="24"/>
+          <w:b/>
+          <w:bCs/>
+        </w:rPr>
+        <w:t>20</w:t>
+      </w:r>
+    </w:p>
+    <w:p>
+      <w:pPr>
+        <w:spacing w:before="0" w:after="40"/>
+        <w:ind w:left="360"/>
+        <w:tabs>
+          <w:tab w:val="right" w:leader="dot" w:pos="9000"/>
+        </w:tabs>
+      </w:pPr>
+      <w:r>
+        <w:rPr>
+          <w:rFonts w:ascii="Times New Roman" w:hAnsi="Times New Roman"/>
+          <w:sz w:val="24"/>
+          <w:szCs w:val="24"/>
+        </w:rPr>
+        <w:t xml:space="preserve">4.1  High-Level Architecture</w:t>
+      </w:r>
+      <w:r>
+        <w:rPr>
+          <w:rFonts w:ascii="Times New Roman" w:hAnsi="Times New Roman"/>
+          <w:sz w:val="24"/>
+          <w:szCs w:val="24"/>
+        </w:rPr>
+        <w:tab/>
+      </w:r>
+      <w:r>
+        <w:rPr>
+          <w:rFonts w:ascii="Times New Roman" w:hAnsi="Times New Roman"/>
+          <w:sz w:val="24"/>
+          <w:szCs w:val="24"/>
+        </w:rPr>
+        <w:t>20</w:t>
+      </w:r>
+    </w:p>
+    <w:p>
+      <w:pPr>
+        <w:spacing w:before="0" w:after="40"/>
+        <w:ind w:left="360"/>
+        <w:tabs>
+          <w:tab w:val="right" w:leader="dot" w:pos="9000"/>
+        </w:tabs>
+      </w:pPr>
+      <w:r>
+        <w:rPr>
+          <w:rFonts w:ascii="Times New Roman" w:hAnsi="Times New Roman"/>
+          <w:sz w:val="24"/>
+          <w:szCs w:val="24"/>
+        </w:rPr>
+        <w:t xml:space="preserve">4.2  Ingestion Pipeline Design</w:t>
+      </w:r>
+      <w:r>
+        <w:rPr>
+          <w:rFonts w:ascii="Times New Roman" w:hAnsi="Times New Roman"/>
+          <w:sz w:val="24"/>
+          <w:szCs w:val="24"/>
+        </w:rPr>
+        <w:tab/>
+      </w:r>
+      <w:r>
+        <w:rPr>
+          <w:rFonts w:ascii="Times New Roman" w:hAnsi="Times New Roman"/>
+          <w:sz w:val="24"/>
+          <w:szCs w:val="24"/>
+        </w:rPr>
+        <w:t>22</w:t>
+      </w:r>
+    </w:p>
+    <w:p>
+      <w:pPr>
+        <w:spacing w:before="0" w:after="40"/>
+        <w:ind w:left="360"/>
+        <w:tabs>
+          <w:tab w:val="right" w:leader="dot" w:pos="9000"/>
+        </w:tabs>
+      </w:pPr>
+      <w:r>
+        <w:rPr>
+          <w:rFonts w:ascii="Times New Roman" w:hAnsi="Times New Roman"/>
+          <w:sz w:val="24"/>
+          <w:szCs w:val="24"/>
+        </w:rPr>
+        <w:t xml:space="preserve">4.3  Storage Layer Design</w:t>
+      </w:r>
+      <w:r>
+        <w:rPr>
+          <w:rFonts w:ascii="Times New Roman" w:hAnsi="Times New Roman"/>
+          <w:sz w:val="24"/>
+          <w:szCs w:val="24"/>
+        </w:rPr>
+        <w:tab/>
+      </w:r>
+      <w:r>
+        <w:rPr>
+          <w:rFonts w:ascii="Times New Roman" w:hAnsi="Times New Roman"/>
+          <w:sz w:val="24"/>
+          <w:szCs w:val="24"/>
+        </w:rPr>
+        <w:t>24</w:t>
+      </w:r>
+    </w:p>
+    <w:p>
+      <w:pPr>
+        <w:spacing w:before="0" w:after="40"/>
+        <w:ind w:left="360"/>
+        <w:tabs>
+          <w:tab w:val="right" w:leader="dot" w:pos="9000"/>
+        </w:tabs>
+      </w:pPr>
+      <w:r>
+        <w:rPr>
+          <w:rFonts w:ascii="Times New Roman" w:hAnsi="Times New Roman"/>
+          <w:sz w:val="24"/>
+          <w:szCs w:val="24"/>
+        </w:rPr>
+        <w:t xml:space="preserve">4.4  RAG Pipeline Design</w:t>
+      </w:r>
+      <w:r>
+        <w:rPr>
+          <w:rFonts w:ascii="Times New Roman" w:hAnsi="Times New Roman"/>
+          <w:sz w:val="24"/>
+          <w:szCs w:val="24"/>
+        </w:rPr>
+        <w:tab/>
+      </w:r>
+      <w:r>
+        <w:rPr>
+          <w:rFonts w:ascii="Times New Roman" w:hAnsi="Times New Roman"/>
+          <w:sz w:val="24"/>
+          <w:szCs w:val="24"/>
+        </w:rPr>
+        <w:t>25</w:t>
+      </w:r>
+    </w:p>
+    <w:p>
+      <w:pPr>
+        <w:spacing w:before="0" w:after="40"/>
+        <w:ind w:left="360"/>
+        <w:tabs>
+          <w:tab w:val="right" w:leader="dot" w:pos="9000"/>
+        </w:tabs>
+      </w:pPr>
+      <w:r>
+        <w:rPr>
+          <w:rFonts w:ascii="Times New Roman" w:hAnsi="Times New Roman"/>
+          <w:sz w:val="24"/>
+          <w:szCs w:val="24"/>
+        </w:rPr>
+        <w:t xml:space="preserve">4.5  Agent Design</w:t>
+      </w:r>
+      <w:r>
+        <w:rPr>
+          <w:rFonts w:ascii="Times New Roman" w:hAnsi="Times New Roman"/>
+          <w:sz w:val="24"/>
+          <w:szCs w:val="24"/>
+        </w:rPr>
+        <w:tab/>
+      </w:r>
+      <w:r>
+        <w:rPr>
+          <w:rFonts w:ascii="Times New Roman" w:hAnsi="Times New Roman"/>
+          <w:sz w:val="24"/>
+          <w:szCs w:val="24"/>
+        </w:rPr>
+        <w:t>26</w:t>
+      </w:r>
+    </w:p>
+    <w:p>
+      <w:pPr>
+        <w:spacing w:before="0" w:after="40"/>
+        <w:ind w:left="360"/>
+        <w:tabs>
+          <w:tab w:val="right" w:leader="dot" w:pos="9000"/>
+        </w:tabs>
+      </w:pPr>
+      <w:r>
+        <w:rPr>
+          <w:rFonts w:ascii="Times New Roman" w:hAnsi="Times New Roman"/>
+          <w:sz w:val="24"/>
+          <w:szCs w:val="24"/>
+        </w:rPr>
+        <w:t xml:space="preserve">4.6  API Layer Design</w:t>
+      </w:r>
+      <w:r>
+        <w:rPr>
+          <w:rFonts w:ascii="Times New Roman" w:hAnsi="Times New Roman"/>
+          <w:sz w:val="24"/>
+          <w:szCs w:val="24"/>
+        </w:rPr>
+        <w:tab/>
+      </w:r>
+      <w:r>
+        <w:rPr>
+          <w:rFonts w:ascii="Times New Roman" w:hAnsi="Times New Roman"/>
+          <w:sz w:val="24"/>
+          <w:szCs w:val="24"/>
+        </w:rPr>
+        <w:t>27</w:t>
+      </w:r>
+    </w:p>
+    <w:p>
+      <w:pPr>
+        <w:spacing w:before="0" w:after="40"/>
+        <w:ind w:left="360"/>
+        <w:tabs>
+          <w:tab w:val="right" w:leader="dot" w:pos="9000"/>
+        </w:tabs>
+      </w:pPr>
+      <w:r>
+        <w:rPr>
+          <w:rFonts w:ascii="Times New Roman" w:hAnsi="Times New Roman"/>
+          <w:sz w:val="24"/>
+          <w:szCs w:val="24"/>
+        </w:rPr>
+        <w:t xml:space="preserve">4.7  Frontend Design</w:t>
+      </w:r>
+      <w:r>
+        <w:rPr>
+          <w:rFonts w:ascii="Times New Roman" w:hAnsi="Times New Roman"/>
+          <w:sz w:val="24"/>
+          <w:szCs w:val="24"/>
+        </w:rPr>
+        <w:tab/>
+      </w:r>
+      <w:r>
+        <w:rPr>
+          <w:rFonts w:ascii="Times New Roman" w:hAnsi="Times New Roman"/>
+          <w:sz w:val="24"/>
+          <w:szCs w:val="24"/>
+        </w:rPr>
+        <w:t>28</w:t>
+      </w:r>
+    </w:p>
+    <w:p>
+      <w:pPr>
+        <w:spacing w:before="120" w:after="60"/>
+        <w:tabs>
+          <w:tab w:val="right" w:leader="dot" w:pos="9000"/>
+        </w:tabs>
+      </w:pPr>
+      <w:r>
+        <w:rPr>
+          <w:rFonts w:ascii="Times New Roman" w:hAnsi="Times New Roman"/>
+          <w:sz w:val="24"/>
+          <w:szCs w:val="24"/>
+          <w:b/>
+          <w:bCs/>
+        </w:rPr>
+        <w:t xml:space="preserve">CHAPTER 5 – SYSTEM IMPLEMENTATION</w:t>
+      </w:r>
+      <w:r>
+        <w:rPr>
+          <w:rFonts w:ascii="Times New Roman" w:hAnsi="Times New Roman"/>
+          <w:sz w:val="24"/>
+          <w:szCs w:val="24"/>
+          <w:b/>
+          <w:bCs/>
+        </w:rPr>
+        <w:tab/>
+      </w:r>
+      <w:r>
+        <w:rPr>
+          <w:rFonts w:ascii="Times New Roman" w:hAnsi="Times New Roman"/>
+          <w:sz w:val="24"/>
+          <w:szCs w:val="24"/>
+          <w:b/>
+          <w:bCs/>
+        </w:rPr>
+        <w:t>30</w:t>
+      </w:r>
+    </w:p>
+    <w:p>
+      <w:pPr>
+        <w:spacing w:before="0" w:after="40"/>
+        <w:ind w:left="360"/>
+        <w:tabs>
+          <w:tab w:val="right" w:leader="dot" w:pos="9000"/>
+        </w:tabs>
+      </w:pPr>
+      <w:r>
+        <w:rPr>
+          <w:rFonts w:ascii="Times New Roman" w:hAnsi="Times New Roman"/>
+          <w:sz w:val="24"/>
+          <w:szCs w:val="24"/>
+        </w:rPr>
+        <w:t xml:space="preserve">5.1  Document Ingestion Module</w:t>
+      </w:r>
+      <w:r>
+        <w:rPr>
+          <w:rFonts w:ascii="Times New Roman" w:hAnsi="Times New Roman"/>
+          <w:sz w:val="24"/>
+          <w:szCs w:val="24"/>
+        </w:rPr>
+        <w:tab/>
+      </w:r>
+      <w:r>
+        <w:rPr>
+          <w:rFonts w:ascii="Times New Roman" w:hAnsi="Times New Roman"/>
+          <w:sz w:val="24"/>
+          <w:szCs w:val="24"/>
+        </w:rPr>
+        <w:t>30</w:t>
+      </w:r>
+    </w:p>
+    <w:p>
+      <w:pPr>
+        <w:spacing w:before="0" w:after="40"/>
+        <w:ind w:left="360"/>
+        <w:tabs>
+          <w:tab w:val="right" w:leader="dot" w:pos="9000"/>
+        </w:tabs>
+      </w:pPr>
+      <w:r>
+        <w:rPr>
+          <w:rFonts w:ascii="Times New Roman" w:hAnsi="Times New Roman"/>
+          <w:sz w:val="24"/>
+          <w:szCs w:val="24"/>
+        </w:rPr>
+        <w:t xml:space="preserve">5.2  Embedding and Vector Storage</w:t>
+      </w:r>
+      <w:r>
+        <w:rPr>
+          <w:rFonts w:ascii="Times New Roman" w:hAnsi="Times New Roman"/>
+          <w:sz w:val="24"/>
+          <w:szCs w:val="24"/>
+        </w:rPr>
+        <w:tab/>
+      </w:r>
+      <w:r>
+        <w:rPr>
+          <w:rFonts w:ascii="Times New Roman" w:hAnsi="Times New Roman"/>
+          <w:sz w:val="24"/>
+          <w:szCs w:val="24"/>
+        </w:rPr>
+        <w:t>33</w:t>
+      </w:r>
+    </w:p>
+    <w:p>
+      <w:pPr>
+        <w:spacing w:before="0" w:after="40"/>
+        <w:ind w:left="360"/>
+        <w:tabs>
+          <w:tab w:val="right" w:leader="dot" w:pos="9000"/>
+        </w:tabs>
+      </w:pPr>
+      <w:r>
+        <w:rPr>
+          <w:rFonts w:ascii="Times New Roman" w:hAnsi="Times New Roman"/>
+          <w:sz w:val="24"/>
+          <w:szCs w:val="24"/>
+        </w:rPr>
+        <w:t xml:space="preserve">5.3  Retrieval and RAG Pipeline</w:t>
+      </w:r>
+      <w:r>
+        <w:rPr>
+          <w:rFonts w:ascii="Times New Roman" w:hAnsi="Times New Roman"/>
+          <w:sz w:val="24"/>
+          <w:szCs w:val="24"/>
+        </w:rPr>
+        <w:tab/>
+      </w:r>
+      <w:r>
+        <w:rPr>
+          <w:rFonts w:ascii="Times New Roman" w:hAnsi="Times New Roman"/>
+          <w:sz w:val="24"/>
+          <w:szCs w:val="24"/>
+        </w:rPr>
+        <w:t>35</w:t>
+      </w:r>
+    </w:p>
+    <w:p>
+      <w:pPr>
+        <w:spacing w:before="0" w:after="40"/>
+        <w:ind w:left="360"/>
+        <w:tabs>
+          <w:tab w:val="right" w:leader="dot" w:pos="9000"/>
+        </w:tabs>
+      </w:pPr>
+      <w:r>
+        <w:rPr>
+          <w:rFonts w:ascii="Times New Roman" w:hAnsi="Times New Roman"/>
+          <w:sz w:val="24"/>
+          <w:szCs w:val="24"/>
+        </w:rPr>
+        <w:t xml:space="preserve">5.4  Agentic Reasoning Module</w:t>
+      </w:r>
+      <w:r>
+        <w:rPr>
+          <w:rFonts w:ascii="Times New Roman" w:hAnsi="Times New Roman"/>
+          <w:sz w:val="24"/>
+          <w:szCs w:val="24"/>
+        </w:rPr>
+        <w:tab/>
+      </w:r>
+      <w:r>
+        <w:rPr>
+          <w:rFonts w:ascii="Times New Roman" w:hAnsi="Times New Roman"/>
+          <w:sz w:val="24"/>
+          <w:szCs w:val="24"/>
+        </w:rPr>
+        <w:t>37</w:t>
+      </w:r>
+    </w:p>
+    <w:p>
+      <w:pPr>
+        <w:spacing w:before="0" w:after="40"/>
+        <w:ind w:left="360"/>
+        <w:tabs>
+          <w:tab w:val="right" w:leader="dot" w:pos="9000"/>
+        </w:tabs>
+      </w:pPr>
+      <w:r>
+        <w:rPr>
+          <w:rFonts w:ascii="Times New Roman" w:hAnsi="Times New Roman"/>
+          <w:sz w:val="24"/>
+          <w:szCs w:val="24"/>
+        </w:rPr>
+        <w:t xml:space="preserve">5.5  Humanizer Engine</w:t>
+      </w:r>
+      <w:r>
+        <w:rPr>
+          <w:rFonts w:ascii="Times New Roman" w:hAnsi="Times New Roman"/>
+          <w:sz w:val="24"/>
+          <w:szCs w:val="24"/>
+        </w:rPr>
+        <w:tab/>
+      </w:r>
+      <w:r>
+        <w:rPr>
+          <w:rFonts w:ascii="Times New Roman" w:hAnsi="Times New Roman"/>
+          <w:sz w:val="24"/>
+          <w:szCs w:val="24"/>
+        </w:rPr>
+        <w:t>39</w:t>
+      </w:r>
+    </w:p>
+    <w:p>
+      <w:pPr>
+        <w:spacing w:before="0" w:after="40"/>
+        <w:ind w:left="360"/>
+        <w:tabs>
+          <w:tab w:val="right" w:leader="dot" w:pos="9000"/>
+        </w:tabs>
+      </w:pPr>
+      <w:r>
+        <w:rPr>
+          <w:rFonts w:ascii="Times New Roman" w:hAnsi="Times New Roman"/>
+          <w:sz w:val="24"/>
+          <w:szCs w:val="24"/>
+        </w:rPr>
+        <w:t xml:space="preserve">5.6  REST API Module</w:t>
+      </w:r>
+      <w:r>
+        <w:rPr>
+          <w:rFonts w:ascii="Times New Roman" w:hAnsi="Times New Roman"/>
+          <w:sz w:val="24"/>
+          <w:szCs w:val="24"/>
+        </w:rPr>
+        <w:tab/>
+      </w:r>
+      <w:r>
+        <w:rPr>
+          <w:rFonts w:ascii="Times New Roman" w:hAnsi="Times New Roman"/>
+          <w:sz w:val="24"/>
+          <w:szCs w:val="24"/>
+        </w:rPr>
+        <w:t>41</w:t>
+      </w:r>
+    </w:p>
+    <w:p>
+      <w:pPr>
+        <w:spacing w:before="0" w:after="40"/>
+        <w:ind w:left="360"/>
+        <w:tabs>
+          <w:tab w:val="right" w:leader="dot" w:pos="9000"/>
+        </w:tabs>
+      </w:pPr>
+      <w:r>
+        <w:rPr>
+          <w:rFonts w:ascii="Times New Roman" w:hAnsi="Times New Roman"/>
+          <w:sz w:val="24"/>
+          <w:szCs w:val="24"/>
+        </w:rPr>
+        <w:t xml:space="preserve">5.7  Frontend Implementation</w:t>
+      </w:r>
+      <w:r>
+        <w:rPr>
+          <w:rFonts w:ascii="Times New Roman" w:hAnsi="Times New Roman"/>
+          <w:sz w:val="24"/>
+          <w:szCs w:val="24"/>
+        </w:rPr>
+        <w:tab/>
+      </w:r>
+      <w:r>
+        <w:rPr>
+          <w:rFonts w:ascii="Times New Roman" w:hAnsi="Times New Roman"/>
+          <w:sz w:val="24"/>
+          <w:szCs w:val="24"/>
+        </w:rPr>
+        <w:t>43</w:t>
+      </w:r>
+    </w:p>
+    <w:p>
+      <w:pPr>
+        <w:spacing w:before="120" w:after="60"/>
+        <w:tabs>
+          <w:tab w:val="right" w:leader="dot" w:pos="9000"/>
+        </w:tabs>
+      </w:pPr>
+      <w:r>
+        <w:rPr>
+          <w:rFonts w:ascii="Times New Roman" w:hAnsi="Times New Roman"/>
+          <w:sz w:val="24"/>
+          <w:szCs w:val="24"/>
+          <w:b/>
+          <w:bCs/>
+        </w:rPr>
+        <w:t xml:space="preserve">CHAPTER 6 – SYSTEM TESTING</w:t>
+      </w:r>
+      <w:r>
+        <w:rPr>
+          <w:rFonts w:ascii="Times New Roman" w:hAnsi="Times New Roman"/>
+          <w:sz w:val="24"/>
+          <w:szCs w:val="24"/>
+          <w:b/>
+          <w:bCs/>
+        </w:rPr>
+        <w:tab/>
+      </w:r>
+      <w:r>
+        <w:rPr>
+          <w:rFonts w:ascii="Times New Roman" w:hAnsi="Times New Roman"/>
+          <w:sz w:val="24"/>
+          <w:szCs w:val="24"/>
+          <w:b/>
+          <w:bCs/>
+        </w:rPr>
+        <w:t>45</w:t>
+      </w:r>
+    </w:p>
+    <w:p>
+      <w:pPr>
+        <w:spacing w:before="0" w:after="40"/>
+        <w:ind w:left="360"/>
+        <w:tabs>
+          <w:tab w:val="right" w:leader="dot" w:pos="9000"/>
+        </w:tabs>
+      </w:pPr>
+      <w:r>
+        <w:rPr>
+          <w:rFonts w:ascii="Times New Roman" w:hAnsi="Times New Roman"/>
+          <w:sz w:val="24"/>
+          <w:szCs w:val="24"/>
+        </w:rPr>
+        <w:t xml:space="preserve">6.1  Unit Testing</w:t>
+      </w:r>
+      <w:r>
+        <w:rPr>
+          <w:rFonts w:ascii="Times New Roman" w:hAnsi="Times New Roman"/>
+          <w:sz w:val="24"/>
+          <w:szCs w:val="24"/>
+        </w:rPr>
+        <w:tab/>
+      </w:r>
+      <w:r>
+        <w:rPr>
+          <w:rFonts w:ascii="Times New Roman" w:hAnsi="Times New Roman"/>
+          <w:sz w:val="24"/>
+          <w:szCs w:val="24"/>
+        </w:rPr>
+        <w:t>45</w:t>
+      </w:r>
+    </w:p>
+    <w:p>
+      <w:pPr>
+        <w:spacing w:before="0" w:after="40"/>
+        <w:ind w:left="360"/>
+        <w:tabs>
+          <w:tab w:val="right" w:leader="dot" w:pos="9000"/>
+        </w:tabs>
+      </w:pPr>
+      <w:r>
+        <w:rPr>
+          <w:rFonts w:ascii="Times New Roman" w:hAnsi="Times New Roman"/>
+          <w:sz w:val="24"/>
+          <w:szCs w:val="24"/>
+        </w:rPr>
+        <w:t xml:space="preserve">6.2  Integration Testing</w:t>
+      </w:r>
+      <w:r>
+        <w:rPr>
+          <w:rFonts w:ascii="Times New Roman" w:hAnsi="Times New Roman"/>
+          <w:sz w:val="24"/>
+          <w:szCs w:val="24"/>
+        </w:rPr>
+        <w:tab/>
+      </w:r>
+      <w:r>
+        <w:rPr>
+          <w:rFonts w:ascii="Times New Roman" w:hAnsi="Times New Roman"/>
+          <w:sz w:val="24"/>
+          <w:szCs w:val="24"/>
+        </w:rPr>
+        <w:t>46</w:t>
+      </w:r>
+    </w:p>
+    <w:p>
+      <w:pPr>
+        <w:spacing w:before="0" w:after="40"/>
+        <w:ind w:left="360"/>
+        <w:tabs>
+          <w:tab w:val="right" w:leader="dot" w:pos="9000"/>
+        </w:tabs>
+      </w:pPr>
+      <w:r>
+        <w:rPr>
+          <w:rFonts w:ascii="Times New Roman" w:hAnsi="Times New Roman"/>
+          <w:sz w:val="24"/>
+          <w:szCs w:val="24"/>
+        </w:rPr>
+        <w:t xml:space="preserve">6.3  Performance and Load Testing</w:t>
+      </w:r>
+      <w:r>
+        <w:rPr>
+          <w:rFonts w:ascii="Times New Roman" w:hAnsi="Times New Roman"/>
+          <w:sz w:val="24"/>
+          <w:szCs w:val="24"/>
+        </w:rPr>
+        <w:tab/>
+      </w:r>
+      <w:r>
+        <w:rPr>
+          <w:rFonts w:ascii="Times New Roman" w:hAnsi="Times New Roman"/>
+          <w:sz w:val="24"/>
+          <w:szCs w:val="24"/>
+        </w:rPr>
+        <w:t>47</w:t>
+      </w:r>
+    </w:p>
+    <w:p>
+      <w:pPr>
+        <w:spacing w:before="0" w:after="40"/>
+        <w:ind w:left="360"/>
+        <w:tabs>
+          <w:tab w:val="right" w:leader="dot" w:pos="9000"/>
+        </w:tabs>
+      </w:pPr>
+      <w:r>
+        <w:rPr>
+          <w:rFonts w:ascii="Times New Roman" w:hAnsi="Times New Roman"/>
+          <w:sz w:val="24"/>
+          <w:szCs w:val="24"/>
+        </w:rPr>
+        <w:t xml:space="preserve">6.4  RAG Evaluation Using RAGAS Framework</w:t>
+      </w:r>
+      <w:r>
+        <w:rPr>
+          <w:rFonts w:ascii="Times New Roman" w:hAnsi="Times New Roman"/>
+          <w:sz w:val="24"/>
+          <w:szCs w:val="24"/>
+        </w:rPr>
+        <w:tab/>
+      </w:r>
+      <w:r>
+        <w:rPr>
+          <w:rFonts w:ascii="Times New Roman" w:hAnsi="Times New Roman"/>
+          <w:sz w:val="24"/>
+          <w:szCs w:val="24"/>
+        </w:rPr>
+        <w:t>48</w:t>
+      </w:r>
+    </w:p>
+    <w:p>
+      <w:pPr>
+        <w:spacing w:before="120" w:after="60"/>
+        <w:tabs>
+          <w:tab w:val="right" w:leader="dot" w:pos="9000"/>
+        </w:tabs>
+      </w:pPr>
+      <w:r>
+        <w:rPr>
+          <w:rFonts w:ascii="Times New Roman" w:hAnsi="Times New Roman"/>
+          <w:sz w:val="24"/>
+          <w:szCs w:val="24"/>
+          <w:b/>
+          <w:bCs/>
+        </w:rPr>
+        <w:t xml:space="preserve">CHAPTER 7 – RESULTS AND ANALYSIS</w:t>
+      </w:r>
+      <w:r>
+        <w:rPr>
+          <w:rFonts w:ascii="Times New Roman" w:hAnsi="Times New Roman"/>
+          <w:sz w:val="24"/>
+          <w:szCs w:val="24"/>
+          <w:b/>
+          <w:bCs/>
+        </w:rPr>
+        <w:tab/>
+      </w:r>
+      <w:r>
+        <w:rPr>
+          <w:rFonts w:ascii="Times New Roman" w:hAnsi="Times New Roman"/>
+          <w:sz w:val="24"/>
+          <w:szCs w:val="24"/>
+          <w:b/>
+          <w:bCs/>
+        </w:rPr>
+        <w:t>50</w:t>
+      </w:r>
+    </w:p>
+    <w:p>
+      <w:pPr>
+        <w:spacing w:before="0" w:after="40"/>
+        <w:ind w:left="360"/>
+        <w:tabs>
+          <w:tab w:val="right" w:leader="dot" w:pos="9000"/>
+        </w:tabs>
+      </w:pPr>
+      <w:r>
+        <w:rPr>
+          <w:rFonts w:ascii="Times New Roman" w:hAnsi="Times New Roman"/>
+          <w:sz w:val="24"/>
+          <w:szCs w:val="24"/>
+        </w:rPr>
+        <w:t xml:space="preserve">7.1  Retrieval Performance</w:t>
+      </w:r>
+      <w:r>
+        <w:rPr>
+          <w:rFonts w:ascii="Times New Roman" w:hAnsi="Times New Roman"/>
+          <w:sz w:val="24"/>
+          <w:szCs w:val="24"/>
+        </w:rPr>
+        <w:tab/>
+      </w:r>
+      <w:r>
+        <w:rPr>
+          <w:rFonts w:ascii="Times New Roman" w:hAnsi="Times New Roman"/>
+          <w:sz w:val="24"/>
+          <w:szCs w:val="24"/>
+        </w:rPr>
+        <w:t>50</w:t>
+      </w:r>
+    </w:p>
+    <w:p>
+      <w:pPr>
+        <w:spacing w:before="0" w:after="40"/>
+        <w:ind w:left="360"/>
+        <w:tabs>
+          <w:tab w:val="right" w:leader="dot" w:pos="9000"/>
+        </w:tabs>
+      </w:pPr>
+      <w:r>
+        <w:rPr>
+          <w:rFonts w:ascii="Times New Roman" w:hAnsi="Times New Roman"/>
+          <w:sz w:val="24"/>
+          <w:szCs w:val="24"/>
+        </w:rPr>
+        <w:t xml:space="preserve">7.2  Generation Quality</w:t>
+      </w:r>
+      <w:r>
+        <w:rPr>
+          <w:rFonts w:ascii="Times New Roman" w:hAnsi="Times New Roman"/>
+          <w:sz w:val="24"/>
+          <w:szCs w:val="24"/>
+        </w:rPr>
+        <w:tab/>
+      </w:r>
+      <w:r>
+        <w:rPr>
+          <w:rFonts w:ascii="Times New Roman" w:hAnsi="Times New Roman"/>
+          <w:sz w:val="24"/>
+          <w:szCs w:val="24"/>
+        </w:rPr>
+        <w:t>51</w:t>
+      </w:r>
+    </w:p>
+    <w:p>
+      <w:pPr>
+        <w:spacing w:before="0" w:after="40"/>
+        <w:ind w:left="360"/>
+        <w:tabs>
+          <w:tab w:val="right" w:leader="dot" w:pos="9000"/>
+        </w:tabs>
+      </w:pPr>
+      <w:r>
+        <w:rPr>
+          <w:rFonts w:ascii="Times New Roman" w:hAnsi="Times New Roman"/>
+          <w:sz w:val="24"/>
+          <w:szCs w:val="24"/>
+        </w:rPr>
+        <w:t xml:space="preserve">7.3  Agent Reasoning Accuracy</w:t>
+      </w:r>
+      <w:r>
+        <w:rPr>
+          <w:rFonts w:ascii="Times New Roman" w:hAnsi="Times New Roman"/>
+          <w:sz w:val="24"/>
+          <w:szCs w:val="24"/>
+        </w:rPr>
+        <w:tab/>
+      </w:r>
+      <w:r>
+        <w:rPr>
+          <w:rFonts w:ascii="Times New Roman" w:hAnsi="Times New Roman"/>
+          <w:sz w:val="24"/>
+          <w:szCs w:val="24"/>
+        </w:rPr>
+        <w:t>52</w:t>
+      </w:r>
+    </w:p>
+    <w:p>
+      <w:pPr>
+        <w:spacing w:before="0" w:after="40"/>
+        <w:ind w:left="360"/>
+        <w:tabs>
+          <w:tab w:val="right" w:leader="dot" w:pos="9000"/>
+        </w:tabs>
+      </w:pPr>
+      <w:r>
+        <w:rPr>
+          <w:rFonts w:ascii="Times New Roman" w:hAnsi="Times New Roman"/>
+          <w:sz w:val="24"/>
+          <w:szCs w:val="24"/>
+        </w:rPr>
+        <w:t xml:space="preserve">7.4  Humanization Effectiveness</w:t>
+      </w:r>
+      <w:r>
+        <w:rPr>
+          <w:rFonts w:ascii="Times New Roman" w:hAnsi="Times New Roman"/>
+          <w:sz w:val="24"/>
+          <w:szCs w:val="24"/>
+        </w:rPr>
+        <w:tab/>
+      </w:r>
+      <w:r>
+        <w:rPr>
+          <w:rFonts w:ascii="Times New Roman" w:hAnsi="Times New Roman"/>
+          <w:sz w:val="24"/>
+          <w:szCs w:val="24"/>
+        </w:rPr>
+        <w:t>53</w:t>
+      </w:r>
+    </w:p>
+    <w:p>
+      <w:pPr>
+        <w:spacing w:before="0" w:after="40"/>
+        <w:ind w:left="360"/>
+        <w:tabs>
+          <w:tab w:val="right" w:leader="dot" w:pos="9000"/>
+        </w:tabs>
+      </w:pPr>
+      <w:r>
+        <w:rPr>
+          <w:rFonts w:ascii="Times New Roman" w:hAnsi="Times New Roman"/>
+          <w:sz w:val="24"/>
+          <w:szCs w:val="24"/>
+        </w:rPr>
+        <w:t xml:space="preserve">7.5  System Throughput and Latency</w:t>
+      </w:r>
+      <w:r>
+        <w:rPr>
+          <w:rFonts w:ascii="Times New Roman" w:hAnsi="Times New Roman"/>
+          <w:sz w:val="24"/>
+          <w:szCs w:val="24"/>
+        </w:rPr>
+        <w:tab/>
+      </w:r>
+      <w:r>
+        <w:rPr>
+          <w:rFonts w:ascii="Times New Roman" w:hAnsi="Times New Roman"/>
+          <w:sz w:val="24"/>
+          <w:szCs w:val="24"/>
+        </w:rPr>
+        <w:t>54</w:t>
+      </w:r>
+    </w:p>
+    <w:p>
+      <w:pPr>
+        <w:spacing w:before="120" w:after="60"/>
+        <w:tabs>
+          <w:tab w:val="right" w:leader="dot" w:pos="9000"/>
+        </w:tabs>
+      </w:pPr>
+      <w:r>
+        <w:rPr>
+          <w:rFonts w:ascii="Times New Roman" w:hAnsi="Times New Roman"/>
+          <w:sz w:val="24"/>
+          <w:szCs w:val="24"/>
+          <w:b/>
+          <w:bCs/>
+        </w:rPr>
+        <w:t xml:space="preserve">CHAPTER 8 – CONCLUSION AND FUTURE SCOPE</w:t>
+      </w:r>
+      <w:r>
+        <w:rPr>
+          <w:rFonts w:ascii="Times New Roman" w:hAnsi="Times New Roman"/>
+          <w:sz w:val="24"/>
+          <w:szCs w:val="24"/>
+          <w:b/>
+          <w:bCs/>
+        </w:rPr>
+        <w:tab/>
+      </w:r>
+      <w:r>
+        <w:rPr>
+          <w:rFonts w:ascii="Times New Roman" w:hAnsi="Times New Roman"/>
+          <w:sz w:val="24"/>
+          <w:szCs w:val="24"/>
+          <w:b/>
+          <w:bCs/>
+        </w:rPr>
+        <w:t>56</w:t>
+      </w:r>
+    </w:p>
+    <w:p>
+      <w:pPr>
+        <w:spacing w:before="0" w:after="40"/>
+        <w:ind w:left="360"/>
+        <w:tabs>
+          <w:tab w:val="right" w:leader="dot" w:pos="9000"/>
+        </w:tabs>
+      </w:pPr>
+      <w:r>
+        <w:rPr>
+          <w:rFonts w:ascii="Times New Roman" w:hAnsi="Times New Roman"/>
+          <w:sz w:val="24"/>
+          <w:szCs w:val="24"/>
+        </w:rPr>
+        <w:t xml:space="preserve">8.1  Conclusion</w:t>
+      </w:r>
+      <w:r>
+        <w:rPr>
+          <w:rFonts w:ascii="Times New Roman" w:hAnsi="Times New Roman"/>
+          <w:sz w:val="24"/>
+          <w:szCs w:val="24"/>
+        </w:rPr>
+        <w:tab/>
+      </w:r>
+      <w:r>
+        <w:rPr>
+          <w:rFonts w:ascii="Times New Roman" w:hAnsi="Times New Roman"/>
+          <w:sz w:val="24"/>
+          <w:szCs w:val="24"/>
+        </w:rPr>
+        <w:t>56</w:t>
+      </w:r>
+    </w:p>
+    <w:p>
+      <w:pPr>
+        <w:spacing w:before="0" w:after="40"/>
+        <w:ind w:left="360"/>
+        <w:tabs>
+          <w:tab w:val="right" w:leader="dot" w:pos="9000"/>
+        </w:tabs>
+      </w:pPr>
+      <w:r>
+        <w:rPr>
+          <w:rFonts w:ascii="Times New Roman" w:hAnsi="Times New Roman"/>
+          <w:sz w:val="24"/>
+          <w:szCs w:val="24"/>
+        </w:rPr>
+        <w:t xml:space="preserve">8.2  Future Enhancements</w:t>
+      </w:r>
+      <w:r>
+        <w:rPr>
+          <w:rFonts w:ascii="Times New Roman" w:hAnsi="Times New Roman"/>
+          <w:sz w:val="24"/>
+          <w:szCs w:val="24"/>
+        </w:rPr>
+        <w:tab/>
+      </w:r>
+      <w:r>
+        <w:rPr>
+          <w:rFonts w:ascii="Times New Roman" w:hAnsi="Times New Roman"/>
+          <w:sz w:val="24"/>
+          <w:szCs w:val="24"/>
+        </w:rPr>
+        <w:t>57</w:t>
+      </w:r>
+    </w:p>
+    <w:p>
+      <w:pPr>
+        <w:spacing w:before="120" w:after="60"/>
+        <w:tabs>
+          <w:tab w:val="right" w:leader="dot" w:pos="9000"/>
+        </w:tabs>
+      </w:pPr>
+      <w:r>
+        <w:rPr>
+          <w:rFonts w:ascii="Times New Roman" w:hAnsi="Times New Roman"/>
+          <w:sz w:val="24"/>
+          <w:szCs w:val="24"/>
+          <w:b/>
+          <w:bCs/>
+        </w:rPr>
+        <w:t xml:space="preserve">REFERENCES</w:t>
+      </w:r>
+      <w:r>
+        <w:rPr>
+          <w:rFonts w:ascii="Times New Roman" w:hAnsi="Times New Roman"/>
+          <w:sz w:val="24"/>
+          <w:szCs w:val="24"/>
+          <w:b/>
+          <w:bCs/>
+        </w:rPr>
+        <w:tab/>
+      </w:r>
+      <w:r>
+        <w:rPr>
+          <w:rFonts w:ascii="Times New Roman" w:hAnsi="Times New Roman"/>
+          <w:sz w:val="24"/>
+          <w:szCs w:val="24"/>
+          <w:b/>
+          <w:bCs/>
+        </w:rPr>
+        <w:t>59</w:t>
+      </w:r>
+    </w:p>
     <w:p>
       <w:pPr>
         <w:jc w:val="center"/>
@@ -3301,1118 +2984,678 @@
         <w:t>LIST OF FIGURES</w:t>
       </w:r>
     </w:p>
-    <w:tbl>
-      <w:tblPr>
-        <w:tblStyle w:val="TableGrid"/>
-        <w:tblW w:type="auto" w:w="0"/>
-        <w:tblLook w:firstColumn="1" w:firstRow="1" w:lastColumn="0" w:lastRow="0" w:noHBand="0" w:noVBand="1" w:val="04A0"/>
-      </w:tblPr>
-      <w:tblGrid>
-        <w:gridCol w:w="3000"/>
-        <w:gridCol w:w="3000"/>
-        <w:gridCol w:w="3000"/>
-      </w:tblGrid>
-      <w:tr>
-        <w:tc>
-          <w:tcPr>
-            <w:tcW w:type="dxa" w:w="3000"/>
-          </w:tcPr>
-          <w:p>
-            <w:r>
-              <w:rPr>
-                <w:rFonts w:ascii="Times New Roman" w:hAnsi="Times New Roman"/>
-                <w:b/>
-                <w:i w:val="0"/>
-                <w:sz w:val="22"/>
-              </w:rPr>
-              <w:t>Figure No.</w:t>
-            </w:r>
-          </w:p>
-        </w:tc>
-        <w:tc>
-          <w:tcPr>
-            <w:tcW w:type="dxa" w:w="3000"/>
-          </w:tcPr>
-          <w:p>
-            <w:r>
-              <w:rPr>
-                <w:rFonts w:ascii="Times New Roman" w:hAnsi="Times New Roman"/>
-                <w:b/>
-                <w:i w:val="0"/>
-                <w:sz w:val="22"/>
-              </w:rPr>
-              <w:t>Caption</w:t>
-            </w:r>
-          </w:p>
-        </w:tc>
-        <w:tc>
-          <w:tcPr>
-            <w:tcW w:type="dxa" w:w="3000"/>
-          </w:tcPr>
-          <w:p>
-            <w:r>
-              <w:rPr>
-                <w:rFonts w:ascii="Times New Roman" w:hAnsi="Times New Roman"/>
-                <w:b/>
-                <w:i w:val="0"/>
-                <w:sz w:val="22"/>
-              </w:rPr>
-              <w:t>Page</w:t>
-            </w:r>
-          </w:p>
-        </w:tc>
-      </w:tr>
-      <w:tr>
-        <w:tc>
-          <w:tcPr>
-            <w:tcW w:type="dxa" w:w="3000"/>
-          </w:tcPr>
-          <w:p>
-            <w:r>
-              <w:rPr>
-                <w:rFonts w:ascii="Times New Roman" w:hAnsi="Times New Roman"/>
-                <w:b w:val="0"/>
-                <w:i w:val="0"/>
-                <w:sz w:val="20"/>
-              </w:rPr>
-              <w:t>Fig. 1.1</w:t>
-            </w:r>
-          </w:p>
-        </w:tc>
-        <w:tc>
-          <w:tcPr>
-            <w:tcW w:type="dxa" w:w="3000"/>
-          </w:tcPr>
-          <w:p>
-            <w:r>
-              <w:rPr>
-                <w:rFonts w:ascii="Times New Roman" w:hAnsi="Times New Roman"/>
-                <w:b w:val="0"/>
-                <w:i w:val="0"/>
-                <w:sz w:val="20"/>
-              </w:rPr>
-              <w:t>Conceptual overview of the Multimodal AI Research Assistant</w:t>
-            </w:r>
-          </w:p>
-        </w:tc>
-        <w:tc>
-          <w:tcPr>
-            <w:tcW w:type="dxa" w:w="3000"/>
-          </w:tcPr>
-          <w:p>
-            <w:r>
-              <w:rPr>
-                <w:rFonts w:ascii="Times New Roman" w:hAnsi="Times New Roman"/>
-                <w:b w:val="0"/>
-                <w:i w:val="0"/>
-                <w:sz w:val="20"/>
-              </w:rPr>
-              <w:t>2</w:t>
-            </w:r>
-          </w:p>
-        </w:tc>
-      </w:tr>
-      <w:tr>
-        <w:tc>
-          <w:tcPr>
-            <w:tcW w:type="dxa" w:w="3000"/>
-          </w:tcPr>
-          <w:p>
-            <w:r>
-              <w:rPr>
-                <w:rFonts w:ascii="Times New Roman" w:hAnsi="Times New Roman"/>
-                <w:b w:val="0"/>
-                <w:i w:val="0"/>
-                <w:sz w:val="20"/>
-              </w:rPr>
-              <w:t>Fig. 2.1</w:t>
-            </w:r>
-          </w:p>
-        </w:tc>
-        <w:tc>
-          <w:tcPr>
-            <w:tcW w:type="dxa" w:w="3000"/>
-          </w:tcPr>
-          <w:p>
-            <w:r>
-              <w:rPr>
-                <w:rFonts w:ascii="Times New Roman" w:hAnsi="Times New Roman"/>
-                <w:b w:val="0"/>
-                <w:i w:val="0"/>
-                <w:sz w:val="20"/>
-              </w:rPr>
-              <w:t>RAG pipeline overview — retrieval, augmentation, and generation</w:t>
-            </w:r>
-          </w:p>
-        </w:tc>
-        <w:tc>
-          <w:tcPr>
-            <w:tcW w:type="dxa" w:w="3000"/>
-          </w:tcPr>
-          <w:p>
-            <w:r>
-              <w:rPr>
-                <w:rFonts w:ascii="Times New Roman" w:hAnsi="Times New Roman"/>
-                <w:b w:val="0"/>
-                <w:i w:val="0"/>
-                <w:sz w:val="20"/>
-              </w:rPr>
-              <w:t>8</w:t>
-            </w:r>
-          </w:p>
-        </w:tc>
-      </w:tr>
-      <w:tr>
-        <w:tc>
-          <w:tcPr>
-            <w:tcW w:type="dxa" w:w="3000"/>
-          </w:tcPr>
-          <w:p>
-            <w:r>
-              <w:rPr>
-                <w:rFonts w:ascii="Times New Roman" w:hAnsi="Times New Roman"/>
-                <w:b w:val="0"/>
-                <w:i w:val="0"/>
-                <w:sz w:val="20"/>
-              </w:rPr>
-              <w:t>Fig. 2.2</w:t>
-            </w:r>
-          </w:p>
-        </w:tc>
-        <w:tc>
-          <w:tcPr>
-            <w:tcW w:type="dxa" w:w="3000"/>
-          </w:tcPr>
-          <w:p>
-            <w:r>
-              <w:rPr>
-                <w:rFonts w:ascii="Times New Roman" w:hAnsi="Times New Roman"/>
-                <w:b w:val="0"/>
-                <w:i w:val="0"/>
-                <w:sz w:val="20"/>
-              </w:rPr>
-              <w:t>Multimodal document processing taxonomy</w:t>
-            </w:r>
-          </w:p>
-        </w:tc>
-        <w:tc>
-          <w:tcPr>
-            <w:tcW w:type="dxa" w:w="3000"/>
-          </w:tcPr>
-          <w:p>
-            <w:r>
-              <w:rPr>
-                <w:rFonts w:ascii="Times New Roman" w:hAnsi="Times New Roman"/>
-                <w:b w:val="0"/>
-                <w:i w:val="0"/>
-                <w:sz w:val="20"/>
-              </w:rPr>
-              <w:t>10</w:t>
-            </w:r>
-          </w:p>
-        </w:tc>
-      </w:tr>
-      <w:tr>
-        <w:tc>
-          <w:tcPr>
-            <w:tcW w:type="dxa" w:w="3000"/>
-          </w:tcPr>
-          <w:p>
-            <w:r>
-              <w:rPr>
-                <w:rFonts w:ascii="Times New Roman" w:hAnsi="Times New Roman"/>
-                <w:b w:val="0"/>
-                <w:i w:val="0"/>
-                <w:sz w:val="20"/>
-              </w:rPr>
-              <w:t>Fig. 2.3</w:t>
-            </w:r>
-          </w:p>
-        </w:tc>
-        <w:tc>
-          <w:tcPr>
-            <w:tcW w:type="dxa" w:w="3000"/>
-          </w:tcPr>
-          <w:p>
-            <w:r>
-              <w:rPr>
-                <w:rFonts w:ascii="Times New Roman" w:hAnsi="Times New Roman"/>
-                <w:b w:val="0"/>
-                <w:i w:val="0"/>
-                <w:sz w:val="20"/>
-              </w:rPr>
-              <w:t>ReAct agent reasoning loop (Thought–Action–Observation)</w:t>
-            </w:r>
-          </w:p>
-        </w:tc>
-        <w:tc>
-          <w:tcPr>
-            <w:tcW w:type="dxa" w:w="3000"/>
-          </w:tcPr>
-          <w:p>
-            <w:r>
-              <w:rPr>
-                <w:rFonts w:ascii="Times New Roman" w:hAnsi="Times New Roman"/>
-                <w:b w:val="0"/>
-                <w:i w:val="0"/>
-                <w:sz w:val="20"/>
-              </w:rPr>
-              <w:t>12</w:t>
-            </w:r>
-          </w:p>
-        </w:tc>
-      </w:tr>
-      <w:tr>
-        <w:tc>
-          <w:tcPr>
-            <w:tcW w:type="dxa" w:w="3000"/>
-          </w:tcPr>
-          <w:p>
-            <w:r>
-              <w:rPr>
-                <w:rFonts w:ascii="Times New Roman" w:hAnsi="Times New Roman"/>
-                <w:b w:val="0"/>
-                <w:i w:val="0"/>
-                <w:sz w:val="20"/>
-              </w:rPr>
-              <w:t>Fig. 4.1</w:t>
-            </w:r>
-          </w:p>
-        </w:tc>
-        <w:tc>
-          <w:tcPr>
-            <w:tcW w:type="dxa" w:w="3000"/>
-          </w:tcPr>
-          <w:p>
-            <w:r>
-              <w:rPr>
-                <w:rFonts w:ascii="Times New Roman" w:hAnsi="Times New Roman"/>
-                <w:b w:val="0"/>
-                <w:i w:val="0"/>
-                <w:sz w:val="20"/>
-              </w:rPr>
-              <w:t>High-level system architecture diagram</w:t>
-            </w:r>
-          </w:p>
-        </w:tc>
-        <w:tc>
-          <w:tcPr>
-            <w:tcW w:type="dxa" w:w="3000"/>
-          </w:tcPr>
-          <w:p>
-            <w:r>
-              <w:rPr>
-                <w:rFonts w:ascii="Times New Roman" w:hAnsi="Times New Roman"/>
-                <w:b w:val="0"/>
-                <w:i w:val="0"/>
-                <w:sz w:val="20"/>
-              </w:rPr>
-              <w:t>21</w:t>
-            </w:r>
-          </w:p>
-        </w:tc>
-      </w:tr>
-      <w:tr>
-        <w:tc>
-          <w:tcPr>
-            <w:tcW w:type="dxa" w:w="3000"/>
-          </w:tcPr>
-          <w:p>
-            <w:r>
-              <w:rPr>
-                <w:rFonts w:ascii="Times New Roman" w:hAnsi="Times New Roman"/>
-                <w:b w:val="0"/>
-                <w:i w:val="0"/>
-                <w:sz w:val="20"/>
-              </w:rPr>
-              <w:t>Fig. 4.2</w:t>
-            </w:r>
-          </w:p>
-        </w:tc>
-        <w:tc>
-          <w:tcPr>
-            <w:tcW w:type="dxa" w:w="3000"/>
-          </w:tcPr>
-          <w:p>
-            <w:r>
-              <w:rPr>
-                <w:rFonts w:ascii="Times New Roman" w:hAnsi="Times New Roman"/>
-                <w:b w:val="0"/>
-                <w:i w:val="0"/>
-                <w:sz w:val="20"/>
-              </w:rPr>
-              <w:t>Six-stage PDF ingestion pipeline</w:t>
-            </w:r>
-          </w:p>
-        </w:tc>
-        <w:tc>
-          <w:tcPr>
-            <w:tcW w:type="dxa" w:w="3000"/>
-          </w:tcPr>
-          <w:p>
-            <w:r>
-              <w:rPr>
-                <w:rFonts w:ascii="Times New Roman" w:hAnsi="Times New Roman"/>
-                <w:b w:val="0"/>
-                <w:i w:val="0"/>
-                <w:sz w:val="20"/>
-              </w:rPr>
-              <w:t>23</w:t>
-            </w:r>
-          </w:p>
-        </w:tc>
-      </w:tr>
-      <w:tr>
-        <w:tc>
-          <w:tcPr>
-            <w:tcW w:type="dxa" w:w="3000"/>
-          </w:tcPr>
-          <w:p>
-            <w:r>
-              <w:rPr>
-                <w:rFonts w:ascii="Times New Roman" w:hAnsi="Times New Roman"/>
-                <w:b w:val="0"/>
-                <w:i w:val="0"/>
-                <w:sz w:val="20"/>
-              </w:rPr>
-              <w:t>Fig. 4.3</w:t>
-            </w:r>
-          </w:p>
-        </w:tc>
-        <w:tc>
-          <w:tcPr>
-            <w:tcW w:type="dxa" w:w="3000"/>
-          </w:tcPr>
-          <w:p>
-            <w:r>
-              <w:rPr>
-                <w:rFonts w:ascii="Times New Roman" w:hAnsi="Times New Roman"/>
-                <w:b w:val="0"/>
-                <w:i w:val="0"/>
-                <w:sz w:val="20"/>
-              </w:rPr>
-              <w:t>ChromaDB HNSW vector storage and cosine similarity retrieval</w:t>
-            </w:r>
-          </w:p>
-        </w:tc>
-        <w:tc>
-          <w:tcPr>
-            <w:tcW w:type="dxa" w:w="3000"/>
-          </w:tcPr>
-          <w:p>
-            <w:r>
-              <w:rPr>
-                <w:rFonts w:ascii="Times New Roman" w:hAnsi="Times New Roman"/>
-                <w:b w:val="0"/>
-                <w:i w:val="0"/>
-                <w:sz w:val="20"/>
-              </w:rPr>
-              <w:t>24</w:t>
-            </w:r>
-          </w:p>
-        </w:tc>
-      </w:tr>
-      <w:tr>
-        <w:tc>
-          <w:tcPr>
-            <w:tcW w:type="dxa" w:w="3000"/>
-          </w:tcPr>
-          <w:p>
-            <w:r>
-              <w:rPr>
-                <w:rFonts w:ascii="Times New Roman" w:hAnsi="Times New Roman"/>
-                <w:b w:val="0"/>
-                <w:i w:val="0"/>
-                <w:sz w:val="20"/>
-              </w:rPr>
-              <w:t>Fig. 4.4</w:t>
-            </w:r>
-          </w:p>
-        </w:tc>
-        <w:tc>
-          <w:tcPr>
-            <w:tcW w:type="dxa" w:w="3000"/>
-          </w:tcPr>
-          <w:p>
-            <w:r>
-              <w:rPr>
-                <w:rFonts w:ascii="Times New Roman" w:hAnsi="Times New Roman"/>
-                <w:b w:val="0"/>
-                <w:i w:val="0"/>
-                <w:sz w:val="20"/>
-              </w:rPr>
-              <w:t>Nine-method RAG pipeline overview</w:t>
-            </w:r>
-          </w:p>
-        </w:tc>
-        <w:tc>
-          <w:tcPr>
-            <w:tcW w:type="dxa" w:w="3000"/>
-          </w:tcPr>
-          <w:p>
-            <w:r>
-              <w:rPr>
-                <w:rFonts w:ascii="Times New Roman" w:hAnsi="Times New Roman"/>
-                <w:b w:val="0"/>
-                <w:i w:val="0"/>
-                <w:sz w:val="20"/>
-              </w:rPr>
-              <w:t>25</w:t>
-            </w:r>
-          </w:p>
-        </w:tc>
-      </w:tr>
-      <w:tr>
-        <w:tc>
-          <w:tcPr>
-            <w:tcW w:type="dxa" w:w="3000"/>
-          </w:tcPr>
-          <w:p>
-            <w:r>
-              <w:rPr>
-                <w:rFonts w:ascii="Times New Roman" w:hAnsi="Times New Roman"/>
-                <w:b w:val="0"/>
-                <w:i w:val="0"/>
-                <w:sz w:val="20"/>
-              </w:rPr>
-              <w:t>Fig. 4.5</w:t>
-            </w:r>
-          </w:p>
-        </w:tc>
-        <w:tc>
-          <w:tcPr>
-            <w:tcW w:type="dxa" w:w="3000"/>
-          </w:tcPr>
-          <w:p>
-            <w:r>
-              <w:rPr>
-                <w:rFonts w:ascii="Times New Roman" w:hAnsi="Times New Roman"/>
-                <w:b w:val="0"/>
-                <w:i w:val="0"/>
-                <w:sz w:val="20"/>
-              </w:rPr>
-              <w:t>ReAct agent iteration flow</w:t>
-            </w:r>
-          </w:p>
-        </w:tc>
-        <w:tc>
-          <w:tcPr>
-            <w:tcW w:type="dxa" w:w="3000"/>
-          </w:tcPr>
-          <w:p>
-            <w:r>
-              <w:rPr>
-                <w:rFonts w:ascii="Times New Roman" w:hAnsi="Times New Roman"/>
-                <w:b w:val="0"/>
-                <w:i w:val="0"/>
-                <w:sz w:val="20"/>
-              </w:rPr>
-              <w:t>26</w:t>
-            </w:r>
-          </w:p>
-        </w:tc>
-      </w:tr>
-      <w:tr>
-        <w:tc>
-          <w:tcPr>
-            <w:tcW w:type="dxa" w:w="3000"/>
-          </w:tcPr>
-          <w:p>
-            <w:r>
-              <w:rPr>
-                <w:rFonts w:ascii="Times New Roman" w:hAnsi="Times New Roman"/>
-                <w:b w:val="0"/>
-                <w:i w:val="0"/>
-                <w:sz w:val="20"/>
-              </w:rPr>
-              <w:t>Fig. 4.6</w:t>
-            </w:r>
-          </w:p>
-        </w:tc>
-        <w:tc>
-          <w:tcPr>
-            <w:tcW w:type="dxa" w:w="3000"/>
-          </w:tcPr>
-          <w:p>
-            <w:r>
-              <w:rPr>
-                <w:rFonts w:ascii="Times New Roman" w:hAnsi="Times New Roman"/>
-                <w:b w:val="0"/>
-                <w:i w:val="0"/>
-                <w:sz w:val="20"/>
-              </w:rPr>
-              <w:t>REST API endpoint structure</w:t>
-            </w:r>
-          </w:p>
-        </w:tc>
-        <w:tc>
-          <w:tcPr>
-            <w:tcW w:type="dxa" w:w="3000"/>
-          </w:tcPr>
-          <w:p>
-            <w:r>
-              <w:rPr>
-                <w:rFonts w:ascii="Times New Roman" w:hAnsi="Times New Roman"/>
-                <w:b w:val="0"/>
-                <w:i w:val="0"/>
-                <w:sz w:val="20"/>
-              </w:rPr>
-              <w:t>27</w:t>
-            </w:r>
-          </w:p>
-        </w:tc>
-      </w:tr>
-      <w:tr>
-        <w:tc>
-          <w:tcPr>
-            <w:tcW w:type="dxa" w:w="3000"/>
-          </w:tcPr>
-          <w:p>
-            <w:r>
-              <w:rPr>
-                <w:rFonts w:ascii="Times New Roman" w:hAnsi="Times New Roman"/>
-                <w:b w:val="0"/>
-                <w:i w:val="0"/>
-                <w:sz w:val="20"/>
-              </w:rPr>
-              <w:t>Fig. 4.7</w:t>
-            </w:r>
-          </w:p>
-        </w:tc>
-        <w:tc>
-          <w:tcPr>
-            <w:tcW w:type="dxa" w:w="3000"/>
-          </w:tcPr>
-          <w:p>
-            <w:r>
-              <w:rPr>
-                <w:rFonts w:ascii="Times New Roman" w:hAnsi="Times New Roman"/>
-                <w:b w:val="0"/>
-                <w:i w:val="0"/>
-                <w:sz w:val="20"/>
-              </w:rPr>
-              <w:t>Next.js frontend page layout and component hierarchy</w:t>
-            </w:r>
-          </w:p>
-        </w:tc>
-        <w:tc>
-          <w:tcPr>
-            <w:tcW w:type="dxa" w:w="3000"/>
-          </w:tcPr>
-          <w:p>
-            <w:r>
-              <w:rPr>
-                <w:rFonts w:ascii="Times New Roman" w:hAnsi="Times New Roman"/>
-                <w:b w:val="0"/>
-                <w:i w:val="0"/>
-                <w:sz w:val="20"/>
-              </w:rPr>
-              <w:t>29</w:t>
-            </w:r>
-          </w:p>
-        </w:tc>
-      </w:tr>
-      <w:tr>
-        <w:tc>
-          <w:tcPr>
-            <w:tcW w:type="dxa" w:w="3000"/>
-          </w:tcPr>
-          <w:p>
-            <w:r>
-              <w:rPr>
-                <w:rFonts w:ascii="Times New Roman" w:hAnsi="Times New Roman"/>
-                <w:b w:val="0"/>
-                <w:i w:val="0"/>
-                <w:sz w:val="20"/>
-              </w:rPr>
-              <w:t>Fig. 5.1</w:t>
-            </w:r>
-          </w:p>
-        </w:tc>
-        <w:tc>
-          <w:tcPr>
-            <w:tcW w:type="dxa" w:w="3000"/>
-          </w:tcPr>
-          <w:p>
-            <w:r>
-              <w:rPr>
-                <w:rFonts w:ascii="Times New Roman" w:hAnsi="Times New Roman"/>
-                <w:b w:val="0"/>
-                <w:i w:val="0"/>
-                <w:sz w:val="20"/>
-              </w:rPr>
-              <w:t>PDF processor heading detection decision logic</w:t>
-            </w:r>
-          </w:p>
-        </w:tc>
-        <w:tc>
-          <w:tcPr>
-            <w:tcW w:type="dxa" w:w="3000"/>
-          </w:tcPr>
-          <w:p>
-            <w:r>
-              <w:rPr>
-                <w:rFonts w:ascii="Times New Roman" w:hAnsi="Times New Roman"/>
-                <w:b w:val="0"/>
-                <w:i w:val="0"/>
-                <w:sz w:val="20"/>
-              </w:rPr>
-              <w:t>31</w:t>
-            </w:r>
-          </w:p>
-        </w:tc>
-      </w:tr>
-      <w:tr>
-        <w:tc>
-          <w:tcPr>
-            <w:tcW w:type="dxa" w:w="3000"/>
-          </w:tcPr>
-          <w:p>
-            <w:r>
-              <w:rPr>
-                <w:rFonts w:ascii="Times New Roman" w:hAnsi="Times New Roman"/>
-                <w:b w:val="0"/>
-                <w:i w:val="0"/>
-                <w:sz w:val="20"/>
-              </w:rPr>
-              <w:t>Fig. 5.2</w:t>
-            </w:r>
-          </w:p>
-        </w:tc>
-        <w:tc>
-          <w:tcPr>
-            <w:tcW w:type="dxa" w:w="3000"/>
-          </w:tcPr>
-          <w:p>
-            <w:r>
-              <w:rPr>
-                <w:rFonts w:ascii="Times New Roman" w:hAnsi="Times New Roman"/>
-                <w:b w:val="0"/>
-                <w:i w:val="0"/>
-                <w:sz w:val="20"/>
-              </w:rPr>
-              <w:t>Chunking strategy by content type</w:t>
-            </w:r>
-          </w:p>
-        </w:tc>
-        <w:tc>
-          <w:tcPr>
-            <w:tcW w:type="dxa" w:w="3000"/>
-          </w:tcPr>
-          <w:p>
-            <w:r>
-              <w:rPr>
-                <w:rFonts w:ascii="Times New Roman" w:hAnsi="Times New Roman"/>
-                <w:b w:val="0"/>
-                <w:i w:val="0"/>
-                <w:sz w:val="20"/>
-              </w:rPr>
-              <w:t>33</w:t>
-            </w:r>
-          </w:p>
-        </w:tc>
-      </w:tr>
-      <w:tr>
-        <w:tc>
-          <w:tcPr>
-            <w:tcW w:type="dxa" w:w="3000"/>
-          </w:tcPr>
-          <w:p>
-            <w:r>
-              <w:rPr>
-                <w:rFonts w:ascii="Times New Roman" w:hAnsi="Times New Roman"/>
-                <w:b w:val="0"/>
-                <w:i w:val="0"/>
-                <w:sz w:val="20"/>
-              </w:rPr>
-              <w:t>Fig. 5.3</w:t>
-            </w:r>
-          </w:p>
-        </w:tc>
-        <w:tc>
-          <w:tcPr>
-            <w:tcW w:type="dxa" w:w="3000"/>
-          </w:tcPr>
-          <w:p>
-            <w:r>
-              <w:rPr>
-                <w:rFonts w:ascii="Times New Roman" w:hAnsi="Times New Roman"/>
-                <w:b w:val="0"/>
-                <w:i w:val="0"/>
-                <w:sz w:val="20"/>
-              </w:rPr>
-              <w:t>Embedding pipeline: text to 384-dimensional vector</w:t>
-            </w:r>
-          </w:p>
-        </w:tc>
-        <w:tc>
-          <w:tcPr>
-            <w:tcW w:type="dxa" w:w="3000"/>
-          </w:tcPr>
-          <w:p>
-            <w:r>
-              <w:rPr>
-                <w:rFonts w:ascii="Times New Roman" w:hAnsi="Times New Roman"/>
-                <w:b w:val="0"/>
-                <w:i w:val="0"/>
-                <w:sz w:val="20"/>
-              </w:rPr>
-              <w:t>34</w:t>
-            </w:r>
-          </w:p>
-        </w:tc>
-      </w:tr>
-      <w:tr>
-        <w:tc>
-          <w:tcPr>
-            <w:tcW w:type="dxa" w:w="3000"/>
-          </w:tcPr>
-          <w:p>
-            <w:r>
-              <w:rPr>
-                <w:rFonts w:ascii="Times New Roman" w:hAnsi="Times New Roman"/>
-                <w:b w:val="0"/>
-                <w:i w:val="0"/>
-                <w:sz w:val="20"/>
-              </w:rPr>
-              <w:t>Fig. 5.4</w:t>
-            </w:r>
-          </w:p>
-        </w:tc>
-        <w:tc>
-          <w:tcPr>
-            <w:tcW w:type="dxa" w:w="3000"/>
-          </w:tcPr>
-          <w:p>
-            <w:r>
-              <w:rPr>
-                <w:rFonts w:ascii="Times New Roman" w:hAnsi="Times New Roman"/>
-                <w:b w:val="0"/>
-                <w:i w:val="0"/>
-                <w:sz w:val="20"/>
-              </w:rPr>
-              <w:t>Retrieval flow: query embedding to ranked results</w:t>
-            </w:r>
-          </w:p>
-        </w:tc>
-        <w:tc>
-          <w:tcPr>
-            <w:tcW w:type="dxa" w:w="3000"/>
-          </w:tcPr>
-          <w:p>
-            <w:r>
-              <w:rPr>
-                <w:rFonts w:ascii="Times New Roman" w:hAnsi="Times New Roman"/>
-                <w:b w:val="0"/>
-                <w:i w:val="0"/>
-                <w:sz w:val="20"/>
-              </w:rPr>
-              <w:t>36</w:t>
-            </w:r>
-          </w:p>
-        </w:tc>
-      </w:tr>
-      <w:tr>
-        <w:tc>
-          <w:tcPr>
-            <w:tcW w:type="dxa" w:w="3000"/>
-          </w:tcPr>
-          <w:p>
-            <w:r>
-              <w:rPr>
-                <w:rFonts w:ascii="Times New Roman" w:hAnsi="Times New Roman"/>
-                <w:b w:val="0"/>
-                <w:i w:val="0"/>
-                <w:sz w:val="20"/>
-              </w:rPr>
-              <w:t>Fig. 5.5</w:t>
-            </w:r>
-          </w:p>
-        </w:tc>
-        <w:tc>
-          <w:tcPr>
-            <w:tcW w:type="dxa" w:w="3000"/>
-          </w:tcPr>
-          <w:p>
-            <w:r>
-              <w:rPr>
-                <w:rFonts w:ascii="Times New Roman" w:hAnsi="Times New Roman"/>
-                <w:b w:val="0"/>
-                <w:i w:val="0"/>
-                <w:sz w:val="20"/>
-              </w:rPr>
-              <w:t>Agent multi-hop reasoning example trace</w:t>
-            </w:r>
-          </w:p>
-        </w:tc>
-        <w:tc>
-          <w:tcPr>
-            <w:tcW w:type="dxa" w:w="3000"/>
-          </w:tcPr>
-          <w:p>
-            <w:r>
-              <w:rPr>
-                <w:rFonts w:ascii="Times New Roman" w:hAnsi="Times New Roman"/>
-                <w:b w:val="0"/>
-                <w:i w:val="0"/>
-                <w:sz w:val="20"/>
-              </w:rPr>
-              <w:t>38</w:t>
-            </w:r>
-          </w:p>
-        </w:tc>
-      </w:tr>
-      <w:tr>
-        <w:tc>
-          <w:tcPr>
-            <w:tcW w:type="dxa" w:w="3000"/>
-          </w:tcPr>
-          <w:p>
-            <w:r>
-              <w:rPr>
-                <w:rFonts w:ascii="Times New Roman" w:hAnsi="Times New Roman"/>
-                <w:b w:val="0"/>
-                <w:i w:val="0"/>
-                <w:sz w:val="20"/>
-              </w:rPr>
-              <w:t>Fig. 5.6</w:t>
-            </w:r>
-          </w:p>
-        </w:tc>
-        <w:tc>
-          <w:tcPr>
-            <w:tcW w:type="dxa" w:w="3000"/>
-          </w:tcPr>
-          <w:p>
-            <w:r>
-              <w:rPr>
-                <w:rFonts w:ascii="Times New Roman" w:hAnsi="Times New Roman"/>
-                <w:b w:val="0"/>
-                <w:i w:val="0"/>
-                <w:sz w:val="20"/>
-              </w:rPr>
-              <w:t>Humanizer engine iterative refinement loop</w:t>
-            </w:r>
-          </w:p>
-        </w:tc>
-        <w:tc>
-          <w:tcPr>
-            <w:tcW w:type="dxa" w:w="3000"/>
-          </w:tcPr>
-          <w:p>
-            <w:r>
-              <w:rPr>
-                <w:rFonts w:ascii="Times New Roman" w:hAnsi="Times New Roman"/>
-                <w:b w:val="0"/>
-                <w:i w:val="0"/>
-                <w:sz w:val="20"/>
-              </w:rPr>
-              <w:t>40</w:t>
-            </w:r>
-          </w:p>
-        </w:tc>
-      </w:tr>
-      <w:tr>
-        <w:tc>
-          <w:tcPr>
-            <w:tcW w:type="dxa" w:w="3000"/>
-          </w:tcPr>
-          <w:p>
-            <w:r>
-              <w:rPr>
-                <w:rFonts w:ascii="Times New Roman" w:hAnsi="Times New Roman"/>
-                <w:b w:val="0"/>
-                <w:i w:val="0"/>
-                <w:sz w:val="20"/>
-              </w:rPr>
-              <w:t>Fig. 6.1</w:t>
-            </w:r>
-          </w:p>
-        </w:tc>
-        <w:tc>
-          <w:tcPr>
-            <w:tcW w:type="dxa" w:w="3000"/>
-          </w:tcPr>
-          <w:p>
-            <w:r>
-              <w:rPr>
-                <w:rFonts w:ascii="Times New Roman" w:hAnsi="Times New Roman"/>
-                <w:b w:val="0"/>
-                <w:i w:val="0"/>
-                <w:sz w:val="20"/>
-              </w:rPr>
-              <w:t>RAGAS evaluation score distribution</w:t>
-            </w:r>
-          </w:p>
-        </w:tc>
-        <w:tc>
-          <w:tcPr>
-            <w:tcW w:type="dxa" w:w="3000"/>
-          </w:tcPr>
-          <w:p>
-            <w:r>
-              <w:rPr>
-                <w:rFonts w:ascii="Times New Roman" w:hAnsi="Times New Roman"/>
-                <w:b w:val="0"/>
-                <w:i w:val="0"/>
-                <w:sz w:val="20"/>
-              </w:rPr>
-              <w:t>49</w:t>
-            </w:r>
-          </w:p>
-        </w:tc>
-      </w:tr>
-      <w:tr>
-        <w:tc>
-          <w:tcPr>
-            <w:tcW w:type="dxa" w:w="3000"/>
-          </w:tcPr>
-          <w:p>
-            <w:r>
-              <w:rPr>
-                <w:rFonts w:ascii="Times New Roman" w:hAnsi="Times New Roman"/>
-                <w:b w:val="0"/>
-                <w:i w:val="0"/>
-                <w:sz w:val="20"/>
-              </w:rPr>
-              <w:t>Fig. 7.1</w:t>
-            </w:r>
-          </w:p>
-        </w:tc>
-        <w:tc>
-          <w:tcPr>
-            <w:tcW w:type="dxa" w:w="3000"/>
-          </w:tcPr>
-          <w:p>
-            <w:r>
-              <w:rPr>
-                <w:rFonts w:ascii="Times New Roman" w:hAnsi="Times New Roman"/>
-                <w:b w:val="0"/>
-                <w:i w:val="0"/>
-                <w:sz w:val="20"/>
-              </w:rPr>
-              <w:t>Retrieval precision@k for various chunk types</w:t>
-            </w:r>
-          </w:p>
-        </w:tc>
-        <w:tc>
-          <w:tcPr>
-            <w:tcW w:type="dxa" w:w="3000"/>
-          </w:tcPr>
-          <w:p>
-            <w:r>
-              <w:rPr>
-                <w:rFonts w:ascii="Times New Roman" w:hAnsi="Times New Roman"/>
-                <w:b w:val="0"/>
-                <w:i w:val="0"/>
-                <w:sz w:val="20"/>
-              </w:rPr>
-              <w:t>50</w:t>
-            </w:r>
-          </w:p>
-        </w:tc>
-      </w:tr>
-      <w:tr>
-        <w:tc>
-          <w:tcPr>
-            <w:tcW w:type="dxa" w:w="3000"/>
-          </w:tcPr>
-          <w:p>
-            <w:r>
-              <w:rPr>
-                <w:rFonts w:ascii="Times New Roman" w:hAnsi="Times New Roman"/>
-                <w:b w:val="0"/>
-                <w:i w:val="0"/>
-                <w:sz w:val="20"/>
-              </w:rPr>
-              <w:t>Fig. 7.2</w:t>
-            </w:r>
-          </w:p>
-        </w:tc>
-        <w:tc>
-          <w:tcPr>
-            <w:tcW w:type="dxa" w:w="3000"/>
-          </w:tcPr>
-          <w:p>
-            <w:r>
-              <w:rPr>
-                <w:rFonts w:ascii="Times New Roman" w:hAnsi="Times New Roman"/>
-                <w:b w:val="0"/>
-                <w:i w:val="0"/>
-                <w:sz w:val="20"/>
-              </w:rPr>
-              <w:t>AI detection score before and after humanization</w:t>
-            </w:r>
-          </w:p>
-        </w:tc>
-        <w:tc>
-          <w:tcPr>
-            <w:tcW w:type="dxa" w:w="3000"/>
-          </w:tcPr>
-          <w:p>
-            <w:r>
-              <w:rPr>
-                <w:rFonts w:ascii="Times New Roman" w:hAnsi="Times New Roman"/>
-                <w:b w:val="0"/>
-                <w:i w:val="0"/>
-                <w:sz w:val="20"/>
-              </w:rPr>
-              <w:t>53</w:t>
-            </w:r>
-          </w:p>
-        </w:tc>
-      </w:tr>
-      <w:tr>
-        <w:tc>
-          <w:tcPr>
-            <w:tcW w:type="dxa" w:w="3000"/>
-          </w:tcPr>
-          <w:p>
-            <w:r>
-              <w:rPr>
-                <w:rFonts w:ascii="Times New Roman" w:hAnsi="Times New Roman"/>
-                <w:b w:val="0"/>
-                <w:i w:val="0"/>
-                <w:sz w:val="20"/>
-              </w:rPr>
-              <w:t>Fig. 7.3</w:t>
-            </w:r>
-          </w:p>
-        </w:tc>
-        <w:tc>
-          <w:tcPr>
-            <w:tcW w:type="dxa" w:w="3000"/>
-          </w:tcPr>
-          <w:p>
-            <w:r>
-              <w:rPr>
-                <w:rFonts w:ascii="Times New Roman" w:hAnsi="Times New Roman"/>
-                <w:b w:val="0"/>
-                <w:i w:val="0"/>
-                <w:sz w:val="20"/>
-              </w:rPr>
-              <w:t>API endpoint latency distribution (p50, p90, p99)</w:t>
-            </w:r>
-          </w:p>
-        </w:tc>
-        <w:tc>
-          <w:tcPr>
-            <w:tcW w:type="dxa" w:w="3000"/>
-          </w:tcPr>
-          <w:p>
-            <w:r>
-              <w:rPr>
-                <w:rFonts w:ascii="Times New Roman" w:hAnsi="Times New Roman"/>
-                <w:b w:val="0"/>
-                <w:i w:val="0"/>
-                <w:sz w:val="20"/>
-              </w:rPr>
-              <w:t>55</w:t>
-            </w:r>
-          </w:p>
-        </w:tc>
-      </w:tr>
-    </w:tbl>
+    <w:p>
+      <w:pPr>
+        <w:spacing w:before="0" w:after="40"/>
+        <w:tabs>
+          <w:tab w:val="right" w:leader="dot" w:pos="9000"/>
+        </w:tabs>
+      </w:pPr>
+      <w:r>
+        <w:rPr>
+          <w:rFonts w:ascii="Times New Roman" w:hAnsi="Times New Roman"/>
+          <w:sz w:val="24"/>
+          <w:szCs w:val="24"/>
+        </w:rPr>
+        <w:t xml:space="preserve">Fig. 1.1  Conceptual overview of the Multimodal AI Research Assistant</w:t>
+      </w:r>
+      <w:r>
+        <w:rPr>
+          <w:rFonts w:ascii="Times New Roman" w:hAnsi="Times New Roman"/>
+          <w:sz w:val="24"/>
+          <w:szCs w:val="24"/>
+        </w:rPr>
+        <w:tab/>
+      </w:r>
+      <w:r>
+        <w:rPr>
+          <w:rFonts w:ascii="Times New Roman" w:hAnsi="Times New Roman"/>
+          <w:sz w:val="24"/>
+          <w:szCs w:val="24"/>
+        </w:rPr>
+        <w:t>2</w:t>
+      </w:r>
+    </w:p>
+    <w:p>
+      <w:pPr>
+        <w:spacing w:before="0" w:after="40"/>
+        <w:tabs>
+          <w:tab w:val="right" w:leader="dot" w:pos="9000"/>
+        </w:tabs>
+      </w:pPr>
+      <w:r>
+        <w:rPr>
+          <w:rFonts w:ascii="Times New Roman" w:hAnsi="Times New Roman"/>
+          <w:sz w:val="24"/>
+          <w:szCs w:val="24"/>
+        </w:rPr>
+        <w:t xml:space="preserve">Fig. 2.1  RAG pipeline overview — retrieval, augmentation, and generation</w:t>
+      </w:r>
+      <w:r>
+        <w:rPr>
+          <w:rFonts w:ascii="Times New Roman" w:hAnsi="Times New Roman"/>
+          <w:sz w:val="24"/>
+          <w:szCs w:val="24"/>
+        </w:rPr>
+        <w:tab/>
+      </w:r>
+      <w:r>
+        <w:rPr>
+          <w:rFonts w:ascii="Times New Roman" w:hAnsi="Times New Roman"/>
+          <w:sz w:val="24"/>
+          <w:szCs w:val="24"/>
+        </w:rPr>
+        <w:t>8</w:t>
+      </w:r>
+    </w:p>
+    <w:p>
+      <w:pPr>
+        <w:spacing w:before="0" w:after="40"/>
+        <w:tabs>
+          <w:tab w:val="right" w:leader="dot" w:pos="9000"/>
+        </w:tabs>
+      </w:pPr>
+      <w:r>
+        <w:rPr>
+          <w:rFonts w:ascii="Times New Roman" w:hAnsi="Times New Roman"/>
+          <w:sz w:val="24"/>
+          <w:szCs w:val="24"/>
+        </w:rPr>
+        <w:t xml:space="preserve">Fig. 2.2  Multimodal document processing taxonomy</w:t>
+      </w:r>
+      <w:r>
+        <w:rPr>
+          <w:rFonts w:ascii="Times New Roman" w:hAnsi="Times New Roman"/>
+          <w:sz w:val="24"/>
+          <w:szCs w:val="24"/>
+        </w:rPr>
+        <w:tab/>
+      </w:r>
+      <w:r>
+        <w:rPr>
+          <w:rFonts w:ascii="Times New Roman" w:hAnsi="Times New Roman"/>
+          <w:sz w:val="24"/>
+          <w:szCs w:val="24"/>
+        </w:rPr>
+        <w:t>10</w:t>
+      </w:r>
+    </w:p>
+    <w:p>
+      <w:pPr>
+        <w:spacing w:before="0" w:after="40"/>
+        <w:tabs>
+          <w:tab w:val="right" w:leader="dot" w:pos="9000"/>
+        </w:tabs>
+      </w:pPr>
+      <w:r>
+        <w:rPr>
+          <w:rFonts w:ascii="Times New Roman" w:hAnsi="Times New Roman"/>
+          <w:sz w:val="24"/>
+          <w:szCs w:val="24"/>
+        </w:rPr>
+        <w:t xml:space="preserve">Fig. 2.3  ReAct agent reasoning loop (Thought–Action–Observation)</w:t>
+      </w:r>
+      <w:r>
+        <w:rPr>
+          <w:rFonts w:ascii="Times New Roman" w:hAnsi="Times New Roman"/>
+          <w:sz w:val="24"/>
+          <w:szCs w:val="24"/>
+        </w:rPr>
+        <w:tab/>
+      </w:r>
+      <w:r>
+        <w:rPr>
+          <w:rFonts w:ascii="Times New Roman" w:hAnsi="Times New Roman"/>
+          <w:sz w:val="24"/>
+          <w:szCs w:val="24"/>
+        </w:rPr>
+        <w:t>12</w:t>
+      </w:r>
+    </w:p>
+    <w:p>
+      <w:pPr>
+        <w:spacing w:before="0" w:after="40"/>
+        <w:tabs>
+          <w:tab w:val="right" w:leader="dot" w:pos="9000"/>
+        </w:tabs>
+      </w:pPr>
+      <w:r>
+        <w:rPr>
+          <w:rFonts w:ascii="Times New Roman" w:hAnsi="Times New Roman"/>
+          <w:sz w:val="24"/>
+          <w:szCs w:val="24"/>
+        </w:rPr>
+        <w:t xml:space="preserve">Fig. 4.1  High-level system architecture diagram</w:t>
+      </w:r>
+      <w:r>
+        <w:rPr>
+          <w:rFonts w:ascii="Times New Roman" w:hAnsi="Times New Roman"/>
+          <w:sz w:val="24"/>
+          <w:szCs w:val="24"/>
+        </w:rPr>
+        <w:tab/>
+      </w:r>
+      <w:r>
+        <w:rPr>
+          <w:rFonts w:ascii="Times New Roman" w:hAnsi="Times New Roman"/>
+          <w:sz w:val="24"/>
+          <w:szCs w:val="24"/>
+        </w:rPr>
+        <w:t>21</w:t>
+      </w:r>
+    </w:p>
+    <w:p>
+      <w:pPr>
+        <w:spacing w:before="0" w:after="40"/>
+        <w:tabs>
+          <w:tab w:val="right" w:leader="dot" w:pos="9000"/>
+        </w:tabs>
+      </w:pPr>
+      <w:r>
+        <w:rPr>
+          <w:rFonts w:ascii="Times New Roman" w:hAnsi="Times New Roman"/>
+          <w:sz w:val="24"/>
+          <w:szCs w:val="24"/>
+        </w:rPr>
+        <w:t xml:space="preserve">Fig. 4.2  Six-stage PDF ingestion pipeline</w:t>
+      </w:r>
+      <w:r>
+        <w:rPr>
+          <w:rFonts w:ascii="Times New Roman" w:hAnsi="Times New Roman"/>
+          <w:sz w:val="24"/>
+          <w:szCs w:val="24"/>
+        </w:rPr>
+        <w:tab/>
+      </w:r>
+      <w:r>
+        <w:rPr>
+          <w:rFonts w:ascii="Times New Roman" w:hAnsi="Times New Roman"/>
+          <w:sz w:val="24"/>
+          <w:szCs w:val="24"/>
+        </w:rPr>
+        <w:t>23</w:t>
+      </w:r>
+    </w:p>
+    <w:p>
+      <w:pPr>
+        <w:spacing w:before="0" w:after="40"/>
+        <w:tabs>
+          <w:tab w:val="right" w:leader="dot" w:pos="9000"/>
+        </w:tabs>
+      </w:pPr>
+      <w:r>
+        <w:rPr>
+          <w:rFonts w:ascii="Times New Roman" w:hAnsi="Times New Roman"/>
+          <w:sz w:val="24"/>
+          <w:szCs w:val="24"/>
+        </w:rPr>
+        <w:t xml:space="preserve">Fig. 4.3  ChromaDB HNSW vector storage and cosine similarity retrieval</w:t>
+      </w:r>
+      <w:r>
+        <w:rPr>
+          <w:rFonts w:ascii="Times New Roman" w:hAnsi="Times New Roman"/>
+          <w:sz w:val="24"/>
+          <w:szCs w:val="24"/>
+        </w:rPr>
+        <w:tab/>
+      </w:r>
+      <w:r>
+        <w:rPr>
+          <w:rFonts w:ascii="Times New Roman" w:hAnsi="Times New Roman"/>
+          <w:sz w:val="24"/>
+          <w:szCs w:val="24"/>
+        </w:rPr>
+        <w:t>24</w:t>
+      </w:r>
+    </w:p>
+    <w:p>
+      <w:pPr>
+        <w:spacing w:before="0" w:after="40"/>
+        <w:tabs>
+          <w:tab w:val="right" w:leader="dot" w:pos="9000"/>
+        </w:tabs>
+      </w:pPr>
+      <w:r>
+        <w:rPr>
+          <w:rFonts w:ascii="Times New Roman" w:hAnsi="Times New Roman"/>
+          <w:sz w:val="24"/>
+          <w:szCs w:val="24"/>
+        </w:rPr>
+        <w:t xml:space="preserve">Fig. 4.4  Nine-method RAG pipeline overview</w:t>
+      </w:r>
+      <w:r>
+        <w:rPr>
+          <w:rFonts w:ascii="Times New Roman" w:hAnsi="Times New Roman"/>
+          <w:sz w:val="24"/>
+          <w:szCs w:val="24"/>
+        </w:rPr>
+        <w:tab/>
+      </w:r>
+      <w:r>
+        <w:rPr>
+          <w:rFonts w:ascii="Times New Roman" w:hAnsi="Times New Roman"/>
+          <w:sz w:val="24"/>
+          <w:szCs w:val="24"/>
+        </w:rPr>
+        <w:t>25</w:t>
+      </w:r>
+    </w:p>
+    <w:p>
+      <w:pPr>
+        <w:spacing w:before="0" w:after="40"/>
+        <w:tabs>
+          <w:tab w:val="right" w:leader="dot" w:pos="9000"/>
+        </w:tabs>
+      </w:pPr>
+      <w:r>
+        <w:rPr>
+          <w:rFonts w:ascii="Times New Roman" w:hAnsi="Times New Roman"/>
+          <w:sz w:val="24"/>
+          <w:szCs w:val="24"/>
+        </w:rPr>
+        <w:t xml:space="preserve">Fig. 4.5  ReAct agent iteration flow</w:t>
+      </w:r>
+      <w:r>
+        <w:rPr>
+          <w:rFonts w:ascii="Times New Roman" w:hAnsi="Times New Roman"/>
+          <w:sz w:val="24"/>
+          <w:szCs w:val="24"/>
+        </w:rPr>
+        <w:tab/>
+      </w:r>
+      <w:r>
+        <w:rPr>
+          <w:rFonts w:ascii="Times New Roman" w:hAnsi="Times New Roman"/>
+          <w:sz w:val="24"/>
+          <w:szCs w:val="24"/>
+        </w:rPr>
+        <w:t>26</w:t>
+      </w:r>
+    </w:p>
+    <w:p>
+      <w:pPr>
+        <w:spacing w:before="0" w:after="40"/>
+        <w:tabs>
+          <w:tab w:val="right" w:leader="dot" w:pos="9000"/>
+        </w:tabs>
+      </w:pPr>
+      <w:r>
+        <w:rPr>
+          <w:rFonts w:ascii="Times New Roman" w:hAnsi="Times New Roman"/>
+          <w:sz w:val="24"/>
+          <w:szCs w:val="24"/>
+        </w:rPr>
+        <w:t xml:space="preserve">Fig. 4.6  REST API endpoint structure</w:t>
+      </w:r>
+      <w:r>
+        <w:rPr>
+          <w:rFonts w:ascii="Times New Roman" w:hAnsi="Times New Roman"/>
+          <w:sz w:val="24"/>
+          <w:szCs w:val="24"/>
+        </w:rPr>
+        <w:tab/>
+      </w:r>
+      <w:r>
+        <w:rPr>
+          <w:rFonts w:ascii="Times New Roman" w:hAnsi="Times New Roman"/>
+          <w:sz w:val="24"/>
+          <w:szCs w:val="24"/>
+        </w:rPr>
+        <w:t>27</w:t>
+      </w:r>
+    </w:p>
+    <w:p>
+      <w:pPr>
+        <w:spacing w:before="0" w:after="40"/>
+        <w:tabs>
+          <w:tab w:val="right" w:leader="dot" w:pos="9000"/>
+        </w:tabs>
+      </w:pPr>
+      <w:r>
+        <w:rPr>
+          <w:rFonts w:ascii="Times New Roman" w:hAnsi="Times New Roman"/>
+          <w:sz w:val="24"/>
+          <w:szCs w:val="24"/>
+        </w:rPr>
+        <w:t xml:space="preserve">Fig. 4.7  Next.js frontend page layout and component hierarchy</w:t>
+      </w:r>
+      <w:r>
+        <w:rPr>
+          <w:rFonts w:ascii="Times New Roman" w:hAnsi="Times New Roman"/>
+          <w:sz w:val="24"/>
+          <w:szCs w:val="24"/>
+        </w:rPr>
+        <w:tab/>
+      </w:r>
+      <w:r>
+        <w:rPr>
+          <w:rFonts w:ascii="Times New Roman" w:hAnsi="Times New Roman"/>
+          <w:sz w:val="24"/>
+          <w:szCs w:val="24"/>
+        </w:rPr>
+        <w:t>29</w:t>
+      </w:r>
+    </w:p>
+    <w:p>
+      <w:pPr>
+        <w:spacing w:before="0" w:after="40"/>
+        <w:tabs>
+          <w:tab w:val="right" w:leader="dot" w:pos="9000"/>
+        </w:tabs>
+      </w:pPr>
+      <w:r>
+        <w:rPr>
+          <w:rFonts w:ascii="Times New Roman" w:hAnsi="Times New Roman"/>
+          <w:sz w:val="24"/>
+          <w:szCs w:val="24"/>
+        </w:rPr>
+        <w:t xml:space="preserve">Fig. 5.1  PDF processor heading detection decision logic</w:t>
+      </w:r>
+      <w:r>
+        <w:rPr>
+          <w:rFonts w:ascii="Times New Roman" w:hAnsi="Times New Roman"/>
+          <w:sz w:val="24"/>
+          <w:szCs w:val="24"/>
+        </w:rPr>
+        <w:tab/>
+      </w:r>
+      <w:r>
+        <w:rPr>
+          <w:rFonts w:ascii="Times New Roman" w:hAnsi="Times New Roman"/>
+          <w:sz w:val="24"/>
+          <w:szCs w:val="24"/>
+        </w:rPr>
+        <w:t>31</w:t>
+      </w:r>
+    </w:p>
+    <w:p>
+      <w:pPr>
+        <w:spacing w:before="0" w:after="40"/>
+        <w:tabs>
+          <w:tab w:val="right" w:leader="dot" w:pos="9000"/>
+        </w:tabs>
+      </w:pPr>
+      <w:r>
+        <w:rPr>
+          <w:rFonts w:ascii="Times New Roman" w:hAnsi="Times New Roman"/>
+          <w:sz w:val="24"/>
+          <w:szCs w:val="24"/>
+        </w:rPr>
+        <w:t xml:space="preserve">Fig. 5.2  Chunking strategy by content type</w:t>
+      </w:r>
+      <w:r>
+        <w:rPr>
+          <w:rFonts w:ascii="Times New Roman" w:hAnsi="Times New Roman"/>
+          <w:sz w:val="24"/>
+          <w:szCs w:val="24"/>
+        </w:rPr>
+        <w:tab/>
+      </w:r>
+      <w:r>
+        <w:rPr>
+          <w:rFonts w:ascii="Times New Roman" w:hAnsi="Times New Roman"/>
+          <w:sz w:val="24"/>
+          <w:szCs w:val="24"/>
+        </w:rPr>
+        <w:t>33</w:t>
+      </w:r>
+    </w:p>
+    <w:p>
+      <w:pPr>
+        <w:spacing w:before="0" w:after="40"/>
+        <w:tabs>
+          <w:tab w:val="right" w:leader="dot" w:pos="9000"/>
+        </w:tabs>
+      </w:pPr>
+      <w:r>
+        <w:rPr>
+          <w:rFonts w:ascii="Times New Roman" w:hAnsi="Times New Roman"/>
+          <w:sz w:val="24"/>
+          <w:szCs w:val="24"/>
+        </w:rPr>
+        <w:t xml:space="preserve">Fig. 5.3  Embedding pipeline: text to 384-dimensional vector</w:t>
+      </w:r>
+      <w:r>
+        <w:rPr>
+          <w:rFonts w:ascii="Times New Roman" w:hAnsi="Times New Roman"/>
+          <w:sz w:val="24"/>
+          <w:szCs w:val="24"/>
+        </w:rPr>
+        <w:tab/>
+      </w:r>
+      <w:r>
+        <w:rPr>
+          <w:rFonts w:ascii="Times New Roman" w:hAnsi="Times New Roman"/>
+          <w:sz w:val="24"/>
+          <w:szCs w:val="24"/>
+        </w:rPr>
+        <w:t>34</w:t>
+      </w:r>
+    </w:p>
+    <w:p>
+      <w:pPr>
+        <w:spacing w:before="0" w:after="40"/>
+        <w:tabs>
+          <w:tab w:val="right" w:leader="dot" w:pos="9000"/>
+        </w:tabs>
+      </w:pPr>
+      <w:r>
+        <w:rPr>
+          <w:rFonts w:ascii="Times New Roman" w:hAnsi="Times New Roman"/>
+          <w:sz w:val="24"/>
+          <w:szCs w:val="24"/>
+        </w:rPr>
+        <w:t xml:space="preserve">Fig. 5.4  Retrieval flow: query embedding to ranked results</w:t>
+      </w:r>
+      <w:r>
+        <w:rPr>
+          <w:rFonts w:ascii="Times New Roman" w:hAnsi="Times New Roman"/>
+          <w:sz w:val="24"/>
+          <w:szCs w:val="24"/>
+        </w:rPr>
+        <w:tab/>
+      </w:r>
+      <w:r>
+        <w:rPr>
+          <w:rFonts w:ascii="Times New Roman" w:hAnsi="Times New Roman"/>
+          <w:sz w:val="24"/>
+          <w:szCs w:val="24"/>
+        </w:rPr>
+        <w:t>36</w:t>
+      </w:r>
+    </w:p>
+    <w:p>
+      <w:pPr>
+        <w:spacing w:before="0" w:after="40"/>
+        <w:tabs>
+          <w:tab w:val="right" w:leader="dot" w:pos="9000"/>
+        </w:tabs>
+      </w:pPr>
+      <w:r>
+        <w:rPr>
+          <w:rFonts w:ascii="Times New Roman" w:hAnsi="Times New Roman"/>
+          <w:sz w:val="24"/>
+          <w:szCs w:val="24"/>
+        </w:rPr>
+        <w:t xml:space="preserve">Fig. 5.5  Agent multi-hop reasoning example trace</w:t>
+      </w:r>
+      <w:r>
+        <w:rPr>
+          <w:rFonts w:ascii="Times New Roman" w:hAnsi="Times New Roman"/>
+          <w:sz w:val="24"/>
+          <w:szCs w:val="24"/>
+        </w:rPr>
+        <w:tab/>
+      </w:r>
+      <w:r>
+        <w:rPr>
+          <w:rFonts w:ascii="Times New Roman" w:hAnsi="Times New Roman"/>
+          <w:sz w:val="24"/>
+          <w:szCs w:val="24"/>
+        </w:rPr>
+        <w:t>38</w:t>
+      </w:r>
+    </w:p>
+    <w:p>
+      <w:pPr>
+        <w:spacing w:before="0" w:after="40"/>
+        <w:tabs>
+          <w:tab w:val="right" w:leader="dot" w:pos="9000"/>
+        </w:tabs>
+      </w:pPr>
+      <w:r>
+        <w:rPr>
+          <w:rFonts w:ascii="Times New Roman" w:hAnsi="Times New Roman"/>
+          <w:sz w:val="24"/>
+          <w:szCs w:val="24"/>
+        </w:rPr>
+        <w:t xml:space="preserve">Fig. 5.6  Humanizer engine iterative refinement loop</w:t>
+      </w:r>
+      <w:r>
+        <w:rPr>
+          <w:rFonts w:ascii="Times New Roman" w:hAnsi="Times New Roman"/>
+          <w:sz w:val="24"/>
+          <w:szCs w:val="24"/>
+        </w:rPr>
+        <w:tab/>
+      </w:r>
+      <w:r>
+        <w:rPr>
+          <w:rFonts w:ascii="Times New Roman" w:hAnsi="Times New Roman"/>
+          <w:sz w:val="24"/>
+          <w:szCs w:val="24"/>
+        </w:rPr>
+        <w:t>40</w:t>
+      </w:r>
+    </w:p>
+    <w:p>
+      <w:pPr>
+        <w:spacing w:before="0" w:after="40"/>
+        <w:tabs>
+          <w:tab w:val="right" w:leader="dot" w:pos="9000"/>
+        </w:tabs>
+      </w:pPr>
+      <w:r>
+        <w:rPr>
+          <w:rFonts w:ascii="Times New Roman" w:hAnsi="Times New Roman"/>
+          <w:sz w:val="24"/>
+          <w:szCs w:val="24"/>
+        </w:rPr>
+        <w:t xml:space="preserve">Fig. 6.1  RAGAS evaluation score distribution</w:t>
+      </w:r>
+      <w:r>
+        <w:rPr>
+          <w:rFonts w:ascii="Times New Roman" w:hAnsi="Times New Roman"/>
+          <w:sz w:val="24"/>
+          <w:szCs w:val="24"/>
+        </w:rPr>
+        <w:tab/>
+      </w:r>
+      <w:r>
+        <w:rPr>
+          <w:rFonts w:ascii="Times New Roman" w:hAnsi="Times New Roman"/>
+          <w:sz w:val="24"/>
+          <w:szCs w:val="24"/>
+        </w:rPr>
+        <w:t>49</w:t>
+      </w:r>
+    </w:p>
+    <w:p>
+      <w:pPr>
+        <w:spacing w:before="0" w:after="40"/>
+        <w:tabs>
+          <w:tab w:val="right" w:leader="dot" w:pos="9000"/>
+        </w:tabs>
+      </w:pPr>
+      <w:r>
+        <w:rPr>
+          <w:rFonts w:ascii="Times New Roman" w:hAnsi="Times New Roman"/>
+          <w:sz w:val="24"/>
+          <w:szCs w:val="24"/>
+        </w:rPr>
+        <w:t xml:space="preserve">Fig. 7.1  Retrieval precision@k for various chunk types</w:t>
+      </w:r>
+      <w:r>
+        <w:rPr>
+          <w:rFonts w:ascii="Times New Roman" w:hAnsi="Times New Roman"/>
+          <w:sz w:val="24"/>
+          <w:szCs w:val="24"/>
+        </w:rPr>
+        <w:tab/>
+      </w:r>
+      <w:r>
+        <w:rPr>
+          <w:rFonts w:ascii="Times New Roman" w:hAnsi="Times New Roman"/>
+          <w:sz w:val="24"/>
+          <w:szCs w:val="24"/>
+        </w:rPr>
+        <w:t>50</w:t>
+      </w:r>
+    </w:p>
+    <w:p>
+      <w:pPr>
+        <w:spacing w:before="0" w:after="40"/>
+        <w:tabs>
+          <w:tab w:val="right" w:leader="dot" w:pos="9000"/>
+        </w:tabs>
+      </w:pPr>
+      <w:r>
+        <w:rPr>
+          <w:rFonts w:ascii="Times New Roman" w:hAnsi="Times New Roman"/>
+          <w:sz w:val="24"/>
+          <w:szCs w:val="24"/>
+        </w:rPr>
+        <w:t xml:space="preserve">Fig. 7.2  AI detection score before and after humanization</w:t>
+      </w:r>
+      <w:r>
+        <w:rPr>
+          <w:rFonts w:ascii="Times New Roman" w:hAnsi="Times New Roman"/>
+          <w:sz w:val="24"/>
+          <w:szCs w:val="24"/>
+        </w:rPr>
+        <w:tab/>
+      </w:r>
+      <w:r>
+        <w:rPr>
+          <w:rFonts w:ascii="Times New Roman" w:hAnsi="Times New Roman"/>
+          <w:sz w:val="24"/>
+          <w:szCs w:val="24"/>
+        </w:rPr>
+        <w:t>53</w:t>
+      </w:r>
+    </w:p>
+    <w:p>
+      <w:pPr>
+        <w:spacing w:before="0" w:after="40"/>
+        <w:tabs>
+          <w:tab w:val="right" w:leader="dot" w:pos="9000"/>
+        </w:tabs>
+      </w:pPr>
+      <w:r>
+        <w:rPr>
+          <w:rFonts w:ascii="Times New Roman" w:hAnsi="Times New Roman"/>
+          <w:sz w:val="24"/>
+          <w:szCs w:val="24"/>
+        </w:rPr>
+        <w:t xml:space="preserve">Fig. 7.3  API endpoint latency distribution (p50, p90, p99)</w:t>
+      </w:r>
+      <w:r>
+        <w:rPr>
+          <w:rFonts w:ascii="Times New Roman" w:hAnsi="Times New Roman"/>
+          <w:sz w:val="24"/>
+          <w:szCs w:val="24"/>
+        </w:rPr>
+        <w:tab/>
+      </w:r>
+      <w:r>
+        <w:rPr>
+          <w:rFonts w:ascii="Times New Roman" w:hAnsi="Times New Roman"/>
+          <w:sz w:val="24"/>
+          <w:szCs w:val="24"/>
+        </w:rPr>
+        <w:t>55</w:t>
+      </w:r>
+    </w:p>
     <w:p>
       <w:pPr>
         <w:jc w:val="center"/>
@@ -4447,818 +3690,486 @@
         <w:t>LIST OF TABLES</w:t>
       </w:r>
     </w:p>
-    <w:tbl>
-      <w:tblPr>
-        <w:tblStyle w:val="TableGrid"/>
-        <w:tblW w:type="auto" w:w="0"/>
-        <w:tblLook w:firstColumn="1" w:firstRow="1" w:lastColumn="0" w:lastRow="0" w:noHBand="0" w:noVBand="1" w:val="04A0"/>
-      </w:tblPr>
-      <w:tblGrid>
-        <w:gridCol w:w="3000"/>
-        <w:gridCol w:w="3000"/>
-        <w:gridCol w:w="3000"/>
-      </w:tblGrid>
-      <w:tr>
-        <w:tc>
-          <w:tcPr>
-            <w:tcW w:type="dxa" w:w="3000"/>
-          </w:tcPr>
-          <w:p>
-            <w:r>
-              <w:rPr>
-                <w:rFonts w:ascii="Times New Roman" w:hAnsi="Times New Roman"/>
-                <w:b/>
-                <w:i w:val="0"/>
-                <w:sz w:val="22"/>
-              </w:rPr>
-              <w:t>Table No.</w:t>
-            </w:r>
-          </w:p>
-        </w:tc>
-        <w:tc>
-          <w:tcPr>
-            <w:tcW w:type="dxa" w:w="3000"/>
-          </w:tcPr>
-          <w:p>
-            <w:r>
-              <w:rPr>
-                <w:rFonts w:ascii="Times New Roman" w:hAnsi="Times New Roman"/>
-                <w:b/>
-                <w:i w:val="0"/>
-                <w:sz w:val="22"/>
-              </w:rPr>
-              <w:t>Caption</w:t>
-            </w:r>
-          </w:p>
-        </w:tc>
-        <w:tc>
-          <w:tcPr>
-            <w:tcW w:type="dxa" w:w="3000"/>
-          </w:tcPr>
-          <w:p>
-            <w:r>
-              <w:rPr>
-                <w:rFonts w:ascii="Times New Roman" w:hAnsi="Times New Roman"/>
-                <w:b/>
-                <w:i w:val="0"/>
-                <w:sz w:val="22"/>
-              </w:rPr>
-              <w:t>Page</w:t>
-            </w:r>
-          </w:p>
-        </w:tc>
-      </w:tr>
-      <w:tr>
-        <w:tc>
-          <w:tcPr>
-            <w:tcW w:type="dxa" w:w="3000"/>
-          </w:tcPr>
-          <w:p>
-            <w:r>
-              <w:rPr>
-                <w:rFonts w:ascii="Times New Roman" w:hAnsi="Times New Roman"/>
-                <w:b w:val="0"/>
-                <w:i w:val="0"/>
-                <w:sz w:val="20"/>
-              </w:rPr>
-              <w:t>Table 3.1</w:t>
-            </w:r>
-          </w:p>
-        </w:tc>
-        <w:tc>
-          <w:tcPr>
-            <w:tcW w:type="dxa" w:w="3000"/>
-          </w:tcPr>
-          <w:p>
-            <w:r>
-              <w:rPr>
-                <w:rFonts w:ascii="Times New Roman" w:hAnsi="Times New Roman"/>
-                <w:b w:val="0"/>
-                <w:i w:val="0"/>
-                <w:sz w:val="20"/>
-              </w:rPr>
-              <w:t>Software requirements specification</w:t>
-            </w:r>
-          </w:p>
-        </w:tc>
-        <w:tc>
-          <w:tcPr>
-            <w:tcW w:type="dxa" w:w="3000"/>
-          </w:tcPr>
-          <w:p>
-            <w:r>
-              <w:rPr>
-                <w:rFonts w:ascii="Times New Roman" w:hAnsi="Times New Roman"/>
-                <w:b w:val="0"/>
-                <w:i w:val="0"/>
-                <w:sz w:val="20"/>
-              </w:rPr>
-              <w:t>18</w:t>
-            </w:r>
-          </w:p>
-        </w:tc>
-      </w:tr>
-      <w:tr>
-        <w:tc>
-          <w:tcPr>
-            <w:tcW w:type="dxa" w:w="3000"/>
-          </w:tcPr>
-          <w:p>
-            <w:r>
-              <w:rPr>
-                <w:rFonts w:ascii="Times New Roman" w:hAnsi="Times New Roman"/>
-                <w:b w:val="0"/>
-                <w:i w:val="0"/>
-                <w:sz w:val="20"/>
-              </w:rPr>
-              <w:t>Table 3.2</w:t>
-            </w:r>
-          </w:p>
-        </w:tc>
-        <w:tc>
-          <w:tcPr>
-            <w:tcW w:type="dxa" w:w="3000"/>
-          </w:tcPr>
-          <w:p>
-            <w:r>
-              <w:rPr>
-                <w:rFonts w:ascii="Times New Roman" w:hAnsi="Times New Roman"/>
-                <w:b w:val="0"/>
-                <w:i w:val="0"/>
-                <w:sz w:val="20"/>
-              </w:rPr>
-              <w:t>Hardware requirements specification</w:t>
-            </w:r>
-          </w:p>
-        </w:tc>
-        <w:tc>
-          <w:tcPr>
-            <w:tcW w:type="dxa" w:w="3000"/>
-          </w:tcPr>
-          <w:p>
-            <w:r>
-              <w:rPr>
-                <w:rFonts w:ascii="Times New Roman" w:hAnsi="Times New Roman"/>
-                <w:b w:val="0"/>
-                <w:i w:val="0"/>
-                <w:sz w:val="20"/>
-              </w:rPr>
-              <w:t>19</w:t>
-            </w:r>
-          </w:p>
-        </w:tc>
-      </w:tr>
-      <w:tr>
-        <w:tc>
-          <w:tcPr>
-            <w:tcW w:type="dxa" w:w="3000"/>
-          </w:tcPr>
-          <w:p>
-            <w:r>
-              <w:rPr>
-                <w:rFonts w:ascii="Times New Roman" w:hAnsi="Times New Roman"/>
-                <w:b w:val="0"/>
-                <w:i w:val="0"/>
-                <w:sz w:val="20"/>
-              </w:rPr>
-              <w:t>Table 3.3</w:t>
-            </w:r>
-          </w:p>
-        </w:tc>
-        <w:tc>
-          <w:tcPr>
-            <w:tcW w:type="dxa" w:w="3000"/>
-          </w:tcPr>
-          <w:p>
-            <w:r>
-              <w:rPr>
-                <w:rFonts w:ascii="Times New Roman" w:hAnsi="Times New Roman"/>
-                <w:b w:val="0"/>
-                <w:i w:val="0"/>
-                <w:sz w:val="20"/>
-              </w:rPr>
-              <w:t>Functional requirements summary</w:t>
-            </w:r>
-          </w:p>
-        </w:tc>
-        <w:tc>
-          <w:tcPr>
-            <w:tcW w:type="dxa" w:w="3000"/>
-          </w:tcPr>
-          <w:p>
-            <w:r>
-              <w:rPr>
-                <w:rFonts w:ascii="Times New Roman" w:hAnsi="Times New Roman"/>
-                <w:b w:val="0"/>
-                <w:i w:val="0"/>
-                <w:sz w:val="20"/>
-              </w:rPr>
-              <w:t>16</w:t>
-            </w:r>
-          </w:p>
-        </w:tc>
-      </w:tr>
-      <w:tr>
-        <w:tc>
-          <w:tcPr>
-            <w:tcW w:type="dxa" w:w="3000"/>
-          </w:tcPr>
-          <w:p>
-            <w:r>
-              <w:rPr>
-                <w:rFonts w:ascii="Times New Roman" w:hAnsi="Times New Roman"/>
-                <w:b w:val="0"/>
-                <w:i w:val="0"/>
-                <w:sz w:val="20"/>
-              </w:rPr>
-              <w:t>Table 4.1</w:t>
-            </w:r>
-          </w:p>
-        </w:tc>
-        <w:tc>
-          <w:tcPr>
-            <w:tcW w:type="dxa" w:w="3000"/>
-          </w:tcPr>
-          <w:p>
-            <w:r>
-              <w:rPr>
-                <w:rFonts w:ascii="Times New Roman" w:hAnsi="Times New Roman"/>
-                <w:b w:val="0"/>
-                <w:i w:val="0"/>
-                <w:sz w:val="20"/>
-              </w:rPr>
-              <w:t>Ingestion processor responsibilities</w:t>
-            </w:r>
-          </w:p>
-        </w:tc>
-        <w:tc>
-          <w:tcPr>
-            <w:tcW w:type="dxa" w:w="3000"/>
-          </w:tcPr>
-          <w:p>
-            <w:r>
-              <w:rPr>
-                <w:rFonts w:ascii="Times New Roman" w:hAnsi="Times New Roman"/>
-                <w:b w:val="0"/>
-                <w:i w:val="0"/>
-                <w:sz w:val="20"/>
-              </w:rPr>
-              <w:t>22</w:t>
-            </w:r>
-          </w:p>
-        </w:tc>
-      </w:tr>
-      <w:tr>
-        <w:tc>
-          <w:tcPr>
-            <w:tcW w:type="dxa" w:w="3000"/>
-          </w:tcPr>
-          <w:p>
-            <w:r>
-              <w:rPr>
-                <w:rFonts w:ascii="Times New Roman" w:hAnsi="Times New Roman"/>
-                <w:b w:val="0"/>
-                <w:i w:val="0"/>
-                <w:sz w:val="20"/>
-              </w:rPr>
-              <w:t>Table 4.2</w:t>
-            </w:r>
-          </w:p>
-        </w:tc>
-        <w:tc>
-          <w:tcPr>
-            <w:tcW w:type="dxa" w:w="3000"/>
-          </w:tcPr>
-          <w:p>
-            <w:r>
-              <w:rPr>
-                <w:rFonts w:ascii="Times New Roman" w:hAnsi="Times New Roman"/>
-                <w:b w:val="0"/>
-                <w:i w:val="0"/>
-                <w:sz w:val="20"/>
-              </w:rPr>
-              <w:t>ChromaDB metadata schema per chunk</w:t>
-            </w:r>
-          </w:p>
-        </w:tc>
-        <w:tc>
-          <w:tcPr>
-            <w:tcW w:type="dxa" w:w="3000"/>
-          </w:tcPr>
-          <w:p>
-            <w:r>
-              <w:rPr>
-                <w:rFonts w:ascii="Times New Roman" w:hAnsi="Times New Roman"/>
-                <w:b w:val="0"/>
-                <w:i w:val="0"/>
-                <w:sz w:val="20"/>
-              </w:rPr>
-              <w:t>24</w:t>
-            </w:r>
-          </w:p>
-        </w:tc>
-      </w:tr>
-      <w:tr>
-        <w:tc>
-          <w:tcPr>
-            <w:tcW w:type="dxa" w:w="3000"/>
-          </w:tcPr>
-          <w:p>
-            <w:r>
-              <w:rPr>
-                <w:rFonts w:ascii="Times New Roman" w:hAnsi="Times New Roman"/>
-                <w:b w:val="0"/>
-                <w:i w:val="0"/>
-                <w:sz w:val="20"/>
-              </w:rPr>
-              <w:t>Table 5.1</w:t>
-            </w:r>
-          </w:p>
-        </w:tc>
-        <w:tc>
-          <w:tcPr>
-            <w:tcW w:type="dxa" w:w="3000"/>
-          </w:tcPr>
-          <w:p>
-            <w:r>
-              <w:rPr>
-                <w:rFonts w:ascii="Times New Roman" w:hAnsi="Times New Roman"/>
-                <w:b w:val="0"/>
-                <w:i w:val="0"/>
-                <w:sz w:val="20"/>
-              </w:rPr>
-              <w:t>PDF heading detection keywords</w:t>
-            </w:r>
-          </w:p>
-        </w:tc>
-        <w:tc>
-          <w:tcPr>
-            <w:tcW w:type="dxa" w:w="3000"/>
-          </w:tcPr>
-          <w:p>
-            <w:r>
-              <w:rPr>
-                <w:rFonts w:ascii="Times New Roman" w:hAnsi="Times New Roman"/>
-                <w:b w:val="0"/>
-                <w:i w:val="0"/>
-                <w:sz w:val="20"/>
-              </w:rPr>
-              <w:t>31</w:t>
-            </w:r>
-          </w:p>
-        </w:tc>
-      </w:tr>
-      <w:tr>
-        <w:tc>
-          <w:tcPr>
-            <w:tcW w:type="dxa" w:w="3000"/>
-          </w:tcPr>
-          <w:p>
-            <w:r>
-              <w:rPr>
-                <w:rFonts w:ascii="Times New Roman" w:hAnsi="Times New Roman"/>
-                <w:b w:val="0"/>
-                <w:i w:val="0"/>
-                <w:sz w:val="20"/>
-              </w:rPr>
-              <w:t>Table 5.2</w:t>
-            </w:r>
-          </w:p>
-        </w:tc>
-        <w:tc>
-          <w:tcPr>
-            <w:tcW w:type="dxa" w:w="3000"/>
-          </w:tcPr>
-          <w:p>
-            <w:r>
-              <w:rPr>
-                <w:rFonts w:ascii="Times New Roman" w:hAnsi="Times New Roman"/>
-                <w:b w:val="0"/>
-                <w:i w:val="0"/>
-                <w:sz w:val="20"/>
-              </w:rPr>
-              <w:t>Chunking parameters by content type</w:t>
-            </w:r>
-          </w:p>
-        </w:tc>
-        <w:tc>
-          <w:tcPr>
-            <w:tcW w:type="dxa" w:w="3000"/>
-          </w:tcPr>
-          <w:p>
-            <w:r>
-              <w:rPr>
-                <w:rFonts w:ascii="Times New Roman" w:hAnsi="Times New Roman"/>
-                <w:b w:val="0"/>
-                <w:i w:val="0"/>
-                <w:sz w:val="20"/>
-              </w:rPr>
-              <w:t>32</w:t>
-            </w:r>
-          </w:p>
-        </w:tc>
-      </w:tr>
-      <w:tr>
-        <w:tc>
-          <w:tcPr>
-            <w:tcW w:type="dxa" w:w="3000"/>
-          </w:tcPr>
-          <w:p>
-            <w:r>
-              <w:rPr>
-                <w:rFonts w:ascii="Times New Roman" w:hAnsi="Times New Roman"/>
-                <w:b w:val="0"/>
-                <w:i w:val="0"/>
-                <w:sz w:val="20"/>
-              </w:rPr>
-              <w:t>Table 5.3</w:t>
-            </w:r>
-          </w:p>
-        </w:tc>
-        <w:tc>
-          <w:tcPr>
-            <w:tcW w:type="dxa" w:w="3000"/>
-          </w:tcPr>
-          <w:p>
-            <w:r>
-              <w:rPr>
-                <w:rFonts w:ascii="Times New Roman" w:hAnsi="Times New Roman"/>
-                <w:b w:val="0"/>
-                <w:i w:val="0"/>
-                <w:sz w:val="20"/>
-              </w:rPr>
-              <w:t>RAG pipeline methods and retrieval strategies</w:t>
-            </w:r>
-          </w:p>
-        </w:tc>
-        <w:tc>
-          <w:tcPr>
-            <w:tcW w:type="dxa" w:w="3000"/>
-          </w:tcPr>
-          <w:p>
-            <w:r>
-              <w:rPr>
-                <w:rFonts w:ascii="Times New Roman" w:hAnsi="Times New Roman"/>
-                <w:b w:val="0"/>
-                <w:i w:val="0"/>
-                <w:sz w:val="20"/>
-              </w:rPr>
-              <w:t>35</w:t>
-            </w:r>
-          </w:p>
-        </w:tc>
-      </w:tr>
-      <w:tr>
-        <w:tc>
-          <w:tcPr>
-            <w:tcW w:type="dxa" w:w="3000"/>
-          </w:tcPr>
-          <w:p>
-            <w:r>
-              <w:rPr>
-                <w:rFonts w:ascii="Times New Roman" w:hAnsi="Times New Roman"/>
-                <w:b w:val="0"/>
-                <w:i w:val="0"/>
-                <w:sz w:val="20"/>
-              </w:rPr>
-              <w:t>Table 5.4</w:t>
-            </w:r>
-          </w:p>
-        </w:tc>
-        <w:tc>
-          <w:tcPr>
-            <w:tcW w:type="dxa" w:w="3000"/>
-          </w:tcPr>
-          <w:p>
-            <w:r>
-              <w:rPr>
-                <w:rFonts w:ascii="Times New Roman" w:hAnsi="Times New Roman"/>
-                <w:b w:val="0"/>
-                <w:i w:val="0"/>
-                <w:sz w:val="20"/>
-              </w:rPr>
-              <w:t>Groq API models supported by the system</w:t>
-            </w:r>
-          </w:p>
-        </w:tc>
-        <w:tc>
-          <w:tcPr>
-            <w:tcW w:type="dxa" w:w="3000"/>
-          </w:tcPr>
-          <w:p>
-            <w:r>
-              <w:rPr>
-                <w:rFonts w:ascii="Times New Roman" w:hAnsi="Times New Roman"/>
-                <w:b w:val="0"/>
-                <w:i w:val="0"/>
-                <w:sz w:val="20"/>
-              </w:rPr>
-              <w:t>42</w:t>
-            </w:r>
-          </w:p>
-        </w:tc>
-      </w:tr>
-      <w:tr>
-        <w:tc>
-          <w:tcPr>
-            <w:tcW w:type="dxa" w:w="3000"/>
-          </w:tcPr>
-          <w:p>
-            <w:r>
-              <w:rPr>
-                <w:rFonts w:ascii="Times New Roman" w:hAnsi="Times New Roman"/>
-                <w:b w:val="0"/>
-                <w:i w:val="0"/>
-                <w:sz w:val="20"/>
-              </w:rPr>
-              <w:t>Table 6.1</w:t>
-            </w:r>
-          </w:p>
-        </w:tc>
-        <w:tc>
-          <w:tcPr>
-            <w:tcW w:type="dxa" w:w="3000"/>
-          </w:tcPr>
-          <w:p>
-            <w:r>
-              <w:rPr>
-                <w:rFonts w:ascii="Times New Roman" w:hAnsi="Times New Roman"/>
-                <w:b w:val="0"/>
-                <w:i w:val="0"/>
-                <w:sz w:val="20"/>
-              </w:rPr>
-              <w:t>Unit test cases and results</w:t>
-            </w:r>
-          </w:p>
-        </w:tc>
-        <w:tc>
-          <w:tcPr>
-            <w:tcW w:type="dxa" w:w="3000"/>
-          </w:tcPr>
-          <w:p>
-            <w:r>
-              <w:rPr>
-                <w:rFonts w:ascii="Times New Roman" w:hAnsi="Times New Roman"/>
-                <w:b w:val="0"/>
-                <w:i w:val="0"/>
-                <w:sz w:val="20"/>
-              </w:rPr>
-              <w:t>45</w:t>
-            </w:r>
-          </w:p>
-        </w:tc>
-      </w:tr>
-      <w:tr>
-        <w:tc>
-          <w:tcPr>
-            <w:tcW w:type="dxa" w:w="3000"/>
-          </w:tcPr>
-          <w:p>
-            <w:r>
-              <w:rPr>
-                <w:rFonts w:ascii="Times New Roman" w:hAnsi="Times New Roman"/>
-                <w:b w:val="0"/>
-                <w:i w:val="0"/>
-                <w:sz w:val="20"/>
-              </w:rPr>
-              <w:t>Table 6.2</w:t>
-            </w:r>
-          </w:p>
-        </w:tc>
-        <w:tc>
-          <w:tcPr>
-            <w:tcW w:type="dxa" w:w="3000"/>
-          </w:tcPr>
-          <w:p>
-            <w:r>
-              <w:rPr>
-                <w:rFonts w:ascii="Times New Roman" w:hAnsi="Times New Roman"/>
-                <w:b w:val="0"/>
-                <w:i w:val="0"/>
-                <w:sz w:val="20"/>
-              </w:rPr>
-              <w:t>Integration test scenarios</w:t>
-            </w:r>
-          </w:p>
-        </w:tc>
-        <w:tc>
-          <w:tcPr>
-            <w:tcW w:type="dxa" w:w="3000"/>
-          </w:tcPr>
-          <w:p>
-            <w:r>
-              <w:rPr>
-                <w:rFonts w:ascii="Times New Roman" w:hAnsi="Times New Roman"/>
-                <w:b w:val="0"/>
-                <w:i w:val="0"/>
-                <w:sz w:val="20"/>
-              </w:rPr>
-              <w:t>46</w:t>
-            </w:r>
-          </w:p>
-        </w:tc>
-      </w:tr>
-      <w:tr>
-        <w:tc>
-          <w:tcPr>
-            <w:tcW w:type="dxa" w:w="3000"/>
-          </w:tcPr>
-          <w:p>
-            <w:r>
-              <w:rPr>
-                <w:rFonts w:ascii="Times New Roman" w:hAnsi="Times New Roman"/>
-                <w:b w:val="0"/>
-                <w:i w:val="0"/>
-                <w:sz w:val="20"/>
-              </w:rPr>
-              <w:t>Table 6.3</w:t>
-            </w:r>
-          </w:p>
-        </w:tc>
-        <w:tc>
-          <w:tcPr>
-            <w:tcW w:type="dxa" w:w="3000"/>
-          </w:tcPr>
-          <w:p>
-            <w:r>
-              <w:rPr>
-                <w:rFonts w:ascii="Times New Roman" w:hAnsi="Times New Roman"/>
-                <w:b w:val="0"/>
-                <w:i w:val="0"/>
-                <w:sz w:val="20"/>
-              </w:rPr>
-              <w:t>RAGAS metric scores across test queries</w:t>
-            </w:r>
-          </w:p>
-        </w:tc>
-        <w:tc>
-          <w:tcPr>
-            <w:tcW w:type="dxa" w:w="3000"/>
-          </w:tcPr>
-          <w:p>
-            <w:r>
-              <w:rPr>
-                <w:rFonts w:ascii="Times New Roman" w:hAnsi="Times New Roman"/>
-                <w:b w:val="0"/>
-                <w:i w:val="0"/>
-                <w:sz w:val="20"/>
-              </w:rPr>
-              <w:t>48</w:t>
-            </w:r>
-          </w:p>
-        </w:tc>
-      </w:tr>
-      <w:tr>
-        <w:tc>
-          <w:tcPr>
-            <w:tcW w:type="dxa" w:w="3000"/>
-          </w:tcPr>
-          <w:p>
-            <w:r>
-              <w:rPr>
-                <w:rFonts w:ascii="Times New Roman" w:hAnsi="Times New Roman"/>
-                <w:b w:val="0"/>
-                <w:i w:val="0"/>
-                <w:sz w:val="20"/>
-              </w:rPr>
-              <w:t>Table 7.1</w:t>
-            </w:r>
-          </w:p>
-        </w:tc>
-        <w:tc>
-          <w:tcPr>
-            <w:tcW w:type="dxa" w:w="3000"/>
-          </w:tcPr>
-          <w:p>
-            <w:r>
-              <w:rPr>
-                <w:rFonts w:ascii="Times New Roman" w:hAnsi="Times New Roman"/>
-                <w:b w:val="0"/>
-                <w:i w:val="0"/>
-                <w:sz w:val="20"/>
-              </w:rPr>
-              <w:t>Retrieval Hit Rate and MRR at k=5 and k=10</w:t>
-            </w:r>
-          </w:p>
-        </w:tc>
-        <w:tc>
-          <w:tcPr>
-            <w:tcW w:type="dxa" w:w="3000"/>
-          </w:tcPr>
-          <w:p>
-            <w:r>
-              <w:rPr>
-                <w:rFonts w:ascii="Times New Roman" w:hAnsi="Times New Roman"/>
-                <w:b w:val="0"/>
-                <w:i w:val="0"/>
-                <w:sz w:val="20"/>
-              </w:rPr>
-              <w:t>51</w:t>
-            </w:r>
-          </w:p>
-        </w:tc>
-      </w:tr>
-      <w:tr>
-        <w:tc>
-          <w:tcPr>
-            <w:tcW w:type="dxa" w:w="3000"/>
-          </w:tcPr>
-          <w:p>
-            <w:r>
-              <w:rPr>
-                <w:rFonts w:ascii="Times New Roman" w:hAnsi="Times New Roman"/>
-                <w:b w:val="0"/>
-                <w:i w:val="0"/>
-                <w:sz w:val="20"/>
-              </w:rPr>
-              <w:t>Table 7.2</w:t>
-            </w:r>
-          </w:p>
-        </w:tc>
-        <w:tc>
-          <w:tcPr>
-            <w:tcW w:type="dxa" w:w="3000"/>
-          </w:tcPr>
-          <w:p>
-            <w:r>
-              <w:rPr>
-                <w:rFonts w:ascii="Times New Roman" w:hAnsi="Times New Roman"/>
-                <w:b w:val="0"/>
-                <w:i w:val="0"/>
-                <w:sz w:val="20"/>
-              </w:rPr>
-              <w:t>LLM generation quality scores (faithfulness, relevance)</w:t>
-            </w:r>
-          </w:p>
-        </w:tc>
-        <w:tc>
-          <w:tcPr>
-            <w:tcW w:type="dxa" w:w="3000"/>
-          </w:tcPr>
-          <w:p>
-            <w:r>
-              <w:rPr>
-                <w:rFonts w:ascii="Times New Roman" w:hAnsi="Times New Roman"/>
-                <w:b w:val="0"/>
-                <w:i w:val="0"/>
-                <w:sz w:val="20"/>
-              </w:rPr>
-              <w:t>52</w:t>
-            </w:r>
-          </w:p>
-        </w:tc>
-      </w:tr>
-      <w:tr>
-        <w:tc>
-          <w:tcPr>
-            <w:tcW w:type="dxa" w:w="3000"/>
-          </w:tcPr>
-          <w:p>
-            <w:r>
-              <w:rPr>
-                <w:rFonts w:ascii="Times New Roman" w:hAnsi="Times New Roman"/>
-                <w:b w:val="0"/>
-                <w:i w:val="0"/>
-                <w:sz w:val="20"/>
-              </w:rPr>
-              <w:t>Table 7.3</w:t>
-            </w:r>
-          </w:p>
-        </w:tc>
-        <w:tc>
-          <w:tcPr>
-            <w:tcW w:type="dxa" w:w="3000"/>
-          </w:tcPr>
-          <w:p>
-            <w:r>
-              <w:rPr>
-                <w:rFonts w:ascii="Times New Roman" w:hAnsi="Times New Roman"/>
-                <w:b w:val="0"/>
-                <w:i w:val="0"/>
-                <w:sz w:val="20"/>
-              </w:rPr>
-              <w:t>Comparison with baseline and existing systems</w:t>
-            </w:r>
-          </w:p>
-        </w:tc>
-        <w:tc>
-          <w:tcPr>
-            <w:tcW w:type="dxa" w:w="3000"/>
-          </w:tcPr>
-          <w:p>
-            <w:r>
-              <w:rPr>
-                <w:rFonts w:ascii="Times New Roman" w:hAnsi="Times New Roman"/>
-                <w:b w:val="0"/>
-                <w:i w:val="0"/>
-                <w:sz w:val="20"/>
-              </w:rPr>
-              <w:t>54</w:t>
-            </w:r>
-          </w:p>
-        </w:tc>
-      </w:tr>
-    </w:tbl>
+    <w:p>
+      <w:pPr>
+        <w:spacing w:before="0" w:after="40"/>
+        <w:tabs>
+          <w:tab w:val="right" w:leader="dot" w:pos="9000"/>
+        </w:tabs>
+      </w:pPr>
+      <w:r>
+        <w:rPr>
+          <w:rFonts w:ascii="Times New Roman" w:hAnsi="Times New Roman"/>
+          <w:sz w:val="24"/>
+          <w:szCs w:val="24"/>
+        </w:rPr>
+        <w:t xml:space="preserve">Table 3.1  Software requirements specification</w:t>
+      </w:r>
+      <w:r>
+        <w:rPr>
+          <w:rFonts w:ascii="Times New Roman" w:hAnsi="Times New Roman"/>
+          <w:sz w:val="24"/>
+          <w:szCs w:val="24"/>
+        </w:rPr>
+        <w:tab/>
+      </w:r>
+      <w:r>
+        <w:rPr>
+          <w:rFonts w:ascii="Times New Roman" w:hAnsi="Times New Roman"/>
+          <w:sz w:val="24"/>
+          <w:szCs w:val="24"/>
+        </w:rPr>
+        <w:t>18</w:t>
+      </w:r>
+    </w:p>
+    <w:p>
+      <w:pPr>
+        <w:spacing w:before="0" w:after="40"/>
+        <w:tabs>
+          <w:tab w:val="right" w:leader="dot" w:pos="9000"/>
+        </w:tabs>
+      </w:pPr>
+      <w:r>
+        <w:rPr>
+          <w:rFonts w:ascii="Times New Roman" w:hAnsi="Times New Roman"/>
+          <w:sz w:val="24"/>
+          <w:szCs w:val="24"/>
+        </w:rPr>
+        <w:t xml:space="preserve">Table 3.2  Hardware requirements specification</w:t>
+      </w:r>
+      <w:r>
+        <w:rPr>
+          <w:rFonts w:ascii="Times New Roman" w:hAnsi="Times New Roman"/>
+          <w:sz w:val="24"/>
+          <w:szCs w:val="24"/>
+        </w:rPr>
+        <w:tab/>
+      </w:r>
+      <w:r>
+        <w:rPr>
+          <w:rFonts w:ascii="Times New Roman" w:hAnsi="Times New Roman"/>
+          <w:sz w:val="24"/>
+          <w:szCs w:val="24"/>
+        </w:rPr>
+        <w:t>19</w:t>
+      </w:r>
+    </w:p>
+    <w:p>
+      <w:pPr>
+        <w:spacing w:before="0" w:after="40"/>
+        <w:tabs>
+          <w:tab w:val="right" w:leader="dot" w:pos="9000"/>
+        </w:tabs>
+      </w:pPr>
+      <w:r>
+        <w:rPr>
+          <w:rFonts w:ascii="Times New Roman" w:hAnsi="Times New Roman"/>
+          <w:sz w:val="24"/>
+          <w:szCs w:val="24"/>
+        </w:rPr>
+        <w:t xml:space="preserve">Table 3.3  Functional requirements summary</w:t>
+      </w:r>
+      <w:r>
+        <w:rPr>
+          <w:rFonts w:ascii="Times New Roman" w:hAnsi="Times New Roman"/>
+          <w:sz w:val="24"/>
+          <w:szCs w:val="24"/>
+        </w:rPr>
+        <w:tab/>
+      </w:r>
+      <w:r>
+        <w:rPr>
+          <w:rFonts w:ascii="Times New Roman" w:hAnsi="Times New Roman"/>
+          <w:sz w:val="24"/>
+          <w:szCs w:val="24"/>
+        </w:rPr>
+        <w:t>16</w:t>
+      </w:r>
+    </w:p>
+    <w:p>
+      <w:pPr>
+        <w:spacing w:before="0" w:after="40"/>
+        <w:tabs>
+          <w:tab w:val="right" w:leader="dot" w:pos="9000"/>
+        </w:tabs>
+      </w:pPr>
+      <w:r>
+        <w:rPr>
+          <w:rFonts w:ascii="Times New Roman" w:hAnsi="Times New Roman"/>
+          <w:sz w:val="24"/>
+          <w:szCs w:val="24"/>
+        </w:rPr>
+        <w:t xml:space="preserve">Table 4.1  Ingestion processor responsibilities</w:t>
+      </w:r>
+      <w:r>
+        <w:rPr>
+          <w:rFonts w:ascii="Times New Roman" w:hAnsi="Times New Roman"/>
+          <w:sz w:val="24"/>
+          <w:szCs w:val="24"/>
+        </w:rPr>
+        <w:tab/>
+      </w:r>
+      <w:r>
+        <w:rPr>
+          <w:rFonts w:ascii="Times New Roman" w:hAnsi="Times New Roman"/>
+          <w:sz w:val="24"/>
+          <w:szCs w:val="24"/>
+        </w:rPr>
+        <w:t>22</w:t>
+      </w:r>
+    </w:p>
+    <w:p>
+      <w:pPr>
+        <w:spacing w:before="0" w:after="40"/>
+        <w:tabs>
+          <w:tab w:val="right" w:leader="dot" w:pos="9000"/>
+        </w:tabs>
+      </w:pPr>
+      <w:r>
+        <w:rPr>
+          <w:rFonts w:ascii="Times New Roman" w:hAnsi="Times New Roman"/>
+          <w:sz w:val="24"/>
+          <w:szCs w:val="24"/>
+        </w:rPr>
+        <w:t xml:space="preserve">Table 4.2  ChromaDB metadata schema per chunk</w:t>
+      </w:r>
+      <w:r>
+        <w:rPr>
+          <w:rFonts w:ascii="Times New Roman" w:hAnsi="Times New Roman"/>
+          <w:sz w:val="24"/>
+          <w:szCs w:val="24"/>
+        </w:rPr>
+        <w:tab/>
+      </w:r>
+      <w:r>
+        <w:rPr>
+          <w:rFonts w:ascii="Times New Roman" w:hAnsi="Times New Roman"/>
+          <w:sz w:val="24"/>
+          <w:szCs w:val="24"/>
+        </w:rPr>
+        <w:t>24</w:t>
+      </w:r>
+    </w:p>
+    <w:p>
+      <w:pPr>
+        <w:spacing w:before="0" w:after="40"/>
+        <w:tabs>
+          <w:tab w:val="right" w:leader="dot" w:pos="9000"/>
+        </w:tabs>
+      </w:pPr>
+      <w:r>
+        <w:rPr>
+          <w:rFonts w:ascii="Times New Roman" w:hAnsi="Times New Roman"/>
+          <w:sz w:val="24"/>
+          <w:szCs w:val="24"/>
+        </w:rPr>
+        <w:t xml:space="preserve">Table 5.1  PDF heading detection keywords</w:t>
+      </w:r>
+      <w:r>
+        <w:rPr>
+          <w:rFonts w:ascii="Times New Roman" w:hAnsi="Times New Roman"/>
+          <w:sz w:val="24"/>
+          <w:szCs w:val="24"/>
+        </w:rPr>
+        <w:tab/>
+      </w:r>
+      <w:r>
+        <w:rPr>
+          <w:rFonts w:ascii="Times New Roman" w:hAnsi="Times New Roman"/>
+          <w:sz w:val="24"/>
+          <w:szCs w:val="24"/>
+        </w:rPr>
+        <w:t>31</w:t>
+      </w:r>
+    </w:p>
+    <w:p>
+      <w:pPr>
+        <w:spacing w:before="0" w:after="40"/>
+        <w:tabs>
+          <w:tab w:val="right" w:leader="dot" w:pos="9000"/>
+        </w:tabs>
+      </w:pPr>
+      <w:r>
+        <w:rPr>
+          <w:rFonts w:ascii="Times New Roman" w:hAnsi="Times New Roman"/>
+          <w:sz w:val="24"/>
+          <w:szCs w:val="24"/>
+        </w:rPr>
+        <w:t xml:space="preserve">Table 5.2  Chunking parameters by content type</w:t>
+      </w:r>
+      <w:r>
+        <w:rPr>
+          <w:rFonts w:ascii="Times New Roman" w:hAnsi="Times New Roman"/>
+          <w:sz w:val="24"/>
+          <w:szCs w:val="24"/>
+        </w:rPr>
+        <w:tab/>
+      </w:r>
+      <w:r>
+        <w:rPr>
+          <w:rFonts w:ascii="Times New Roman" w:hAnsi="Times New Roman"/>
+          <w:sz w:val="24"/>
+          <w:szCs w:val="24"/>
+        </w:rPr>
+        <w:t>32</w:t>
+      </w:r>
+    </w:p>
+    <w:p>
+      <w:pPr>
+        <w:spacing w:before="0" w:after="40"/>
+        <w:tabs>
+          <w:tab w:val="right" w:leader="dot" w:pos="9000"/>
+        </w:tabs>
+      </w:pPr>
+      <w:r>
+        <w:rPr>
+          <w:rFonts w:ascii="Times New Roman" w:hAnsi="Times New Roman"/>
+          <w:sz w:val="24"/>
+          <w:szCs w:val="24"/>
+        </w:rPr>
+        <w:t xml:space="preserve">Table 5.3  RAG pipeline methods and retrieval strategies</w:t>
+      </w:r>
+      <w:r>
+        <w:rPr>
+          <w:rFonts w:ascii="Times New Roman" w:hAnsi="Times New Roman"/>
+          <w:sz w:val="24"/>
+          <w:szCs w:val="24"/>
+        </w:rPr>
+        <w:tab/>
+      </w:r>
+      <w:r>
+        <w:rPr>
+          <w:rFonts w:ascii="Times New Roman" w:hAnsi="Times New Roman"/>
+          <w:sz w:val="24"/>
+          <w:szCs w:val="24"/>
+        </w:rPr>
+        <w:t>35</w:t>
+      </w:r>
+    </w:p>
+    <w:p>
+      <w:pPr>
+        <w:spacing w:before="0" w:after="40"/>
+        <w:tabs>
+          <w:tab w:val="right" w:leader="dot" w:pos="9000"/>
+        </w:tabs>
+      </w:pPr>
+      <w:r>
+        <w:rPr>
+          <w:rFonts w:ascii="Times New Roman" w:hAnsi="Times New Roman"/>
+          <w:sz w:val="24"/>
+          <w:szCs w:val="24"/>
+        </w:rPr>
+        <w:t xml:space="preserve">Table 5.4  Groq API models supported by the system</w:t>
+      </w:r>
+      <w:r>
+        <w:rPr>
+          <w:rFonts w:ascii="Times New Roman" w:hAnsi="Times New Roman"/>
+          <w:sz w:val="24"/>
+          <w:szCs w:val="24"/>
+        </w:rPr>
+        <w:tab/>
+      </w:r>
+      <w:r>
+        <w:rPr>
+          <w:rFonts w:ascii="Times New Roman" w:hAnsi="Times New Roman"/>
+          <w:sz w:val="24"/>
+          <w:szCs w:val="24"/>
+        </w:rPr>
+        <w:t>42</w:t>
+      </w:r>
+    </w:p>
+    <w:p>
+      <w:pPr>
+        <w:spacing w:before="0" w:after="40"/>
+        <w:tabs>
+          <w:tab w:val="right" w:leader="dot" w:pos="9000"/>
+        </w:tabs>
+      </w:pPr>
+      <w:r>
+        <w:rPr>
+          <w:rFonts w:ascii="Times New Roman" w:hAnsi="Times New Roman"/>
+          <w:sz w:val="24"/>
+          <w:szCs w:val="24"/>
+        </w:rPr>
+        <w:t xml:space="preserve">Table 6.1  Unit test cases and results</w:t>
+      </w:r>
+      <w:r>
+        <w:rPr>
+          <w:rFonts w:ascii="Times New Roman" w:hAnsi="Times New Roman"/>
+          <w:sz w:val="24"/>
+          <w:szCs w:val="24"/>
+        </w:rPr>
+        <w:tab/>
+      </w:r>
+      <w:r>
+        <w:rPr>
+          <w:rFonts w:ascii="Times New Roman" w:hAnsi="Times New Roman"/>
+          <w:sz w:val="24"/>
+          <w:szCs w:val="24"/>
+        </w:rPr>
+        <w:t>45</w:t>
+      </w:r>
+    </w:p>
+    <w:p>
+      <w:pPr>
+        <w:spacing w:before="0" w:after="40"/>
+        <w:tabs>
+          <w:tab w:val="right" w:leader="dot" w:pos="9000"/>
+        </w:tabs>
+      </w:pPr>
+      <w:r>
+        <w:rPr>
+          <w:rFonts w:ascii="Times New Roman" w:hAnsi="Times New Roman"/>
+          <w:sz w:val="24"/>
+          <w:szCs w:val="24"/>
+        </w:rPr>
+        <w:t xml:space="preserve">Table 6.2  Integration test scenarios</w:t>
+      </w:r>
+      <w:r>
+        <w:rPr>
+          <w:rFonts w:ascii="Times New Roman" w:hAnsi="Times New Roman"/>
+          <w:sz w:val="24"/>
+          <w:szCs w:val="24"/>
+        </w:rPr>
+        <w:tab/>
+      </w:r>
+      <w:r>
+        <w:rPr>
+          <w:rFonts w:ascii="Times New Roman" w:hAnsi="Times New Roman"/>
+          <w:sz w:val="24"/>
+          <w:szCs w:val="24"/>
+        </w:rPr>
+        <w:t>46</w:t>
+      </w:r>
+    </w:p>
+    <w:p>
+      <w:pPr>
+        <w:spacing w:before="0" w:after="40"/>
+        <w:tabs>
+          <w:tab w:val="right" w:leader="dot" w:pos="9000"/>
+        </w:tabs>
+      </w:pPr>
+      <w:r>
+        <w:rPr>
+          <w:rFonts w:ascii="Times New Roman" w:hAnsi="Times New Roman"/>
+          <w:sz w:val="24"/>
+          <w:szCs w:val="24"/>
+        </w:rPr>
+        <w:t xml:space="preserve">Table 6.3  RAGAS metric scores across test queries</w:t>
+      </w:r>
+      <w:r>
+        <w:rPr>
+          <w:rFonts w:ascii="Times New Roman" w:hAnsi="Times New Roman"/>
+          <w:sz w:val="24"/>
+          <w:szCs w:val="24"/>
+        </w:rPr>
+        <w:tab/>
+      </w:r>
+      <w:r>
+        <w:rPr>
+          <w:rFonts w:ascii="Times New Roman" w:hAnsi="Times New Roman"/>
+          <w:sz w:val="24"/>
+          <w:szCs w:val="24"/>
+        </w:rPr>
+        <w:t>48</w:t>
+      </w:r>
+    </w:p>
+    <w:p>
+      <w:pPr>
+        <w:spacing w:before="0" w:after="40"/>
+        <w:tabs>
+          <w:tab w:val="right" w:leader="dot" w:pos="9000"/>
+        </w:tabs>
+      </w:pPr>
+      <w:r>
+        <w:rPr>
+          <w:rFonts w:ascii="Times New Roman" w:hAnsi="Times New Roman"/>
+          <w:sz w:val="24"/>
+          <w:szCs w:val="24"/>
+        </w:rPr>
+        <w:t xml:space="preserve">Table 7.1  Retrieval Hit Rate and MRR at k=5 and k=10</w:t>
+      </w:r>
+      <w:r>
+        <w:rPr>
+          <w:rFonts w:ascii="Times New Roman" w:hAnsi="Times New Roman"/>
+          <w:sz w:val="24"/>
+          <w:szCs w:val="24"/>
+        </w:rPr>
+        <w:tab/>
+      </w:r>
+      <w:r>
+        <w:rPr>
+          <w:rFonts w:ascii="Times New Roman" w:hAnsi="Times New Roman"/>
+          <w:sz w:val="24"/>
+          <w:szCs w:val="24"/>
+        </w:rPr>
+        <w:t>51</w:t>
+      </w:r>
+    </w:p>
+    <w:p>
+      <w:pPr>
+        <w:spacing w:before="0" w:after="40"/>
+        <w:tabs>
+          <w:tab w:val="right" w:leader="dot" w:pos="9000"/>
+        </w:tabs>
+      </w:pPr>
+      <w:r>
+        <w:rPr>
+          <w:rFonts w:ascii="Times New Roman" w:hAnsi="Times New Roman"/>
+          <w:sz w:val="24"/>
+          <w:szCs w:val="24"/>
+        </w:rPr>
+        <w:t xml:space="preserve">Table 7.2  LLM generation quality scores (faithfulness, relevance)</w:t>
+      </w:r>
+      <w:r>
+        <w:rPr>
+          <w:rFonts w:ascii="Times New Roman" w:hAnsi="Times New Roman"/>
+          <w:sz w:val="24"/>
+          <w:szCs w:val="24"/>
+        </w:rPr>
+        <w:tab/>
+      </w:r>
+      <w:r>
+        <w:rPr>
+          <w:rFonts w:ascii="Times New Roman" w:hAnsi="Times New Roman"/>
+          <w:sz w:val="24"/>
+          <w:szCs w:val="24"/>
+        </w:rPr>
+        <w:t>52</w:t>
+      </w:r>
+    </w:p>
+    <w:p>
+      <w:pPr>
+        <w:spacing w:before="0" w:after="40"/>
+        <w:tabs>
+          <w:tab w:val="right" w:leader="dot" w:pos="9000"/>
+        </w:tabs>
+      </w:pPr>
+      <w:r>
+        <w:rPr>
+          <w:rFonts w:ascii="Times New Roman" w:hAnsi="Times New Roman"/>
+          <w:sz w:val="24"/>
+          <w:szCs w:val="24"/>
+        </w:rPr>
+        <w:t xml:space="preserve">Table 7.3  Comparison with baseline and existing systems</w:t>
+      </w:r>
+      <w:r>
+        <w:rPr>
+          <w:rFonts w:ascii="Times New Roman" w:hAnsi="Times New Roman"/>
+          <w:sz w:val="24"/>
+          <w:szCs w:val="24"/>
+        </w:rPr>
+        <w:tab/>
+      </w:r>
+      <w:r>
+        <w:rPr>
+          <w:rFonts w:ascii="Times New Roman" w:hAnsi="Times New Roman"/>
+          <w:sz w:val="24"/>
+          <w:szCs w:val="24"/>
+        </w:rPr>
+        <w:t>54</w:t>
+      </w:r>
+    </w:p>
     <w:p>
       <w:pPr>
         <w:jc w:val="center"/>
@@ -5274,6 +4185,11 @@
       </w:r>
     </w:p>
     <w:p>
+      <w:pPr>
+        <w:sectPr>
+          <w:type w:val="nextPage"/>
+        </w:sectPr>
+      </w:pPr>
       <w:r>
         <w:br w:type="page"/>
       </w:r>
@@ -5775,6 +4691,13 @@
       </w:r>
     </w:p>
     <w:p>
+      <w:pPr>
+        <w:sectPr>
+          <w:headerReference w:type="default" r:id="rId31"/>
+          <w:footerReference w:type="default" r:id="rId32"/>
+          <w:type w:val="nextPage"/>
+        </w:sectPr>
+      </w:pPr>
       <w:r>
         <w:br w:type="page"/>
       </w:r>
@@ -7297,6 +6220,13 @@
     </w:tbl>
     <w:p/>
     <w:p>
+      <w:pPr>
+        <w:sectPr>
+          <w:headerReference w:type="default" r:id="rId33"/>
+          <w:footerReference w:type="default" r:id="rId34"/>
+          <w:type w:val="nextPage"/>
+        </w:sectPr>
+      </w:pPr>
       <w:r>
         <w:br w:type="page"/>
       </w:r>
@@ -11039,6 +9969,13 @@
     </w:tbl>
     <w:p/>
     <w:p>
+      <w:pPr>
+        <w:sectPr>
+          <w:headerReference w:type="default" r:id="rId35"/>
+          <w:footerReference w:type="default" r:id="rId36"/>
+          <w:type w:val="nextPage"/>
+        </w:sectPr>
+      </w:pPr>
       <w:r>
         <w:br w:type="page"/>
       </w:r>
@@ -13627,6 +12564,13 @@
       </w:r>
     </w:p>
     <w:p>
+      <w:pPr>
+        <w:sectPr>
+          <w:headerReference w:type="default" r:id="rId37"/>
+          <w:footerReference w:type="default" r:id="rId38"/>
+          <w:type w:val="nextPage"/>
+        </w:sectPr>
+      </w:pPr>
       <w:r>
         <w:br w:type="page"/>
       </w:r>
@@ -16759,6 +15703,13 @@
       </w:r>
     </w:p>
     <w:p>
+      <w:pPr>
+        <w:sectPr>
+          <w:headerReference w:type="default" r:id="rId39"/>
+          <w:footerReference w:type="default" r:id="rId40"/>
+          <w:type w:val="nextPage"/>
+        </w:sectPr>
+      </w:pPr>
       <w:r>
         <w:br w:type="page"/>
       </w:r>
@@ -19197,6 +18148,13 @@
       </w:r>
     </w:p>
     <w:p>
+      <w:pPr>
+        <w:sectPr>
+          <w:headerReference w:type="default" r:id="rId41"/>
+          <w:footerReference w:type="default" r:id="rId42"/>
+          <w:type w:val="nextPage"/>
+        </w:sectPr>
+      </w:pPr>
       <w:r>
         <w:br w:type="page"/>
       </w:r>
@@ -21974,6 +20932,13 @@
       </w:r>
     </w:p>
     <w:p>
+      <w:pPr>
+        <w:sectPr>
+          <w:headerReference w:type="default" r:id="rId43"/>
+          <w:footerReference w:type="default" r:id="rId44"/>
+          <w:type w:val="nextPage"/>
+        </w:sectPr>
+      </w:pPr>
       <w:r>
         <w:br w:type="page"/>
       </w:r>
@@ -22331,6 +21296,13 @@
       </w:r>
     </w:p>
     <w:p>
+      <w:pPr>
+        <w:sectPr>
+          <w:headerReference w:type="default" r:id="rId45"/>
+          <w:footerReference w:type="default" r:id="rId46"/>
+          <w:type w:val="nextPage"/>
+        </w:sectPr>
+      </w:pPr>
       <w:r>
         <w:br w:type="page"/>
       </w:r>
@@ -22726,6 +21698,8 @@
       </w:r>
     </w:p>
     <w:sectPr>
+      <w:headerReference w:type="default" r:id="rId47"/>
+      <w:footerReference w:type="default" r:id="rId48"/>
       <w:pgSz w:w="12240" w:h="15840"/>
       <w:pgMar w:top="1440" w:right="1440" w:bottom="1440" w:left="1800" w:header="720" w:footer="720" w:gutter="0"/>
       <w:cols w:space="720"/>
@@ -22733,6 +21707,636 @@
     </w:sectPr>
   </w:body>
 </w:document>
+</file>
+
+<file path=word/footer1.xml><?xml version="1.0" encoding="utf-8"?>
+<w:ftr xmlns:m="http://schemas.openxmlformats.org/officeDocument/2006/math" xmlns:mc="http://schemas.openxmlformats.org/markup-compatibility/2006" xmlns:mo="http://schemas.microsoft.com/office/mac/office/2008/main" xmlns:mv="urn:schemas-microsoft-com:mac:vml" xmlns:o="urn:schemas-microsoft-com:office:office" xmlns:r="http://schemas.openxmlformats.org/officeDocument/2006/relationships" xmlns:v="urn:schemas-microsoft-com:vml" xmlns:w10="urn:schemas-microsoft-com:office:word" xmlns:w14="http://schemas.microsoft.com/office/word/2010/wordml" xmlns:w="http://schemas.openxmlformats.org/wordprocessingml/2006/main" xmlns:wne="http://schemas.microsoft.com/office/word/2006/wordml" xmlns:wp14="http://schemas.microsoft.com/office/word/2010/wordprocessingDrawing" xmlns:wp="http://schemas.openxmlformats.org/drawingml/2006/wordprocessingDrawing" xmlns:wpc="http://schemas.microsoft.com/office/word/2010/wordprocessingCanvas" xmlns:wpg="http://schemas.microsoft.com/office/word/2010/wordprocessingGroup" xmlns:wpi="http://schemas.microsoft.com/office/word/2010/wordprocessingInk" xmlns:wps="http://schemas.microsoft.com/office/word/2010/wordprocessingShape" mc:Ignorable="w14 wp14">
+  <w:p>
+    <w:pPr>
+      <w:pStyle w:val="Footer"/>
+      <w:jc w:val="left"/>
+      <w:pBdr>
+        <w:top w:val="single" w:sz="6" w:space="1" w:color="000000"/>
+      </w:pBdr>
+      <w:tabs>
+        <w:tab w:val="right" w:pos="9000"/>
+      </w:tabs>
+      <w:spacing w:before="120"/>
+    </w:pPr>
+    <w:r>
+      <w:rPr>
+        <w:rFonts w:ascii="Times New Roman" w:hAnsi="Times New Roman"/>
+        <w:sz w:val="24"/>
+      </w:rPr>
+      <w:t xml:space="preserve">Page | </w:t>
+    </w:r>
+    <w:r>
+      <w:fldChar w:fldCharType="begin"/>
+    </w:r>
+    <w:r>
+      <w:instrText xml:space="preserve"> PAGE </w:instrText>
+    </w:r>
+    <w:r>
+      <w:fldChar w:fldCharType="end"/>
+    </w:r>
+    <w:r>
+      <w:rPr>
+        <w:rFonts w:ascii="Times New Roman" w:hAnsi="Times New Roman"/>
+        <w:sz w:val="24"/>
+      </w:rPr>
+      <w:tab/>
+    </w:r>
+    <w:r>
+      <w:rPr>
+        <w:rFonts w:ascii="Times New Roman" w:hAnsi="Times New Roman"/>
+        <w:sz w:val="24"/>
+      </w:rPr>
+      <w:t>Dept. of CSE, ASC, Bengaluru</w:t>
+    </w:r>
+  </w:p>
+</w:ftr>
+</file>
+
+<file path=word/footer2.xml><?xml version="1.0" encoding="utf-8"?>
+<w:ftr xmlns:m="http://schemas.openxmlformats.org/officeDocument/2006/math" xmlns:mc="http://schemas.openxmlformats.org/markup-compatibility/2006" xmlns:mo="http://schemas.microsoft.com/office/mac/office/2008/main" xmlns:mv="urn:schemas-microsoft-com:mac:vml" xmlns:o="urn:schemas-microsoft-com:office:office" xmlns:r="http://schemas.openxmlformats.org/officeDocument/2006/relationships" xmlns:v="urn:schemas-microsoft-com:vml" xmlns:w10="urn:schemas-microsoft-com:office:word" xmlns:w14="http://schemas.microsoft.com/office/word/2010/wordml" xmlns:w="http://schemas.openxmlformats.org/wordprocessingml/2006/main" xmlns:wne="http://schemas.microsoft.com/office/word/2006/wordml" xmlns:wp14="http://schemas.microsoft.com/office/word/2010/wordprocessingDrawing" xmlns:wp="http://schemas.openxmlformats.org/drawingml/2006/wordprocessingDrawing" xmlns:wpc="http://schemas.microsoft.com/office/word/2010/wordprocessingCanvas" xmlns:wpg="http://schemas.microsoft.com/office/word/2010/wordprocessingGroup" xmlns:wpi="http://schemas.microsoft.com/office/word/2010/wordprocessingInk" xmlns:wps="http://schemas.microsoft.com/office/word/2010/wordprocessingShape" mc:Ignorable="w14 wp14">
+  <w:p>
+    <w:pPr>
+      <w:pStyle w:val="Footer"/>
+      <w:jc w:val="left"/>
+      <w:pBdr>
+        <w:top w:val="single" w:sz="6" w:space="1" w:color="000000"/>
+      </w:pBdr>
+      <w:tabs>
+        <w:tab w:val="right" w:pos="9000"/>
+      </w:tabs>
+      <w:spacing w:before="120"/>
+    </w:pPr>
+    <w:r>
+      <w:rPr>
+        <w:rFonts w:ascii="Times New Roman" w:hAnsi="Times New Roman"/>
+        <w:sz w:val="24"/>
+      </w:rPr>
+      <w:t xml:space="preserve">Page | </w:t>
+    </w:r>
+    <w:r>
+      <w:fldChar w:fldCharType="begin"/>
+    </w:r>
+    <w:r>
+      <w:instrText xml:space="preserve"> PAGE </w:instrText>
+    </w:r>
+    <w:r>
+      <w:fldChar w:fldCharType="end"/>
+    </w:r>
+    <w:r>
+      <w:rPr>
+        <w:rFonts w:ascii="Times New Roman" w:hAnsi="Times New Roman"/>
+        <w:sz w:val="24"/>
+      </w:rPr>
+      <w:tab/>
+    </w:r>
+    <w:r>
+      <w:rPr>
+        <w:rFonts w:ascii="Times New Roman" w:hAnsi="Times New Roman"/>
+        <w:sz w:val="24"/>
+      </w:rPr>
+      <w:t>Dept. of CSE, ASC, Bengaluru</w:t>
+    </w:r>
+  </w:p>
+</w:ftr>
+</file>
+
+<file path=word/footer3.xml><?xml version="1.0" encoding="utf-8"?>
+<w:ftr xmlns:m="http://schemas.openxmlformats.org/officeDocument/2006/math" xmlns:mc="http://schemas.openxmlformats.org/markup-compatibility/2006" xmlns:mo="http://schemas.microsoft.com/office/mac/office/2008/main" xmlns:mv="urn:schemas-microsoft-com:mac:vml" xmlns:o="urn:schemas-microsoft-com:office:office" xmlns:r="http://schemas.openxmlformats.org/officeDocument/2006/relationships" xmlns:v="urn:schemas-microsoft-com:vml" xmlns:w10="urn:schemas-microsoft-com:office:word" xmlns:w14="http://schemas.microsoft.com/office/word/2010/wordml" xmlns:w="http://schemas.openxmlformats.org/wordprocessingml/2006/main" xmlns:wne="http://schemas.microsoft.com/office/word/2006/wordml" xmlns:wp14="http://schemas.microsoft.com/office/word/2010/wordprocessingDrawing" xmlns:wp="http://schemas.openxmlformats.org/drawingml/2006/wordprocessingDrawing" xmlns:wpc="http://schemas.microsoft.com/office/word/2010/wordprocessingCanvas" xmlns:wpg="http://schemas.microsoft.com/office/word/2010/wordprocessingGroup" xmlns:wpi="http://schemas.microsoft.com/office/word/2010/wordprocessingInk" xmlns:wps="http://schemas.microsoft.com/office/word/2010/wordprocessingShape" mc:Ignorable="w14 wp14">
+  <w:p>
+    <w:pPr>
+      <w:pStyle w:val="Footer"/>
+      <w:jc w:val="left"/>
+      <w:pBdr>
+        <w:top w:val="single" w:sz="6" w:space="1" w:color="000000"/>
+      </w:pBdr>
+      <w:tabs>
+        <w:tab w:val="right" w:pos="9000"/>
+      </w:tabs>
+      <w:spacing w:before="120"/>
+    </w:pPr>
+    <w:r>
+      <w:rPr>
+        <w:rFonts w:ascii="Times New Roman" w:hAnsi="Times New Roman"/>
+        <w:sz w:val="24"/>
+      </w:rPr>
+      <w:t xml:space="preserve">Page | </w:t>
+    </w:r>
+    <w:r>
+      <w:fldChar w:fldCharType="begin"/>
+    </w:r>
+    <w:r>
+      <w:instrText xml:space="preserve"> PAGE </w:instrText>
+    </w:r>
+    <w:r>
+      <w:fldChar w:fldCharType="end"/>
+    </w:r>
+    <w:r>
+      <w:rPr>
+        <w:rFonts w:ascii="Times New Roman" w:hAnsi="Times New Roman"/>
+        <w:sz w:val="24"/>
+      </w:rPr>
+      <w:tab/>
+    </w:r>
+    <w:r>
+      <w:rPr>
+        <w:rFonts w:ascii="Times New Roman" w:hAnsi="Times New Roman"/>
+        <w:sz w:val="24"/>
+      </w:rPr>
+      <w:t>Dept. of CSE, ASC, Bengaluru</w:t>
+    </w:r>
+  </w:p>
+</w:ftr>
+</file>
+
+<file path=word/footer4.xml><?xml version="1.0" encoding="utf-8"?>
+<w:ftr xmlns:m="http://schemas.openxmlformats.org/officeDocument/2006/math" xmlns:mc="http://schemas.openxmlformats.org/markup-compatibility/2006" xmlns:mo="http://schemas.microsoft.com/office/mac/office/2008/main" xmlns:mv="urn:schemas-microsoft-com:mac:vml" xmlns:o="urn:schemas-microsoft-com:office:office" xmlns:r="http://schemas.openxmlformats.org/officeDocument/2006/relationships" xmlns:v="urn:schemas-microsoft-com:vml" xmlns:w10="urn:schemas-microsoft-com:office:word" xmlns:w14="http://schemas.microsoft.com/office/word/2010/wordml" xmlns:w="http://schemas.openxmlformats.org/wordprocessingml/2006/main" xmlns:wne="http://schemas.microsoft.com/office/word/2006/wordml" xmlns:wp14="http://schemas.microsoft.com/office/word/2010/wordprocessingDrawing" xmlns:wp="http://schemas.openxmlformats.org/drawingml/2006/wordprocessingDrawing" xmlns:wpc="http://schemas.microsoft.com/office/word/2010/wordprocessingCanvas" xmlns:wpg="http://schemas.microsoft.com/office/word/2010/wordprocessingGroup" xmlns:wpi="http://schemas.microsoft.com/office/word/2010/wordprocessingInk" xmlns:wps="http://schemas.microsoft.com/office/word/2010/wordprocessingShape" mc:Ignorable="w14 wp14">
+  <w:p>
+    <w:pPr>
+      <w:pStyle w:val="Footer"/>
+      <w:jc w:val="left"/>
+      <w:pBdr>
+        <w:top w:val="single" w:sz="6" w:space="1" w:color="000000"/>
+      </w:pBdr>
+      <w:tabs>
+        <w:tab w:val="right" w:pos="9000"/>
+      </w:tabs>
+      <w:spacing w:before="120"/>
+    </w:pPr>
+    <w:r>
+      <w:rPr>
+        <w:rFonts w:ascii="Times New Roman" w:hAnsi="Times New Roman"/>
+        <w:sz w:val="24"/>
+      </w:rPr>
+      <w:t xml:space="preserve">Page | </w:t>
+    </w:r>
+    <w:r>
+      <w:fldChar w:fldCharType="begin"/>
+    </w:r>
+    <w:r>
+      <w:instrText xml:space="preserve"> PAGE </w:instrText>
+    </w:r>
+    <w:r>
+      <w:fldChar w:fldCharType="end"/>
+    </w:r>
+    <w:r>
+      <w:rPr>
+        <w:rFonts w:ascii="Times New Roman" w:hAnsi="Times New Roman"/>
+        <w:sz w:val="24"/>
+      </w:rPr>
+      <w:tab/>
+    </w:r>
+    <w:r>
+      <w:rPr>
+        <w:rFonts w:ascii="Times New Roman" w:hAnsi="Times New Roman"/>
+        <w:sz w:val="24"/>
+      </w:rPr>
+      <w:t>Dept. of CSE, ASC, Bengaluru</w:t>
+    </w:r>
+  </w:p>
+</w:ftr>
+</file>
+
+<file path=word/footer5.xml><?xml version="1.0" encoding="utf-8"?>
+<w:ftr xmlns:m="http://schemas.openxmlformats.org/officeDocument/2006/math" xmlns:mc="http://schemas.openxmlformats.org/markup-compatibility/2006" xmlns:mo="http://schemas.microsoft.com/office/mac/office/2008/main" xmlns:mv="urn:schemas-microsoft-com:mac:vml" xmlns:o="urn:schemas-microsoft-com:office:office" xmlns:r="http://schemas.openxmlformats.org/officeDocument/2006/relationships" xmlns:v="urn:schemas-microsoft-com:vml" xmlns:w10="urn:schemas-microsoft-com:office:word" xmlns:w14="http://schemas.microsoft.com/office/word/2010/wordml" xmlns:w="http://schemas.openxmlformats.org/wordprocessingml/2006/main" xmlns:wne="http://schemas.microsoft.com/office/word/2006/wordml" xmlns:wp14="http://schemas.microsoft.com/office/word/2010/wordprocessingDrawing" xmlns:wp="http://schemas.openxmlformats.org/drawingml/2006/wordprocessingDrawing" xmlns:wpc="http://schemas.microsoft.com/office/word/2010/wordprocessingCanvas" xmlns:wpg="http://schemas.microsoft.com/office/word/2010/wordprocessingGroup" xmlns:wpi="http://schemas.microsoft.com/office/word/2010/wordprocessingInk" xmlns:wps="http://schemas.microsoft.com/office/word/2010/wordprocessingShape" mc:Ignorable="w14 wp14">
+  <w:p>
+    <w:pPr>
+      <w:pStyle w:val="Footer"/>
+      <w:jc w:val="left"/>
+      <w:pBdr>
+        <w:top w:val="single" w:sz="6" w:space="1" w:color="000000"/>
+      </w:pBdr>
+      <w:tabs>
+        <w:tab w:val="right" w:pos="9000"/>
+      </w:tabs>
+      <w:spacing w:before="120"/>
+    </w:pPr>
+    <w:r>
+      <w:rPr>
+        <w:rFonts w:ascii="Times New Roman" w:hAnsi="Times New Roman"/>
+        <w:sz w:val="24"/>
+      </w:rPr>
+      <w:t xml:space="preserve">Page | </w:t>
+    </w:r>
+    <w:r>
+      <w:fldChar w:fldCharType="begin"/>
+    </w:r>
+    <w:r>
+      <w:instrText xml:space="preserve"> PAGE </w:instrText>
+    </w:r>
+    <w:r>
+      <w:fldChar w:fldCharType="end"/>
+    </w:r>
+    <w:r>
+      <w:rPr>
+        <w:rFonts w:ascii="Times New Roman" w:hAnsi="Times New Roman"/>
+        <w:sz w:val="24"/>
+      </w:rPr>
+      <w:tab/>
+    </w:r>
+    <w:r>
+      <w:rPr>
+        <w:rFonts w:ascii="Times New Roman" w:hAnsi="Times New Roman"/>
+        <w:sz w:val="24"/>
+      </w:rPr>
+      <w:t>Dept. of CSE, ASC, Bengaluru</w:t>
+    </w:r>
+  </w:p>
+</w:ftr>
+</file>
+
+<file path=word/footer6.xml><?xml version="1.0" encoding="utf-8"?>
+<w:ftr xmlns:m="http://schemas.openxmlformats.org/officeDocument/2006/math" xmlns:mc="http://schemas.openxmlformats.org/markup-compatibility/2006" xmlns:mo="http://schemas.microsoft.com/office/mac/office/2008/main" xmlns:mv="urn:schemas-microsoft-com:mac:vml" xmlns:o="urn:schemas-microsoft-com:office:office" xmlns:r="http://schemas.openxmlformats.org/officeDocument/2006/relationships" xmlns:v="urn:schemas-microsoft-com:vml" xmlns:w10="urn:schemas-microsoft-com:office:word" xmlns:w14="http://schemas.microsoft.com/office/word/2010/wordml" xmlns:w="http://schemas.openxmlformats.org/wordprocessingml/2006/main" xmlns:wne="http://schemas.microsoft.com/office/word/2006/wordml" xmlns:wp14="http://schemas.microsoft.com/office/word/2010/wordprocessingDrawing" xmlns:wp="http://schemas.openxmlformats.org/drawingml/2006/wordprocessingDrawing" xmlns:wpc="http://schemas.microsoft.com/office/word/2010/wordprocessingCanvas" xmlns:wpg="http://schemas.microsoft.com/office/word/2010/wordprocessingGroup" xmlns:wpi="http://schemas.microsoft.com/office/word/2010/wordprocessingInk" xmlns:wps="http://schemas.microsoft.com/office/word/2010/wordprocessingShape" mc:Ignorable="w14 wp14">
+  <w:p>
+    <w:pPr>
+      <w:pStyle w:val="Footer"/>
+      <w:jc w:val="left"/>
+      <w:pBdr>
+        <w:top w:val="single" w:sz="6" w:space="1" w:color="000000"/>
+      </w:pBdr>
+      <w:tabs>
+        <w:tab w:val="right" w:pos="9000"/>
+      </w:tabs>
+      <w:spacing w:before="120"/>
+    </w:pPr>
+    <w:r>
+      <w:rPr>
+        <w:rFonts w:ascii="Times New Roman" w:hAnsi="Times New Roman"/>
+        <w:sz w:val="24"/>
+      </w:rPr>
+      <w:t xml:space="preserve">Page | </w:t>
+    </w:r>
+    <w:r>
+      <w:fldChar w:fldCharType="begin"/>
+    </w:r>
+    <w:r>
+      <w:instrText xml:space="preserve"> PAGE </w:instrText>
+    </w:r>
+    <w:r>
+      <w:fldChar w:fldCharType="end"/>
+    </w:r>
+    <w:r>
+      <w:rPr>
+        <w:rFonts w:ascii="Times New Roman" w:hAnsi="Times New Roman"/>
+        <w:sz w:val="24"/>
+      </w:rPr>
+      <w:tab/>
+    </w:r>
+    <w:r>
+      <w:rPr>
+        <w:rFonts w:ascii="Times New Roman" w:hAnsi="Times New Roman"/>
+        <w:sz w:val="24"/>
+      </w:rPr>
+      <w:t>Dept. of CSE, ASC, Bengaluru</w:t>
+    </w:r>
+  </w:p>
+</w:ftr>
+</file>
+
+<file path=word/footer7.xml><?xml version="1.0" encoding="utf-8"?>
+<w:ftr xmlns:m="http://schemas.openxmlformats.org/officeDocument/2006/math" xmlns:mc="http://schemas.openxmlformats.org/markup-compatibility/2006" xmlns:mo="http://schemas.microsoft.com/office/mac/office/2008/main" xmlns:mv="urn:schemas-microsoft-com:mac:vml" xmlns:o="urn:schemas-microsoft-com:office:office" xmlns:r="http://schemas.openxmlformats.org/officeDocument/2006/relationships" xmlns:v="urn:schemas-microsoft-com:vml" xmlns:w10="urn:schemas-microsoft-com:office:word" xmlns:w14="http://schemas.microsoft.com/office/word/2010/wordml" xmlns:w="http://schemas.openxmlformats.org/wordprocessingml/2006/main" xmlns:wne="http://schemas.microsoft.com/office/word/2006/wordml" xmlns:wp14="http://schemas.microsoft.com/office/word/2010/wordprocessingDrawing" xmlns:wp="http://schemas.openxmlformats.org/drawingml/2006/wordprocessingDrawing" xmlns:wpc="http://schemas.microsoft.com/office/word/2010/wordprocessingCanvas" xmlns:wpg="http://schemas.microsoft.com/office/word/2010/wordprocessingGroup" xmlns:wpi="http://schemas.microsoft.com/office/word/2010/wordprocessingInk" xmlns:wps="http://schemas.microsoft.com/office/word/2010/wordprocessingShape" mc:Ignorable="w14 wp14">
+  <w:p>
+    <w:pPr>
+      <w:pStyle w:val="Footer"/>
+      <w:jc w:val="left"/>
+      <w:pBdr>
+        <w:top w:val="single" w:sz="6" w:space="1" w:color="000000"/>
+      </w:pBdr>
+      <w:tabs>
+        <w:tab w:val="right" w:pos="9000"/>
+      </w:tabs>
+      <w:spacing w:before="120"/>
+    </w:pPr>
+    <w:r>
+      <w:rPr>
+        <w:rFonts w:ascii="Times New Roman" w:hAnsi="Times New Roman"/>
+        <w:sz w:val="24"/>
+      </w:rPr>
+      <w:t xml:space="preserve">Page | </w:t>
+    </w:r>
+    <w:r>
+      <w:fldChar w:fldCharType="begin"/>
+    </w:r>
+    <w:r>
+      <w:instrText xml:space="preserve"> PAGE </w:instrText>
+    </w:r>
+    <w:r>
+      <w:fldChar w:fldCharType="end"/>
+    </w:r>
+    <w:r>
+      <w:rPr>
+        <w:rFonts w:ascii="Times New Roman" w:hAnsi="Times New Roman"/>
+        <w:sz w:val="24"/>
+      </w:rPr>
+      <w:tab/>
+    </w:r>
+    <w:r>
+      <w:rPr>
+        <w:rFonts w:ascii="Times New Roman" w:hAnsi="Times New Roman"/>
+        <w:sz w:val="24"/>
+      </w:rPr>
+      <w:t>Dept. of CSE, ASC, Bengaluru</w:t>
+    </w:r>
+  </w:p>
+</w:ftr>
+</file>
+
+<file path=word/footer8.xml><?xml version="1.0" encoding="utf-8"?>
+<w:ftr xmlns:m="http://schemas.openxmlformats.org/officeDocument/2006/math" xmlns:mc="http://schemas.openxmlformats.org/markup-compatibility/2006" xmlns:mo="http://schemas.microsoft.com/office/mac/office/2008/main" xmlns:mv="urn:schemas-microsoft-com:mac:vml" xmlns:o="urn:schemas-microsoft-com:office:office" xmlns:r="http://schemas.openxmlformats.org/officeDocument/2006/relationships" xmlns:v="urn:schemas-microsoft-com:vml" xmlns:w10="urn:schemas-microsoft-com:office:word" xmlns:w14="http://schemas.microsoft.com/office/word/2010/wordml" xmlns:w="http://schemas.openxmlformats.org/wordprocessingml/2006/main" xmlns:wne="http://schemas.microsoft.com/office/word/2006/wordml" xmlns:wp14="http://schemas.microsoft.com/office/word/2010/wordprocessingDrawing" xmlns:wp="http://schemas.openxmlformats.org/drawingml/2006/wordprocessingDrawing" xmlns:wpc="http://schemas.microsoft.com/office/word/2010/wordprocessingCanvas" xmlns:wpg="http://schemas.microsoft.com/office/word/2010/wordprocessingGroup" xmlns:wpi="http://schemas.microsoft.com/office/word/2010/wordprocessingInk" xmlns:wps="http://schemas.microsoft.com/office/word/2010/wordprocessingShape" mc:Ignorable="w14 wp14">
+  <w:p>
+    <w:pPr>
+      <w:pStyle w:val="Footer"/>
+      <w:jc w:val="left"/>
+      <w:pBdr>
+        <w:top w:val="single" w:sz="6" w:space="1" w:color="000000"/>
+      </w:pBdr>
+      <w:tabs>
+        <w:tab w:val="right" w:pos="9000"/>
+      </w:tabs>
+      <w:spacing w:before="120"/>
+    </w:pPr>
+    <w:r>
+      <w:rPr>
+        <w:rFonts w:ascii="Times New Roman" w:hAnsi="Times New Roman"/>
+        <w:sz w:val="24"/>
+      </w:rPr>
+      <w:t xml:space="preserve">Page | </w:t>
+    </w:r>
+    <w:r>
+      <w:fldChar w:fldCharType="begin"/>
+    </w:r>
+    <w:r>
+      <w:instrText xml:space="preserve"> PAGE </w:instrText>
+    </w:r>
+    <w:r>
+      <w:fldChar w:fldCharType="end"/>
+    </w:r>
+    <w:r>
+      <w:rPr>
+        <w:rFonts w:ascii="Times New Roman" w:hAnsi="Times New Roman"/>
+        <w:sz w:val="24"/>
+      </w:rPr>
+      <w:tab/>
+    </w:r>
+    <w:r>
+      <w:rPr>
+        <w:rFonts w:ascii="Times New Roman" w:hAnsi="Times New Roman"/>
+        <w:sz w:val="24"/>
+      </w:rPr>
+      <w:t>Dept. of CSE, ASC, Bengaluru</w:t>
+    </w:r>
+  </w:p>
+</w:ftr>
+</file>
+
+<file path=word/footer9.xml><?xml version="1.0" encoding="utf-8"?>
+<w:ftr xmlns:m="http://schemas.openxmlformats.org/officeDocument/2006/math" xmlns:mc="http://schemas.openxmlformats.org/markup-compatibility/2006" xmlns:mo="http://schemas.microsoft.com/office/mac/office/2008/main" xmlns:mv="urn:schemas-microsoft-com:mac:vml" xmlns:o="urn:schemas-microsoft-com:office:office" xmlns:r="http://schemas.openxmlformats.org/officeDocument/2006/relationships" xmlns:v="urn:schemas-microsoft-com:vml" xmlns:w10="urn:schemas-microsoft-com:office:word" xmlns:w14="http://schemas.microsoft.com/office/word/2010/wordml" xmlns:w="http://schemas.openxmlformats.org/wordprocessingml/2006/main" xmlns:wne="http://schemas.microsoft.com/office/word/2006/wordml" xmlns:wp14="http://schemas.microsoft.com/office/word/2010/wordprocessingDrawing" xmlns:wp="http://schemas.openxmlformats.org/drawingml/2006/wordprocessingDrawing" xmlns:wpc="http://schemas.microsoft.com/office/word/2010/wordprocessingCanvas" xmlns:wpg="http://schemas.microsoft.com/office/word/2010/wordprocessingGroup" xmlns:wpi="http://schemas.microsoft.com/office/word/2010/wordprocessingInk" xmlns:wps="http://schemas.microsoft.com/office/word/2010/wordprocessingShape" mc:Ignorable="w14 wp14">
+  <w:p>
+    <w:pPr>
+      <w:pStyle w:val="Footer"/>
+      <w:jc w:val="left"/>
+      <w:pBdr>
+        <w:top w:val="single" w:sz="6" w:space="1" w:color="000000"/>
+      </w:pBdr>
+      <w:tabs>
+        <w:tab w:val="right" w:pos="9000"/>
+      </w:tabs>
+      <w:spacing w:before="120"/>
+    </w:pPr>
+    <w:r>
+      <w:rPr>
+        <w:rFonts w:ascii="Times New Roman" w:hAnsi="Times New Roman"/>
+        <w:sz w:val="24"/>
+      </w:rPr>
+      <w:t xml:space="preserve">Page | </w:t>
+    </w:r>
+    <w:r>
+      <w:fldChar w:fldCharType="begin"/>
+    </w:r>
+    <w:r>
+      <w:instrText xml:space="preserve"> PAGE </w:instrText>
+    </w:r>
+    <w:r>
+      <w:fldChar w:fldCharType="end"/>
+    </w:r>
+    <w:r>
+      <w:rPr>
+        <w:rFonts w:ascii="Times New Roman" w:hAnsi="Times New Roman"/>
+        <w:sz w:val="24"/>
+      </w:rPr>
+      <w:tab/>
+    </w:r>
+    <w:r>
+      <w:rPr>
+        <w:rFonts w:ascii="Times New Roman" w:hAnsi="Times New Roman"/>
+        <w:sz w:val="24"/>
+      </w:rPr>
+      <w:t>Dept. of CSE, ASC, Bengaluru</w:t>
+    </w:r>
+  </w:p>
+</w:ftr>
+</file>
+
+<file path=word/header1.xml><?xml version="1.0" encoding="utf-8"?>
+<w:hdr xmlns:m="http://schemas.openxmlformats.org/officeDocument/2006/math" xmlns:mc="http://schemas.openxmlformats.org/markup-compatibility/2006" xmlns:mo="http://schemas.microsoft.com/office/mac/office/2008/main" xmlns:mv="urn:schemas-microsoft-com:mac:vml" xmlns:o="urn:schemas-microsoft-com:office:office" xmlns:r="http://schemas.openxmlformats.org/officeDocument/2006/relationships" xmlns:v="urn:schemas-microsoft-com:vml" xmlns:w10="urn:schemas-microsoft-com:office:word" xmlns:w14="http://schemas.microsoft.com/office/word/2010/wordml" xmlns:w="http://schemas.openxmlformats.org/wordprocessingml/2006/main" xmlns:wne="http://schemas.microsoft.com/office/word/2006/wordml" xmlns:wp14="http://schemas.microsoft.com/office/word/2010/wordprocessingDrawing" xmlns:wp="http://schemas.openxmlformats.org/drawingml/2006/wordprocessingDrawing" xmlns:wpc="http://schemas.microsoft.com/office/word/2010/wordprocessingCanvas" xmlns:wpg="http://schemas.microsoft.com/office/word/2010/wordprocessingGroup" xmlns:wpi="http://schemas.microsoft.com/office/word/2010/wordprocessingInk" xmlns:wps="http://schemas.microsoft.com/office/word/2010/wordprocessingShape" mc:Ignorable="w14 wp14">
+  <w:p>
+    <w:pPr>
+      <w:pStyle w:val="Header"/>
+      <w:jc w:val="left"/>
+      <w:pBdr>
+        <w:bottom w:val="single" w:sz="6" w:space="1" w:color="000000"/>
+      </w:pBdr>
+      <w:spacing w:after="120"/>
+    </w:pPr>
+    <w:r>
+      <w:rPr>
+        <w:rFonts w:ascii="Times New Roman" w:hAnsi="Times New Roman"/>
+        <w:sz w:val="24"/>
+      </w:rPr>
+      <w:t>Chapter 1.  INTRODUCTION</w:t>
+    </w:r>
+  </w:p>
+</w:hdr>
+</file>
+
+<file path=word/header2.xml><?xml version="1.0" encoding="utf-8"?>
+<w:hdr xmlns:m="http://schemas.openxmlformats.org/officeDocument/2006/math" xmlns:mc="http://schemas.openxmlformats.org/markup-compatibility/2006" xmlns:mo="http://schemas.microsoft.com/office/mac/office/2008/main" xmlns:mv="urn:schemas-microsoft-com:mac:vml" xmlns:o="urn:schemas-microsoft-com:office:office" xmlns:r="http://schemas.openxmlformats.org/officeDocument/2006/relationships" xmlns:v="urn:schemas-microsoft-com:vml" xmlns:w10="urn:schemas-microsoft-com:office:word" xmlns:w14="http://schemas.microsoft.com/office/word/2010/wordml" xmlns:w="http://schemas.openxmlformats.org/wordprocessingml/2006/main" xmlns:wne="http://schemas.microsoft.com/office/word/2006/wordml" xmlns:wp14="http://schemas.microsoft.com/office/word/2010/wordprocessingDrawing" xmlns:wp="http://schemas.openxmlformats.org/drawingml/2006/wordprocessingDrawing" xmlns:wpc="http://schemas.microsoft.com/office/word/2010/wordprocessingCanvas" xmlns:wpg="http://schemas.microsoft.com/office/word/2010/wordprocessingGroup" xmlns:wpi="http://schemas.microsoft.com/office/word/2010/wordprocessingInk" xmlns:wps="http://schemas.microsoft.com/office/word/2010/wordprocessingShape" mc:Ignorable="w14 wp14">
+  <w:p>
+    <w:pPr>
+      <w:pStyle w:val="Header"/>
+      <w:jc w:val="left"/>
+      <w:pBdr>
+        <w:bottom w:val="single" w:sz="6" w:space="1" w:color="000000"/>
+      </w:pBdr>
+      <w:spacing w:after="120"/>
+    </w:pPr>
+    <w:r>
+      <w:rPr>
+        <w:rFonts w:ascii="Times New Roman" w:hAnsi="Times New Roman"/>
+        <w:sz w:val="24"/>
+      </w:rPr>
+      <w:t>Chapter 2.  LITERATURE SURVEY</w:t>
+    </w:r>
+  </w:p>
+</w:hdr>
+</file>
+
+<file path=word/header3.xml><?xml version="1.0" encoding="utf-8"?>
+<w:hdr xmlns:m="http://schemas.openxmlformats.org/officeDocument/2006/math" xmlns:mc="http://schemas.openxmlformats.org/markup-compatibility/2006" xmlns:mo="http://schemas.microsoft.com/office/mac/office/2008/main" xmlns:mv="urn:schemas-microsoft-com:mac:vml" xmlns:o="urn:schemas-microsoft-com:office:office" xmlns:r="http://schemas.openxmlformats.org/officeDocument/2006/relationships" xmlns:v="urn:schemas-microsoft-com:vml" xmlns:w10="urn:schemas-microsoft-com:office:word" xmlns:w14="http://schemas.microsoft.com/office/word/2010/wordml" xmlns:w="http://schemas.openxmlformats.org/wordprocessingml/2006/main" xmlns:wne="http://schemas.microsoft.com/office/word/2006/wordml" xmlns:wp14="http://schemas.microsoft.com/office/word/2010/wordprocessingDrawing" xmlns:wp="http://schemas.openxmlformats.org/drawingml/2006/wordprocessingDrawing" xmlns:wpc="http://schemas.microsoft.com/office/word/2010/wordprocessingCanvas" xmlns:wpg="http://schemas.microsoft.com/office/word/2010/wordprocessingGroup" xmlns:wpi="http://schemas.microsoft.com/office/word/2010/wordprocessingInk" xmlns:wps="http://schemas.microsoft.com/office/word/2010/wordprocessingShape" mc:Ignorable="w14 wp14">
+  <w:p>
+    <w:pPr>
+      <w:pStyle w:val="Header"/>
+      <w:jc w:val="left"/>
+      <w:pBdr>
+        <w:bottom w:val="single" w:sz="6" w:space="1" w:color="000000"/>
+      </w:pBdr>
+      <w:spacing w:after="120"/>
+    </w:pPr>
+    <w:r>
+      <w:rPr>
+        <w:rFonts w:ascii="Times New Roman" w:hAnsi="Times New Roman"/>
+        <w:sz w:val="24"/>
+      </w:rPr>
+      <w:t>Chapter 3.  SYSTEM REQUIREMENTS AND ANALYSIS</w:t>
+    </w:r>
+  </w:p>
+</w:hdr>
+</file>
+
+<file path=word/header4.xml><?xml version="1.0" encoding="utf-8"?>
+<w:hdr xmlns:m="http://schemas.openxmlformats.org/officeDocument/2006/math" xmlns:mc="http://schemas.openxmlformats.org/markup-compatibility/2006" xmlns:mo="http://schemas.microsoft.com/office/mac/office/2008/main" xmlns:mv="urn:schemas-microsoft-com:mac:vml" xmlns:o="urn:schemas-microsoft-com:office:office" xmlns:r="http://schemas.openxmlformats.org/officeDocument/2006/relationships" xmlns:v="urn:schemas-microsoft-com:vml" xmlns:w10="urn:schemas-microsoft-com:office:word" xmlns:w14="http://schemas.microsoft.com/office/word/2010/wordml" xmlns:w="http://schemas.openxmlformats.org/wordprocessingml/2006/main" xmlns:wne="http://schemas.microsoft.com/office/word/2006/wordml" xmlns:wp14="http://schemas.microsoft.com/office/word/2010/wordprocessingDrawing" xmlns:wp="http://schemas.openxmlformats.org/drawingml/2006/wordprocessingDrawing" xmlns:wpc="http://schemas.microsoft.com/office/word/2010/wordprocessingCanvas" xmlns:wpg="http://schemas.microsoft.com/office/word/2010/wordprocessingGroup" xmlns:wpi="http://schemas.microsoft.com/office/word/2010/wordprocessingInk" xmlns:wps="http://schemas.microsoft.com/office/word/2010/wordprocessingShape" mc:Ignorable="w14 wp14">
+  <w:p>
+    <w:pPr>
+      <w:pStyle w:val="Header"/>
+      <w:jc w:val="left"/>
+      <w:pBdr>
+        <w:bottom w:val="single" w:sz="6" w:space="1" w:color="000000"/>
+      </w:pBdr>
+      <w:spacing w:after="120"/>
+    </w:pPr>
+    <w:r>
+      <w:rPr>
+        <w:rFonts w:ascii="Times New Roman" w:hAnsi="Times New Roman"/>
+        <w:sz w:val="24"/>
+      </w:rPr>
+      <w:t>Chapter 4.  SYSTEM DESIGN</w:t>
+    </w:r>
+  </w:p>
+</w:hdr>
+</file>
+
+<file path=word/header5.xml><?xml version="1.0" encoding="utf-8"?>
+<w:hdr xmlns:m="http://schemas.openxmlformats.org/officeDocument/2006/math" xmlns:mc="http://schemas.openxmlformats.org/markup-compatibility/2006" xmlns:mo="http://schemas.microsoft.com/office/mac/office/2008/main" xmlns:mv="urn:schemas-microsoft-com:mac:vml" xmlns:o="urn:schemas-microsoft-com:office:office" xmlns:r="http://schemas.openxmlformats.org/officeDocument/2006/relationships" xmlns:v="urn:schemas-microsoft-com:vml" xmlns:w10="urn:schemas-microsoft-com:office:word" xmlns:w14="http://schemas.microsoft.com/office/word/2010/wordml" xmlns:w="http://schemas.openxmlformats.org/wordprocessingml/2006/main" xmlns:wne="http://schemas.microsoft.com/office/word/2006/wordml" xmlns:wp14="http://schemas.microsoft.com/office/word/2010/wordprocessingDrawing" xmlns:wp="http://schemas.openxmlformats.org/drawingml/2006/wordprocessingDrawing" xmlns:wpc="http://schemas.microsoft.com/office/word/2010/wordprocessingCanvas" xmlns:wpg="http://schemas.microsoft.com/office/word/2010/wordprocessingGroup" xmlns:wpi="http://schemas.microsoft.com/office/word/2010/wordprocessingInk" xmlns:wps="http://schemas.microsoft.com/office/word/2010/wordprocessingShape" mc:Ignorable="w14 wp14">
+  <w:p>
+    <w:pPr>
+      <w:pStyle w:val="Header"/>
+      <w:jc w:val="left"/>
+      <w:pBdr>
+        <w:bottom w:val="single" w:sz="6" w:space="1" w:color="000000"/>
+      </w:pBdr>
+      <w:spacing w:after="120"/>
+    </w:pPr>
+    <w:r>
+      <w:rPr>
+        <w:rFonts w:ascii="Times New Roman" w:hAnsi="Times New Roman"/>
+        <w:sz w:val="24"/>
+      </w:rPr>
+      <w:t>Chapter 5.  SYSTEM IMPLEMENTATION</w:t>
+    </w:r>
+  </w:p>
+</w:hdr>
+</file>
+
+<file path=word/header6.xml><?xml version="1.0" encoding="utf-8"?>
+<w:hdr xmlns:m="http://schemas.openxmlformats.org/officeDocument/2006/math" xmlns:mc="http://schemas.openxmlformats.org/markup-compatibility/2006" xmlns:mo="http://schemas.microsoft.com/office/mac/office/2008/main" xmlns:mv="urn:schemas-microsoft-com:mac:vml" xmlns:o="urn:schemas-microsoft-com:office:office" xmlns:r="http://schemas.openxmlformats.org/officeDocument/2006/relationships" xmlns:v="urn:schemas-microsoft-com:vml" xmlns:w10="urn:schemas-microsoft-com:office:word" xmlns:w14="http://schemas.microsoft.com/office/word/2010/wordml" xmlns:w="http://schemas.openxmlformats.org/wordprocessingml/2006/main" xmlns:wne="http://schemas.microsoft.com/office/word/2006/wordml" xmlns:wp14="http://schemas.microsoft.com/office/word/2010/wordprocessingDrawing" xmlns:wp="http://schemas.openxmlformats.org/drawingml/2006/wordprocessingDrawing" xmlns:wpc="http://schemas.microsoft.com/office/word/2010/wordprocessingCanvas" xmlns:wpg="http://schemas.microsoft.com/office/word/2010/wordprocessingGroup" xmlns:wpi="http://schemas.microsoft.com/office/word/2010/wordprocessingInk" xmlns:wps="http://schemas.microsoft.com/office/word/2010/wordprocessingShape" mc:Ignorable="w14 wp14">
+  <w:p>
+    <w:pPr>
+      <w:pStyle w:val="Header"/>
+      <w:jc w:val="left"/>
+      <w:pBdr>
+        <w:bottom w:val="single" w:sz="6" w:space="1" w:color="000000"/>
+      </w:pBdr>
+      <w:spacing w:after="120"/>
+    </w:pPr>
+    <w:r>
+      <w:rPr>
+        <w:rFonts w:ascii="Times New Roman" w:hAnsi="Times New Roman"/>
+        <w:sz w:val="24"/>
+      </w:rPr>
+      <w:t>Chapter 6.  SYSTEM TESTING</w:t>
+    </w:r>
+  </w:p>
+</w:hdr>
+</file>
+
+<file path=word/header7.xml><?xml version="1.0" encoding="utf-8"?>
+<w:hdr xmlns:m="http://schemas.openxmlformats.org/officeDocument/2006/math" xmlns:mc="http://schemas.openxmlformats.org/markup-compatibility/2006" xmlns:mo="http://schemas.microsoft.com/office/mac/office/2008/main" xmlns:mv="urn:schemas-microsoft-com:mac:vml" xmlns:o="urn:schemas-microsoft-com:office:office" xmlns:r="http://schemas.openxmlformats.org/officeDocument/2006/relationships" xmlns:v="urn:schemas-microsoft-com:vml" xmlns:w10="urn:schemas-microsoft-com:office:word" xmlns:w14="http://schemas.microsoft.com/office/word/2010/wordml" xmlns:w="http://schemas.openxmlformats.org/wordprocessingml/2006/main" xmlns:wne="http://schemas.microsoft.com/office/word/2006/wordml" xmlns:wp14="http://schemas.microsoft.com/office/word/2010/wordprocessingDrawing" xmlns:wp="http://schemas.openxmlformats.org/drawingml/2006/wordprocessingDrawing" xmlns:wpc="http://schemas.microsoft.com/office/word/2010/wordprocessingCanvas" xmlns:wpg="http://schemas.microsoft.com/office/word/2010/wordprocessingGroup" xmlns:wpi="http://schemas.microsoft.com/office/word/2010/wordprocessingInk" xmlns:wps="http://schemas.microsoft.com/office/word/2010/wordprocessingShape" mc:Ignorable="w14 wp14">
+  <w:p>
+    <w:pPr>
+      <w:pStyle w:val="Header"/>
+      <w:jc w:val="left"/>
+      <w:pBdr>
+        <w:bottom w:val="single" w:sz="6" w:space="1" w:color="000000"/>
+      </w:pBdr>
+      <w:spacing w:after="120"/>
+    </w:pPr>
+    <w:r>
+      <w:rPr>
+        <w:rFonts w:ascii="Times New Roman" w:hAnsi="Times New Roman"/>
+        <w:sz w:val="24"/>
+      </w:rPr>
+      <w:t>Chapter 7.  RESULTS AND ANALYSIS</w:t>
+    </w:r>
+  </w:p>
+</w:hdr>
+</file>
+
+<file path=word/header8.xml><?xml version="1.0" encoding="utf-8"?>
+<w:hdr xmlns:m="http://schemas.openxmlformats.org/officeDocument/2006/math" xmlns:mc="http://schemas.openxmlformats.org/markup-compatibility/2006" xmlns:mo="http://schemas.microsoft.com/office/mac/office/2008/main" xmlns:mv="urn:schemas-microsoft-com:mac:vml" xmlns:o="urn:schemas-microsoft-com:office:office" xmlns:r="http://schemas.openxmlformats.org/officeDocument/2006/relationships" xmlns:v="urn:schemas-microsoft-com:vml" xmlns:w10="urn:schemas-microsoft-com:office:word" xmlns:w14="http://schemas.microsoft.com/office/word/2010/wordml" xmlns:w="http://schemas.openxmlformats.org/wordprocessingml/2006/main" xmlns:wne="http://schemas.microsoft.com/office/word/2006/wordml" xmlns:wp14="http://schemas.microsoft.com/office/word/2010/wordprocessingDrawing" xmlns:wp="http://schemas.openxmlformats.org/drawingml/2006/wordprocessingDrawing" xmlns:wpc="http://schemas.microsoft.com/office/word/2010/wordprocessingCanvas" xmlns:wpg="http://schemas.microsoft.com/office/word/2010/wordprocessingGroup" xmlns:wpi="http://schemas.microsoft.com/office/word/2010/wordprocessingInk" xmlns:wps="http://schemas.microsoft.com/office/word/2010/wordprocessingShape" mc:Ignorable="w14 wp14">
+  <w:p>
+    <w:pPr>
+      <w:pStyle w:val="Header"/>
+      <w:jc w:val="left"/>
+      <w:pBdr>
+        <w:bottom w:val="single" w:sz="6" w:space="1" w:color="000000"/>
+      </w:pBdr>
+      <w:spacing w:after="120"/>
+    </w:pPr>
+    <w:r>
+      <w:rPr>
+        <w:rFonts w:ascii="Times New Roman" w:hAnsi="Times New Roman"/>
+        <w:sz w:val="24"/>
+      </w:rPr>
+      <w:t>Chapter 8.  CONCLUSION AND FUTURE SCOPE</w:t>
+    </w:r>
+  </w:p>
+</w:hdr>
+</file>
+
+<file path=word/header9.xml><?xml version="1.0" encoding="utf-8"?>
+<w:hdr xmlns:m="http://schemas.openxmlformats.org/officeDocument/2006/math" xmlns:mc="http://schemas.openxmlformats.org/markup-compatibility/2006" xmlns:mo="http://schemas.microsoft.com/office/mac/office/2008/main" xmlns:mv="urn:schemas-microsoft-com:mac:vml" xmlns:o="urn:schemas-microsoft-com:office:office" xmlns:r="http://schemas.openxmlformats.org/officeDocument/2006/relationships" xmlns:v="urn:schemas-microsoft-com:vml" xmlns:w10="urn:schemas-microsoft-com:office:word" xmlns:w14="http://schemas.microsoft.com/office/word/2010/wordml" xmlns:w="http://schemas.openxmlformats.org/wordprocessingml/2006/main" xmlns:wne="http://schemas.microsoft.com/office/word/2006/wordml" xmlns:wp14="http://schemas.microsoft.com/office/word/2010/wordprocessingDrawing" xmlns:wp="http://schemas.openxmlformats.org/drawingml/2006/wordprocessingDrawing" xmlns:wpc="http://schemas.microsoft.com/office/word/2010/wordprocessingCanvas" xmlns:wpg="http://schemas.microsoft.com/office/word/2010/wordprocessingGroup" xmlns:wpi="http://schemas.microsoft.com/office/word/2010/wordprocessingInk" xmlns:wps="http://schemas.microsoft.com/office/word/2010/wordprocessingShape" mc:Ignorable="w14 wp14">
+  <w:p>
+    <w:pPr>
+      <w:pStyle w:val="Header"/>
+      <w:jc w:val="left"/>
+      <w:pBdr>
+        <w:bottom w:val="single" w:sz="6" w:space="1" w:color="000000"/>
+      </w:pBdr>
+      <w:spacing w:after="120"/>
+    </w:pPr>
+    <w:r>
+      <w:rPr>
+        <w:rFonts w:ascii="Times New Roman" w:hAnsi="Times New Roman"/>
+        <w:sz w:val="24"/>
+      </w:rPr>
+      <w:t>References</w:t>
+    </w:r>
+  </w:p>
+</w:hdr>
 </file>
 
 <file path=word/numbering.xml><?xml version="1.0" encoding="utf-8"?>

--- a/Multimodal_AI_Research_Assistant_Report.docx
+++ b/Multimodal_AI_Research_Assistant_Report.docx
@@ -4188,6 +4188,7 @@
       <w:pPr>
         <w:sectPr>
           <w:type w:val="nextPage"/>
+          <w:pgNumType w:fmt="lowerRoman" w:start="1"/>
         </w:sectPr>
       </w:pPr>
       <w:r>
@@ -4696,6 +4697,7 @@
           <w:headerReference w:type="default" r:id="rId31"/>
           <w:footerReference w:type="default" r:id="rId32"/>
           <w:type w:val="nextPage"/>
+          <w:pgNumType w:fmt="decimal" w:start="1"/>
         </w:sectPr>
       </w:pPr>
       <w:r>
@@ -6225,6 +6227,7 @@
           <w:headerReference w:type="default" r:id="rId33"/>
           <w:footerReference w:type="default" r:id="rId34"/>
           <w:type w:val="nextPage"/>
+          <w:pgNumType w:fmt="decimal"/>
         </w:sectPr>
       </w:pPr>
       <w:r>
@@ -9974,6 +9977,7 @@
           <w:headerReference w:type="default" r:id="rId35"/>
           <w:footerReference w:type="default" r:id="rId36"/>
           <w:type w:val="nextPage"/>
+          <w:pgNumType w:fmt="decimal"/>
         </w:sectPr>
       </w:pPr>
       <w:r>
@@ -12569,6 +12573,7 @@
           <w:headerReference w:type="default" r:id="rId37"/>
           <w:footerReference w:type="default" r:id="rId38"/>
           <w:type w:val="nextPage"/>
+          <w:pgNumType w:fmt="decimal"/>
         </w:sectPr>
       </w:pPr>
       <w:r>
@@ -15708,6 +15713,7 @@
           <w:headerReference w:type="default" r:id="rId39"/>
           <w:footerReference w:type="default" r:id="rId40"/>
           <w:type w:val="nextPage"/>
+          <w:pgNumType w:fmt="decimal"/>
         </w:sectPr>
       </w:pPr>
       <w:r>
@@ -18153,6 +18159,7 @@
           <w:headerReference w:type="default" r:id="rId41"/>
           <w:footerReference w:type="default" r:id="rId42"/>
           <w:type w:val="nextPage"/>
+          <w:pgNumType w:fmt="decimal"/>
         </w:sectPr>
       </w:pPr>
       <w:r>
@@ -20937,6 +20944,7 @@
           <w:headerReference w:type="default" r:id="rId43"/>
           <w:footerReference w:type="default" r:id="rId44"/>
           <w:type w:val="nextPage"/>
+          <w:pgNumType w:fmt="decimal"/>
         </w:sectPr>
       </w:pPr>
       <w:r>
@@ -21301,6 +21309,7 @@
           <w:headerReference w:type="default" r:id="rId45"/>
           <w:footerReference w:type="default" r:id="rId46"/>
           <w:type w:val="nextPage"/>
+          <w:pgNumType w:fmt="decimal"/>
         </w:sectPr>
       </w:pPr>
       <w:r>
@@ -21704,6 +21713,7 @@
       <w:pgMar w:top="1440" w:right="1440" w:bottom="1440" w:left="1800" w:header="720" w:footer="720" w:gutter="0"/>
       <w:cols w:space="720"/>
       <w:docGrid w:linePitch="360"/>
+      <w:pgNumType w:fmt="decimal"/>
     </w:sectPr>
   </w:body>
 </w:document>
@@ -21718,15 +21728,20 @@
       <w:pBdr>
         <w:top w:val="single" w:sz="6" w:space="1" w:color="000000"/>
       </w:pBdr>
+      <w:spacing w:before="120"/>
       <w:tabs>
+        <w:tab w:val="center" w:pos="4500"/>
         <w:tab w:val="right" w:pos="9000"/>
       </w:tabs>
-      <w:spacing w:before="120"/>
     </w:pPr>
     <w:r>
+      <w:tab/>
+    </w:r>
+    <w:r>
       <w:rPr>
         <w:rFonts w:ascii="Times New Roman" w:hAnsi="Times New Roman"/>
         <w:sz w:val="24"/>
+        <w:szCs w:val="24"/>
       </w:rPr>
       <w:t xml:space="preserve">Page | </w:t>
     </w:r>
@@ -21740,18 +21755,15 @@
       <w:fldChar w:fldCharType="end"/>
     </w:r>
     <w:r>
-      <w:rPr>
-        <w:rFonts w:ascii="Times New Roman" w:hAnsi="Times New Roman"/>
-        <w:sz w:val="24"/>
-      </w:rPr>
       <w:tab/>
     </w:r>
     <w:r>
       <w:rPr>
         <w:rFonts w:ascii="Times New Roman" w:hAnsi="Times New Roman"/>
         <w:sz w:val="24"/>
-      </w:rPr>
-      <w:t>Dept. of CSE, ASC, Bengaluru</w:t>
+        <w:szCs w:val="24"/>
+      </w:rPr>
+      <w:t xml:space="preserve">Dept. of CSE, ASC, Bengaluru</w:t>
     </w:r>
   </w:p>
 </w:ftr>
@@ -21766,15 +21778,20 @@
       <w:pBdr>
         <w:top w:val="single" w:sz="6" w:space="1" w:color="000000"/>
       </w:pBdr>
+      <w:spacing w:before="120"/>
       <w:tabs>
+        <w:tab w:val="center" w:pos="4500"/>
         <w:tab w:val="right" w:pos="9000"/>
       </w:tabs>
-      <w:spacing w:before="120"/>
     </w:pPr>
     <w:r>
+      <w:tab/>
+    </w:r>
+    <w:r>
       <w:rPr>
         <w:rFonts w:ascii="Times New Roman" w:hAnsi="Times New Roman"/>
         <w:sz w:val="24"/>
+        <w:szCs w:val="24"/>
       </w:rPr>
       <w:t xml:space="preserve">Page | </w:t>
     </w:r>
@@ -21788,18 +21805,15 @@
       <w:fldChar w:fldCharType="end"/>
     </w:r>
     <w:r>
-      <w:rPr>
-        <w:rFonts w:ascii="Times New Roman" w:hAnsi="Times New Roman"/>
-        <w:sz w:val="24"/>
-      </w:rPr>
       <w:tab/>
     </w:r>
     <w:r>
       <w:rPr>
         <w:rFonts w:ascii="Times New Roman" w:hAnsi="Times New Roman"/>
         <w:sz w:val="24"/>
-      </w:rPr>
-      <w:t>Dept. of CSE, ASC, Bengaluru</w:t>
+        <w:szCs w:val="24"/>
+      </w:rPr>
+      <w:t xml:space="preserve">Dept. of CSE, ASC, Bengaluru</w:t>
     </w:r>
   </w:p>
 </w:ftr>
@@ -21814,15 +21828,20 @@
       <w:pBdr>
         <w:top w:val="single" w:sz="6" w:space="1" w:color="000000"/>
       </w:pBdr>
+      <w:spacing w:before="120"/>
       <w:tabs>
+        <w:tab w:val="center" w:pos="4500"/>
         <w:tab w:val="right" w:pos="9000"/>
       </w:tabs>
-      <w:spacing w:before="120"/>
     </w:pPr>
     <w:r>
+      <w:tab/>
+    </w:r>
+    <w:r>
       <w:rPr>
         <w:rFonts w:ascii="Times New Roman" w:hAnsi="Times New Roman"/>
         <w:sz w:val="24"/>
+        <w:szCs w:val="24"/>
       </w:rPr>
       <w:t xml:space="preserve">Page | </w:t>
     </w:r>
@@ -21836,18 +21855,15 @@
       <w:fldChar w:fldCharType="end"/>
     </w:r>
     <w:r>
-      <w:rPr>
-        <w:rFonts w:ascii="Times New Roman" w:hAnsi="Times New Roman"/>
-        <w:sz w:val="24"/>
-      </w:rPr>
       <w:tab/>
     </w:r>
     <w:r>
       <w:rPr>
         <w:rFonts w:ascii="Times New Roman" w:hAnsi="Times New Roman"/>
         <w:sz w:val="24"/>
-      </w:rPr>
-      <w:t>Dept. of CSE, ASC, Bengaluru</w:t>
+        <w:szCs w:val="24"/>
+      </w:rPr>
+      <w:t xml:space="preserve">Dept. of CSE, ASC, Bengaluru</w:t>
     </w:r>
   </w:p>
 </w:ftr>
@@ -21862,15 +21878,20 @@
       <w:pBdr>
         <w:top w:val="single" w:sz="6" w:space="1" w:color="000000"/>
       </w:pBdr>
+      <w:spacing w:before="120"/>
       <w:tabs>
+        <w:tab w:val="center" w:pos="4500"/>
         <w:tab w:val="right" w:pos="9000"/>
       </w:tabs>
-      <w:spacing w:before="120"/>
     </w:pPr>
     <w:r>
+      <w:tab/>
+    </w:r>
+    <w:r>
       <w:rPr>
         <w:rFonts w:ascii="Times New Roman" w:hAnsi="Times New Roman"/>
         <w:sz w:val="24"/>
+        <w:szCs w:val="24"/>
       </w:rPr>
       <w:t xml:space="preserve">Page | </w:t>
     </w:r>
@@ -21884,18 +21905,15 @@
       <w:fldChar w:fldCharType="end"/>
     </w:r>
     <w:r>
-      <w:rPr>
-        <w:rFonts w:ascii="Times New Roman" w:hAnsi="Times New Roman"/>
-        <w:sz w:val="24"/>
-      </w:rPr>
       <w:tab/>
     </w:r>
     <w:r>
       <w:rPr>
         <w:rFonts w:ascii="Times New Roman" w:hAnsi="Times New Roman"/>
         <w:sz w:val="24"/>
-      </w:rPr>
-      <w:t>Dept. of CSE, ASC, Bengaluru</w:t>
+        <w:szCs w:val="24"/>
+      </w:rPr>
+      <w:t xml:space="preserve">Dept. of CSE, ASC, Bengaluru</w:t>
     </w:r>
   </w:p>
 </w:ftr>
@@ -21910,15 +21928,20 @@
       <w:pBdr>
         <w:top w:val="single" w:sz="6" w:space="1" w:color="000000"/>
       </w:pBdr>
+      <w:spacing w:before="120"/>
       <w:tabs>
+        <w:tab w:val="center" w:pos="4500"/>
         <w:tab w:val="right" w:pos="9000"/>
       </w:tabs>
-      <w:spacing w:before="120"/>
     </w:pPr>
     <w:r>
+      <w:tab/>
+    </w:r>
+    <w:r>
       <w:rPr>
         <w:rFonts w:ascii="Times New Roman" w:hAnsi="Times New Roman"/>
         <w:sz w:val="24"/>
+        <w:szCs w:val="24"/>
       </w:rPr>
       <w:t xml:space="preserve">Page | </w:t>
     </w:r>
@@ -21932,18 +21955,15 @@
       <w:fldChar w:fldCharType="end"/>
     </w:r>
     <w:r>
-      <w:rPr>
-        <w:rFonts w:ascii="Times New Roman" w:hAnsi="Times New Roman"/>
-        <w:sz w:val="24"/>
-      </w:rPr>
       <w:tab/>
     </w:r>
     <w:r>
       <w:rPr>
         <w:rFonts w:ascii="Times New Roman" w:hAnsi="Times New Roman"/>
         <w:sz w:val="24"/>
-      </w:rPr>
-      <w:t>Dept. of CSE, ASC, Bengaluru</w:t>
+        <w:szCs w:val="24"/>
+      </w:rPr>
+      <w:t xml:space="preserve">Dept. of CSE, ASC, Bengaluru</w:t>
     </w:r>
   </w:p>
 </w:ftr>
@@ -21958,15 +21978,20 @@
       <w:pBdr>
         <w:top w:val="single" w:sz="6" w:space="1" w:color="000000"/>
       </w:pBdr>
+      <w:spacing w:before="120"/>
       <w:tabs>
+        <w:tab w:val="center" w:pos="4500"/>
         <w:tab w:val="right" w:pos="9000"/>
       </w:tabs>
-      <w:spacing w:before="120"/>
     </w:pPr>
     <w:r>
+      <w:tab/>
+    </w:r>
+    <w:r>
       <w:rPr>
         <w:rFonts w:ascii="Times New Roman" w:hAnsi="Times New Roman"/>
         <w:sz w:val="24"/>
+        <w:szCs w:val="24"/>
       </w:rPr>
       <w:t xml:space="preserve">Page | </w:t>
     </w:r>
@@ -21980,18 +22005,15 @@
       <w:fldChar w:fldCharType="end"/>
     </w:r>
     <w:r>
-      <w:rPr>
-        <w:rFonts w:ascii="Times New Roman" w:hAnsi="Times New Roman"/>
-        <w:sz w:val="24"/>
-      </w:rPr>
       <w:tab/>
     </w:r>
     <w:r>
       <w:rPr>
         <w:rFonts w:ascii="Times New Roman" w:hAnsi="Times New Roman"/>
         <w:sz w:val="24"/>
-      </w:rPr>
-      <w:t>Dept. of CSE, ASC, Bengaluru</w:t>
+        <w:szCs w:val="24"/>
+      </w:rPr>
+      <w:t xml:space="preserve">Dept. of CSE, ASC, Bengaluru</w:t>
     </w:r>
   </w:p>
 </w:ftr>
@@ -22006,15 +22028,20 @@
       <w:pBdr>
         <w:top w:val="single" w:sz="6" w:space="1" w:color="000000"/>
       </w:pBdr>
+      <w:spacing w:before="120"/>
       <w:tabs>
+        <w:tab w:val="center" w:pos="4500"/>
         <w:tab w:val="right" w:pos="9000"/>
       </w:tabs>
-      <w:spacing w:before="120"/>
     </w:pPr>
     <w:r>
+      <w:tab/>
+    </w:r>
+    <w:r>
       <w:rPr>
         <w:rFonts w:ascii="Times New Roman" w:hAnsi="Times New Roman"/>
         <w:sz w:val="24"/>
+        <w:szCs w:val="24"/>
       </w:rPr>
       <w:t xml:space="preserve">Page | </w:t>
     </w:r>
@@ -22028,18 +22055,15 @@
       <w:fldChar w:fldCharType="end"/>
     </w:r>
     <w:r>
-      <w:rPr>
-        <w:rFonts w:ascii="Times New Roman" w:hAnsi="Times New Roman"/>
-        <w:sz w:val="24"/>
-      </w:rPr>
       <w:tab/>
     </w:r>
     <w:r>
       <w:rPr>
         <w:rFonts w:ascii="Times New Roman" w:hAnsi="Times New Roman"/>
         <w:sz w:val="24"/>
-      </w:rPr>
-      <w:t>Dept. of CSE, ASC, Bengaluru</w:t>
+        <w:szCs w:val="24"/>
+      </w:rPr>
+      <w:t xml:space="preserve">Dept. of CSE, ASC, Bengaluru</w:t>
     </w:r>
   </w:p>
 </w:ftr>
@@ -22054,15 +22078,20 @@
       <w:pBdr>
         <w:top w:val="single" w:sz="6" w:space="1" w:color="000000"/>
       </w:pBdr>
+      <w:spacing w:before="120"/>
       <w:tabs>
+        <w:tab w:val="center" w:pos="4500"/>
         <w:tab w:val="right" w:pos="9000"/>
       </w:tabs>
-      <w:spacing w:before="120"/>
     </w:pPr>
     <w:r>
+      <w:tab/>
+    </w:r>
+    <w:r>
       <w:rPr>
         <w:rFonts w:ascii="Times New Roman" w:hAnsi="Times New Roman"/>
         <w:sz w:val="24"/>
+        <w:szCs w:val="24"/>
       </w:rPr>
       <w:t xml:space="preserve">Page | </w:t>
     </w:r>
@@ -22076,18 +22105,15 @@
       <w:fldChar w:fldCharType="end"/>
     </w:r>
     <w:r>
-      <w:rPr>
-        <w:rFonts w:ascii="Times New Roman" w:hAnsi="Times New Roman"/>
-        <w:sz w:val="24"/>
-      </w:rPr>
       <w:tab/>
     </w:r>
     <w:r>
       <w:rPr>
         <w:rFonts w:ascii="Times New Roman" w:hAnsi="Times New Roman"/>
         <w:sz w:val="24"/>
-      </w:rPr>
-      <w:t>Dept. of CSE, ASC, Bengaluru</w:t>
+        <w:szCs w:val="24"/>
+      </w:rPr>
+      <w:t xml:space="preserve">Dept. of CSE, ASC, Bengaluru</w:t>
     </w:r>
   </w:p>
 </w:ftr>
@@ -22102,15 +22128,20 @@
       <w:pBdr>
         <w:top w:val="single" w:sz="6" w:space="1" w:color="000000"/>
       </w:pBdr>
+      <w:spacing w:before="120"/>
       <w:tabs>
+        <w:tab w:val="center" w:pos="4500"/>
         <w:tab w:val="right" w:pos="9000"/>
       </w:tabs>
-      <w:spacing w:before="120"/>
     </w:pPr>
     <w:r>
+      <w:tab/>
+    </w:r>
+    <w:r>
       <w:rPr>
         <w:rFonts w:ascii="Times New Roman" w:hAnsi="Times New Roman"/>
         <w:sz w:val="24"/>
+        <w:szCs w:val="24"/>
       </w:rPr>
       <w:t xml:space="preserve">Page | </w:t>
     </w:r>
@@ -22124,18 +22155,15 @@
       <w:fldChar w:fldCharType="end"/>
     </w:r>
     <w:r>
-      <w:rPr>
-        <w:rFonts w:ascii="Times New Roman" w:hAnsi="Times New Roman"/>
-        <w:sz w:val="24"/>
-      </w:rPr>
       <w:tab/>
     </w:r>
     <w:r>
       <w:rPr>
         <w:rFonts w:ascii="Times New Roman" w:hAnsi="Times New Roman"/>
         <w:sz w:val="24"/>
-      </w:rPr>
-      <w:t>Dept. of CSE, ASC, Bengaluru</w:t>
+        <w:szCs w:val="24"/>
+      </w:rPr>
+      <w:t xml:space="preserve">Dept. of CSE, ASC, Bengaluru</w:t>
     </w:r>
   </w:p>
 </w:ftr>

--- a/Multimodal_AI_Research_Assistant_Report.docx
+++ b/Multimodal_AI_Research_Assistant_Report.docx
@@ -305,6 +305,13 @@
       </w:r>
     </w:p>
     <w:p>
+      <w:pPr>
+        <w:sectPr>
+          <w:headerReference w:type="default" r:id="rId49"/>
+          <w:footerReference w:type="default" r:id="rId50"/>
+          <w:type w:val="nextPage"/>
+        </w:sectPr>
+      </w:pPr>
       <w:r>
         <w:br w:type="page"/>
       </w:r>
@@ -1009,20 +1016,6 @@
       </w:r>
     </w:p>
     <w:p>
-      <w:pPr>
-        <w:jc w:val="center"/>
-      </w:pPr>
-      <w:r>
-        <w:rPr>
-          <w:rFonts w:ascii="Times New Roman" w:hAnsi="Times New Roman"/>
-          <w:b w:val="0"/>
-          <w:i/>
-          <w:sz w:val="24"/>
-        </w:rPr>
-        <w:t>I</w:t>
-      </w:r>
-    </w:p>
-    <w:p>
       <w:r>
         <w:br w:type="page"/>
       </w:r>
@@ -1104,19 +1097,13 @@
     </w:p>
     <w:p>
       <w:pPr>
-        <w:jc w:val="center"/>
-      </w:pPr>
-      <w:r>
-        <w:rPr>
-          <w:rFonts w:ascii="Times New Roman" w:hAnsi="Times New Roman"/>
-          <w:b w:val="0"/>
-          <w:i/>
-          <w:sz w:val="24"/>
-        </w:rPr>
-        <w:t>II</w:t>
-      </w:r>
-    </w:p>
-    <w:p>
+        <w:sectPr>
+          <w:headerReference w:type="default" r:id="rId51"/>
+          <w:footerReference w:type="default" r:id="rId52"/>
+          <w:type w:val="nextPage"/>
+          <w:pgNumType w:fmt="lowerRoman" w:start="1"/>
+        </w:sectPr>
+      </w:pPr>
       <w:r>
         <w:br w:type="page"/>
       </w:r>
@@ -2952,19 +2939,16 @@
     </w:p>
     <w:p>
       <w:pPr>
-        <w:jc w:val="center"/>
-      </w:pPr>
-      <w:r>
-        <w:rPr>
-          <w:rFonts w:ascii="Times New Roman" w:hAnsi="Times New Roman"/>
-          <w:b w:val="0"/>
-          <w:i/>
-          <w:sz w:val="24"/>
-        </w:rPr>
-        <w:t>III</w:t>
-      </w:r>
-    </w:p>
-    <w:p>
+        <w:sectPr>
+          <w:headerReference w:type="default" r:id="rId53"/>
+          <w:footerReference w:type="default" r:id="rId54"/>
+          <w:headerReference w:type="first" r:id="rId55"/>
+          <w:footerReference w:type="first" r:id="rId56"/>
+          <w:type w:val="nextPage"/>
+          <w:pgNumType w:fmt="lowerRoman"/>
+          <w:titlePg/>
+        </w:sectPr>
+      </w:pPr>
       <w:r>
         <w:br w:type="page"/>
       </w:r>
@@ -3658,19 +3642,16 @@
     </w:p>
     <w:p>
       <w:pPr>
-        <w:jc w:val="center"/>
-      </w:pPr>
-      <w:r>
-        <w:rPr>
-          <w:rFonts w:ascii="Times New Roman" w:hAnsi="Times New Roman"/>
-          <w:b w:val="0"/>
-          <w:i/>
-          <w:sz w:val="24"/>
-        </w:rPr>
-        <w:t>V</w:t>
-      </w:r>
-    </w:p>
-    <w:p>
+        <w:sectPr>
+          <w:headerReference w:type="default" r:id="rId57"/>
+          <w:footerReference w:type="default" r:id="rId58"/>
+          <w:headerReference w:type="first" r:id="rId59"/>
+          <w:footerReference w:type="first" r:id="rId60"/>
+          <w:type w:val="nextPage"/>
+          <w:pgNumType w:fmt="lowerRoman"/>
+          <w:titlePg/>
+        </w:sectPr>
+      </w:pPr>
       <w:r>
         <w:br w:type="page"/>
       </w:r>
@@ -4172,23 +4153,14 @@
     </w:p>
     <w:p>
       <w:pPr>
-        <w:jc w:val="center"/>
-      </w:pPr>
-      <w:r>
-        <w:rPr>
-          <w:rFonts w:ascii="Times New Roman" w:hAnsi="Times New Roman"/>
-          <w:b w:val="0"/>
-          <w:i/>
-          <w:sz w:val="24"/>
-        </w:rPr>
-        <w:t>VI</w:t>
-      </w:r>
-    </w:p>
-    <w:p>
-      <w:pPr>
         <w:sectPr>
+          <w:headerReference w:type="default" r:id="rId61"/>
+          <w:footerReference w:type="default" r:id="rId62"/>
+          <w:headerReference w:type="first" r:id="rId63"/>
+          <w:footerReference w:type="first" r:id="rId64"/>
           <w:type w:val="nextPage"/>
-          <w:pgNumType w:fmt="lowerRoman" w:start="1"/>
+          <w:pgNumType w:fmt="lowerRoman"/>
+          <w:titlePg/>
         </w:sectPr>
       </w:pPr>
       <w:r>
@@ -21769,6 +21741,166 @@
 </w:ftr>
 </file>
 
+<file path=word/footer10.xml><?xml version="1.0" encoding="utf-8"?>
+<w:ftr xmlns:m="http://schemas.openxmlformats.org/officeDocument/2006/math" xmlns:mc="http://schemas.openxmlformats.org/markup-compatibility/2006" xmlns:mo="http://schemas.microsoft.com/office/mac/office/2008/main" xmlns:mv="urn:schemas-microsoft-com:mac:vml" xmlns:o="urn:schemas-microsoft-com:office:office" xmlns:r="http://schemas.openxmlformats.org/officeDocument/2006/relationships" xmlns:v="urn:schemas-microsoft-com:vml" xmlns:w10="urn:schemas-microsoft-com:office:word" xmlns:w14="http://schemas.microsoft.com/office/word/2010/wordml" xmlns:w="http://schemas.openxmlformats.org/wordprocessingml/2006/main" xmlns:wne="http://schemas.microsoft.com/office/word/2006/wordml" xmlns:wp14="http://schemas.microsoft.com/office/word/2010/wordprocessingDrawing" xmlns:wp="http://schemas.openxmlformats.org/drawingml/2006/wordprocessingDrawing" xmlns:wpc="http://schemas.microsoft.com/office/word/2010/wordprocessingCanvas" xmlns:wpg="http://schemas.microsoft.com/office/word/2010/wordprocessingGroup" xmlns:wpi="http://schemas.microsoft.com/office/word/2010/wordprocessingInk" xmlns:wps="http://schemas.microsoft.com/office/word/2010/wordprocessingShape" mc:Ignorable="w14 wp14">
+  <w:p>
+    <w:pPr>
+      <w:pStyle w:val="Footer"/>
+      <w:jc w:val="center"/>
+    </w:pPr>
+  </w:p>
+</w:ftr>
+</file>
+
+<file path=word/footer11.xml><?xml version="1.0" encoding="utf-8"?>
+<w:ftr xmlns:m="http://schemas.openxmlformats.org/officeDocument/2006/math" xmlns:mc="http://schemas.openxmlformats.org/markup-compatibility/2006" xmlns:mo="http://schemas.microsoft.com/office/mac/office/2008/main" xmlns:mv="urn:schemas-microsoft-com:mac:vml" xmlns:o="urn:schemas-microsoft-com:office:office" xmlns:r="http://schemas.openxmlformats.org/officeDocument/2006/relationships" xmlns:v="urn:schemas-microsoft-com:vml" xmlns:w10="urn:schemas-microsoft-com:office:word" xmlns:w14="http://schemas.microsoft.com/office/word/2010/wordml" xmlns:w="http://schemas.openxmlformats.org/wordprocessingml/2006/main" xmlns:wne="http://schemas.microsoft.com/office/word/2006/wordml" xmlns:wp14="http://schemas.microsoft.com/office/word/2010/wordprocessingDrawing" xmlns:wp="http://schemas.openxmlformats.org/drawingml/2006/wordprocessingDrawing" xmlns:wpc="http://schemas.microsoft.com/office/word/2010/wordprocessingCanvas" xmlns:wpg="http://schemas.microsoft.com/office/word/2010/wordprocessingGroup" xmlns:wpi="http://schemas.microsoft.com/office/word/2010/wordprocessingInk" xmlns:wps="http://schemas.microsoft.com/office/word/2010/wordprocessingShape" mc:Ignorable="w14 wp14">
+  <w:p>
+    <w:pPr>
+      <w:pStyle w:val="Footer"/>
+      <w:jc w:val="center"/>
+    </w:pPr>
+    <w:r>
+      <w:fldChar w:fldCharType="begin"/>
+    </w:r>
+    <w:r>
+      <w:instrText xml:space="preserve"> PAGE </w:instrText>
+    </w:r>
+    <w:r>
+      <w:fldChar w:fldCharType="end"/>
+    </w:r>
+  </w:p>
+</w:ftr>
+</file>
+
+<file path=word/footer12.xml><?xml version="1.0" encoding="utf-8"?>
+<w:ftr xmlns:m="http://schemas.openxmlformats.org/officeDocument/2006/math" xmlns:mc="http://schemas.openxmlformats.org/markup-compatibility/2006" xmlns:mo="http://schemas.microsoft.com/office/mac/office/2008/main" xmlns:mv="urn:schemas-microsoft-com:mac:vml" xmlns:o="urn:schemas-microsoft-com:office:office" xmlns:r="http://schemas.openxmlformats.org/officeDocument/2006/relationships" xmlns:v="urn:schemas-microsoft-com:vml" xmlns:w10="urn:schemas-microsoft-com:office:word" xmlns:w14="http://schemas.microsoft.com/office/word/2010/wordml" xmlns:w="http://schemas.openxmlformats.org/wordprocessingml/2006/main" xmlns:wne="http://schemas.microsoft.com/office/word/2006/wordml" xmlns:wp14="http://schemas.microsoft.com/office/word/2010/wordprocessingDrawing" xmlns:wp="http://schemas.openxmlformats.org/drawingml/2006/wordprocessingDrawing" xmlns:wpc="http://schemas.microsoft.com/office/word/2010/wordprocessingCanvas" xmlns:wpg="http://schemas.microsoft.com/office/word/2010/wordprocessingGroup" xmlns:wpi="http://schemas.microsoft.com/office/word/2010/wordprocessingInk" xmlns:wps="http://schemas.microsoft.com/office/word/2010/wordprocessingShape" mc:Ignorable="w14 wp14">
+  <w:p>
+    <w:pPr>
+      <w:pStyle w:val="Footer"/>
+      <w:jc w:val="center"/>
+      <w:pBdr>
+        <w:top w:val="single" w:sz="6" w:space="1" w:color="000000"/>
+      </w:pBdr>
+    </w:pPr>
+    <w:r>
+      <w:fldChar w:fldCharType="begin"/>
+    </w:r>
+    <w:r>
+      <w:instrText xml:space="preserve"> PAGE </w:instrText>
+    </w:r>
+    <w:r>
+      <w:fldChar w:fldCharType="end"/>
+    </w:r>
+  </w:p>
+</w:ftr>
+</file>
+
+<file path=word/footer13.xml><?xml version="1.0" encoding="utf-8"?>
+<w:ftr xmlns:m="http://schemas.openxmlformats.org/officeDocument/2006/math" xmlns:mc="http://schemas.openxmlformats.org/markup-compatibility/2006" xmlns:mo="http://schemas.microsoft.com/office/mac/office/2008/main" xmlns:mv="urn:schemas-microsoft-com:mac:vml" xmlns:o="urn:schemas-microsoft-com:office:office" xmlns:r="http://schemas.openxmlformats.org/officeDocument/2006/relationships" xmlns:v="urn:schemas-microsoft-com:vml" xmlns:w10="urn:schemas-microsoft-com:office:word" xmlns:w14="http://schemas.microsoft.com/office/word/2010/wordml" xmlns:w="http://schemas.openxmlformats.org/wordprocessingml/2006/main" xmlns:wne="http://schemas.microsoft.com/office/word/2006/wordml" xmlns:wp14="http://schemas.microsoft.com/office/word/2010/wordprocessingDrawing" xmlns:wp="http://schemas.openxmlformats.org/drawingml/2006/wordprocessingDrawing" xmlns:wpc="http://schemas.microsoft.com/office/word/2010/wordprocessingCanvas" xmlns:wpg="http://schemas.microsoft.com/office/word/2010/wordprocessingGroup" xmlns:wpi="http://schemas.microsoft.com/office/word/2010/wordprocessingInk" xmlns:wps="http://schemas.microsoft.com/office/word/2010/wordprocessingShape" mc:Ignorable="w14 wp14">
+  <w:p>
+    <w:pPr>
+      <w:pStyle w:val="Footer"/>
+      <w:jc w:val="center"/>
+    </w:pPr>
+    <w:r>
+      <w:fldChar w:fldCharType="begin"/>
+    </w:r>
+    <w:r>
+      <w:instrText xml:space="preserve"> PAGE </w:instrText>
+    </w:r>
+    <w:r>
+      <w:fldChar w:fldCharType="end"/>
+    </w:r>
+  </w:p>
+</w:ftr>
+</file>
+
+<file path=word/footer14.xml><?xml version="1.0" encoding="utf-8"?>
+<w:ftr xmlns:m="http://schemas.openxmlformats.org/officeDocument/2006/math" xmlns:mc="http://schemas.openxmlformats.org/markup-compatibility/2006" xmlns:mo="http://schemas.microsoft.com/office/mac/office/2008/main" xmlns:mv="urn:schemas-microsoft-com:mac:vml" xmlns:o="urn:schemas-microsoft-com:office:office" xmlns:r="http://schemas.openxmlformats.org/officeDocument/2006/relationships" xmlns:v="urn:schemas-microsoft-com:vml" xmlns:w10="urn:schemas-microsoft-com:office:word" xmlns:w14="http://schemas.microsoft.com/office/word/2010/wordml" xmlns:w="http://schemas.openxmlformats.org/wordprocessingml/2006/main" xmlns:wne="http://schemas.microsoft.com/office/word/2006/wordml" xmlns:wp14="http://schemas.microsoft.com/office/word/2010/wordprocessingDrawing" xmlns:wp="http://schemas.openxmlformats.org/drawingml/2006/wordprocessingDrawing" xmlns:wpc="http://schemas.microsoft.com/office/word/2010/wordprocessingCanvas" xmlns:wpg="http://schemas.microsoft.com/office/word/2010/wordprocessingGroup" xmlns:wpi="http://schemas.microsoft.com/office/word/2010/wordprocessingInk" xmlns:wps="http://schemas.microsoft.com/office/word/2010/wordprocessingShape" mc:Ignorable="w14 wp14">
+  <w:p>
+    <w:pPr>
+      <w:pStyle w:val="Footer"/>
+      <w:jc w:val="center"/>
+      <w:pBdr>
+        <w:top w:val="single" w:sz="6" w:space="1" w:color="000000"/>
+      </w:pBdr>
+    </w:pPr>
+    <w:r>
+      <w:fldChar w:fldCharType="begin"/>
+    </w:r>
+    <w:r>
+      <w:instrText xml:space="preserve"> PAGE </w:instrText>
+    </w:r>
+    <w:r>
+      <w:fldChar w:fldCharType="end"/>
+    </w:r>
+  </w:p>
+</w:ftr>
+</file>
+
+<file path=word/footer15.xml><?xml version="1.0" encoding="utf-8"?>
+<w:ftr xmlns:m="http://schemas.openxmlformats.org/officeDocument/2006/math" xmlns:mc="http://schemas.openxmlformats.org/markup-compatibility/2006" xmlns:mo="http://schemas.microsoft.com/office/mac/office/2008/main" xmlns:mv="urn:schemas-microsoft-com:mac:vml" xmlns:o="urn:schemas-microsoft-com:office:office" xmlns:r="http://schemas.openxmlformats.org/officeDocument/2006/relationships" xmlns:v="urn:schemas-microsoft-com:vml" xmlns:w10="urn:schemas-microsoft-com:office:word" xmlns:w14="http://schemas.microsoft.com/office/word/2010/wordml" xmlns:w="http://schemas.openxmlformats.org/wordprocessingml/2006/main" xmlns:wne="http://schemas.microsoft.com/office/word/2006/wordml" xmlns:wp14="http://schemas.microsoft.com/office/word/2010/wordprocessingDrawing" xmlns:wp="http://schemas.openxmlformats.org/drawingml/2006/wordprocessingDrawing" xmlns:wpc="http://schemas.microsoft.com/office/word/2010/wordprocessingCanvas" xmlns:wpg="http://schemas.microsoft.com/office/word/2010/wordprocessingGroup" xmlns:wpi="http://schemas.microsoft.com/office/word/2010/wordprocessingInk" xmlns:wps="http://schemas.microsoft.com/office/word/2010/wordprocessingShape" mc:Ignorable="w14 wp14">
+  <w:p>
+    <w:pPr>
+      <w:pStyle w:val="Footer"/>
+      <w:jc w:val="center"/>
+    </w:pPr>
+    <w:r>
+      <w:fldChar w:fldCharType="begin"/>
+    </w:r>
+    <w:r>
+      <w:instrText xml:space="preserve"> PAGE </w:instrText>
+    </w:r>
+    <w:r>
+      <w:fldChar w:fldCharType="end"/>
+    </w:r>
+  </w:p>
+</w:ftr>
+</file>
+
+<file path=word/footer16.xml><?xml version="1.0" encoding="utf-8"?>
+<w:ftr xmlns:m="http://schemas.openxmlformats.org/officeDocument/2006/math" xmlns:mc="http://schemas.openxmlformats.org/markup-compatibility/2006" xmlns:mo="http://schemas.microsoft.com/office/mac/office/2008/main" xmlns:mv="urn:schemas-microsoft-com:mac:vml" xmlns:o="urn:schemas-microsoft-com:office:office" xmlns:r="http://schemas.openxmlformats.org/officeDocument/2006/relationships" xmlns:v="urn:schemas-microsoft-com:vml" xmlns:w10="urn:schemas-microsoft-com:office:word" xmlns:w14="http://schemas.microsoft.com/office/word/2010/wordml" xmlns:w="http://schemas.openxmlformats.org/wordprocessingml/2006/main" xmlns:wne="http://schemas.microsoft.com/office/word/2006/wordml" xmlns:wp14="http://schemas.microsoft.com/office/word/2010/wordprocessingDrawing" xmlns:wp="http://schemas.openxmlformats.org/drawingml/2006/wordprocessingDrawing" xmlns:wpc="http://schemas.microsoft.com/office/word/2010/wordprocessingCanvas" xmlns:wpg="http://schemas.microsoft.com/office/word/2010/wordprocessingGroup" xmlns:wpi="http://schemas.microsoft.com/office/word/2010/wordprocessingInk" xmlns:wps="http://schemas.microsoft.com/office/word/2010/wordprocessingShape" mc:Ignorable="w14 wp14">
+  <w:p>
+    <w:pPr>
+      <w:pStyle w:val="Footer"/>
+      <w:jc w:val="center"/>
+      <w:pBdr>
+        <w:top w:val="single" w:sz="6" w:space="1" w:color="000000"/>
+      </w:pBdr>
+    </w:pPr>
+    <w:r>
+      <w:fldChar w:fldCharType="begin"/>
+    </w:r>
+    <w:r>
+      <w:instrText xml:space="preserve"> PAGE </w:instrText>
+    </w:r>
+    <w:r>
+      <w:fldChar w:fldCharType="end"/>
+    </w:r>
+  </w:p>
+</w:ftr>
+</file>
+
+<file path=word/footer17.xml><?xml version="1.0" encoding="utf-8"?>
+<w:ftr xmlns:m="http://schemas.openxmlformats.org/officeDocument/2006/math" xmlns:mc="http://schemas.openxmlformats.org/markup-compatibility/2006" xmlns:mo="http://schemas.microsoft.com/office/mac/office/2008/main" xmlns:mv="urn:schemas-microsoft-com:mac:vml" xmlns:o="urn:schemas-microsoft-com:office:office" xmlns:r="http://schemas.openxmlformats.org/officeDocument/2006/relationships" xmlns:v="urn:schemas-microsoft-com:vml" xmlns:w10="urn:schemas-microsoft-com:office:word" xmlns:w14="http://schemas.microsoft.com/office/word/2010/wordml" xmlns:w="http://schemas.openxmlformats.org/wordprocessingml/2006/main" xmlns:wne="http://schemas.microsoft.com/office/word/2006/wordml" xmlns:wp14="http://schemas.microsoft.com/office/word/2010/wordprocessingDrawing" xmlns:wp="http://schemas.openxmlformats.org/drawingml/2006/wordprocessingDrawing" xmlns:wpc="http://schemas.microsoft.com/office/word/2010/wordprocessingCanvas" xmlns:wpg="http://schemas.microsoft.com/office/word/2010/wordprocessingGroup" xmlns:wpi="http://schemas.microsoft.com/office/word/2010/wordprocessingInk" xmlns:wps="http://schemas.microsoft.com/office/word/2010/wordprocessingShape" mc:Ignorable="w14 wp14">
+  <w:p>
+    <w:pPr>
+      <w:pStyle w:val="Footer"/>
+      <w:jc w:val="center"/>
+    </w:pPr>
+    <w:r>
+      <w:fldChar w:fldCharType="begin"/>
+    </w:r>
+    <w:r>
+      <w:instrText xml:space="preserve"> PAGE </w:instrText>
+    </w:r>
+    <w:r>
+      <w:fldChar w:fldCharType="end"/>
+    </w:r>
+  </w:p>
+</w:ftr>
+</file>
+
 <file path=word/footer2.xml><?xml version="1.0" encoding="utf-8"?>
 <w:ftr xmlns:m="http://schemas.openxmlformats.org/officeDocument/2006/math" xmlns:mc="http://schemas.openxmlformats.org/markup-compatibility/2006" xmlns:mo="http://schemas.microsoft.com/office/mac/office/2008/main" xmlns:mv="urn:schemas-microsoft-com:mac:vml" xmlns:o="urn:schemas-microsoft-com:office:office" xmlns:r="http://schemas.openxmlformats.org/officeDocument/2006/relationships" xmlns:v="urn:schemas-microsoft-com:vml" xmlns:w10="urn:schemas-microsoft-com:office:word" xmlns:w14="http://schemas.microsoft.com/office/word/2010/wordml" xmlns:w="http://schemas.openxmlformats.org/wordprocessingml/2006/main" xmlns:wne="http://schemas.microsoft.com/office/word/2006/wordml" xmlns:wp14="http://schemas.microsoft.com/office/word/2010/wordprocessingDrawing" xmlns:wp="http://schemas.openxmlformats.org/drawingml/2006/wordprocessingDrawing" xmlns:wpc="http://schemas.microsoft.com/office/word/2010/wordprocessingCanvas" xmlns:wpg="http://schemas.microsoft.com/office/word/2010/wordprocessingGroup" xmlns:wpi="http://schemas.microsoft.com/office/word/2010/wordprocessingInk" xmlns:wps="http://schemas.microsoft.com/office/word/2010/wordprocessingShape" mc:Ignorable="w14 wp14">
   <w:p>
@@ -22187,6 +22319,122 @@
       </w:rPr>
       <w:t>Chapter 1.  INTRODUCTION</w:t>
     </w:r>
+  </w:p>
+</w:hdr>
+</file>
+
+<file path=word/header10.xml><?xml version="1.0" encoding="utf-8"?>
+<w:hdr xmlns:m="http://schemas.openxmlformats.org/officeDocument/2006/math" xmlns:mc="http://schemas.openxmlformats.org/markup-compatibility/2006" xmlns:mo="http://schemas.microsoft.com/office/mac/office/2008/main" xmlns:mv="urn:schemas-microsoft-com:mac:vml" xmlns:o="urn:schemas-microsoft-com:office:office" xmlns:r="http://schemas.openxmlformats.org/officeDocument/2006/relationships" xmlns:v="urn:schemas-microsoft-com:vml" xmlns:w10="urn:schemas-microsoft-com:office:word" xmlns:w14="http://schemas.microsoft.com/office/word/2010/wordml" xmlns:w="http://schemas.openxmlformats.org/wordprocessingml/2006/main" xmlns:wne="http://schemas.microsoft.com/office/word/2006/wordml" xmlns:wp14="http://schemas.microsoft.com/office/word/2010/wordprocessingDrawing" xmlns:wp="http://schemas.openxmlformats.org/drawingml/2006/wordprocessingDrawing" xmlns:wpc="http://schemas.microsoft.com/office/word/2010/wordprocessingCanvas" xmlns:wpg="http://schemas.microsoft.com/office/word/2010/wordprocessingGroup" xmlns:wpi="http://schemas.microsoft.com/office/word/2010/wordprocessingInk" xmlns:wps="http://schemas.microsoft.com/office/word/2010/wordprocessingShape" mc:Ignorable="w14 wp14">
+  <w:p>
+    <w:pPr>
+      <w:pStyle w:val="Header"/>
+    </w:pPr>
+  </w:p>
+</w:hdr>
+</file>
+
+<file path=word/header11.xml><?xml version="1.0" encoding="utf-8"?>
+<w:hdr xmlns:m="http://schemas.openxmlformats.org/officeDocument/2006/math" xmlns:mc="http://schemas.openxmlformats.org/markup-compatibility/2006" xmlns:mo="http://schemas.microsoft.com/office/mac/office/2008/main" xmlns:mv="urn:schemas-microsoft-com:mac:vml" xmlns:o="urn:schemas-microsoft-com:office:office" xmlns:r="http://schemas.openxmlformats.org/officeDocument/2006/relationships" xmlns:v="urn:schemas-microsoft-com:vml" xmlns:w10="urn:schemas-microsoft-com:office:word" xmlns:w14="http://schemas.microsoft.com/office/word/2010/wordml" xmlns:w="http://schemas.openxmlformats.org/wordprocessingml/2006/main" xmlns:wne="http://schemas.microsoft.com/office/word/2006/wordml" xmlns:wp14="http://schemas.microsoft.com/office/word/2010/wordprocessingDrawing" xmlns:wp="http://schemas.openxmlformats.org/drawingml/2006/wordprocessingDrawing" xmlns:wpc="http://schemas.microsoft.com/office/word/2010/wordprocessingCanvas" xmlns:wpg="http://schemas.microsoft.com/office/word/2010/wordprocessingGroup" xmlns:wpi="http://schemas.microsoft.com/office/word/2010/wordprocessingInk" xmlns:wps="http://schemas.microsoft.com/office/word/2010/wordprocessingShape" mc:Ignorable="w14 wp14">
+  <w:p>
+    <w:pPr>
+      <w:pStyle w:val="Header"/>
+    </w:pPr>
+  </w:p>
+</w:hdr>
+</file>
+
+<file path=word/header12.xml><?xml version="1.0" encoding="utf-8"?>
+<w:hdr xmlns:m="http://schemas.openxmlformats.org/officeDocument/2006/math" xmlns:mc="http://schemas.openxmlformats.org/markup-compatibility/2006" xmlns:mo="http://schemas.microsoft.com/office/mac/office/2008/main" xmlns:mv="urn:schemas-microsoft-com:mac:vml" xmlns:o="urn:schemas-microsoft-com:office:office" xmlns:r="http://schemas.openxmlformats.org/officeDocument/2006/relationships" xmlns:v="urn:schemas-microsoft-com:vml" xmlns:w10="urn:schemas-microsoft-com:office:word" xmlns:w14="http://schemas.microsoft.com/office/word/2010/wordml" xmlns:w="http://schemas.openxmlformats.org/wordprocessingml/2006/main" xmlns:wne="http://schemas.microsoft.com/office/word/2006/wordml" xmlns:wp14="http://schemas.microsoft.com/office/word/2010/wordprocessingDrawing" xmlns:wp="http://schemas.openxmlformats.org/drawingml/2006/wordprocessingDrawing" xmlns:wpc="http://schemas.microsoft.com/office/word/2010/wordprocessingCanvas" xmlns:wpg="http://schemas.microsoft.com/office/word/2010/wordprocessingGroup" xmlns:wpi="http://schemas.microsoft.com/office/word/2010/wordprocessingInk" xmlns:wps="http://schemas.microsoft.com/office/word/2010/wordprocessingShape" mc:Ignorable="w14 wp14">
+  <w:p>
+    <w:pPr>
+      <w:pStyle w:val="Header"/>
+      <w:jc w:val="left"/>
+      <w:pBdr>
+        <w:bottom w:val="single" w:sz="6" w:space="1" w:color="000000"/>
+      </w:pBdr>
+      <w:spacing w:after="120"/>
+    </w:pPr>
+    <w:r>
+      <w:rPr>
+        <w:rFonts w:ascii="Times New Roman" w:hAnsi="Times New Roman"/>
+        <w:sz w:val="24"/>
+      </w:rPr>
+      <w:t>Table of Contents</w:t>
+    </w:r>
+  </w:p>
+</w:hdr>
+</file>
+
+<file path=word/header13.xml><?xml version="1.0" encoding="utf-8"?>
+<w:hdr xmlns:m="http://schemas.openxmlformats.org/officeDocument/2006/math" xmlns:mc="http://schemas.openxmlformats.org/markup-compatibility/2006" xmlns:mo="http://schemas.microsoft.com/office/mac/office/2008/main" xmlns:mv="urn:schemas-microsoft-com:mac:vml" xmlns:o="urn:schemas-microsoft-com:office:office" xmlns:r="http://schemas.openxmlformats.org/officeDocument/2006/relationships" xmlns:v="urn:schemas-microsoft-com:vml" xmlns:w10="urn:schemas-microsoft-com:office:word" xmlns:w14="http://schemas.microsoft.com/office/word/2010/wordml" xmlns:w="http://schemas.openxmlformats.org/wordprocessingml/2006/main" xmlns:wne="http://schemas.microsoft.com/office/word/2006/wordml" xmlns:wp14="http://schemas.microsoft.com/office/word/2010/wordprocessingDrawing" xmlns:wp="http://schemas.openxmlformats.org/drawingml/2006/wordprocessingDrawing" xmlns:wpc="http://schemas.microsoft.com/office/word/2010/wordprocessingCanvas" xmlns:wpg="http://schemas.microsoft.com/office/word/2010/wordprocessingGroup" xmlns:wpi="http://schemas.microsoft.com/office/word/2010/wordprocessingInk" xmlns:wps="http://schemas.microsoft.com/office/word/2010/wordprocessingShape" mc:Ignorable="w14 wp14">
+  <w:p>
+    <w:pPr>
+      <w:pStyle w:val="Header"/>
+    </w:pPr>
+  </w:p>
+</w:hdr>
+</file>
+
+<file path=word/header14.xml><?xml version="1.0" encoding="utf-8"?>
+<w:hdr xmlns:m="http://schemas.openxmlformats.org/officeDocument/2006/math" xmlns:mc="http://schemas.openxmlformats.org/markup-compatibility/2006" xmlns:mo="http://schemas.microsoft.com/office/mac/office/2008/main" xmlns:mv="urn:schemas-microsoft-com:mac:vml" xmlns:o="urn:schemas-microsoft-com:office:office" xmlns:r="http://schemas.openxmlformats.org/officeDocument/2006/relationships" xmlns:v="urn:schemas-microsoft-com:vml" xmlns:w10="urn:schemas-microsoft-com:office:word" xmlns:w14="http://schemas.microsoft.com/office/word/2010/wordml" xmlns:w="http://schemas.openxmlformats.org/wordprocessingml/2006/main" xmlns:wne="http://schemas.microsoft.com/office/word/2006/wordml" xmlns:wp14="http://schemas.microsoft.com/office/word/2010/wordprocessingDrawing" xmlns:wp="http://schemas.openxmlformats.org/drawingml/2006/wordprocessingDrawing" xmlns:wpc="http://schemas.microsoft.com/office/word/2010/wordprocessingCanvas" xmlns:wpg="http://schemas.microsoft.com/office/word/2010/wordprocessingGroup" xmlns:wpi="http://schemas.microsoft.com/office/word/2010/wordprocessingInk" xmlns:wps="http://schemas.microsoft.com/office/word/2010/wordprocessingShape" mc:Ignorable="w14 wp14">
+  <w:p>
+    <w:pPr>
+      <w:pStyle w:val="Header"/>
+      <w:jc w:val="left"/>
+      <w:pBdr>
+        <w:bottom w:val="single" w:sz="6" w:space="1" w:color="000000"/>
+      </w:pBdr>
+      <w:spacing w:after="120"/>
+    </w:pPr>
+    <w:r>
+      <w:rPr>
+        <w:rFonts w:ascii="Times New Roman" w:hAnsi="Times New Roman"/>
+        <w:sz w:val="24"/>
+      </w:rPr>
+      <w:t>List of Figures</w:t>
+    </w:r>
+  </w:p>
+</w:hdr>
+</file>
+
+<file path=word/header15.xml><?xml version="1.0" encoding="utf-8"?>
+<w:hdr xmlns:m="http://schemas.openxmlformats.org/officeDocument/2006/math" xmlns:mc="http://schemas.openxmlformats.org/markup-compatibility/2006" xmlns:mo="http://schemas.microsoft.com/office/mac/office/2008/main" xmlns:mv="urn:schemas-microsoft-com:mac:vml" xmlns:o="urn:schemas-microsoft-com:office:office" xmlns:r="http://schemas.openxmlformats.org/officeDocument/2006/relationships" xmlns:v="urn:schemas-microsoft-com:vml" xmlns:w10="urn:schemas-microsoft-com:office:word" xmlns:w14="http://schemas.microsoft.com/office/word/2010/wordml" xmlns:w="http://schemas.openxmlformats.org/wordprocessingml/2006/main" xmlns:wne="http://schemas.microsoft.com/office/word/2006/wordml" xmlns:wp14="http://schemas.microsoft.com/office/word/2010/wordprocessingDrawing" xmlns:wp="http://schemas.openxmlformats.org/drawingml/2006/wordprocessingDrawing" xmlns:wpc="http://schemas.microsoft.com/office/word/2010/wordprocessingCanvas" xmlns:wpg="http://schemas.microsoft.com/office/word/2010/wordprocessingGroup" xmlns:wpi="http://schemas.microsoft.com/office/word/2010/wordprocessingInk" xmlns:wps="http://schemas.microsoft.com/office/word/2010/wordprocessingShape" mc:Ignorable="w14 wp14">
+  <w:p>
+    <w:pPr>
+      <w:pStyle w:val="Header"/>
+    </w:pPr>
+  </w:p>
+</w:hdr>
+</file>
+
+<file path=word/header16.xml><?xml version="1.0" encoding="utf-8"?>
+<w:hdr xmlns:m="http://schemas.openxmlformats.org/officeDocument/2006/math" xmlns:mc="http://schemas.openxmlformats.org/markup-compatibility/2006" xmlns:mo="http://schemas.microsoft.com/office/mac/office/2008/main" xmlns:mv="urn:schemas-microsoft-com:mac:vml" xmlns:o="urn:schemas-microsoft-com:office:office" xmlns:r="http://schemas.openxmlformats.org/officeDocument/2006/relationships" xmlns:v="urn:schemas-microsoft-com:vml" xmlns:w10="urn:schemas-microsoft-com:office:word" xmlns:w14="http://schemas.microsoft.com/office/word/2010/wordml" xmlns:w="http://schemas.openxmlformats.org/wordprocessingml/2006/main" xmlns:wne="http://schemas.microsoft.com/office/word/2006/wordml" xmlns:wp14="http://schemas.microsoft.com/office/word/2010/wordprocessingDrawing" xmlns:wp="http://schemas.openxmlformats.org/drawingml/2006/wordprocessingDrawing" xmlns:wpc="http://schemas.microsoft.com/office/word/2010/wordprocessingCanvas" xmlns:wpg="http://schemas.microsoft.com/office/word/2010/wordprocessingGroup" xmlns:wpi="http://schemas.microsoft.com/office/word/2010/wordprocessingInk" xmlns:wps="http://schemas.microsoft.com/office/word/2010/wordprocessingShape" mc:Ignorable="w14 wp14">
+  <w:p>
+    <w:pPr>
+      <w:pStyle w:val="Header"/>
+      <w:jc w:val="left"/>
+      <w:pBdr>
+        <w:bottom w:val="single" w:sz="6" w:space="1" w:color="000000"/>
+      </w:pBdr>
+      <w:spacing w:after="120"/>
+    </w:pPr>
+    <w:r>
+      <w:rPr>
+        <w:rFonts w:ascii="Times New Roman" w:hAnsi="Times New Roman"/>
+        <w:sz w:val="24"/>
+      </w:rPr>
+      <w:t>List of Tables</w:t>
+    </w:r>
+  </w:p>
+</w:hdr>
+</file>
+
+<file path=word/header17.xml><?xml version="1.0" encoding="utf-8"?>
+<w:hdr xmlns:m="http://schemas.openxmlformats.org/officeDocument/2006/math" xmlns:mc="http://schemas.openxmlformats.org/markup-compatibility/2006" xmlns:mo="http://schemas.microsoft.com/office/mac/office/2008/main" xmlns:mv="urn:schemas-microsoft-com:mac:vml" xmlns:o="urn:schemas-microsoft-com:office:office" xmlns:r="http://schemas.openxmlformats.org/officeDocument/2006/relationships" xmlns:v="urn:schemas-microsoft-com:vml" xmlns:w10="urn:schemas-microsoft-com:office:word" xmlns:w14="http://schemas.microsoft.com/office/word/2010/wordml" xmlns:w="http://schemas.openxmlformats.org/wordprocessingml/2006/main" xmlns:wne="http://schemas.microsoft.com/office/word/2006/wordml" xmlns:wp14="http://schemas.microsoft.com/office/word/2010/wordprocessingDrawing" xmlns:wp="http://schemas.openxmlformats.org/drawingml/2006/wordprocessingDrawing" xmlns:wpc="http://schemas.microsoft.com/office/word/2010/wordprocessingCanvas" xmlns:wpg="http://schemas.microsoft.com/office/word/2010/wordprocessingGroup" xmlns:wpi="http://schemas.microsoft.com/office/word/2010/wordprocessingInk" xmlns:wps="http://schemas.microsoft.com/office/word/2010/wordprocessingShape" mc:Ignorable="w14 wp14">
+  <w:p>
+    <w:pPr>
+      <w:pStyle w:val="Header"/>
+    </w:pPr>
   </w:p>
 </w:hdr>
 </file>
